--- a/Project Proposal_Group4.docx
+++ b/Project Proposal_Group4.docx
@@ -1,18 +1,20 @@
 
 <file path=word/document.xml><?xml version="1.0" encoding="utf-8"?>
-<w:document xmlns:wpc="http://schemas.microsoft.com/office/word/2010/wordprocessingCanvas" xmlns:cx="http://schemas.microsoft.com/office/drawing/2014/chartex" xmlns:cx1="http://schemas.microsoft.com/office/drawing/2015/9/8/chartex" xmlns:cx2="http://schemas.microsoft.com/office/drawing/2015/10/21/chartex" xmlns:cx3="http://schemas.microsoft.com/office/drawing/2016/5/9/chartex" xmlns:cx4="http://schemas.microsoft.com/office/drawing/2016/5/10/chartex" xmlns:cx5="http://schemas.microsoft.com/office/drawing/2016/5/11/chartex" xmlns:cx6="http://schemas.microsoft.com/office/drawing/2016/5/12/chartex" xmlns:cx7="http://schemas.microsoft.com/office/drawing/2016/5/13/chartex" xmlns:cx8="http://schemas.microsoft.com/office/drawing/2016/5/14/chartex" xmlns:mc="http://schemas.openxmlformats.org/markup-compatibility/2006" xmlns:aink="http://schemas.microsoft.com/office/drawing/2016/ink" xmlns:am3d="http://schemas.microsoft.com/office/drawing/2017/model3d" xmlns:o="urn:schemas-microsoft-com:office:office" xmlns:oel="http://schemas.microsoft.com/office/2019/extlst" xmlns:r="http://schemas.openxmlformats.org/officeDocument/2006/relationships" xmlns:m="http://schemas.openxmlformats.org/officeDocument/2006/math" xmlns:v="urn:schemas-microsoft-com:vml" xmlns:wp14="http://schemas.microsoft.com/office/word/2010/wordprocessingDrawing" xmlns:wp="http://schemas.openxmlformats.org/drawingml/2006/wordprocessingDrawing" xmlns:w10="urn:schemas-microsoft-com:office:word" xmlns:w="http://schemas.openxmlformats.org/wordprocessingml/2006/main" xmlns:w14="http://schemas.microsoft.com/office/word/2010/wordml" xmlns:w15="http://schemas.microsoft.com/office/word/2012/wordml" xmlns:w16cex="http://schemas.microsoft.com/office/word/2018/wordml/cex" xmlns:w16cid="http://schemas.microsoft.com/office/word/2016/wordml/cid" xmlns:w16="http://schemas.microsoft.com/office/word/2018/wordml" xmlns:w16du="http://schemas.microsoft.com/office/word/2023/wordml/word16du" xmlns:w16sdtdh="http://schemas.microsoft.com/office/word/2020/wordml/sdtdatahash" xmlns:w16sdtfl="http://schemas.microsoft.com/office/word/2024/wordml/sdtformatlock" xmlns:w16se="http://schemas.microsoft.com/office/word/2015/wordml/symex" xmlns:wpg="http://schemas.microsoft.com/office/word/2010/wordprocessingGroup" xmlns:wpi="http://schemas.microsoft.com/office/word/2010/wordprocessingInk" xmlns:wne="http://schemas.microsoft.com/office/word/2006/wordml" xmlns:wps="http://schemas.microsoft.com/office/word/2010/wordprocessingShape" mc:Ignorable="w14 w15 w16se w16cid w16 w16cex w16sdtdh w16sdtfl w16du wp14">
+<w:document xmlns:o="urn:schemas-microsoft-com:office:office" xmlns:r="http://schemas.openxmlformats.org/officeDocument/2006/relationships" xmlns:v="urn:schemas-microsoft-com:vml" xmlns:w="http://schemas.openxmlformats.org/wordprocessingml/2006/main" xmlns:w10="urn:schemas-microsoft-com:office:word" xmlns:wp="http://schemas.openxmlformats.org/drawingml/2006/wordprocessingDrawing" xmlns:wps="http://schemas.microsoft.com/office/word/2010/wordprocessingShape" xmlns:wpg="http://schemas.microsoft.com/office/word/2010/wordprocessingGroup" xmlns:mc="http://schemas.openxmlformats.org/markup-compatibility/2006" xmlns:wp14="http://schemas.microsoft.com/office/word/2010/wordprocessingDrawing" xmlns:w14="http://schemas.microsoft.com/office/word/2010/wordml" mc:Ignorable="w14 wp14">
   <w:body>
     <w:p>
       <w:pPr>
+        <w:pStyle w:val="Normal"/>
         <w:rPr>
           <w:rFonts w:ascii="Arial" w:hAnsi="Arial" w:cs="Arial"/>
           <w:b/>
+          <w:b/>
           <w:bCs/>
         </w:rPr>
       </w:pPr>
       <w:r>
         <w:rPr>
-          <w:rFonts w:ascii="Arial" w:hAnsi="Arial" w:cs="Arial"/>
+          <w:rFonts w:cs="Arial" w:ascii="Arial" w:hAnsi="Arial"/>
           <w:b/>
           <w:bCs/>
         </w:rPr>
@@ -21,15 +23,17 @@
     </w:p>
     <w:p>
       <w:pPr>
+        <w:pStyle w:val="Normal"/>
         <w:rPr>
           <w:rFonts w:ascii="Arial" w:hAnsi="Arial" w:cs="Arial"/>
           <w:b/>
+          <w:b/>
           <w:bCs/>
         </w:rPr>
       </w:pPr>
       <w:r>
         <w:rPr>
-          <w:rFonts w:ascii="Arial" w:hAnsi="Arial" w:cs="Arial"/>
+          <w:rFonts w:cs="Arial" w:ascii="Arial" w:hAnsi="Arial"/>
           <w:b/>
           <w:bCs/>
         </w:rPr>
@@ -38,30 +42,78 @@
     </w:p>
     <w:p>
       <w:pPr>
+        <w:pStyle w:val="Normal"/>
         <w:rPr>
           <w:rFonts w:ascii="Arial" w:hAnsi="Arial" w:cs="Arial"/>
         </w:rPr>
       </w:pPr>
       <w:r>
-        <w:rPr>
-          <w:rFonts w:ascii="Arial" w:hAnsi="Arial" w:cs="Arial"/>
-        </w:rPr>
-        <w:pict w14:anchorId="4036D711">
-          <v:rect id="_x0000_i1025" style="width:0;height:1.5pt" o:hralign="center" o:hrstd="t" o:hr="t" fillcolor="#a0a0a0" stroked="f"/>
-        </w:pict>
+        <w:rPr/>
+        <mc:AlternateContent>
+          <mc:Choice Requires="wps">
+            <w:drawing>
+              <wp:inline distT="0" distB="0" distL="0" distR="0">
+                <wp:extent cx="5732145" cy="19685"/>
+                <wp:effectExtent l="0" t="0" r="0" b="0"/>
+                <wp:docPr id="1" name=""/>
+                <a:graphic xmlns:a="http://schemas.openxmlformats.org/drawingml/2006/main">
+                  <a:graphicData uri="http://schemas.microsoft.com/office/word/2010/wordprocessingShape">
+                    <wps:wsp>
+                      <wps:cNvSpPr/>
+                      <wps:nvSpPr>
+                        <wps:cNvPr id="0" name=""/>
+                        <wps:cNvSpPr/>
+                      </wps:nvSpPr>
+                      <wps:spPr>
+                        <a:xfrm>
+                          <a:off x="0" y="0"/>
+                          <a:ext cx="5731560" cy="19080"/>
+                        </a:xfrm>
+                        <a:prstGeom prst="rect">
+                          <a:avLst/>
+                        </a:prstGeom>
+                        <a:solidFill>
+                          <a:srgbClr val="a0a0a0"/>
+                        </a:solidFill>
+                        <a:ln w="0">
+                          <a:noFill/>
+                        </a:ln>
+                      </wps:spPr>
+                      <wps:bodyPr/>
+                    </wps:wsp>
+                  </a:graphicData>
+                </a:graphic>
+                <wp14:sizeRelH relativeFrom="page">
+                  <wp14:pctWidth>100000</wp14:pctWidth>
+                </wp14:sizeRelH>
+              </wp:inline>
+            </w:drawing>
+          </mc:Choice>
+          <mc:Fallback>
+            <w:pict>
+              <v:rect id="shape_0" fillcolor="#a0a0a0" stroked="f" style="position:absolute;margin-left:0pt;margin-top:-1.55pt;width:451.25pt;height:1.45pt;mso-wrap-style:none;v-text-anchor:middle;mso-position-horizontal:center;mso-position-vertical:top">
+                <v:fill o:detectmouseclick="t" type="solid" color2="#5f5f5f"/>
+                <v:stroke color="#3465a4" joinstyle="round" endcap="flat"/>
+                <w10:wrap type="topAndBottom"/>
+              </v:rect>
+            </w:pict>
+          </mc:Fallback>
+        </mc:AlternateContent>
       </w:r>
     </w:p>
     <w:p>
       <w:pPr>
+        <w:pStyle w:val="Normal"/>
         <w:rPr>
           <w:rFonts w:ascii="Arial" w:hAnsi="Arial" w:cs="Arial"/>
           <w:b/>
+          <w:b/>
           <w:bCs/>
         </w:rPr>
       </w:pPr>
       <w:r>
         <w:rPr>
-          <w:rFonts w:ascii="Arial" w:hAnsi="Arial" w:cs="Arial"/>
+          <w:rFonts w:cs="Arial" w:ascii="Arial" w:hAnsi="Arial"/>
           <w:b/>
           <w:bCs/>
         </w:rPr>
@@ -70,47 +122,105 @@
     </w:p>
     <w:p>
       <w:pPr>
+        <w:pStyle w:val="Normal"/>
         <w:rPr>
           <w:rFonts w:ascii="Arial" w:hAnsi="Arial" w:cs="Arial"/>
           <w:i/>
-          <w:iCs/>
-        </w:rPr>
-      </w:pPr>
-      <w:r>
-        <w:rPr>
-          <w:rFonts w:ascii="Arial" w:hAnsi="Arial" w:cs="Arial"/>
           <w:i/>
           <w:iCs/>
         </w:rPr>
-        <w:t>“Do low rated chess players who play obscure openings do better than those who play common openings”</w:t>
+      </w:pPr>
+      <w:r>
+        <w:rPr>
+          <w:rFonts w:cs="Arial" w:ascii="Arial" w:hAnsi="Arial"/>
+          <w:i/>
+          <w:iCs/>
+        </w:rPr>
+        <w:t>“</w:t>
+      </w:r>
+      <w:r>
+        <w:rPr>
+          <w:rFonts w:cs="Arial" w:ascii="Arial" w:hAnsi="Arial"/>
+          <w:i/>
+          <w:iCs/>
+        </w:rPr>
+        <w:t>Do low-rated chess players perform better with uncommon openings or common openings?”</w:t>
       </w:r>
     </w:p>
     <w:p>
       <w:pPr>
+        <w:pStyle w:val="Normal"/>
         <w:rPr>
           <w:rFonts w:ascii="Arial" w:hAnsi="Arial" w:cs="Arial"/>
         </w:rPr>
       </w:pPr>
       <w:r>
-        <w:rPr>
-          <w:rFonts w:ascii="Arial" w:hAnsi="Arial" w:cs="Arial"/>
-        </w:rPr>
-        <w:pict w14:anchorId="12E57B53">
-          <v:rect id="_x0000_i1026" style="width:0;height:1.5pt" o:hralign="center" o:hrstd="t" o:hr="t" fillcolor="#a0a0a0" stroked="f"/>
-        </w:pict>
+        <w:rPr/>
+        <mc:AlternateContent>
+          <mc:Choice Requires="wps">
+            <w:drawing>
+              <wp:inline distT="0" distB="0" distL="0" distR="0">
+                <wp:extent cx="5732145" cy="19685"/>
+                <wp:effectExtent l="0" t="0" r="0" b="0"/>
+                <wp:docPr id="2" name=""/>
+                <a:graphic xmlns:a="http://schemas.openxmlformats.org/drawingml/2006/main">
+                  <a:graphicData uri="http://schemas.microsoft.com/office/word/2010/wordprocessingShape">
+                    <wps:wsp>
+                      <wps:cNvSpPr/>
+                      <wps:nvSpPr>
+                        <wps:cNvPr id="1" name=""/>
+                        <wps:cNvSpPr/>
+                      </wps:nvSpPr>
+                      <wps:spPr>
+                        <a:xfrm>
+                          <a:off x="0" y="0"/>
+                          <a:ext cx="5731560" cy="19080"/>
+                        </a:xfrm>
+                        <a:prstGeom prst="rect">
+                          <a:avLst/>
+                        </a:prstGeom>
+                        <a:solidFill>
+                          <a:srgbClr val="a0a0a0"/>
+                        </a:solidFill>
+                        <a:ln w="0">
+                          <a:noFill/>
+                        </a:ln>
+                      </wps:spPr>
+                      <wps:bodyPr/>
+                    </wps:wsp>
+                  </a:graphicData>
+                </a:graphic>
+                <wp14:sizeRelH relativeFrom="page">
+                  <wp14:pctWidth>100000</wp14:pctWidth>
+                </wp14:sizeRelH>
+              </wp:inline>
+            </w:drawing>
+          </mc:Choice>
+          <mc:Fallback>
+            <w:pict>
+              <v:rect id="shape_0" fillcolor="#a0a0a0" stroked="f" style="position:absolute;margin-left:0pt;margin-top:-1.55pt;width:451.25pt;height:1.45pt;mso-wrap-style:none;v-text-anchor:middle;mso-position-horizontal:center;mso-position-vertical:top">
+                <v:fill o:detectmouseclick="t" type="solid" color2="#5f5f5f"/>
+                <v:stroke color="#3465a4" joinstyle="round" endcap="flat"/>
+                <w10:wrap type="topAndBottom"/>
+              </v:rect>
+            </w:pict>
+          </mc:Fallback>
+        </mc:AlternateContent>
       </w:r>
     </w:p>
     <w:p>
       <w:pPr>
+        <w:pStyle w:val="Normal"/>
         <w:rPr>
           <w:rFonts w:ascii="Arial" w:hAnsi="Arial" w:cs="Arial"/>
           <w:b/>
+          <w:b/>
           <w:bCs/>
         </w:rPr>
       </w:pPr>
       <w:r>
         <w:rPr>
-          <w:rFonts w:ascii="Arial" w:hAnsi="Arial" w:cs="Arial"/>
+          <w:rFonts w:cs="Arial" w:ascii="Arial" w:hAnsi="Arial"/>
           <w:b/>
           <w:bCs/>
         </w:rPr>
@@ -119,15 +229,17 @@
     </w:p>
     <w:p>
       <w:pPr>
+        <w:pStyle w:val="Normal"/>
         <w:rPr>
           <w:rFonts w:ascii="Arial" w:hAnsi="Arial" w:cs="Arial"/>
           <w:b/>
+          <w:b/>
           <w:bCs/>
         </w:rPr>
       </w:pPr>
       <w:r>
         <w:rPr>
-          <w:rFonts w:ascii="Arial" w:hAnsi="Arial" w:cs="Arial"/>
+          <w:rFonts w:cs="Arial" w:ascii="Arial" w:hAnsi="Arial"/>
           <w:b/>
           <w:bCs/>
         </w:rPr>
@@ -136,13 +248,14 @@
     </w:p>
     <w:p>
       <w:pPr>
+        <w:pStyle w:val="Normal"/>
         <w:rPr>
           <w:rFonts w:ascii="Arial" w:hAnsi="Arial" w:cs="Arial"/>
         </w:rPr>
       </w:pPr>
       <w:r>
         <w:rPr>
-          <w:rFonts w:ascii="Arial" w:hAnsi="Arial" w:cs="Arial"/>
+          <w:rFonts w:cs="Arial" w:ascii="Arial" w:hAnsi="Arial"/>
         </w:rPr>
         <w:t>Each team member should have a defined role and responsibilities.</w:t>
       </w:r>
@@ -150,50 +263,52 @@
     <w:tbl>
       <w:tblPr>
         <w:tblW w:w="9067" w:type="dxa"/>
-        <w:tblCellSpacing w:w="15" w:type="dxa"/>
-        <w:tblBorders>
-          <w:top w:val="single" w:sz="4" w:space="0" w:color="auto"/>
-          <w:left w:val="single" w:sz="4" w:space="0" w:color="auto"/>
-          <w:bottom w:val="single" w:sz="4" w:space="0" w:color="auto"/>
-          <w:right w:val="single" w:sz="4" w:space="0" w:color="auto"/>
-          <w:insideH w:val="single" w:sz="4" w:space="0" w:color="auto"/>
-          <w:insideV w:val="single" w:sz="4" w:space="0" w:color="auto"/>
-        </w:tblBorders>
+        <w:jc w:val="left"/>
+        <w:tblInd w:w="0" w:type="dxa"/>
+        <w:tblLayout w:type="fixed"/>
         <w:tblCellMar>
           <w:top w:w="15" w:type="dxa"/>
           <w:left w:w="15" w:type="dxa"/>
           <w:bottom w:w="15" w:type="dxa"/>
           <w:right w:w="15" w:type="dxa"/>
         </w:tblCellMar>
-        <w:tblLook w:val="04A0" w:firstRow="1" w:lastRow="0" w:firstColumn="1" w:lastColumn="0" w:noHBand="0" w:noVBand="1"/>
+        <w:tblLook w:firstRow="1" w:noVBand="1" w:lastRow="0" w:firstColumn="1" w:lastColumn="0" w:noHBand="0" w:val="04a0"/>
       </w:tblPr>
       <w:tblGrid>
-        <w:gridCol w:w="1838"/>
-        <w:gridCol w:w="2126"/>
+        <w:gridCol w:w="1837"/>
+        <w:gridCol w:w="2127"/>
         <w:gridCol w:w="5103"/>
       </w:tblGrid>
       <w:tr>
         <w:trPr>
-          <w:tblHeader/>
-          <w:tblCellSpacing w:w="15" w:type="dxa"/>
+          <w:tblHeader w:val="true"/>
         </w:trPr>
         <w:tc>
           <w:tcPr>
-            <w:tcW w:w="1793" w:type="dxa"/>
+            <w:tcW w:w="1837" w:type="dxa"/>
+            <w:tcBorders>
+              <w:top w:val="single" w:sz="4" w:space="0" w:color="000000"/>
+              <w:left w:val="single" w:sz="4" w:space="0" w:color="000000"/>
+              <w:bottom w:val="single" w:sz="4" w:space="0" w:color="000000"/>
+              <w:right w:val="single" w:sz="4" w:space="0" w:color="000000"/>
+            </w:tcBorders>
             <w:vAlign w:val="center"/>
-            <w:hideMark/>
           </w:tcPr>
           <w:p>
             <w:pPr>
+              <w:pStyle w:val="Normal"/>
+              <w:widowControl w:val="false"/>
+              <w:spacing w:before="0" w:after="160"/>
               <w:rPr>
                 <w:rFonts w:ascii="Arial" w:hAnsi="Arial" w:cs="Arial"/>
                 <w:b/>
+                <w:b/>
                 <w:bCs/>
               </w:rPr>
             </w:pPr>
             <w:r>
               <w:rPr>
-                <w:rFonts w:ascii="Arial" w:hAnsi="Arial" w:cs="Arial"/>
+                <w:rFonts w:cs="Arial" w:ascii="Arial" w:hAnsi="Arial"/>
                 <w:b/>
                 <w:bCs/>
               </w:rPr>
@@ -203,53 +318,63 @@
         </w:tc>
         <w:tc>
           <w:tcPr>
-            <w:tcW w:w="2096" w:type="dxa"/>
+            <w:tcW w:w="2127" w:type="dxa"/>
+            <w:tcBorders>
+              <w:top w:val="single" w:sz="4" w:space="0" w:color="000000"/>
+              <w:left w:val="single" w:sz="4" w:space="0" w:color="000000"/>
+              <w:bottom w:val="single" w:sz="4" w:space="0" w:color="000000"/>
+              <w:right w:val="single" w:sz="4" w:space="0" w:color="000000"/>
+            </w:tcBorders>
             <w:vAlign w:val="center"/>
-            <w:hideMark/>
           </w:tcPr>
           <w:p>
             <w:pPr>
+              <w:pStyle w:val="Normal"/>
+              <w:widowControl w:val="false"/>
+              <w:spacing w:before="0" w:after="160"/>
               <w:rPr>
                 <w:rFonts w:ascii="Arial" w:hAnsi="Arial" w:cs="Arial"/>
                 <w:b/>
+                <w:b/>
                 <w:bCs/>
               </w:rPr>
             </w:pPr>
             <w:r>
               <w:rPr>
-                <w:rFonts w:ascii="Arial" w:hAnsi="Arial" w:cs="Arial"/>
+                <w:rFonts w:cs="Arial" w:ascii="Arial" w:hAnsi="Arial"/>
                 <w:b/>
                 <w:bCs/>
               </w:rPr>
-              <w:t>Role</w:t>
-            </w:r>
-            <w:r>
-              <w:rPr>
-                <w:rFonts w:ascii="Arial" w:hAnsi="Arial" w:cs="Arial"/>
-                <w:b/>
-                <w:bCs/>
-              </w:rPr>
-              <w:t>(s)</w:t>
+              <w:t>Role(s)</w:t>
             </w:r>
           </w:p>
         </w:tc>
         <w:tc>
           <w:tcPr>
-            <w:tcW w:w="5058" w:type="dxa"/>
+            <w:tcW w:w="5103" w:type="dxa"/>
+            <w:tcBorders>
+              <w:top w:val="single" w:sz="4" w:space="0" w:color="000000"/>
+              <w:left w:val="single" w:sz="4" w:space="0" w:color="000000"/>
+              <w:bottom w:val="single" w:sz="4" w:space="0" w:color="000000"/>
+              <w:right w:val="single" w:sz="4" w:space="0" w:color="000000"/>
+            </w:tcBorders>
             <w:vAlign w:val="center"/>
-            <w:hideMark/>
           </w:tcPr>
           <w:p>
             <w:pPr>
+              <w:pStyle w:val="Normal"/>
+              <w:widowControl w:val="false"/>
+              <w:spacing w:before="0" w:after="160"/>
               <w:rPr>
                 <w:rFonts w:ascii="Arial" w:hAnsi="Arial" w:cs="Arial"/>
                 <w:b/>
+                <w:b/>
                 <w:bCs/>
               </w:rPr>
             </w:pPr>
             <w:r>
               <w:rPr>
-                <w:rFonts w:ascii="Arial" w:hAnsi="Arial" w:cs="Arial"/>
+                <w:rFonts w:cs="Arial" w:ascii="Arial" w:hAnsi="Arial"/>
                 <w:b/>
                 <w:bCs/>
               </w:rPr>
@@ -259,24 +384,30 @@
         </w:tc>
       </w:tr>
       <w:tr>
-        <w:trPr>
-          <w:tblCellSpacing w:w="15" w:type="dxa"/>
-        </w:trPr>
+        <w:trPr/>
         <w:tc>
           <w:tcPr>
-            <w:tcW w:w="1793" w:type="dxa"/>
+            <w:tcW w:w="1837" w:type="dxa"/>
+            <w:tcBorders>
+              <w:top w:val="single" w:sz="4" w:space="0" w:color="000000"/>
+              <w:left w:val="single" w:sz="4" w:space="0" w:color="000000"/>
+              <w:bottom w:val="single" w:sz="4" w:space="0" w:color="000000"/>
+              <w:right w:val="single" w:sz="4" w:space="0" w:color="000000"/>
+            </w:tcBorders>
             <w:vAlign w:val="center"/>
-            <w:hideMark/>
           </w:tcPr>
           <w:p>
             <w:pPr>
+              <w:pStyle w:val="Normal"/>
+              <w:widowControl w:val="false"/>
+              <w:spacing w:before="0" w:after="160"/>
               <w:rPr>
                 <w:rFonts w:ascii="Arial" w:hAnsi="Arial" w:cs="Arial"/>
               </w:rPr>
             </w:pPr>
             <w:r>
               <w:rPr>
-                <w:rFonts w:ascii="Arial" w:hAnsi="Arial" w:cs="Arial"/>
+                <w:rFonts w:cs="Arial" w:ascii="Arial" w:hAnsi="Arial"/>
               </w:rPr>
               <w:t>Anna Bekesi</w:t>
             </w:r>
@@ -284,76 +415,86 @@
         </w:tc>
         <w:tc>
           <w:tcPr>
-            <w:tcW w:w="2096" w:type="dxa"/>
+            <w:tcW w:w="2127" w:type="dxa"/>
+            <w:tcBorders>
+              <w:top w:val="single" w:sz="4" w:space="0" w:color="000000"/>
+              <w:left w:val="single" w:sz="4" w:space="0" w:color="000000"/>
+              <w:bottom w:val="single" w:sz="4" w:space="0" w:color="000000"/>
+              <w:right w:val="single" w:sz="4" w:space="0" w:color="000000"/>
+            </w:tcBorders>
             <w:vAlign w:val="center"/>
-            <w:hideMark/>
           </w:tcPr>
           <w:p>
             <w:pPr>
+              <w:pStyle w:val="Normal"/>
+              <w:widowControl w:val="false"/>
+              <w:spacing w:before="0" w:after="160"/>
               <w:rPr>
                 <w:rFonts w:ascii="Arial" w:hAnsi="Arial" w:cs="Arial"/>
               </w:rPr>
             </w:pPr>
             <w:r>
               <w:rPr>
-                <w:rFonts w:ascii="Arial" w:hAnsi="Arial" w:cs="Arial"/>
-              </w:rPr>
-              <w:t>[Role]</w:t>
+                <w:rFonts w:cs="Arial" w:ascii="Arial" w:hAnsi="Arial"/>
+              </w:rPr>
+              <w:t>Analyst</w:t>
             </w:r>
           </w:p>
         </w:tc>
         <w:tc>
           <w:tcPr>
-            <w:tcW w:w="5058" w:type="dxa"/>
+            <w:tcW w:w="5103" w:type="dxa"/>
+            <w:tcBorders>
+              <w:top w:val="single" w:sz="4" w:space="0" w:color="000000"/>
+              <w:left w:val="single" w:sz="4" w:space="0" w:color="000000"/>
+              <w:bottom w:val="single" w:sz="4" w:space="0" w:color="000000"/>
+              <w:right w:val="single" w:sz="4" w:space="0" w:color="000000"/>
+            </w:tcBorders>
             <w:vAlign w:val="center"/>
-            <w:hideMark/>
           </w:tcPr>
           <w:p>
             <w:pPr>
+              <w:pStyle w:val="Normal"/>
+              <w:widowControl w:val="false"/>
+              <w:spacing w:before="0" w:after="160"/>
               <w:rPr>
                 <w:rFonts w:ascii="Arial" w:hAnsi="Arial" w:cs="Arial"/>
               </w:rPr>
             </w:pPr>
             <w:r>
               <w:rPr>
-                <w:rFonts w:ascii="Arial" w:hAnsi="Arial" w:cs="Arial"/>
-              </w:rPr>
-              <w:t>[Detail</w:t>
-            </w:r>
-            <w:r>
-              <w:rPr>
-                <w:rFonts w:ascii="Arial" w:hAnsi="Arial" w:cs="Arial"/>
-              </w:rPr>
-              <w:t xml:space="preserve"> of</w:t>
-            </w:r>
-            <w:r>
-              <w:rPr>
-                <w:rFonts w:ascii="Arial" w:hAnsi="Arial" w:cs="Arial"/>
-              </w:rPr>
-              <w:t xml:space="preserve"> tasks]</w:t>
+                <w:rFonts w:cs="Arial" w:ascii="Arial" w:hAnsi="Arial"/>
+              </w:rPr>
+              <w:t xml:space="preserve">Creating python scripts that interrogates our chess data and provides insights that help discover whether or not we can confidently reject our null hypothesis </w:t>
             </w:r>
           </w:p>
         </w:tc>
       </w:tr>
       <w:tr>
-        <w:trPr>
-          <w:tblCellSpacing w:w="15" w:type="dxa"/>
-        </w:trPr>
+        <w:trPr/>
         <w:tc>
           <w:tcPr>
-            <w:tcW w:w="1793" w:type="dxa"/>
+            <w:tcW w:w="1837" w:type="dxa"/>
+            <w:tcBorders>
+              <w:top w:val="single" w:sz="4" w:space="0" w:color="000000"/>
+              <w:left w:val="single" w:sz="4" w:space="0" w:color="000000"/>
+              <w:bottom w:val="single" w:sz="4" w:space="0" w:color="000000"/>
+              <w:right w:val="single" w:sz="4" w:space="0" w:color="000000"/>
+            </w:tcBorders>
             <w:vAlign w:val="center"/>
-            <w:hideMark/>
           </w:tcPr>
           <w:p>
             <w:pPr>
+              <w:pStyle w:val="Normal"/>
+              <w:widowControl w:val="false"/>
+              <w:spacing w:before="0" w:after="160"/>
               <w:rPr>
                 <w:rFonts w:ascii="Arial" w:hAnsi="Arial" w:cs="Arial"/>
               </w:rPr>
             </w:pPr>
             <w:r>
               <w:rPr>
-                <w:rFonts w:ascii="Arial" w:hAnsi="Arial" w:cs="Arial"/>
+                <w:rFonts w:cs="Arial" w:ascii="Arial" w:hAnsi="Arial"/>
               </w:rPr>
               <w:t>James Murphy</w:t>
             </w:r>
@@ -361,76 +502,86 @@
         </w:tc>
         <w:tc>
           <w:tcPr>
-            <w:tcW w:w="2096" w:type="dxa"/>
+            <w:tcW w:w="2127" w:type="dxa"/>
+            <w:tcBorders>
+              <w:top w:val="single" w:sz="4" w:space="0" w:color="000000"/>
+              <w:left w:val="single" w:sz="4" w:space="0" w:color="000000"/>
+              <w:bottom w:val="single" w:sz="4" w:space="0" w:color="000000"/>
+              <w:right w:val="single" w:sz="4" w:space="0" w:color="000000"/>
+            </w:tcBorders>
             <w:vAlign w:val="center"/>
-            <w:hideMark/>
           </w:tcPr>
           <w:p>
             <w:pPr>
+              <w:pStyle w:val="Normal"/>
+              <w:widowControl w:val="false"/>
+              <w:spacing w:before="0" w:after="160"/>
               <w:rPr>
                 <w:rFonts w:ascii="Arial" w:hAnsi="Arial" w:cs="Arial"/>
               </w:rPr>
             </w:pPr>
             <w:r>
               <w:rPr>
-                <w:rFonts w:ascii="Arial" w:hAnsi="Arial" w:cs="Arial"/>
-              </w:rPr>
-              <w:t>[Role]</w:t>
+                <w:rFonts w:cs="Arial" w:ascii="Arial" w:hAnsi="Arial"/>
+              </w:rPr>
+              <w:t>Team leader</w:t>
             </w:r>
           </w:p>
         </w:tc>
         <w:tc>
           <w:tcPr>
-            <w:tcW w:w="5058" w:type="dxa"/>
+            <w:tcW w:w="5103" w:type="dxa"/>
+            <w:tcBorders>
+              <w:top w:val="single" w:sz="4" w:space="0" w:color="000000"/>
+              <w:left w:val="single" w:sz="4" w:space="0" w:color="000000"/>
+              <w:bottom w:val="single" w:sz="4" w:space="0" w:color="000000"/>
+              <w:right w:val="single" w:sz="4" w:space="0" w:color="000000"/>
+            </w:tcBorders>
             <w:vAlign w:val="center"/>
-            <w:hideMark/>
           </w:tcPr>
           <w:p>
             <w:pPr>
+              <w:pStyle w:val="Normal"/>
+              <w:widowControl w:val="false"/>
+              <w:spacing w:before="0" w:after="160"/>
               <w:rPr>
                 <w:rFonts w:ascii="Arial" w:hAnsi="Arial" w:cs="Arial"/>
               </w:rPr>
             </w:pPr>
             <w:r>
               <w:rPr>
-                <w:rFonts w:ascii="Arial" w:hAnsi="Arial" w:cs="Arial"/>
-              </w:rPr>
-              <w:t>[Detail</w:t>
-            </w:r>
-            <w:r>
-              <w:rPr>
-                <w:rFonts w:ascii="Arial" w:hAnsi="Arial" w:cs="Arial"/>
-              </w:rPr>
-              <w:t xml:space="preserve"> of</w:t>
-            </w:r>
-            <w:r>
-              <w:rPr>
-                <w:rFonts w:ascii="Arial" w:hAnsi="Arial" w:cs="Arial"/>
-              </w:rPr>
-              <w:t xml:space="preserve"> tasks]</w:t>
+                <w:rFonts w:cs="Arial" w:ascii="Arial" w:hAnsi="Arial"/>
+              </w:rPr>
+              <w:t>Overseeing the entirety of the project, contributing to all tasks as needed</w:t>
             </w:r>
           </w:p>
         </w:tc>
       </w:tr>
       <w:tr>
-        <w:trPr>
-          <w:tblCellSpacing w:w="15" w:type="dxa"/>
-        </w:trPr>
+        <w:trPr/>
         <w:tc>
           <w:tcPr>
-            <w:tcW w:w="1793" w:type="dxa"/>
+            <w:tcW w:w="1837" w:type="dxa"/>
+            <w:tcBorders>
+              <w:top w:val="single" w:sz="4" w:space="0" w:color="000000"/>
+              <w:left w:val="single" w:sz="4" w:space="0" w:color="000000"/>
+              <w:bottom w:val="single" w:sz="4" w:space="0" w:color="000000"/>
+              <w:right w:val="single" w:sz="4" w:space="0" w:color="000000"/>
+            </w:tcBorders>
             <w:vAlign w:val="center"/>
-            <w:hideMark/>
           </w:tcPr>
           <w:p>
             <w:pPr>
+              <w:pStyle w:val="Normal"/>
+              <w:widowControl w:val="false"/>
+              <w:spacing w:before="0" w:after="160"/>
               <w:rPr>
                 <w:rFonts w:ascii="Arial" w:hAnsi="Arial" w:cs="Arial"/>
               </w:rPr>
             </w:pPr>
             <w:r>
               <w:rPr>
-                <w:rFonts w:ascii="Arial" w:hAnsi="Arial" w:cs="Arial"/>
+                <w:rFonts w:cs="Arial" w:ascii="Arial" w:hAnsi="Arial"/>
               </w:rPr>
               <w:t>Margaret Morgan</w:t>
             </w:r>
@@ -438,76 +589,90 @@
         </w:tc>
         <w:tc>
           <w:tcPr>
-            <w:tcW w:w="2096" w:type="dxa"/>
+            <w:tcW w:w="2127" w:type="dxa"/>
+            <w:tcBorders>
+              <w:top w:val="single" w:sz="4" w:space="0" w:color="000000"/>
+              <w:left w:val="single" w:sz="4" w:space="0" w:color="000000"/>
+              <w:bottom w:val="single" w:sz="4" w:space="0" w:color="000000"/>
+              <w:right w:val="single" w:sz="4" w:space="0" w:color="000000"/>
+            </w:tcBorders>
             <w:vAlign w:val="center"/>
-            <w:hideMark/>
           </w:tcPr>
           <w:p>
             <w:pPr>
+              <w:pStyle w:val="Normal"/>
+              <w:widowControl w:val="false"/>
+              <w:spacing w:before="0" w:after="160"/>
               <w:rPr>
                 <w:rFonts w:ascii="Arial" w:hAnsi="Arial" w:cs="Arial"/>
               </w:rPr>
             </w:pPr>
             <w:r>
               <w:rPr>
-                <w:rFonts w:ascii="Arial" w:hAnsi="Arial" w:cs="Arial"/>
-              </w:rPr>
-              <w:t>[Role]</w:t>
+                <w:rFonts w:cs="Arial" w:ascii="Arial" w:hAnsi="Arial"/>
+              </w:rPr>
+              <w:t>Quality Control</w:t>
+              <w:br/>
+              <w:t>and documentation</w:t>
+              <w:br/>
+              <w:t>coordinator</w:t>
             </w:r>
           </w:p>
         </w:tc>
         <w:tc>
           <w:tcPr>
-            <w:tcW w:w="5058" w:type="dxa"/>
+            <w:tcW w:w="5103" w:type="dxa"/>
+            <w:tcBorders>
+              <w:top w:val="single" w:sz="4" w:space="0" w:color="000000"/>
+              <w:left w:val="single" w:sz="4" w:space="0" w:color="000000"/>
+              <w:bottom w:val="single" w:sz="4" w:space="0" w:color="000000"/>
+              <w:right w:val="single" w:sz="4" w:space="0" w:color="000000"/>
+            </w:tcBorders>
             <w:vAlign w:val="center"/>
-            <w:hideMark/>
           </w:tcPr>
           <w:p>
             <w:pPr>
+              <w:pStyle w:val="Normal"/>
+              <w:widowControl w:val="false"/>
+              <w:spacing w:before="0" w:after="160"/>
               <w:rPr>
                 <w:rFonts w:ascii="Arial" w:hAnsi="Arial" w:cs="Arial"/>
               </w:rPr>
             </w:pPr>
             <w:r>
               <w:rPr>
-                <w:rFonts w:ascii="Arial" w:hAnsi="Arial" w:cs="Arial"/>
-              </w:rPr>
-              <w:t>[Detail</w:t>
-            </w:r>
-            <w:r>
-              <w:rPr>
-                <w:rFonts w:ascii="Arial" w:hAnsi="Arial" w:cs="Arial"/>
-              </w:rPr>
-              <w:t xml:space="preserve"> of</w:t>
-            </w:r>
-            <w:r>
-              <w:rPr>
-                <w:rFonts w:ascii="Arial" w:hAnsi="Arial" w:cs="Arial"/>
-              </w:rPr>
-              <w:t xml:space="preserve"> tasks]</w:t>
+                <w:rFonts w:cs="Arial" w:ascii="Arial" w:hAnsi="Arial"/>
+              </w:rPr>
+              <w:t>Checking whether the project is on course and makes sense, and that each stage of the project is being correctly documented.</w:t>
             </w:r>
           </w:p>
         </w:tc>
       </w:tr>
       <w:tr>
-        <w:trPr>
-          <w:tblCellSpacing w:w="15" w:type="dxa"/>
-        </w:trPr>
+        <w:trPr/>
         <w:tc>
           <w:tcPr>
-            <w:tcW w:w="1793" w:type="dxa"/>
+            <w:tcW w:w="1837" w:type="dxa"/>
+            <w:tcBorders>
+              <w:top w:val="single" w:sz="4" w:space="0" w:color="000000"/>
+              <w:left w:val="single" w:sz="4" w:space="0" w:color="000000"/>
+              <w:bottom w:val="single" w:sz="4" w:space="0" w:color="000000"/>
+              <w:right w:val="single" w:sz="4" w:space="0" w:color="000000"/>
+            </w:tcBorders>
             <w:vAlign w:val="center"/>
-            <w:hideMark/>
           </w:tcPr>
           <w:p>
             <w:pPr>
+              <w:pStyle w:val="Normal"/>
+              <w:widowControl w:val="false"/>
+              <w:spacing w:before="0" w:after="160"/>
               <w:rPr>
                 <w:rFonts w:ascii="Arial" w:hAnsi="Arial" w:cs="Arial"/>
               </w:rPr>
             </w:pPr>
             <w:r>
               <w:rPr>
-                <w:rFonts w:ascii="Arial" w:hAnsi="Arial" w:cs="Arial"/>
+                <w:rFonts w:cs="Arial" w:ascii="Arial" w:hAnsi="Arial"/>
               </w:rPr>
               <w:t>Callum Rennie</w:t>
             </w:r>
@@ -515,53 +680,57 @@
         </w:tc>
         <w:tc>
           <w:tcPr>
-            <w:tcW w:w="2096" w:type="dxa"/>
+            <w:tcW w:w="2127" w:type="dxa"/>
+            <w:tcBorders>
+              <w:top w:val="single" w:sz="4" w:space="0" w:color="000000"/>
+              <w:left w:val="single" w:sz="4" w:space="0" w:color="000000"/>
+              <w:bottom w:val="single" w:sz="4" w:space="0" w:color="000000"/>
+              <w:right w:val="single" w:sz="4" w:space="0" w:color="000000"/>
+            </w:tcBorders>
             <w:vAlign w:val="center"/>
-            <w:hideMark/>
           </w:tcPr>
           <w:p>
             <w:pPr>
+              <w:pStyle w:val="Normal"/>
+              <w:widowControl w:val="false"/>
+              <w:spacing w:before="0" w:after="160"/>
               <w:rPr>
                 <w:rFonts w:ascii="Arial" w:hAnsi="Arial" w:cs="Arial"/>
               </w:rPr>
             </w:pPr>
             <w:r>
               <w:rPr>
-                <w:rFonts w:ascii="Arial" w:hAnsi="Arial" w:cs="Arial"/>
-              </w:rPr>
-              <w:t>[Role]</w:t>
+                <w:rFonts w:cs="Arial" w:ascii="Arial" w:hAnsi="Arial"/>
+              </w:rPr>
+              <w:t>Data Visualization</w:t>
             </w:r>
           </w:p>
         </w:tc>
         <w:tc>
           <w:tcPr>
-            <w:tcW w:w="5058" w:type="dxa"/>
+            <w:tcW w:w="5103" w:type="dxa"/>
+            <w:tcBorders>
+              <w:top w:val="single" w:sz="4" w:space="0" w:color="000000"/>
+              <w:left w:val="single" w:sz="4" w:space="0" w:color="000000"/>
+              <w:bottom w:val="single" w:sz="4" w:space="0" w:color="000000"/>
+              <w:right w:val="single" w:sz="4" w:space="0" w:color="000000"/>
+            </w:tcBorders>
             <w:vAlign w:val="center"/>
-            <w:hideMark/>
           </w:tcPr>
           <w:p>
             <w:pPr>
+              <w:pStyle w:val="Normal"/>
+              <w:widowControl w:val="false"/>
+              <w:spacing w:before="0" w:after="160"/>
               <w:rPr>
                 <w:rFonts w:ascii="Arial" w:hAnsi="Arial" w:cs="Arial"/>
               </w:rPr>
             </w:pPr>
             <w:r>
               <w:rPr>
-                <w:rFonts w:ascii="Arial" w:hAnsi="Arial" w:cs="Arial"/>
-              </w:rPr>
-              <w:t>[Detail</w:t>
-            </w:r>
-            <w:r>
-              <w:rPr>
-                <w:rFonts w:ascii="Arial" w:hAnsi="Arial" w:cs="Arial"/>
-              </w:rPr>
-              <w:t xml:space="preserve"> of</w:t>
-            </w:r>
-            <w:r>
-              <w:rPr>
-                <w:rFonts w:ascii="Arial" w:hAnsi="Arial" w:cs="Arial"/>
-              </w:rPr>
-              <w:t xml:space="preserve"> tasks]</w:t>
+                <w:rFonts w:cs="Arial" w:ascii="Arial" w:hAnsi="Arial"/>
+              </w:rPr>
+              <w:t>Creating visualisations and dashboards that allow us to gain insights into our data and present our findings to an audience</w:t>
             </w:r>
           </w:p>
         </w:tc>
@@ -569,22 +738,32 @@
     </w:tbl>
     <w:p>
       <w:pPr>
+        <w:pStyle w:val="Normal"/>
         <w:rPr>
           <w:rFonts w:ascii="Arial" w:hAnsi="Arial" w:cs="Arial"/>
           <w:b/>
+          <w:b/>
           <w:bCs/>
         </w:rPr>
       </w:pPr>
+      <w:r>
+        <w:rPr>
+          <w:rFonts w:cs="Arial" w:ascii="Arial" w:hAnsi="Arial"/>
+          <w:b/>
+          <w:bCs/>
+        </w:rPr>
+      </w:r>
     </w:p>
     <w:p>
       <w:pPr>
+        <w:pStyle w:val="Normal"/>
         <w:rPr>
           <w:rFonts w:ascii="Arial" w:hAnsi="Arial" w:cs="Arial"/>
         </w:rPr>
       </w:pPr>
       <w:r>
         <w:rPr>
-          <w:rFonts w:ascii="Arial" w:hAnsi="Arial" w:cs="Arial"/>
+          <w:rFonts w:cs="Arial" w:ascii="Arial" w:hAnsi="Arial"/>
           <w:b/>
           <w:bCs/>
         </w:rPr>
@@ -593,6 +772,7 @@
     </w:p>
     <w:p>
       <w:pPr>
+        <w:pStyle w:val="Normal"/>
         <w:numPr>
           <w:ilvl w:val="0"/>
           <w:numId w:val="1"/>
@@ -603,7 +783,7 @@
       </w:pPr>
       <w:r>
         <w:rPr>
-          <w:rFonts w:ascii="Arial" w:hAnsi="Arial" w:cs="Arial"/>
+          <w:rFonts w:cs="Arial" w:ascii="Arial" w:hAnsi="Arial"/>
           <w:b/>
           <w:bCs/>
         </w:rPr>
@@ -611,13 +791,14 @@
       </w:r>
       <w:r>
         <w:rPr>
-          <w:rFonts w:ascii="Arial" w:hAnsi="Arial" w:cs="Arial"/>
+          <w:rFonts w:cs="Arial" w:ascii="Arial" w:hAnsi="Arial"/>
         </w:rPr>
         <w:t xml:space="preserve"> Microsoft Teams</w:t>
       </w:r>
     </w:p>
     <w:p>
       <w:pPr>
+        <w:pStyle w:val="Normal"/>
         <w:numPr>
           <w:ilvl w:val="0"/>
           <w:numId w:val="1"/>
@@ -628,7 +809,7 @@
       </w:pPr>
       <w:r>
         <w:rPr>
-          <w:rFonts w:ascii="Arial" w:hAnsi="Arial" w:cs="Arial"/>
+          <w:rFonts w:cs="Arial" w:ascii="Arial" w:hAnsi="Arial"/>
           <w:b/>
           <w:bCs/>
         </w:rPr>
@@ -636,25 +817,26 @@
       </w:r>
       <w:r>
         <w:rPr>
-          <w:rFonts w:ascii="Arial" w:hAnsi="Arial" w:cs="Arial"/>
-        </w:rPr>
-        <w:t xml:space="preserve"> GitHub, </w:t>
-      </w:r>
-      <w:r>
-        <w:rPr>
-          <w:rFonts w:ascii="Arial" w:hAnsi="Arial" w:cs="Arial"/>
-        </w:rPr>
-        <w:t>OneDrive</w:t>
-      </w:r>
-      <w:r>
-        <w:rPr>
-          <w:rFonts w:ascii="Arial" w:hAnsi="Arial" w:cs="Arial"/>
-        </w:rPr>
-        <w:t>.</w:t>
+          <w:rFonts w:cs="Arial" w:ascii="Arial" w:hAnsi="Arial"/>
+        </w:rPr>
+        <w:t xml:space="preserve"> </w:t>
+      </w:r>
+      <w:r>
+        <w:rPr>
+          <w:rFonts w:cs="Arial" w:ascii="Arial" w:hAnsi="Arial"/>
+        </w:rPr>
+        <w:t xml:space="preserve">Git, </w:t>
+      </w:r>
+      <w:r>
+        <w:rPr>
+          <w:rFonts w:cs="Arial" w:ascii="Arial" w:hAnsi="Arial"/>
+        </w:rPr>
+        <w:t>GitHub, OneDrive.</w:t>
       </w:r>
     </w:p>
     <w:p>
       <w:pPr>
+        <w:pStyle w:val="Normal"/>
         <w:numPr>
           <w:ilvl w:val="0"/>
           <w:numId w:val="1"/>
@@ -665,7 +847,7 @@
       </w:pPr>
       <w:r>
         <w:rPr>
-          <w:rFonts w:ascii="Arial" w:hAnsi="Arial" w:cs="Arial"/>
+          <w:rFonts w:cs="Arial" w:ascii="Arial" w:hAnsi="Arial"/>
           <w:b/>
           <w:bCs/>
         </w:rPr>
@@ -673,50 +855,105 @@
       </w:r>
       <w:r>
         <w:rPr>
-          <w:rFonts w:ascii="Arial" w:hAnsi="Arial" w:cs="Arial"/>
-        </w:rPr>
-        <w:t xml:space="preserve"> </w:t>
-      </w:r>
-      <w:r>
-        <w:rPr>
-          <w:rFonts w:ascii="Arial" w:hAnsi="Arial" w:cs="Arial"/>
-        </w:rPr>
-        <w:t>Microsoft Planner</w:t>
-      </w:r>
-      <w:r>
-        <w:rPr>
-          <w:rFonts w:ascii="Arial" w:hAnsi="Arial" w:cs="Arial"/>
-        </w:rPr>
-        <w:t xml:space="preserve">. </w:t>
-      </w:r>
-      <w:r>
-        <w:rPr>
-          <w:rFonts w:ascii="Arial" w:hAnsi="Arial" w:cs="Arial"/>
-        </w:rPr>
-        <w:pict w14:anchorId="08B8D1F5">
-          <v:rect id="_x0000_i1027" style="width:0;height:1.5pt" o:hralign="center" o:hrstd="t" o:hr="t" fillcolor="#a0a0a0" stroked="f"/>
-        </w:pict>
+          <w:rFonts w:cs="Arial" w:ascii="Arial" w:hAnsi="Arial"/>
+        </w:rPr>
+        <w:t xml:space="preserve"> Microsoft Planner. </w:t>
+      </w:r>
+      <w:r>
+        <w:rPr/>
+        <mc:AlternateContent>
+          <mc:Choice Requires="wps">
+            <w:drawing>
+              <wp:inline distT="0" distB="0" distL="0" distR="0">
+                <wp:extent cx="5732145" cy="19685"/>
+                <wp:effectExtent l="0" t="0" r="0" b="0"/>
+                <wp:docPr id="3" name=""/>
+                <a:graphic xmlns:a="http://schemas.openxmlformats.org/drawingml/2006/main">
+                  <a:graphicData uri="http://schemas.microsoft.com/office/word/2010/wordprocessingShape">
+                    <wps:wsp>
+                      <wps:cNvSpPr/>
+                      <wps:nvSpPr>
+                        <wps:cNvPr id="2" name=""/>
+                        <wps:cNvSpPr/>
+                      </wps:nvSpPr>
+                      <wps:spPr>
+                        <a:xfrm>
+                          <a:off x="0" y="0"/>
+                          <a:ext cx="5731560" cy="19080"/>
+                        </a:xfrm>
+                        <a:prstGeom prst="rect">
+                          <a:avLst/>
+                        </a:prstGeom>
+                        <a:solidFill>
+                          <a:srgbClr val="a0a0a0"/>
+                        </a:solidFill>
+                        <a:ln w="0">
+                          <a:noFill/>
+                        </a:ln>
+                      </wps:spPr>
+                      <wps:bodyPr/>
+                    </wps:wsp>
+                  </a:graphicData>
+                </a:graphic>
+                <wp14:sizeRelH relativeFrom="page">
+                  <wp14:pctWidth>100000</wp14:pctWidth>
+                </wp14:sizeRelH>
+              </wp:inline>
+            </w:drawing>
+          </mc:Choice>
+          <mc:Fallback>
+            <w:pict>
+              <v:rect id="shape_0" fillcolor="#a0a0a0" stroked="f" style="position:absolute;margin-left:0pt;margin-top:-1.55pt;width:451.25pt;height:1.45pt;mso-wrap-style:none;v-text-anchor:middle;mso-position-horizontal:center;mso-position-vertical:top">
+                <v:fill o:detectmouseclick="t" type="solid" color2="#5f5f5f"/>
+                <v:stroke color="#3465a4" joinstyle="round" endcap="flat"/>
+                <w10:wrap type="topAndBottom"/>
+              </v:rect>
+            </w:pict>
+          </mc:Fallback>
+        </mc:AlternateContent>
       </w:r>
     </w:p>
     <w:p>
       <w:pPr>
+        <w:pStyle w:val="Normal"/>
         <w:rPr>
           <w:rFonts w:ascii="Arial" w:hAnsi="Arial" w:cs="Arial"/>
           <w:b/>
+          <w:b/>
           <w:bCs/>
         </w:rPr>
       </w:pPr>
       <w:r>
-        <w:rPr>
-          <w:rFonts w:ascii="Arial" w:hAnsi="Arial" w:cs="Arial"/>
-          <w:b/>
-          <w:bCs/>
-        </w:rPr>
-        <w:t>3. Problem Statement &amp; Project Scope</w:t>
+        <w:rPr/>
+      </w:r>
+      <w:r>
+        <w:br w:type="page"/>
       </w:r>
     </w:p>
     <w:p>
       <w:pPr>
+        <w:pStyle w:val="Normal"/>
+        <w:rPr>
+          <w:rFonts w:ascii="Arial" w:hAnsi="Arial" w:cs="Arial"/>
+          <w:b/>
+          <w:b/>
+          <w:bCs/>
+        </w:rPr>
+      </w:pPr>
+      <w:r>
+        <w:rPr>
+          <w:rFonts w:cs="Arial" w:ascii="Arial" w:hAnsi="Arial"/>
+          <w:b/>
+          <w:bCs/>
+        </w:rPr>
+        <w:t>3. Problem Statement &amp; Project Scope</w:t>
+        <w:br/>
+        <w:br/>
+      </w:r>
+    </w:p>
+    <w:p>
+      <w:pPr>
+        <w:pStyle w:val="Normal"/>
         <w:numPr>
           <w:ilvl w:val="0"/>
           <w:numId w:val="2"/>
@@ -727,7 +964,7 @@
       </w:pPr>
       <w:r>
         <w:rPr>
-          <w:rFonts w:ascii="Arial" w:hAnsi="Arial" w:cs="Arial"/>
+          <w:rFonts w:cs="Arial" w:ascii="Arial" w:hAnsi="Arial"/>
           <w:b/>
           <w:bCs/>
         </w:rPr>
@@ -735,13 +972,78 @@
       </w:r>
       <w:r>
         <w:rPr>
-          <w:rFonts w:ascii="Arial" w:hAnsi="Arial" w:cs="Arial"/>
-        </w:rPr>
-        <w:t xml:space="preserve"> Clearly define the real-world issue or research question.</w:t>
+          <w:rFonts w:cs="Arial" w:ascii="Arial" w:hAnsi="Arial"/>
+        </w:rPr>
+        <w:t xml:space="preserve"> </w:t>
+        <w:br/>
+        <w:br/>
+      </w:r>
+      <w:r>
+        <w:rPr>
+          <w:rFonts w:cs="Arial" w:ascii="Arial" w:hAnsi="Arial"/>
+        </w:rPr>
+        <w:t xml:space="preserve">Chess </w:t>
+      </w:r>
+      <w:r>
+        <w:rPr>
+          <w:rFonts w:cs="Arial" w:ascii="Arial" w:hAnsi="Arial"/>
+        </w:rPr>
+        <w:t xml:space="preserve">Grandmaster Ben Finegold has strongly contended that studying chess openings </w:t>
+      </w:r>
+      <w:r>
+        <w:rPr>
+          <w:rFonts w:cs="Arial" w:ascii="Arial" w:hAnsi="Arial"/>
+        </w:rPr>
+        <w:t>(the first few moves of a game)</w:t>
+      </w:r>
+      <w:r>
+        <w:rPr>
+          <w:rFonts w:cs="Arial" w:ascii="Arial" w:hAnsi="Arial"/>
+        </w:rPr>
+        <w:t xml:space="preserve"> and opening choice is completely irrelevant for low-rated players (under 2000 Elo). However, this claim has not been rigorously tested with empirical data. This project aims to investigate whether playing uncommon openings (used in less than 20% of games) affects performance compared to playing common openings.</w:t>
       </w:r>
     </w:p>
     <w:p>
       <w:pPr>
+        <w:pStyle w:val="Normal"/>
+        <w:numPr>
+          <w:ilvl w:val="0"/>
+          <w:numId w:val="0"/>
+        </w:numPr>
+        <w:ind w:left="720" w:hanging="0"/>
+        <w:rPr>
+          <w:rFonts w:ascii="Arial" w:hAnsi="Arial" w:cs="Arial"/>
+        </w:rPr>
+      </w:pPr>
+      <w:r>
+        <w:rPr>
+          <w:rFonts w:cs="Arial" w:ascii="Arial" w:hAnsi="Arial"/>
+        </w:rPr>
+        <w:t xml:space="preserve">If a significant difference in win rates is found between the two groups, it would indicate that opening choice does impact performance at lower levels, contradicting Finegold’s assertion. </w:t>
+        <w:br/>
+        <w:br/>
+        <w:t>Conversely, if no significant difference is found, this would suggest that opening choice does not play a measurable role in performance at lower levels, aligning with Finegold’s assertion. However, failing to reject the null hypothesis does not prove that opening choice is irrelevant—it only indicates that our data does not provide strong evidence of an effect.</w:t>
+      </w:r>
+    </w:p>
+    <w:p>
+      <w:pPr>
+        <w:pStyle w:val="Normal"/>
+        <w:numPr>
+          <w:ilvl w:val="0"/>
+          <w:numId w:val="0"/>
+        </w:numPr>
+        <w:ind w:left="720" w:hanging="0"/>
+        <w:rPr>
+          <w:rFonts w:ascii="Arial" w:hAnsi="Arial" w:cs="Arial"/>
+        </w:rPr>
+      </w:pPr>
+      <w:r>
+        <w:rPr/>
+      </w:r>
+    </w:p>
+    <w:p>
+      <w:pPr>
+        <w:pStyle w:val="Normal"/>
         <w:numPr>
           <w:ilvl w:val="0"/>
           <w:numId w:val="2"/>
@@ -752,21 +1054,53 @@
       </w:pPr>
       <w:r>
         <w:rPr>
-          <w:rFonts w:ascii="Arial" w:hAnsi="Arial" w:cs="Arial"/>
+          <w:rFonts w:cs="Arial" w:ascii="Arial" w:hAnsi="Arial"/>
           <w:b/>
           <w:bCs/>
         </w:rPr>
-        <w:t>Significance:</w:t>
-      </w:r>
-      <w:r>
-        <w:rPr>
-          <w:rFonts w:ascii="Arial" w:hAnsi="Arial" w:cs="Arial"/>
-        </w:rPr>
-        <w:t xml:space="preserve"> Justify why this problem is important (business, scientific, or societal impact).</w:t>
+        <w:t>Statistical Analysis Plan:</w:t>
+        <w:br/>
+      </w:r>
+      <w:r>
+        <w:rPr>
+          <w:rFonts w:cs="Arial" w:ascii="Arial" w:hAnsi="Arial"/>
+        </w:rPr>
+        <w:br/>
+        <w:t>To determine whether opening choice impacts performance, we will conduct a two-tailed binomial test comparing win/loss rates between players who use uncommon openings (&lt;20% of games) and those who use common openings. This test will allow us to assess whether there is a statistically significant difference in win rates between the two groups.</w:t>
+        <w:br/>
+        <w:br/>
+        <w:t>Null Hypothesis (H₀): No difference in win rates between common and uncommon opening players.</w:t>
+        <w:br/>
+        <w:br/>
+        <w:t>Alternative Hypothesis (H₁): A significant difference exists in win rates (either favo</w:t>
+      </w:r>
+      <w:r>
+        <w:rPr>
+          <w:rFonts w:cs="Arial" w:ascii="Arial" w:hAnsi="Arial"/>
+        </w:rPr>
+        <w:t>u</w:t>
+      </w:r>
+      <w:r>
+        <w:rPr>
+          <w:rFonts w:cs="Arial" w:ascii="Arial" w:hAnsi="Arial"/>
+        </w:rPr>
+        <w:t>ring common or uncommon openings).</w:t>
+        <w:br/>
+        <w:br/>
+        <w:t>Significance Level (α): 0.05</w:t>
+        <w:br/>
+        <w:br/>
+        <w:t>Exclusion of Draws: Since binomial tests require binary outcomes, draws will be excluded from the dataset.</w:t>
+        <w:br/>
+        <w:br/>
+        <w:t>Additional Considerations: We will check assumptions such as sample size adequacy and potential confounders (e.g., rating differences).</w:t>
+        <w:br/>
+        <w:br/>
       </w:r>
     </w:p>
     <w:p>
       <w:pPr>
+        <w:pStyle w:val="Normal"/>
         <w:numPr>
           <w:ilvl w:val="0"/>
           <w:numId w:val="2"/>
@@ -777,21 +1111,125 @@
       </w:pPr>
       <w:r>
         <w:rPr>
-          <w:rFonts w:ascii="Arial" w:hAnsi="Arial" w:cs="Arial"/>
+          <w:rFonts w:cs="Arial" w:ascii="Arial" w:hAnsi="Arial"/>
           <w:b/>
           <w:bCs/>
         </w:rPr>
-        <w:t>Stakeholders:</w:t>
-      </w:r>
-      <w:r>
-        <w:rPr>
-          <w:rFonts w:ascii="Arial" w:hAnsi="Arial" w:cs="Arial"/>
-        </w:rPr>
-        <w:t xml:space="preserve"> Identify the key stakeholders and their interests.</w:t>
+        <w:t>Significance:</w:t>
+        <w:br/>
+        <w:br/>
+      </w:r>
+      <w:r>
+        <w:rPr>
+          <w:rFonts w:cs="Arial" w:ascii="Arial" w:hAnsi="Arial"/>
+        </w:rPr>
+        <w:t>This study is important for both the chess community and the broader field of data-driven decision-making:</w:t>
       </w:r>
     </w:p>
     <w:p>
       <w:pPr>
+        <w:pStyle w:val="Normal"/>
+        <w:numPr>
+          <w:ilvl w:val="0"/>
+          <w:numId w:val="0"/>
+        </w:numPr>
+        <w:ind w:left="720" w:hanging="0"/>
+        <w:rPr>
+          <w:rFonts w:ascii="Arial" w:hAnsi="Arial" w:cs="Arial"/>
+        </w:rPr>
+      </w:pPr>
+      <w:r>
+        <w:rPr>
+          <w:rFonts w:cs="Arial" w:ascii="Arial" w:hAnsi="Arial"/>
+        </w:rPr>
+        <w:t xml:space="preserve">Challenging Expert Opinions—Grandmaster Ben Finegold’s assertion that opening study is irrelevant for low-rated players is widely discussed but lacks empirical testing. By providing data-driven insights, this research adds clarity to an ongoing debate in the chess community. </w:t>
+      </w:r>
+    </w:p>
+    <w:p>
+      <w:pPr>
+        <w:pStyle w:val="Normal"/>
+        <w:numPr>
+          <w:ilvl w:val="0"/>
+          <w:numId w:val="0"/>
+        </w:numPr>
+        <w:ind w:left="720" w:hanging="0"/>
+        <w:rPr>
+          <w:rFonts w:ascii="Arial" w:hAnsi="Arial" w:cs="Arial"/>
+        </w:rPr>
+      </w:pPr>
+      <w:r>
+        <w:rPr>
+          <w:rFonts w:cs="Arial" w:ascii="Arial" w:hAnsi="Arial"/>
+        </w:rPr>
+        <w:t xml:space="preserve">Practical Guidance for Low-Rated Players—Many beginners and club players struggle with how much time to spend on opening study. If results show a performance difference between common and uncommon openings, it will help players make more informed training decisions. </w:t>
+      </w:r>
+    </w:p>
+    <w:p>
+      <w:pPr>
+        <w:pStyle w:val="Normal"/>
+        <w:numPr>
+          <w:ilvl w:val="0"/>
+          <w:numId w:val="0"/>
+        </w:numPr>
+        <w:ind w:left="720" w:hanging="0"/>
+        <w:rPr>
+          <w:rFonts w:ascii="Arial" w:hAnsi="Arial" w:cs="Arial"/>
+        </w:rPr>
+      </w:pPr>
+      <w:r>
+        <w:rPr>
+          <w:rFonts w:cs="Arial" w:ascii="Arial" w:hAnsi="Arial"/>
+        </w:rPr>
+        <w:t xml:space="preserve">Implications for Chess Coaching &amp; Training—Coaches often advise students to stick to common openings, but if uncommon openings provide an advantage, this could shift training recommendations. </w:t>
+      </w:r>
+    </w:p>
+    <w:p>
+      <w:pPr>
+        <w:pStyle w:val="Normal"/>
+        <w:numPr>
+          <w:ilvl w:val="0"/>
+          <w:numId w:val="0"/>
+        </w:numPr>
+        <w:ind w:left="720" w:hanging="0"/>
+        <w:rPr>
+          <w:rFonts w:ascii="Arial" w:hAnsi="Arial" w:cs="Arial"/>
+        </w:rPr>
+      </w:pPr>
+      <w:r>
+        <w:rPr>
+          <w:rFonts w:cs="Arial" w:ascii="Arial" w:hAnsi="Arial"/>
+        </w:rPr>
+        <w:t>A Case Study in Data Science &amp; Statistical Analysis—Beyond chess, this project applies real-world data science methods, making it a valuable case study in predictive mode</w:t>
+      </w:r>
+      <w:r>
+        <w:rPr>
+          <w:rFonts w:cs="Arial" w:ascii="Arial" w:hAnsi="Arial"/>
+        </w:rPr>
+        <w:t>l</w:t>
+      </w:r>
+      <w:r>
+        <w:rPr>
+          <w:rFonts w:cs="Arial" w:ascii="Arial" w:hAnsi="Arial"/>
+        </w:rPr>
+        <w:t>ling</w:t>
+      </w:r>
+      <w:r>
+        <w:rPr>
+          <w:rFonts w:cs="Arial" w:ascii="Arial" w:hAnsi="Arial"/>
+        </w:rPr>
+        <w:t xml:space="preserve"> </w:t>
+      </w:r>
+      <w:r>
+        <w:rPr>
+          <w:rFonts w:cs="Arial" w:ascii="Arial" w:hAnsi="Arial"/>
+        </w:rPr>
+        <w:t>and hypothesis testing. The methodology could be applied to other domains where expert opinions conflict with empirical evidence.</w:t>
+        <w:br/>
+      </w:r>
+    </w:p>
+    <w:p>
+      <w:pPr>
+        <w:pStyle w:val="Normal"/>
         <w:numPr>
           <w:ilvl w:val="0"/>
           <w:numId w:val="2"/>
@@ -802,30 +1240,171 @@
       </w:pPr>
       <w:r>
         <w:rPr>
-          <w:rFonts w:ascii="Arial" w:hAnsi="Arial" w:cs="Arial"/>
+          <w:rFonts w:cs="Arial" w:ascii="Arial" w:hAnsi="Arial"/>
           <w:b/>
           <w:bCs/>
         </w:rPr>
-        <w:t>Scope:</w:t>
-      </w:r>
-      <w:r>
-        <w:rPr>
-          <w:rFonts w:ascii="Arial" w:hAnsi="Arial" w:cs="Arial"/>
-        </w:rPr>
-        <w:t xml:space="preserve"> Define the boundaries and feasibility of the project.</w:t>
+        <w:t>Stakeholders:</w:t>
+      </w:r>
+      <w:r>
+        <w:rPr>
+          <w:rFonts w:cs="Arial" w:ascii="Arial" w:hAnsi="Arial"/>
+        </w:rPr>
+        <w:t xml:space="preserve">     </w:t>
+        <w:br/>
+        <w:br/>
+        <w:t>Chess learners and enthusiasts who want to improve their gameplay.</w:t>
       </w:r>
     </w:p>
     <w:p>
       <w:pPr>
+        <w:pStyle w:val="Normal"/>
+        <w:numPr>
+          <w:ilvl w:val="0"/>
+          <w:numId w:val="0"/>
+        </w:numPr>
+        <w:ind w:left="720" w:hanging="0"/>
         <w:rPr>
           <w:rFonts w:ascii="Arial" w:hAnsi="Arial" w:cs="Arial"/>
+        </w:rPr>
+      </w:pPr>
+      <w:r>
+        <w:rPr>
+          <w:rFonts w:cs="Arial" w:ascii="Arial" w:hAnsi="Arial"/>
+        </w:rPr>
+        <w:t>Coaches and trainers looking for data-driven insights on opening strategies.</w:t>
+      </w:r>
+    </w:p>
+    <w:p>
+      <w:pPr>
+        <w:pStyle w:val="Normal"/>
+        <w:numPr>
+          <w:ilvl w:val="0"/>
+          <w:numId w:val="0"/>
+        </w:numPr>
+        <w:ind w:left="720" w:hanging="0"/>
+        <w:rPr>
+          <w:rFonts w:ascii="Arial" w:hAnsi="Arial" w:cs="Arial"/>
+        </w:rPr>
+      </w:pPr>
+      <w:r>
+        <w:rPr>
+          <w:rFonts w:cs="Arial" w:ascii="Arial" w:hAnsi="Arial"/>
+        </w:rPr>
+        <w:t>The broader chess community, including online platforms such as Lichess and Chess.com.</w:t>
+      </w:r>
+    </w:p>
+    <w:p>
+      <w:pPr>
+        <w:pStyle w:val="Normal"/>
+        <w:widowControl/>
+        <w:numPr>
+          <w:ilvl w:val="0"/>
+          <w:numId w:val="0"/>
+        </w:numPr>
+        <w:spacing w:lineRule="auto" w:line="276"/>
+        <w:jc w:val="left"/>
+        <w:rPr>
+          <w:rFonts w:ascii="Arial" w:hAnsi="Arial" w:cs="Arial"/>
+        </w:rPr>
+      </w:pPr>
+      <w:r>
+        <w:rPr/>
+      </w:r>
+      <w:r>
+        <w:br w:type="page"/>
+      </w:r>
+    </w:p>
+    <w:p>
+      <w:pPr>
+        <w:pStyle w:val="Normal"/>
+        <w:numPr>
+          <w:ilvl w:val="0"/>
+          <w:numId w:val="2"/>
+        </w:numPr>
+        <w:rPr>
+          <w:rFonts w:ascii="Arial" w:hAnsi="Arial" w:cs="Arial"/>
+        </w:rPr>
+      </w:pPr>
+      <w:r>
+        <w:rPr>
+          <w:rFonts w:cs="Arial" w:ascii="Arial" w:hAnsi="Arial"/>
           <w:b/>
           <w:bCs/>
         </w:rPr>
-      </w:pPr>
-      <w:r>
+        <w:t>Scope:</w:t>
+      </w:r>
+      <w:r>
+        <w:rPr>
+          <w:rFonts w:cs="Arial" w:ascii="Arial" w:hAnsi="Arial"/>
+        </w:rPr>
+        <w:t xml:space="preserve"> </w:t>
+        <w:br/>
+        <w:br/>
+      </w:r>
+      <w:r>
+        <w:rPr>
+          <w:rFonts w:cs="Arial" w:ascii="Arial" w:hAnsi="Arial"/>
+        </w:rPr>
+        <w:t>Included:</w:t>
+        <w:br/>
+        <w:br/>
+        <w:tab/>
+      </w:r>
+      <w:r>
+        <w:rPr>
+          <w:rFonts w:cs="Arial" w:ascii="Arial" w:hAnsi="Arial"/>
+        </w:rPr>
+        <w:t xml:space="preserve">Analysis of Lichess game data, categorization of openings, statistical </w:t>
+        <w:tab/>
+        <w:t>comparison of performance metrics.</w:t>
+        <w:br/>
+      </w:r>
+    </w:p>
+    <w:p>
+      <w:pPr>
+        <w:pStyle w:val="Normal"/>
+        <w:widowControl/>
+        <w:numPr>
+          <w:ilvl w:val="0"/>
+          <w:numId w:val="0"/>
+        </w:numPr>
+        <w:bidi w:val="0"/>
+        <w:spacing w:lineRule="auto" w:line="276" w:before="0" w:after="160"/>
+        <w:ind w:left="1837" w:right="0" w:hanging="0"/>
+        <w:jc w:val="left"/>
         <w:rPr>
           <w:rFonts w:ascii="Arial" w:hAnsi="Arial" w:cs="Arial"/>
+        </w:rPr>
+      </w:pPr>
+      <w:r>
+        <w:rPr>
+          <w:rFonts w:cs="Arial" w:ascii="Arial" w:hAnsi="Arial"/>
+        </w:rPr>
+        <w:t>Excluded:</w:t>
+        <w:br/>
+        <w:br/>
+        <w:tab/>
+        <w:t xml:space="preserve">Psychological factors influencing chess improvement, individual playing </w:t>
+        <w:tab/>
+        <w:t>styles, long-term improvement tracking.</w:t>
+        <w:br/>
+        <w:br/>
+      </w:r>
+    </w:p>
+    <w:p>
+      <w:pPr>
+        <w:pStyle w:val="Normal"/>
+        <w:rPr>
+          <w:rFonts w:ascii="Arial" w:hAnsi="Arial" w:cs="Arial"/>
+          <w:b/>
+          <w:b/>
+          <w:bCs/>
+        </w:rPr>
+      </w:pPr>
+      <w:r>
+        <w:rPr>
+          <w:rFonts w:cs="Arial" w:ascii="Arial" w:hAnsi="Arial"/>
           <w:b/>
           <w:bCs/>
         </w:rPr>
@@ -837,20 +1416,22 @@
         <w:pStyle w:val="ListParagraph"/>
         <w:numPr>
           <w:ilvl w:val="0"/>
-          <w:numId w:val="8"/>
+          <w:numId w:val="5"/>
         </w:numPr>
         <w:rPr>
-          <w:rFonts w:ascii="Arial" w:hAnsi="Arial" w:cs="Arial"/>
-          <w:b/>
-          <w:bCs/>
-        </w:rPr>
-      </w:pPr>
-      <w:r>
-        <w:rPr>
-          <w:rFonts w:ascii="Arial" w:hAnsi="Arial" w:cs="Arial"/>
-        </w:rPr>
-        <w:lastRenderedPageBreak/>
-        <w:t>What is the main problem the project aims to solve?</w:t>
+          <w:b w:val="false"/>
+          <w:b w:val="false"/>
+          <w:bCs w:val="false"/>
+        </w:rPr>
+      </w:pPr>
+      <w:r>
+        <w:rPr>
+          <w:rFonts w:cs="Arial" w:ascii="Arial" w:hAnsi="Arial"/>
+          <w:b w:val="false"/>
+          <w:bCs w:val="false"/>
+        </w:rPr>
+        <w:t>Does the choice between uncommon and common openings impact the performance of low-rated players?</w:t>
+        <w:br/>
       </w:r>
     </w:p>
     <w:p>
@@ -858,19 +1439,22 @@
         <w:pStyle w:val="ListParagraph"/>
         <w:numPr>
           <w:ilvl w:val="0"/>
-          <w:numId w:val="8"/>
+          <w:numId w:val="5"/>
         </w:numPr>
         <w:rPr>
-          <w:rFonts w:ascii="Arial" w:hAnsi="Arial" w:cs="Arial"/>
-          <w:b/>
-          <w:bCs/>
-        </w:rPr>
-      </w:pPr>
-      <w:r>
-        <w:rPr>
-          <w:rFonts w:ascii="Arial" w:hAnsi="Arial" w:cs="Arial"/>
-        </w:rPr>
-        <w:t>Why is this problem important?</w:t>
+          <w:b w:val="false"/>
+          <w:b w:val="false"/>
+          <w:bCs w:val="false"/>
+        </w:rPr>
+      </w:pPr>
+      <w:r>
+        <w:rPr>
+          <w:rFonts w:cs="Arial" w:ascii="Arial" w:hAnsi="Arial"/>
+          <w:b w:val="false"/>
+          <w:bCs w:val="false"/>
+        </w:rPr>
+        <w:t>How significant is the difference in performance between players who play uncommon vs. common openings?</w:t>
+        <w:br/>
       </w:r>
     </w:p>
     <w:p>
@@ -878,19 +1462,22 @@
         <w:pStyle w:val="ListParagraph"/>
         <w:numPr>
           <w:ilvl w:val="0"/>
-          <w:numId w:val="8"/>
+          <w:numId w:val="5"/>
         </w:numPr>
         <w:rPr>
-          <w:rFonts w:ascii="Arial" w:hAnsi="Arial" w:cs="Arial"/>
-          <w:b/>
-          <w:bCs/>
-        </w:rPr>
-      </w:pPr>
-      <w:r>
-        <w:rPr>
-          <w:rFonts w:ascii="Arial" w:hAnsi="Arial" w:cs="Arial"/>
-        </w:rPr>
-        <w:t>Who are the key stakeholders?</w:t>
+          <w:b w:val="false"/>
+          <w:b w:val="false"/>
+          <w:bCs w:val="false"/>
+        </w:rPr>
+      </w:pPr>
+      <w:r>
+        <w:rPr>
+          <w:rFonts w:cs="Arial" w:ascii="Arial" w:hAnsi="Arial"/>
+          <w:b w:val="false"/>
+          <w:bCs w:val="false"/>
+        </w:rPr>
+        <w:t>What factors (e.g., time control, rating differences) influence the results?</w:t>
+        <w:br/>
       </w:r>
     </w:p>
     <w:p>
@@ -898,72 +1485,138 @@
         <w:pStyle w:val="ListParagraph"/>
         <w:numPr>
           <w:ilvl w:val="0"/>
-          <w:numId w:val="8"/>
+          <w:numId w:val="5"/>
         </w:numPr>
         <w:rPr>
           <w:rFonts w:ascii="Arial" w:hAnsi="Arial" w:cs="Arial"/>
-          <w:b/>
-          <w:bCs/>
-        </w:rPr>
-      </w:pPr>
-      <w:r>
-        <w:rPr>
-          <w:rFonts w:ascii="Arial" w:hAnsi="Arial" w:cs="Arial"/>
-        </w:rPr>
-        <w:t>What are the expected challenges?</w:t>
+        </w:rPr>
+      </w:pPr>
+      <w:r>
+        <w:rPr>
+          <w:rFonts w:cs="Arial" w:ascii="Arial" w:hAnsi="Arial"/>
+        </w:rPr>
+        <w:t xml:space="preserve">How do we ensure a fair comparison between groups? </w:t>
       </w:r>
     </w:p>
     <w:p>
       <w:pPr>
+        <w:pStyle w:val="Normal"/>
         <w:rPr>
           <w:rFonts w:ascii="Arial" w:hAnsi="Arial" w:cs="Arial"/>
         </w:rPr>
       </w:pPr>
       <w:r>
-        <w:rPr>
-          <w:rFonts w:ascii="Arial" w:hAnsi="Arial" w:cs="Arial"/>
-        </w:rPr>
-        <w:pict w14:anchorId="355B5D53">
-          <v:rect id="_x0000_i1028" style="width:0;height:1.5pt" o:hralign="center" o:hrstd="t" o:hr="t" fillcolor="#a0a0a0" stroked="f"/>
-        </w:pict>
+        <w:rPr/>
+        <mc:AlternateContent>
+          <mc:Choice Requires="wps">
+            <w:drawing>
+              <wp:inline distT="0" distB="0" distL="0" distR="0">
+                <wp:extent cx="5732145" cy="19685"/>
+                <wp:effectExtent l="0" t="0" r="0" b="0"/>
+                <wp:docPr id="4" name=""/>
+                <a:graphic xmlns:a="http://schemas.openxmlformats.org/drawingml/2006/main">
+                  <a:graphicData uri="http://schemas.microsoft.com/office/word/2010/wordprocessingShape">
+                    <wps:wsp>
+                      <wps:cNvSpPr/>
+                      <wps:nvSpPr>
+                        <wps:cNvPr id="3" name=""/>
+                        <wps:cNvSpPr/>
+                      </wps:nvSpPr>
+                      <wps:spPr>
+                        <a:xfrm>
+                          <a:off x="0" y="0"/>
+                          <a:ext cx="5731560" cy="19080"/>
+                        </a:xfrm>
+                        <a:prstGeom prst="rect">
+                          <a:avLst/>
+                        </a:prstGeom>
+                        <a:solidFill>
+                          <a:srgbClr val="a0a0a0"/>
+                        </a:solidFill>
+                        <a:ln w="0">
+                          <a:noFill/>
+                        </a:ln>
+                      </wps:spPr>
+                      <wps:bodyPr/>
+                    </wps:wsp>
+                  </a:graphicData>
+                </a:graphic>
+                <wp14:sizeRelH relativeFrom="page">
+                  <wp14:pctWidth>100000</wp14:pctWidth>
+                </wp14:sizeRelH>
+              </wp:inline>
+            </w:drawing>
+          </mc:Choice>
+          <mc:Fallback>
+            <w:pict>
+              <v:rect id="shape_0" fillcolor="#a0a0a0" stroked="f" style="position:absolute;margin-left:0pt;margin-top:-1.55pt;width:451.25pt;height:1.45pt;mso-wrap-style:none;v-text-anchor:middle;mso-position-horizontal:center;mso-position-vertical:top">
+                <v:fill o:detectmouseclick="t" type="solid" color2="#5f5f5f"/>
+                <v:stroke color="#3465a4" joinstyle="round" endcap="flat"/>
+                <w10:wrap type="topAndBottom"/>
+              </v:rect>
+            </w:pict>
+          </mc:Fallback>
+        </mc:AlternateContent>
       </w:r>
     </w:p>
     <w:p>
       <w:pPr>
+        <w:pStyle w:val="Normal"/>
         <w:rPr>
           <w:rFonts w:ascii="Arial" w:hAnsi="Arial" w:cs="Arial"/>
           <w:b/>
+          <w:b/>
           <w:bCs/>
         </w:rPr>
       </w:pPr>
       <w:r>
-        <w:rPr>
-          <w:rFonts w:ascii="Arial" w:hAnsi="Arial" w:cs="Arial"/>
-          <w:b/>
-          <w:bCs/>
-        </w:rPr>
-        <w:t>4. Objectives &amp; Key Milestones</w:t>
+        <w:rPr/>
+      </w:r>
+      <w:r>
+        <w:br w:type="page"/>
       </w:r>
     </w:p>
     <w:p>
       <w:pPr>
+        <w:pStyle w:val="Normal"/>
         <w:rPr>
           <w:rFonts w:ascii="Arial" w:hAnsi="Arial" w:cs="Arial"/>
           <w:b/>
+          <w:b/>
           <w:bCs/>
         </w:rPr>
       </w:pPr>
       <w:r>
         <w:rPr>
-          <w:rFonts w:ascii="Arial" w:hAnsi="Arial" w:cs="Arial"/>
+          <w:rFonts w:cs="Arial" w:ascii="Arial" w:hAnsi="Arial"/>
           <w:b/>
           <w:bCs/>
         </w:rPr>
-        <w:t>Project Objectives</w:t>
+        <w:t>4. Objectives &amp; Key Milestones</w:t>
       </w:r>
     </w:p>
     <w:p>
       <w:pPr>
+        <w:pStyle w:val="Normal"/>
+        <w:rPr>
+          <w:rFonts w:ascii="Arial" w:hAnsi="Arial" w:cs="Arial"/>
+          <w:b/>
+          <w:b/>
+          <w:bCs/>
+        </w:rPr>
+      </w:pPr>
+      <w:r>
+        <w:rPr>
+          <w:rFonts w:cs="Arial" w:ascii="Arial" w:hAnsi="Arial"/>
+          <w:b/>
+          <w:bCs/>
+        </w:rPr>
+        <w:t>Project Objectives</w:t>
+      </w:r>
+    </w:p>
+    <w:p>
+      <w:pPr>
+        <w:pStyle w:val="Normal"/>
         <w:numPr>
           <w:ilvl w:val="0"/>
           <w:numId w:val="3"/>
@@ -974,13 +1627,14 @@
       </w:pPr>
       <w:r>
         <w:rPr>
-          <w:rFonts w:ascii="Arial" w:hAnsi="Arial" w:cs="Arial"/>
+          <w:rFonts w:cs="Arial" w:ascii="Arial" w:hAnsi="Arial"/>
         </w:rPr>
         <w:t>Collaborate effectively within a data science team.</w:t>
       </w:r>
     </w:p>
     <w:p>
       <w:pPr>
+        <w:pStyle w:val="Normal"/>
         <w:numPr>
           <w:ilvl w:val="0"/>
           <w:numId w:val="3"/>
@@ -991,13 +1645,13 @@
       </w:pPr>
       <w:r>
         <w:rPr>
-          <w:rFonts w:ascii="Arial" w:hAnsi="Arial" w:cs="Arial"/>
+          <w:rFonts w:cs="Arial" w:ascii="Arial" w:hAnsi="Arial"/>
         </w:rPr>
         <w:t xml:space="preserve">Develop a structured project plan aligned with the </w:t>
       </w:r>
       <w:r>
         <w:rPr>
-          <w:rFonts w:ascii="Arial" w:hAnsi="Arial" w:cs="Arial"/>
+          <w:rFonts w:cs="Arial" w:ascii="Arial" w:hAnsi="Arial"/>
           <w:b/>
           <w:bCs/>
         </w:rPr>
@@ -1005,13 +1659,14 @@
       </w:r>
       <w:r>
         <w:rPr>
-          <w:rFonts w:ascii="Arial" w:hAnsi="Arial" w:cs="Arial"/>
+          <w:rFonts w:cs="Arial" w:ascii="Arial" w:hAnsi="Arial"/>
         </w:rPr>
         <w:t>.</w:t>
       </w:r>
     </w:p>
     <w:p>
       <w:pPr>
+        <w:pStyle w:val="Normal"/>
         <w:numPr>
           <w:ilvl w:val="0"/>
           <w:numId w:val="3"/>
@@ -1022,13 +1677,14 @@
       </w:pPr>
       <w:r>
         <w:rPr>
-          <w:rFonts w:ascii="Arial" w:hAnsi="Arial" w:cs="Arial"/>
+          <w:rFonts w:cs="Arial" w:ascii="Arial" w:hAnsi="Arial"/>
         </w:rPr>
         <w:t>Ensure ethical and legal compliance in data handling.</w:t>
       </w:r>
     </w:p>
     <w:p>
       <w:pPr>
+        <w:pStyle w:val="Normal"/>
         <w:numPr>
           <w:ilvl w:val="0"/>
           <w:numId w:val="3"/>
@@ -1039,22 +1695,24 @@
       </w:pPr>
       <w:r>
         <w:rPr>
-          <w:rFonts w:ascii="Arial" w:hAnsi="Arial" w:cs="Arial"/>
+          <w:rFonts w:cs="Arial" w:ascii="Arial" w:hAnsi="Arial"/>
         </w:rPr>
         <w:t>Set clear deliverables and success criteria.</w:t>
       </w:r>
     </w:p>
     <w:p>
       <w:pPr>
+        <w:pStyle w:val="Normal"/>
         <w:rPr>
           <w:rFonts w:ascii="Arial" w:hAnsi="Arial" w:cs="Arial"/>
           <w:b/>
+          <w:b/>
           <w:bCs/>
         </w:rPr>
       </w:pPr>
       <w:r>
         <w:rPr>
-          <w:rFonts w:ascii="Arial" w:hAnsi="Arial" w:cs="Arial"/>
+          <w:rFonts w:cs="Arial" w:ascii="Arial" w:hAnsi="Arial"/>
           <w:b/>
           <w:bCs/>
         </w:rPr>
@@ -1063,53 +1721,55 @@
     </w:p>
     <w:tbl>
       <w:tblPr>
-        <w:tblW w:w="0" w:type="auto"/>
-        <w:tblCellSpacing w:w="15" w:type="dxa"/>
-        <w:tblBorders>
-          <w:top w:val="single" w:sz="4" w:space="0" w:color="auto"/>
-          <w:left w:val="single" w:sz="4" w:space="0" w:color="auto"/>
-          <w:bottom w:val="single" w:sz="4" w:space="0" w:color="auto"/>
-          <w:right w:val="single" w:sz="4" w:space="0" w:color="auto"/>
-          <w:insideH w:val="single" w:sz="4" w:space="0" w:color="auto"/>
-          <w:insideV w:val="single" w:sz="4" w:space="0" w:color="auto"/>
-        </w:tblBorders>
+        <w:tblW w:w="9016" w:type="dxa"/>
+        <w:jc w:val="left"/>
+        <w:tblInd w:w="0" w:type="dxa"/>
+        <w:tblLayout w:type="fixed"/>
         <w:tblCellMar>
           <w:top w:w="15" w:type="dxa"/>
           <w:left w:w="15" w:type="dxa"/>
           <w:bottom w:w="15" w:type="dxa"/>
           <w:right w:w="15" w:type="dxa"/>
         </w:tblCellMar>
-        <w:tblLook w:val="04A0" w:firstRow="1" w:lastRow="0" w:firstColumn="1" w:lastColumn="0" w:noHBand="0" w:noVBand="1"/>
+        <w:tblLook w:firstRow="1" w:noVBand="1" w:lastRow="0" w:firstColumn="1" w:lastColumn="0" w:noHBand="0" w:val="04a0"/>
       </w:tblPr>
       <w:tblGrid>
-        <w:gridCol w:w="1202"/>
-        <w:gridCol w:w="1937"/>
+        <w:gridCol w:w="1201"/>
+        <w:gridCol w:w="1938"/>
+        <w:gridCol w:w="1600"/>
         <w:gridCol w:w="1601"/>
-        <w:gridCol w:w="1601"/>
-        <w:gridCol w:w="2675"/>
+        <w:gridCol w:w="2676"/>
       </w:tblGrid>
       <w:tr>
         <w:trPr>
-          <w:tblHeader/>
-          <w:tblCellSpacing w:w="15" w:type="dxa"/>
+          <w:tblHeader w:val="true"/>
         </w:trPr>
         <w:tc>
           <w:tcPr>
-            <w:tcW w:w="0" w:type="auto"/>
+            <w:tcW w:w="1201" w:type="dxa"/>
+            <w:tcBorders>
+              <w:top w:val="single" w:sz="4" w:space="0" w:color="000000"/>
+              <w:left w:val="single" w:sz="4" w:space="0" w:color="000000"/>
+              <w:bottom w:val="single" w:sz="4" w:space="0" w:color="000000"/>
+              <w:right w:val="single" w:sz="4" w:space="0" w:color="000000"/>
+            </w:tcBorders>
             <w:vAlign w:val="center"/>
-            <w:hideMark/>
           </w:tcPr>
           <w:p>
             <w:pPr>
+              <w:pStyle w:val="Normal"/>
+              <w:widowControl w:val="false"/>
+              <w:spacing w:before="0" w:after="160"/>
               <w:rPr>
                 <w:rFonts w:ascii="Arial" w:hAnsi="Arial" w:cs="Arial"/>
                 <w:b/>
+                <w:b/>
                 <w:bCs/>
               </w:rPr>
             </w:pPr>
             <w:r>
               <w:rPr>
-                <w:rFonts w:ascii="Arial" w:hAnsi="Arial" w:cs="Arial"/>
+                <w:rFonts w:cs="Arial" w:ascii="Arial" w:hAnsi="Arial"/>
                 <w:b/>
                 <w:bCs/>
               </w:rPr>
@@ -1119,21 +1779,30 @@
         </w:tc>
         <w:tc>
           <w:tcPr>
-            <w:tcW w:w="0" w:type="auto"/>
+            <w:tcW w:w="1938" w:type="dxa"/>
+            <w:tcBorders>
+              <w:top w:val="single" w:sz="4" w:space="0" w:color="000000"/>
+              <w:left w:val="single" w:sz="4" w:space="0" w:color="000000"/>
+              <w:bottom w:val="single" w:sz="4" w:space="0" w:color="000000"/>
+              <w:right w:val="single" w:sz="4" w:space="0" w:color="000000"/>
+            </w:tcBorders>
             <w:vAlign w:val="center"/>
-            <w:hideMark/>
           </w:tcPr>
           <w:p>
             <w:pPr>
+              <w:pStyle w:val="Normal"/>
+              <w:widowControl w:val="false"/>
+              <w:spacing w:before="0" w:after="160"/>
               <w:rPr>
                 <w:rFonts w:ascii="Arial" w:hAnsi="Arial" w:cs="Arial"/>
                 <w:b/>
+                <w:b/>
                 <w:bCs/>
               </w:rPr>
             </w:pPr>
             <w:r>
               <w:rPr>
-                <w:rFonts w:ascii="Arial" w:hAnsi="Arial" w:cs="Arial"/>
+                <w:rFonts w:cs="Arial" w:ascii="Arial" w:hAnsi="Arial"/>
                 <w:b/>
                 <w:bCs/>
               </w:rPr>
@@ -1143,21 +1812,30 @@
         </w:tc>
         <w:tc>
           <w:tcPr>
-            <w:tcW w:w="0" w:type="auto"/>
+            <w:tcW w:w="1600" w:type="dxa"/>
+            <w:tcBorders>
+              <w:top w:val="single" w:sz="4" w:space="0" w:color="000000"/>
+              <w:left w:val="single" w:sz="4" w:space="0" w:color="000000"/>
+              <w:bottom w:val="single" w:sz="4" w:space="0" w:color="000000"/>
+              <w:right w:val="single" w:sz="4" w:space="0" w:color="000000"/>
+            </w:tcBorders>
             <w:vAlign w:val="center"/>
-            <w:hideMark/>
           </w:tcPr>
           <w:p>
             <w:pPr>
+              <w:pStyle w:val="Normal"/>
+              <w:widowControl w:val="false"/>
+              <w:spacing w:before="0" w:after="160"/>
               <w:rPr>
                 <w:rFonts w:ascii="Arial" w:hAnsi="Arial" w:cs="Arial"/>
                 <w:b/>
+                <w:b/>
                 <w:bCs/>
               </w:rPr>
             </w:pPr>
             <w:r>
               <w:rPr>
-                <w:rFonts w:ascii="Arial" w:hAnsi="Arial" w:cs="Arial"/>
+                <w:rFonts w:cs="Arial" w:ascii="Arial" w:hAnsi="Arial"/>
                 <w:b/>
                 <w:bCs/>
               </w:rPr>
@@ -1167,21 +1845,30 @@
         </w:tc>
         <w:tc>
           <w:tcPr>
-            <w:tcW w:w="0" w:type="auto"/>
+            <w:tcW w:w="1601" w:type="dxa"/>
+            <w:tcBorders>
+              <w:top w:val="single" w:sz="4" w:space="0" w:color="000000"/>
+              <w:left w:val="single" w:sz="4" w:space="0" w:color="000000"/>
+              <w:bottom w:val="single" w:sz="4" w:space="0" w:color="000000"/>
+              <w:right w:val="single" w:sz="4" w:space="0" w:color="000000"/>
+            </w:tcBorders>
             <w:vAlign w:val="center"/>
-            <w:hideMark/>
           </w:tcPr>
           <w:p>
             <w:pPr>
+              <w:pStyle w:val="Normal"/>
+              <w:widowControl w:val="false"/>
+              <w:spacing w:before="0" w:after="160"/>
               <w:rPr>
                 <w:rFonts w:ascii="Arial" w:hAnsi="Arial" w:cs="Arial"/>
                 <w:b/>
+                <w:b/>
                 <w:bCs/>
               </w:rPr>
             </w:pPr>
             <w:r>
               <w:rPr>
-                <w:rFonts w:ascii="Arial" w:hAnsi="Arial" w:cs="Arial"/>
+                <w:rFonts w:cs="Arial" w:ascii="Arial" w:hAnsi="Arial"/>
                 <w:b/>
                 <w:bCs/>
               </w:rPr>
@@ -1191,84 +1878,117 @@
         </w:tc>
         <w:tc>
           <w:tcPr>
-            <w:tcW w:w="0" w:type="auto"/>
+            <w:tcW w:w="2676" w:type="dxa"/>
+            <w:tcBorders>
+              <w:top w:val="single" w:sz="4" w:space="0" w:color="000000"/>
+              <w:left w:val="single" w:sz="4" w:space="0" w:color="000000"/>
+              <w:bottom w:val="single" w:sz="4" w:space="0" w:color="000000"/>
+              <w:right w:val="single" w:sz="4" w:space="0" w:color="000000"/>
+            </w:tcBorders>
             <w:vAlign w:val="center"/>
-            <w:hideMark/>
           </w:tcPr>
           <w:p>
             <w:pPr>
+              <w:pStyle w:val="Normal"/>
+              <w:widowControl w:val="false"/>
+              <w:spacing w:before="0" w:after="160"/>
               <w:rPr>
                 <w:rFonts w:ascii="Arial" w:hAnsi="Arial" w:cs="Arial"/>
                 <w:b/>
+                <w:b/>
                 <w:bCs/>
               </w:rPr>
             </w:pPr>
             <w:r>
               <w:rPr>
-                <w:rFonts w:ascii="Arial" w:hAnsi="Arial" w:cs="Arial"/>
+                <w:rFonts w:cs="Arial" w:ascii="Arial" w:hAnsi="Arial"/>
                 <w:b/>
                 <w:bCs/>
               </w:rPr>
-              <w:t>Responsible Member</w:t>
-            </w:r>
-            <w:r>
-              <w:rPr>
-                <w:rFonts w:ascii="Arial" w:hAnsi="Arial" w:cs="Arial"/>
-                <w:b/>
-                <w:bCs/>
-              </w:rPr>
-              <w:t>(s)</w:t>
+              <w:t>Responsible Member(s)</w:t>
             </w:r>
           </w:p>
         </w:tc>
       </w:tr>
       <w:tr>
-        <w:trPr>
-          <w:tblCellSpacing w:w="15" w:type="dxa"/>
-        </w:trPr>
+        <w:trPr/>
         <w:tc>
           <w:tcPr>
-            <w:tcW w:w="0" w:type="auto"/>
+            <w:tcW w:w="1201" w:type="dxa"/>
+            <w:tcBorders>
+              <w:top w:val="single" w:sz="4" w:space="0" w:color="000000"/>
+              <w:left w:val="single" w:sz="4" w:space="0" w:color="000000"/>
+              <w:bottom w:val="single" w:sz="4" w:space="0" w:color="000000"/>
+              <w:right w:val="single" w:sz="4" w:space="0" w:color="000000"/>
+            </w:tcBorders>
             <w:vAlign w:val="center"/>
-            <w:hideMark/>
           </w:tcPr>
           <w:p>
             <w:pPr>
+              <w:pStyle w:val="Normal"/>
+              <w:widowControl w:val="false"/>
+              <w:spacing w:before="0" w:after="160"/>
               <w:rPr>
                 <w:rFonts w:ascii="Arial" w:hAnsi="Arial" w:cs="Arial"/>
               </w:rPr>
             </w:pPr>
+            <w:r>
+              <w:rPr>
+                <w:rFonts w:cs="Arial" w:ascii="Arial" w:hAnsi="Arial"/>
+              </w:rPr>
+            </w:r>
           </w:p>
         </w:tc>
         <w:tc>
           <w:tcPr>
-            <w:tcW w:w="0" w:type="auto"/>
+            <w:tcW w:w="1938" w:type="dxa"/>
+            <w:tcBorders>
+              <w:top w:val="single" w:sz="4" w:space="0" w:color="000000"/>
+              <w:left w:val="single" w:sz="4" w:space="0" w:color="000000"/>
+              <w:bottom w:val="single" w:sz="4" w:space="0" w:color="000000"/>
+              <w:right w:val="single" w:sz="4" w:space="0" w:color="000000"/>
+            </w:tcBorders>
             <w:vAlign w:val="center"/>
-            <w:hideMark/>
           </w:tcPr>
           <w:p>
             <w:pPr>
+              <w:pStyle w:val="Normal"/>
+              <w:widowControl w:val="false"/>
+              <w:spacing w:before="0" w:after="160"/>
               <w:rPr>
                 <w:rFonts w:ascii="Arial" w:hAnsi="Arial" w:cs="Arial"/>
               </w:rPr>
             </w:pPr>
+            <w:r>
+              <w:rPr>
+                <w:rFonts w:cs="Arial" w:ascii="Arial" w:hAnsi="Arial"/>
+              </w:rPr>
+            </w:r>
           </w:p>
         </w:tc>
         <w:tc>
           <w:tcPr>
-            <w:tcW w:w="0" w:type="auto"/>
+            <w:tcW w:w="1600" w:type="dxa"/>
+            <w:tcBorders>
+              <w:top w:val="single" w:sz="4" w:space="0" w:color="000000"/>
+              <w:left w:val="single" w:sz="4" w:space="0" w:color="000000"/>
+              <w:bottom w:val="single" w:sz="4" w:space="0" w:color="000000"/>
+              <w:right w:val="single" w:sz="4" w:space="0" w:color="000000"/>
+            </w:tcBorders>
             <w:vAlign w:val="center"/>
-            <w:hideMark/>
           </w:tcPr>
           <w:p>
             <w:pPr>
+              <w:pStyle w:val="Normal"/>
+              <w:widowControl w:val="false"/>
+              <w:spacing w:before="0" w:after="160"/>
               <w:rPr>
                 <w:rFonts w:ascii="Arial" w:hAnsi="Arial" w:cs="Arial"/>
               </w:rPr>
             </w:pPr>
             <w:r>
               <w:rPr>
-                <w:rFonts w:ascii="Arial" w:hAnsi="Arial" w:cs="Arial"/>
+                <w:rFonts w:cs="Arial" w:ascii="Arial" w:hAnsi="Arial"/>
               </w:rPr>
               <w:t>DD/MM/YYYY</w:t>
             </w:r>
@@ -1276,19 +1996,27 @@
         </w:tc>
         <w:tc>
           <w:tcPr>
-            <w:tcW w:w="0" w:type="auto"/>
+            <w:tcW w:w="1601" w:type="dxa"/>
+            <w:tcBorders>
+              <w:top w:val="single" w:sz="4" w:space="0" w:color="000000"/>
+              <w:left w:val="single" w:sz="4" w:space="0" w:color="000000"/>
+              <w:bottom w:val="single" w:sz="4" w:space="0" w:color="000000"/>
+              <w:right w:val="single" w:sz="4" w:space="0" w:color="000000"/>
+            </w:tcBorders>
             <w:vAlign w:val="center"/>
-            <w:hideMark/>
           </w:tcPr>
           <w:p>
             <w:pPr>
+              <w:pStyle w:val="Normal"/>
+              <w:widowControl w:val="false"/>
+              <w:spacing w:before="0" w:after="160"/>
               <w:rPr>
                 <w:rFonts w:ascii="Arial" w:hAnsi="Arial" w:cs="Arial"/>
               </w:rPr>
             </w:pPr>
             <w:r>
               <w:rPr>
-                <w:rFonts w:ascii="Arial" w:hAnsi="Arial" w:cs="Arial"/>
+                <w:rFonts w:cs="Arial" w:ascii="Arial" w:hAnsi="Arial"/>
               </w:rPr>
               <w:t>DD/MM/YYYY</w:t>
             </w:r>
@@ -1296,19 +2024,27 @@
         </w:tc>
         <w:tc>
           <w:tcPr>
-            <w:tcW w:w="0" w:type="auto"/>
+            <w:tcW w:w="2676" w:type="dxa"/>
+            <w:tcBorders>
+              <w:top w:val="single" w:sz="4" w:space="0" w:color="000000"/>
+              <w:left w:val="single" w:sz="4" w:space="0" w:color="000000"/>
+              <w:bottom w:val="single" w:sz="4" w:space="0" w:color="000000"/>
+              <w:right w:val="single" w:sz="4" w:space="0" w:color="000000"/>
+            </w:tcBorders>
             <w:vAlign w:val="center"/>
-            <w:hideMark/>
           </w:tcPr>
           <w:p>
             <w:pPr>
+              <w:pStyle w:val="Normal"/>
+              <w:widowControl w:val="false"/>
+              <w:spacing w:before="0" w:after="160"/>
               <w:rPr>
                 <w:rFonts w:ascii="Arial" w:hAnsi="Arial" w:cs="Arial"/>
               </w:rPr>
             </w:pPr>
             <w:r>
               <w:rPr>
-                <w:rFonts w:ascii="Arial" w:hAnsi="Arial" w:cs="Arial"/>
+                <w:rFonts w:cs="Arial" w:ascii="Arial" w:hAnsi="Arial"/>
               </w:rPr>
               <w:t>[Name]</w:t>
             </w:r>
@@ -1316,52 +2052,84 @@
         </w:tc>
       </w:tr>
       <w:tr>
-        <w:trPr>
-          <w:tblCellSpacing w:w="15" w:type="dxa"/>
-        </w:trPr>
+        <w:trPr/>
         <w:tc>
           <w:tcPr>
-            <w:tcW w:w="0" w:type="auto"/>
+            <w:tcW w:w="1201" w:type="dxa"/>
+            <w:tcBorders>
+              <w:top w:val="single" w:sz="4" w:space="0" w:color="000000"/>
+              <w:left w:val="single" w:sz="4" w:space="0" w:color="000000"/>
+              <w:bottom w:val="single" w:sz="4" w:space="0" w:color="000000"/>
+              <w:right w:val="single" w:sz="4" w:space="0" w:color="000000"/>
+            </w:tcBorders>
             <w:vAlign w:val="center"/>
-            <w:hideMark/>
           </w:tcPr>
           <w:p>
             <w:pPr>
+              <w:pStyle w:val="Normal"/>
+              <w:widowControl w:val="false"/>
+              <w:spacing w:before="0" w:after="160"/>
               <w:rPr>
                 <w:rFonts w:ascii="Arial" w:hAnsi="Arial" w:cs="Arial"/>
               </w:rPr>
             </w:pPr>
+            <w:r>
+              <w:rPr>
+                <w:rFonts w:cs="Arial" w:ascii="Arial" w:hAnsi="Arial"/>
+              </w:rPr>
+            </w:r>
           </w:p>
         </w:tc>
         <w:tc>
           <w:tcPr>
-            <w:tcW w:w="0" w:type="auto"/>
+            <w:tcW w:w="1938" w:type="dxa"/>
+            <w:tcBorders>
+              <w:top w:val="single" w:sz="4" w:space="0" w:color="000000"/>
+              <w:left w:val="single" w:sz="4" w:space="0" w:color="000000"/>
+              <w:bottom w:val="single" w:sz="4" w:space="0" w:color="000000"/>
+              <w:right w:val="single" w:sz="4" w:space="0" w:color="000000"/>
+            </w:tcBorders>
             <w:vAlign w:val="center"/>
-            <w:hideMark/>
           </w:tcPr>
           <w:p>
             <w:pPr>
+              <w:pStyle w:val="Normal"/>
+              <w:widowControl w:val="false"/>
+              <w:spacing w:before="0" w:after="160"/>
               <w:rPr>
                 <w:rFonts w:ascii="Arial" w:hAnsi="Arial" w:cs="Arial"/>
               </w:rPr>
             </w:pPr>
+            <w:r>
+              <w:rPr>
+                <w:rFonts w:cs="Arial" w:ascii="Arial" w:hAnsi="Arial"/>
+              </w:rPr>
+            </w:r>
           </w:p>
         </w:tc>
         <w:tc>
           <w:tcPr>
-            <w:tcW w:w="0" w:type="auto"/>
+            <w:tcW w:w="1600" w:type="dxa"/>
+            <w:tcBorders>
+              <w:top w:val="single" w:sz="4" w:space="0" w:color="000000"/>
+              <w:left w:val="single" w:sz="4" w:space="0" w:color="000000"/>
+              <w:bottom w:val="single" w:sz="4" w:space="0" w:color="000000"/>
+              <w:right w:val="single" w:sz="4" w:space="0" w:color="000000"/>
+            </w:tcBorders>
             <w:vAlign w:val="center"/>
-            <w:hideMark/>
           </w:tcPr>
           <w:p>
             <w:pPr>
+              <w:pStyle w:val="Normal"/>
+              <w:widowControl w:val="false"/>
+              <w:spacing w:before="0" w:after="160"/>
               <w:rPr>
                 <w:rFonts w:ascii="Arial" w:hAnsi="Arial" w:cs="Arial"/>
               </w:rPr>
             </w:pPr>
             <w:r>
               <w:rPr>
-                <w:rFonts w:ascii="Arial" w:hAnsi="Arial" w:cs="Arial"/>
+                <w:rFonts w:cs="Arial" w:ascii="Arial" w:hAnsi="Arial"/>
               </w:rPr>
               <w:t>DD/MM/YYYY</w:t>
             </w:r>
@@ -1369,19 +2137,27 @@
         </w:tc>
         <w:tc>
           <w:tcPr>
-            <w:tcW w:w="0" w:type="auto"/>
+            <w:tcW w:w="1601" w:type="dxa"/>
+            <w:tcBorders>
+              <w:top w:val="single" w:sz="4" w:space="0" w:color="000000"/>
+              <w:left w:val="single" w:sz="4" w:space="0" w:color="000000"/>
+              <w:bottom w:val="single" w:sz="4" w:space="0" w:color="000000"/>
+              <w:right w:val="single" w:sz="4" w:space="0" w:color="000000"/>
+            </w:tcBorders>
             <w:vAlign w:val="center"/>
-            <w:hideMark/>
           </w:tcPr>
           <w:p>
             <w:pPr>
+              <w:pStyle w:val="Normal"/>
+              <w:widowControl w:val="false"/>
+              <w:spacing w:before="0" w:after="160"/>
               <w:rPr>
                 <w:rFonts w:ascii="Arial" w:hAnsi="Arial" w:cs="Arial"/>
               </w:rPr>
             </w:pPr>
             <w:r>
               <w:rPr>
-                <w:rFonts w:ascii="Arial" w:hAnsi="Arial" w:cs="Arial"/>
+                <w:rFonts w:cs="Arial" w:ascii="Arial" w:hAnsi="Arial"/>
               </w:rPr>
               <w:t>DD/MM/YYYY</w:t>
             </w:r>
@@ -1389,19 +2165,27 @@
         </w:tc>
         <w:tc>
           <w:tcPr>
-            <w:tcW w:w="0" w:type="auto"/>
+            <w:tcW w:w="2676" w:type="dxa"/>
+            <w:tcBorders>
+              <w:top w:val="single" w:sz="4" w:space="0" w:color="000000"/>
+              <w:left w:val="single" w:sz="4" w:space="0" w:color="000000"/>
+              <w:bottom w:val="single" w:sz="4" w:space="0" w:color="000000"/>
+              <w:right w:val="single" w:sz="4" w:space="0" w:color="000000"/>
+            </w:tcBorders>
             <w:vAlign w:val="center"/>
-            <w:hideMark/>
           </w:tcPr>
           <w:p>
             <w:pPr>
+              <w:pStyle w:val="Normal"/>
+              <w:widowControl w:val="false"/>
+              <w:spacing w:before="0" w:after="160"/>
               <w:rPr>
                 <w:rFonts w:ascii="Arial" w:hAnsi="Arial" w:cs="Arial"/>
               </w:rPr>
             </w:pPr>
             <w:r>
               <w:rPr>
-                <w:rFonts w:ascii="Arial" w:hAnsi="Arial" w:cs="Arial"/>
+                <w:rFonts w:cs="Arial" w:ascii="Arial" w:hAnsi="Arial"/>
               </w:rPr>
               <w:t>[Name]</w:t>
             </w:r>
@@ -1409,52 +2193,84 @@
         </w:tc>
       </w:tr>
       <w:tr>
-        <w:trPr>
-          <w:tblCellSpacing w:w="15" w:type="dxa"/>
-        </w:trPr>
+        <w:trPr/>
         <w:tc>
           <w:tcPr>
-            <w:tcW w:w="0" w:type="auto"/>
+            <w:tcW w:w="1201" w:type="dxa"/>
+            <w:tcBorders>
+              <w:top w:val="single" w:sz="4" w:space="0" w:color="000000"/>
+              <w:left w:val="single" w:sz="4" w:space="0" w:color="000000"/>
+              <w:bottom w:val="single" w:sz="4" w:space="0" w:color="000000"/>
+              <w:right w:val="single" w:sz="4" w:space="0" w:color="000000"/>
+            </w:tcBorders>
             <w:vAlign w:val="center"/>
-            <w:hideMark/>
           </w:tcPr>
           <w:p>
             <w:pPr>
+              <w:pStyle w:val="Normal"/>
+              <w:widowControl w:val="false"/>
+              <w:spacing w:before="0" w:after="160"/>
               <w:rPr>
                 <w:rFonts w:ascii="Arial" w:hAnsi="Arial" w:cs="Arial"/>
               </w:rPr>
             </w:pPr>
+            <w:r>
+              <w:rPr>
+                <w:rFonts w:cs="Arial" w:ascii="Arial" w:hAnsi="Arial"/>
+              </w:rPr>
+            </w:r>
           </w:p>
         </w:tc>
         <w:tc>
           <w:tcPr>
-            <w:tcW w:w="0" w:type="auto"/>
+            <w:tcW w:w="1938" w:type="dxa"/>
+            <w:tcBorders>
+              <w:top w:val="single" w:sz="4" w:space="0" w:color="000000"/>
+              <w:left w:val="single" w:sz="4" w:space="0" w:color="000000"/>
+              <w:bottom w:val="single" w:sz="4" w:space="0" w:color="000000"/>
+              <w:right w:val="single" w:sz="4" w:space="0" w:color="000000"/>
+            </w:tcBorders>
             <w:vAlign w:val="center"/>
-            <w:hideMark/>
           </w:tcPr>
           <w:p>
             <w:pPr>
+              <w:pStyle w:val="Normal"/>
+              <w:widowControl w:val="false"/>
+              <w:spacing w:before="0" w:after="160"/>
               <w:rPr>
                 <w:rFonts w:ascii="Arial" w:hAnsi="Arial" w:cs="Arial"/>
               </w:rPr>
             </w:pPr>
+            <w:r>
+              <w:rPr>
+                <w:rFonts w:cs="Arial" w:ascii="Arial" w:hAnsi="Arial"/>
+              </w:rPr>
+            </w:r>
           </w:p>
         </w:tc>
         <w:tc>
           <w:tcPr>
-            <w:tcW w:w="0" w:type="auto"/>
+            <w:tcW w:w="1600" w:type="dxa"/>
+            <w:tcBorders>
+              <w:top w:val="single" w:sz="4" w:space="0" w:color="000000"/>
+              <w:left w:val="single" w:sz="4" w:space="0" w:color="000000"/>
+              <w:bottom w:val="single" w:sz="4" w:space="0" w:color="000000"/>
+              <w:right w:val="single" w:sz="4" w:space="0" w:color="000000"/>
+            </w:tcBorders>
             <w:vAlign w:val="center"/>
-            <w:hideMark/>
           </w:tcPr>
           <w:p>
             <w:pPr>
+              <w:pStyle w:val="Normal"/>
+              <w:widowControl w:val="false"/>
+              <w:spacing w:before="0" w:after="160"/>
               <w:rPr>
                 <w:rFonts w:ascii="Arial" w:hAnsi="Arial" w:cs="Arial"/>
               </w:rPr>
             </w:pPr>
             <w:r>
               <w:rPr>
-                <w:rFonts w:ascii="Arial" w:hAnsi="Arial" w:cs="Arial"/>
+                <w:rFonts w:cs="Arial" w:ascii="Arial" w:hAnsi="Arial"/>
               </w:rPr>
               <w:t>DD/MM/YYYY</w:t>
             </w:r>
@@ -1462,19 +2278,27 @@
         </w:tc>
         <w:tc>
           <w:tcPr>
-            <w:tcW w:w="0" w:type="auto"/>
+            <w:tcW w:w="1601" w:type="dxa"/>
+            <w:tcBorders>
+              <w:top w:val="single" w:sz="4" w:space="0" w:color="000000"/>
+              <w:left w:val="single" w:sz="4" w:space="0" w:color="000000"/>
+              <w:bottom w:val="single" w:sz="4" w:space="0" w:color="000000"/>
+              <w:right w:val="single" w:sz="4" w:space="0" w:color="000000"/>
+            </w:tcBorders>
             <w:vAlign w:val="center"/>
-            <w:hideMark/>
           </w:tcPr>
           <w:p>
             <w:pPr>
+              <w:pStyle w:val="Normal"/>
+              <w:widowControl w:val="false"/>
+              <w:spacing w:before="0" w:after="160"/>
               <w:rPr>
                 <w:rFonts w:ascii="Arial" w:hAnsi="Arial" w:cs="Arial"/>
               </w:rPr>
             </w:pPr>
             <w:r>
               <w:rPr>
-                <w:rFonts w:ascii="Arial" w:hAnsi="Arial" w:cs="Arial"/>
+                <w:rFonts w:cs="Arial" w:ascii="Arial" w:hAnsi="Arial"/>
               </w:rPr>
               <w:t>DD/MM/YYYY</w:t>
             </w:r>
@@ -1482,19 +2306,27 @@
         </w:tc>
         <w:tc>
           <w:tcPr>
-            <w:tcW w:w="0" w:type="auto"/>
+            <w:tcW w:w="2676" w:type="dxa"/>
+            <w:tcBorders>
+              <w:top w:val="single" w:sz="4" w:space="0" w:color="000000"/>
+              <w:left w:val="single" w:sz="4" w:space="0" w:color="000000"/>
+              <w:bottom w:val="single" w:sz="4" w:space="0" w:color="000000"/>
+              <w:right w:val="single" w:sz="4" w:space="0" w:color="000000"/>
+            </w:tcBorders>
             <w:vAlign w:val="center"/>
-            <w:hideMark/>
           </w:tcPr>
           <w:p>
             <w:pPr>
+              <w:pStyle w:val="Normal"/>
+              <w:widowControl w:val="false"/>
+              <w:spacing w:before="0" w:after="160"/>
               <w:rPr>
                 <w:rFonts w:ascii="Arial" w:hAnsi="Arial" w:cs="Arial"/>
               </w:rPr>
             </w:pPr>
             <w:r>
               <w:rPr>
-                <w:rFonts w:ascii="Arial" w:hAnsi="Arial" w:cs="Arial"/>
+                <w:rFonts w:cs="Arial" w:ascii="Arial" w:hAnsi="Arial"/>
               </w:rPr>
               <w:t>[Name]</w:t>
             </w:r>
@@ -1502,52 +2334,84 @@
         </w:tc>
       </w:tr>
       <w:tr>
-        <w:trPr>
-          <w:tblCellSpacing w:w="15" w:type="dxa"/>
-        </w:trPr>
+        <w:trPr/>
         <w:tc>
           <w:tcPr>
-            <w:tcW w:w="0" w:type="auto"/>
+            <w:tcW w:w="1201" w:type="dxa"/>
+            <w:tcBorders>
+              <w:top w:val="single" w:sz="4" w:space="0" w:color="000000"/>
+              <w:left w:val="single" w:sz="4" w:space="0" w:color="000000"/>
+              <w:bottom w:val="single" w:sz="4" w:space="0" w:color="000000"/>
+              <w:right w:val="single" w:sz="4" w:space="0" w:color="000000"/>
+            </w:tcBorders>
             <w:vAlign w:val="center"/>
-            <w:hideMark/>
           </w:tcPr>
           <w:p>
             <w:pPr>
+              <w:pStyle w:val="Normal"/>
+              <w:widowControl w:val="false"/>
+              <w:spacing w:before="0" w:after="160"/>
               <w:rPr>
                 <w:rFonts w:ascii="Arial" w:hAnsi="Arial" w:cs="Arial"/>
               </w:rPr>
             </w:pPr>
+            <w:r>
+              <w:rPr>
+                <w:rFonts w:cs="Arial" w:ascii="Arial" w:hAnsi="Arial"/>
+              </w:rPr>
+            </w:r>
           </w:p>
         </w:tc>
         <w:tc>
           <w:tcPr>
-            <w:tcW w:w="0" w:type="auto"/>
+            <w:tcW w:w="1938" w:type="dxa"/>
+            <w:tcBorders>
+              <w:top w:val="single" w:sz="4" w:space="0" w:color="000000"/>
+              <w:left w:val="single" w:sz="4" w:space="0" w:color="000000"/>
+              <w:bottom w:val="single" w:sz="4" w:space="0" w:color="000000"/>
+              <w:right w:val="single" w:sz="4" w:space="0" w:color="000000"/>
+            </w:tcBorders>
             <w:vAlign w:val="center"/>
-            <w:hideMark/>
           </w:tcPr>
           <w:p>
             <w:pPr>
+              <w:pStyle w:val="Normal"/>
+              <w:widowControl w:val="false"/>
+              <w:spacing w:before="0" w:after="160"/>
               <w:rPr>
                 <w:rFonts w:ascii="Arial" w:hAnsi="Arial" w:cs="Arial"/>
               </w:rPr>
             </w:pPr>
+            <w:r>
+              <w:rPr>
+                <w:rFonts w:cs="Arial" w:ascii="Arial" w:hAnsi="Arial"/>
+              </w:rPr>
+            </w:r>
           </w:p>
         </w:tc>
         <w:tc>
           <w:tcPr>
-            <w:tcW w:w="0" w:type="auto"/>
+            <w:tcW w:w="1600" w:type="dxa"/>
+            <w:tcBorders>
+              <w:top w:val="single" w:sz="4" w:space="0" w:color="000000"/>
+              <w:left w:val="single" w:sz="4" w:space="0" w:color="000000"/>
+              <w:bottom w:val="single" w:sz="4" w:space="0" w:color="000000"/>
+              <w:right w:val="single" w:sz="4" w:space="0" w:color="000000"/>
+            </w:tcBorders>
             <w:vAlign w:val="center"/>
-            <w:hideMark/>
           </w:tcPr>
           <w:p>
             <w:pPr>
+              <w:pStyle w:val="Normal"/>
+              <w:widowControl w:val="false"/>
+              <w:spacing w:before="0" w:after="160"/>
               <w:rPr>
                 <w:rFonts w:ascii="Arial" w:hAnsi="Arial" w:cs="Arial"/>
               </w:rPr>
             </w:pPr>
             <w:r>
               <w:rPr>
-                <w:rFonts w:ascii="Arial" w:hAnsi="Arial" w:cs="Arial"/>
+                <w:rFonts w:cs="Arial" w:ascii="Arial" w:hAnsi="Arial"/>
               </w:rPr>
               <w:t>DD/MM/YYYY</w:t>
             </w:r>
@@ -1555,19 +2419,27 @@
         </w:tc>
         <w:tc>
           <w:tcPr>
-            <w:tcW w:w="0" w:type="auto"/>
+            <w:tcW w:w="1601" w:type="dxa"/>
+            <w:tcBorders>
+              <w:top w:val="single" w:sz="4" w:space="0" w:color="000000"/>
+              <w:left w:val="single" w:sz="4" w:space="0" w:color="000000"/>
+              <w:bottom w:val="single" w:sz="4" w:space="0" w:color="000000"/>
+              <w:right w:val="single" w:sz="4" w:space="0" w:color="000000"/>
+            </w:tcBorders>
             <w:vAlign w:val="center"/>
-            <w:hideMark/>
           </w:tcPr>
           <w:p>
             <w:pPr>
+              <w:pStyle w:val="Normal"/>
+              <w:widowControl w:val="false"/>
+              <w:spacing w:before="0" w:after="160"/>
               <w:rPr>
                 <w:rFonts w:ascii="Arial" w:hAnsi="Arial" w:cs="Arial"/>
               </w:rPr>
             </w:pPr>
             <w:r>
               <w:rPr>
-                <w:rFonts w:ascii="Arial" w:hAnsi="Arial" w:cs="Arial"/>
+                <w:rFonts w:cs="Arial" w:ascii="Arial" w:hAnsi="Arial"/>
               </w:rPr>
               <w:t>DD/MM/YYYY</w:t>
             </w:r>
@@ -1575,19 +2447,27 @@
         </w:tc>
         <w:tc>
           <w:tcPr>
-            <w:tcW w:w="0" w:type="auto"/>
+            <w:tcW w:w="2676" w:type="dxa"/>
+            <w:tcBorders>
+              <w:top w:val="single" w:sz="4" w:space="0" w:color="000000"/>
+              <w:left w:val="single" w:sz="4" w:space="0" w:color="000000"/>
+              <w:bottom w:val="single" w:sz="4" w:space="0" w:color="000000"/>
+              <w:right w:val="single" w:sz="4" w:space="0" w:color="000000"/>
+            </w:tcBorders>
             <w:vAlign w:val="center"/>
-            <w:hideMark/>
           </w:tcPr>
           <w:p>
             <w:pPr>
+              <w:pStyle w:val="Normal"/>
+              <w:widowControl w:val="false"/>
+              <w:spacing w:before="0" w:after="160"/>
               <w:rPr>
                 <w:rFonts w:ascii="Arial" w:hAnsi="Arial" w:cs="Arial"/>
               </w:rPr>
             </w:pPr>
             <w:r>
               <w:rPr>
-                <w:rFonts w:ascii="Arial" w:hAnsi="Arial" w:cs="Arial"/>
+                <w:rFonts w:cs="Arial" w:ascii="Arial" w:hAnsi="Arial"/>
               </w:rPr>
               <w:t>[Name]</w:t>
             </w:r>
@@ -1597,30 +2477,78 @@
     </w:tbl>
     <w:p>
       <w:pPr>
+        <w:pStyle w:val="Normal"/>
         <w:rPr>
           <w:rFonts w:ascii="Arial" w:hAnsi="Arial" w:cs="Arial"/>
         </w:rPr>
       </w:pPr>
       <w:r>
-        <w:rPr>
-          <w:rFonts w:ascii="Arial" w:hAnsi="Arial" w:cs="Arial"/>
-        </w:rPr>
-        <w:pict w14:anchorId="0D181145">
-          <v:rect id="_x0000_i1029" style="width:0;height:1.5pt" o:hralign="center" o:hrstd="t" o:hr="t" fillcolor="#a0a0a0" stroked="f"/>
-        </w:pict>
+        <w:rPr/>
+        <mc:AlternateContent>
+          <mc:Choice Requires="wps">
+            <w:drawing>
+              <wp:inline distT="0" distB="0" distL="0" distR="0">
+                <wp:extent cx="1270" cy="19685"/>
+                <wp:effectExtent l="0" t="0" r="0" b="0"/>
+                <wp:docPr id="5" name=""/>
+                <a:graphic xmlns:a="http://schemas.openxmlformats.org/drawingml/2006/main">
+                  <a:graphicData uri="http://schemas.microsoft.com/office/word/2010/wordprocessingShape">
+                    <wps:wsp>
+                      <wps:cNvSpPr/>
+                      <wps:nvSpPr>
+                        <wps:cNvPr id="4" name=""/>
+                        <wps:cNvSpPr/>
+                      </wps:nvSpPr>
+                      <wps:spPr>
+                        <a:xfrm>
+                          <a:off x="0" y="0"/>
+                          <a:ext cx="720" cy="19080"/>
+                        </a:xfrm>
+                        <a:prstGeom prst="rect">
+                          <a:avLst/>
+                        </a:prstGeom>
+                        <a:solidFill>
+                          <a:srgbClr val="a0a0a0"/>
+                        </a:solidFill>
+                        <a:ln w="0">
+                          <a:noFill/>
+                        </a:ln>
+                      </wps:spPr>
+                      <wps:bodyPr/>
+                    </wps:wsp>
+                  </a:graphicData>
+                </a:graphic>
+                <wp14:sizeRelH relativeFrom="page">
+                  <wp14:pctWidth>100000</wp14:pctWidth>
+                </wp14:sizeRelH>
+              </wp:inline>
+            </w:drawing>
+          </mc:Choice>
+          <mc:Fallback>
+            <w:pict>
+              <v:rect id="shape_0" fillcolor="#a0a0a0" stroked="f" style="position:absolute;margin-left:0pt;margin-top:-1.55pt;width:0pt;height:1.45pt;mso-wrap-style:none;v-text-anchor:middle;mso-position-horizontal:center;mso-position-vertical:top">
+                <v:fill o:detectmouseclick="t" type="solid" color2="#5f5f5f"/>
+                <v:stroke color="#3465a4" joinstyle="round" endcap="flat"/>
+                <w10:wrap type="topAndBottom"/>
+              </v:rect>
+            </w:pict>
+          </mc:Fallback>
+        </mc:AlternateContent>
       </w:r>
     </w:p>
     <w:p>
       <w:pPr>
+        <w:pStyle w:val="Normal"/>
         <w:rPr>
           <w:rFonts w:ascii="Arial" w:hAnsi="Arial" w:cs="Arial"/>
           <w:b/>
+          <w:b/>
           <w:bCs/>
         </w:rPr>
       </w:pPr>
       <w:r>
         <w:rPr>
-          <w:rFonts w:ascii="Arial" w:hAnsi="Arial" w:cs="Arial"/>
+          <w:rFonts w:cs="Arial" w:ascii="Arial" w:hAnsi="Arial"/>
           <w:b/>
           <w:bCs/>
         </w:rPr>
@@ -1629,6 +2557,7 @@
     </w:p>
     <w:p>
       <w:pPr>
+        <w:pStyle w:val="Normal"/>
         <w:numPr>
           <w:ilvl w:val="0"/>
           <w:numId w:val="4"/>
@@ -1639,7 +2568,7 @@
       </w:pPr>
       <w:r>
         <w:rPr>
-          <w:rFonts w:ascii="Arial" w:hAnsi="Arial" w:cs="Arial"/>
+          <w:rFonts w:cs="Arial" w:ascii="Arial" w:hAnsi="Arial"/>
           <w:b/>
           <w:bCs/>
         </w:rPr>
@@ -1647,13 +2576,14 @@
       </w:r>
       <w:r>
         <w:rPr>
-          <w:rFonts w:ascii="Arial" w:hAnsi="Arial" w:cs="Arial"/>
-        </w:rPr>
-        <w:t xml:space="preserve"> Ensure fairness and reduce potential biases in data collection.</w:t>
+          <w:rFonts w:cs="Arial" w:ascii="Arial" w:hAnsi="Arial"/>
+        </w:rPr>
+        <w:t xml:space="preserve"> We will ensure fairness by analyzing data across various rating ranges and avoiding misleading conclusions.</w:t>
       </w:r>
     </w:p>
     <w:p>
       <w:pPr>
+        <w:pStyle w:val="Normal"/>
         <w:numPr>
           <w:ilvl w:val="0"/>
           <w:numId w:val="4"/>
@@ -1664,7 +2594,7 @@
       </w:pPr>
       <w:r>
         <w:rPr>
-          <w:rFonts w:ascii="Arial" w:hAnsi="Arial" w:cs="Arial"/>
+          <w:rFonts w:cs="Arial" w:ascii="Arial" w:hAnsi="Arial"/>
           <w:b/>
           <w:bCs/>
         </w:rPr>
@@ -1672,13 +2602,14 @@
       </w:r>
       <w:r>
         <w:rPr>
-          <w:rFonts w:ascii="Arial" w:hAnsi="Arial" w:cs="Arial"/>
-        </w:rPr>
-        <w:t xml:space="preserve"> Adhere to GDPR and other legal frameworks.</w:t>
+          <w:rFonts w:cs="Arial" w:ascii="Arial" w:hAnsi="Arial"/>
+        </w:rPr>
+        <w:t xml:space="preserve"> Adhere to GDPR and Lichess data usage policies, ensuring no personally identifiable information is used.</w:t>
       </w:r>
     </w:p>
     <w:p>
       <w:pPr>
+        <w:pStyle w:val="Normal"/>
         <w:numPr>
           <w:ilvl w:val="0"/>
           <w:numId w:val="4"/>
@@ -1689,7 +2620,7 @@
       </w:pPr>
       <w:r>
         <w:rPr>
-          <w:rFonts w:ascii="Arial" w:hAnsi="Arial" w:cs="Arial"/>
+          <w:rFonts w:cs="Arial" w:ascii="Arial" w:hAnsi="Arial"/>
           <w:b/>
           <w:bCs/>
         </w:rPr>
@@ -1697,37 +2628,85 @@
       </w:r>
       <w:r>
         <w:rPr>
-          <w:rFonts w:ascii="Arial" w:hAnsi="Arial" w:cs="Arial"/>
-        </w:rPr>
-        <w:t xml:space="preserve"> Document decisions related to data usage and model selection.</w:t>
+          <w:rFonts w:cs="Arial" w:ascii="Arial" w:hAnsi="Arial"/>
+        </w:rPr>
+        <w:t xml:space="preserve"> Document all decisions regarding data usage, methodology, and model selection for reproducibility.</w:t>
       </w:r>
     </w:p>
     <w:p>
       <w:pPr>
+        <w:pStyle w:val="Normal"/>
         <w:rPr>
           <w:rFonts w:ascii="Arial" w:hAnsi="Arial" w:cs="Arial"/>
         </w:rPr>
       </w:pPr>
       <w:r>
-        <w:rPr>
-          <w:rFonts w:ascii="Arial" w:hAnsi="Arial" w:cs="Arial"/>
-        </w:rPr>
-        <w:pict w14:anchorId="6F5B4EEB">
-          <v:rect id="_x0000_i1030" style="width:0;height:1.5pt" o:hralign="center" o:hrstd="t" o:hr="t" fillcolor="#a0a0a0" stroked="f"/>
-        </w:pict>
+        <w:rPr/>
+        <mc:AlternateContent>
+          <mc:Choice Requires="wps">
+            <w:drawing>
+              <wp:inline distT="0" distB="0" distL="0" distR="0">
+                <wp:extent cx="5732145" cy="19685"/>
+                <wp:effectExtent l="0" t="0" r="0" b="0"/>
+                <wp:docPr id="6" name=""/>
+                <a:graphic xmlns:a="http://schemas.openxmlformats.org/drawingml/2006/main">
+                  <a:graphicData uri="http://schemas.microsoft.com/office/word/2010/wordprocessingShape">
+                    <wps:wsp>
+                      <wps:cNvSpPr/>
+                      <wps:nvSpPr>
+                        <wps:cNvPr id="5" name=""/>
+                        <wps:cNvSpPr/>
+                      </wps:nvSpPr>
+                      <wps:spPr>
+                        <a:xfrm>
+                          <a:off x="0" y="0"/>
+                          <a:ext cx="5731560" cy="19080"/>
+                        </a:xfrm>
+                        <a:prstGeom prst="rect">
+                          <a:avLst/>
+                        </a:prstGeom>
+                        <a:solidFill>
+                          <a:srgbClr val="a0a0a0"/>
+                        </a:solidFill>
+                        <a:ln w="0">
+                          <a:noFill/>
+                        </a:ln>
+                      </wps:spPr>
+                      <wps:bodyPr/>
+                    </wps:wsp>
+                  </a:graphicData>
+                </a:graphic>
+                <wp14:sizeRelH relativeFrom="page">
+                  <wp14:pctWidth>100000</wp14:pctWidth>
+                </wp14:sizeRelH>
+              </wp:inline>
+            </w:drawing>
+          </mc:Choice>
+          <mc:Fallback>
+            <w:pict>
+              <v:rect id="shape_0" fillcolor="#a0a0a0" stroked="f" style="position:absolute;margin-left:0pt;margin-top:-1.55pt;width:451.25pt;height:1.45pt;mso-wrap-style:none;v-text-anchor:middle;mso-position-horizontal:center;mso-position-vertical:top">
+                <v:fill o:detectmouseclick="t" type="solid" color2="#5f5f5f"/>
+                <v:stroke color="#3465a4" joinstyle="round" endcap="flat"/>
+                <w10:wrap type="topAndBottom"/>
+              </v:rect>
+            </w:pict>
+          </mc:Fallback>
+        </mc:AlternateContent>
       </w:r>
     </w:p>
     <w:p>
       <w:pPr>
+        <w:pStyle w:val="Normal"/>
         <w:rPr>
           <w:rFonts w:ascii="Arial" w:hAnsi="Arial" w:cs="Arial"/>
           <w:b/>
+          <w:b/>
           <w:bCs/>
         </w:rPr>
       </w:pPr>
       <w:r>
         <w:rPr>
-          <w:rFonts w:ascii="Arial" w:hAnsi="Arial" w:cs="Arial"/>
+          <w:rFonts w:cs="Arial" w:ascii="Arial" w:hAnsi="Arial"/>
           <w:b/>
           <w:bCs/>
         </w:rPr>
@@ -1736,76 +2715,86 @@
     </w:p>
     <w:tbl>
       <w:tblPr>
-        <w:tblW w:w="0" w:type="auto"/>
-        <w:tblCellSpacing w:w="15" w:type="dxa"/>
-        <w:tblBorders>
-          <w:top w:val="single" w:sz="4" w:space="0" w:color="auto"/>
-          <w:left w:val="single" w:sz="4" w:space="0" w:color="auto"/>
-          <w:bottom w:val="single" w:sz="4" w:space="0" w:color="auto"/>
-          <w:right w:val="single" w:sz="4" w:space="0" w:color="auto"/>
-          <w:insideH w:val="single" w:sz="4" w:space="0" w:color="auto"/>
-          <w:insideV w:val="single" w:sz="4" w:space="0" w:color="auto"/>
-        </w:tblBorders>
+        <w:tblW w:w="9016" w:type="dxa"/>
+        <w:jc w:val="left"/>
+        <w:tblInd w:w="0" w:type="dxa"/>
+        <w:tblLayout w:type="fixed"/>
         <w:tblCellMar>
           <w:top w:w="15" w:type="dxa"/>
           <w:left w:w="15" w:type="dxa"/>
           <w:bottom w:w="15" w:type="dxa"/>
           <w:right w:w="15" w:type="dxa"/>
         </w:tblCellMar>
-        <w:tblLook w:val="04A0" w:firstRow="1" w:lastRow="0" w:firstColumn="1" w:lastColumn="0" w:noHBand="0" w:noVBand="1"/>
+        <w:tblLook w:firstRow="1" w:noVBand="1" w:lastRow="0" w:firstColumn="1" w:lastColumn="0" w:noHBand="0" w:val="04a0"/>
       </w:tblPr>
       <w:tblGrid>
-        <w:gridCol w:w="1899"/>
-        <w:gridCol w:w="5501"/>
+        <w:gridCol w:w="1898"/>
+        <w:gridCol w:w="5502"/>
         <w:gridCol w:w="1616"/>
       </w:tblGrid>
       <w:tr>
         <w:trPr>
-          <w:tblHeader/>
-          <w:tblCellSpacing w:w="15" w:type="dxa"/>
+          <w:tblHeader w:val="true"/>
         </w:trPr>
         <w:tc>
           <w:tcPr>
-            <w:tcW w:w="0" w:type="auto"/>
+            <w:tcW w:w="1898" w:type="dxa"/>
+            <w:tcBorders>
+              <w:top w:val="single" w:sz="4" w:space="0" w:color="000000"/>
+              <w:left w:val="single" w:sz="4" w:space="0" w:color="000000"/>
+              <w:bottom w:val="single" w:sz="4" w:space="0" w:color="000000"/>
+              <w:right w:val="single" w:sz="4" w:space="0" w:color="000000"/>
+            </w:tcBorders>
             <w:vAlign w:val="center"/>
-            <w:hideMark/>
           </w:tcPr>
           <w:p>
             <w:pPr>
+              <w:pStyle w:val="Normal"/>
+              <w:widowControl w:val="false"/>
+              <w:spacing w:before="0" w:after="160"/>
               <w:rPr>
                 <w:rFonts w:ascii="Arial" w:hAnsi="Arial" w:cs="Arial"/>
                 <w:b/>
+                <w:b/>
                 <w:bCs/>
               </w:rPr>
             </w:pPr>
             <w:r>
               <w:rPr>
-                <w:rFonts w:ascii="Arial" w:hAnsi="Arial" w:cs="Arial"/>
+                <w:rFonts w:cs="Arial" w:ascii="Arial" w:hAnsi="Arial"/>
                 <w:b/>
                 <w:bCs/>
               </w:rPr>
-              <w:lastRenderedPageBreak/>
               <w:t>Deliverable</w:t>
             </w:r>
           </w:p>
         </w:tc>
         <w:tc>
           <w:tcPr>
-            <w:tcW w:w="0" w:type="auto"/>
+            <w:tcW w:w="5502" w:type="dxa"/>
+            <w:tcBorders>
+              <w:top w:val="single" w:sz="4" w:space="0" w:color="000000"/>
+              <w:left w:val="single" w:sz="4" w:space="0" w:color="000000"/>
+              <w:bottom w:val="single" w:sz="4" w:space="0" w:color="000000"/>
+              <w:right w:val="single" w:sz="4" w:space="0" w:color="000000"/>
+            </w:tcBorders>
             <w:vAlign w:val="center"/>
-            <w:hideMark/>
           </w:tcPr>
           <w:p>
             <w:pPr>
+              <w:pStyle w:val="Normal"/>
+              <w:widowControl w:val="false"/>
+              <w:spacing w:before="0" w:after="160"/>
               <w:rPr>
                 <w:rFonts w:ascii="Arial" w:hAnsi="Arial" w:cs="Arial"/>
                 <w:b/>
+                <w:b/>
                 <w:bCs/>
               </w:rPr>
             </w:pPr>
             <w:r>
               <w:rPr>
-                <w:rFonts w:ascii="Arial" w:hAnsi="Arial" w:cs="Arial"/>
+                <w:rFonts w:cs="Arial" w:ascii="Arial" w:hAnsi="Arial"/>
                 <w:b/>
                 <w:bCs/>
               </w:rPr>
@@ -1815,21 +2804,30 @@
         </w:tc>
         <w:tc>
           <w:tcPr>
-            <w:tcW w:w="0" w:type="auto"/>
+            <w:tcW w:w="1616" w:type="dxa"/>
+            <w:tcBorders>
+              <w:top w:val="single" w:sz="4" w:space="0" w:color="000000"/>
+              <w:left w:val="single" w:sz="4" w:space="0" w:color="000000"/>
+              <w:bottom w:val="single" w:sz="4" w:space="0" w:color="000000"/>
+              <w:right w:val="single" w:sz="4" w:space="0" w:color="000000"/>
+            </w:tcBorders>
             <w:vAlign w:val="center"/>
-            <w:hideMark/>
           </w:tcPr>
           <w:p>
             <w:pPr>
+              <w:pStyle w:val="Normal"/>
+              <w:widowControl w:val="false"/>
+              <w:spacing w:before="0" w:after="160"/>
               <w:rPr>
                 <w:rFonts w:ascii="Arial" w:hAnsi="Arial" w:cs="Arial"/>
                 <w:b/>
+                <w:b/>
                 <w:bCs/>
               </w:rPr>
             </w:pPr>
             <w:r>
               <w:rPr>
-                <w:rFonts w:ascii="Arial" w:hAnsi="Arial" w:cs="Arial"/>
+                <w:rFonts w:cs="Arial" w:ascii="Arial" w:hAnsi="Arial"/>
                 <w:b/>
                 <w:bCs/>
               </w:rPr>
@@ -1839,24 +2837,30 @@
         </w:tc>
       </w:tr>
       <w:tr>
-        <w:trPr>
-          <w:tblCellSpacing w:w="15" w:type="dxa"/>
-        </w:trPr>
+        <w:trPr/>
         <w:tc>
           <w:tcPr>
-            <w:tcW w:w="0" w:type="auto"/>
+            <w:tcW w:w="1898" w:type="dxa"/>
+            <w:tcBorders>
+              <w:top w:val="single" w:sz="4" w:space="0" w:color="000000"/>
+              <w:left w:val="single" w:sz="4" w:space="0" w:color="000000"/>
+              <w:bottom w:val="single" w:sz="4" w:space="0" w:color="000000"/>
+              <w:right w:val="single" w:sz="4" w:space="0" w:color="000000"/>
+            </w:tcBorders>
             <w:vAlign w:val="center"/>
-            <w:hideMark/>
           </w:tcPr>
           <w:p>
             <w:pPr>
+              <w:pStyle w:val="Normal"/>
+              <w:widowControl w:val="false"/>
+              <w:spacing w:before="0" w:after="160"/>
               <w:rPr>
                 <w:rFonts w:ascii="Arial" w:hAnsi="Arial" w:cs="Arial"/>
               </w:rPr>
             </w:pPr>
             <w:r>
               <w:rPr>
-                <w:rFonts w:ascii="Arial" w:hAnsi="Arial" w:cs="Arial"/>
+                <w:rFonts w:cs="Arial" w:ascii="Arial" w:hAnsi="Arial"/>
                 <w:b/>
                 <w:bCs/>
               </w:rPr>
@@ -1866,19 +2870,27 @@
         </w:tc>
         <w:tc>
           <w:tcPr>
-            <w:tcW w:w="0" w:type="auto"/>
+            <w:tcW w:w="5502" w:type="dxa"/>
+            <w:tcBorders>
+              <w:top w:val="single" w:sz="4" w:space="0" w:color="000000"/>
+              <w:left w:val="single" w:sz="4" w:space="0" w:color="000000"/>
+              <w:bottom w:val="single" w:sz="4" w:space="0" w:color="000000"/>
+              <w:right w:val="single" w:sz="4" w:space="0" w:color="000000"/>
+            </w:tcBorders>
             <w:vAlign w:val="center"/>
-            <w:hideMark/>
           </w:tcPr>
           <w:p>
             <w:pPr>
+              <w:pStyle w:val="Normal"/>
+              <w:widowControl w:val="false"/>
+              <w:spacing w:before="0" w:after="160"/>
               <w:rPr>
                 <w:rFonts w:ascii="Arial" w:hAnsi="Arial" w:cs="Arial"/>
               </w:rPr>
             </w:pPr>
             <w:r>
               <w:rPr>
-                <w:rFonts w:ascii="Arial" w:hAnsi="Arial" w:cs="Arial"/>
+                <w:rFonts w:cs="Arial" w:ascii="Arial" w:hAnsi="Arial"/>
               </w:rPr>
               <w:t>Define business problem, dataset, and methodology</w:t>
             </w:r>
@@ -1886,19 +2898,27 @@
         </w:tc>
         <w:tc>
           <w:tcPr>
-            <w:tcW w:w="0" w:type="auto"/>
+            <w:tcW w:w="1616" w:type="dxa"/>
+            <w:tcBorders>
+              <w:top w:val="single" w:sz="4" w:space="0" w:color="000000"/>
+              <w:left w:val="single" w:sz="4" w:space="0" w:color="000000"/>
+              <w:bottom w:val="single" w:sz="4" w:space="0" w:color="000000"/>
+              <w:right w:val="single" w:sz="4" w:space="0" w:color="000000"/>
+            </w:tcBorders>
             <w:vAlign w:val="center"/>
-            <w:hideMark/>
           </w:tcPr>
           <w:p>
             <w:pPr>
+              <w:pStyle w:val="Normal"/>
+              <w:widowControl w:val="false"/>
+              <w:spacing w:before="0" w:after="160"/>
               <w:rPr>
                 <w:rFonts w:ascii="Arial" w:hAnsi="Arial" w:cs="Arial"/>
               </w:rPr>
             </w:pPr>
             <w:r>
               <w:rPr>
-                <w:rFonts w:ascii="Arial" w:hAnsi="Arial" w:cs="Arial"/>
+                <w:rFonts w:cs="Arial" w:ascii="Arial" w:hAnsi="Arial"/>
               </w:rPr>
               <w:t>DD/MM/YYYY</w:t>
             </w:r>
@@ -1906,24 +2926,30 @@
         </w:tc>
       </w:tr>
       <w:tr>
-        <w:trPr>
-          <w:tblCellSpacing w:w="15" w:type="dxa"/>
-        </w:trPr>
+        <w:trPr/>
         <w:tc>
           <w:tcPr>
-            <w:tcW w:w="0" w:type="auto"/>
+            <w:tcW w:w="1898" w:type="dxa"/>
+            <w:tcBorders>
+              <w:top w:val="single" w:sz="4" w:space="0" w:color="000000"/>
+              <w:left w:val="single" w:sz="4" w:space="0" w:color="000000"/>
+              <w:bottom w:val="single" w:sz="4" w:space="0" w:color="000000"/>
+              <w:right w:val="single" w:sz="4" w:space="0" w:color="000000"/>
+            </w:tcBorders>
             <w:vAlign w:val="center"/>
-            <w:hideMark/>
           </w:tcPr>
           <w:p>
             <w:pPr>
+              <w:pStyle w:val="Normal"/>
+              <w:widowControl w:val="false"/>
+              <w:spacing w:before="0" w:after="160"/>
               <w:rPr>
                 <w:rFonts w:ascii="Arial" w:hAnsi="Arial" w:cs="Arial"/>
               </w:rPr>
             </w:pPr>
             <w:r>
               <w:rPr>
-                <w:rFonts w:ascii="Arial" w:hAnsi="Arial" w:cs="Arial"/>
+                <w:rFonts w:cs="Arial" w:ascii="Arial" w:hAnsi="Arial"/>
                 <w:b/>
                 <w:bCs/>
               </w:rPr>
@@ -1933,19 +2959,27 @@
         </w:tc>
         <w:tc>
           <w:tcPr>
-            <w:tcW w:w="0" w:type="auto"/>
+            <w:tcW w:w="5502" w:type="dxa"/>
+            <w:tcBorders>
+              <w:top w:val="single" w:sz="4" w:space="0" w:color="000000"/>
+              <w:left w:val="single" w:sz="4" w:space="0" w:color="000000"/>
+              <w:bottom w:val="single" w:sz="4" w:space="0" w:color="000000"/>
+              <w:right w:val="single" w:sz="4" w:space="0" w:color="000000"/>
+            </w:tcBorders>
             <w:vAlign w:val="center"/>
-            <w:hideMark/>
           </w:tcPr>
           <w:p>
             <w:pPr>
+              <w:pStyle w:val="Normal"/>
+              <w:widowControl w:val="false"/>
+              <w:spacing w:before="0" w:after="160"/>
               <w:rPr>
                 <w:rFonts w:ascii="Arial" w:hAnsi="Arial" w:cs="Arial"/>
               </w:rPr>
             </w:pPr>
             <w:r>
               <w:rPr>
-                <w:rFonts w:ascii="Arial" w:hAnsi="Arial" w:cs="Arial"/>
+                <w:rFonts w:cs="Arial" w:ascii="Arial" w:hAnsi="Arial"/>
               </w:rPr>
               <w:t>Detailed team roles, milestones, and collaboration strategy</w:t>
             </w:r>
@@ -1953,19 +2987,27 @@
         </w:tc>
         <w:tc>
           <w:tcPr>
-            <w:tcW w:w="0" w:type="auto"/>
+            <w:tcW w:w="1616" w:type="dxa"/>
+            <w:tcBorders>
+              <w:top w:val="single" w:sz="4" w:space="0" w:color="000000"/>
+              <w:left w:val="single" w:sz="4" w:space="0" w:color="000000"/>
+              <w:bottom w:val="single" w:sz="4" w:space="0" w:color="000000"/>
+              <w:right w:val="single" w:sz="4" w:space="0" w:color="000000"/>
+            </w:tcBorders>
             <w:vAlign w:val="center"/>
-            <w:hideMark/>
           </w:tcPr>
           <w:p>
             <w:pPr>
+              <w:pStyle w:val="Normal"/>
+              <w:widowControl w:val="false"/>
+              <w:spacing w:before="0" w:after="160"/>
               <w:rPr>
                 <w:rFonts w:ascii="Arial" w:hAnsi="Arial" w:cs="Arial"/>
               </w:rPr>
             </w:pPr>
             <w:r>
               <w:rPr>
-                <w:rFonts w:ascii="Arial" w:hAnsi="Arial" w:cs="Arial"/>
+                <w:rFonts w:cs="Arial" w:ascii="Arial" w:hAnsi="Arial"/>
               </w:rPr>
               <w:t>DD/MM/YYYY</w:t>
             </w:r>
@@ -1973,23 +3015,35 @@
         </w:tc>
       </w:tr>
     </w:tbl>
-    <w:p/>
+    <w:p>
+      <w:pPr>
+        <w:pStyle w:val="Normal"/>
+        <w:widowControl/>
+        <w:bidi w:val="0"/>
+        <w:spacing w:lineRule="auto" w:line="276" w:before="0" w:after="160"/>
+        <w:jc w:val="left"/>
+        <w:rPr/>
+      </w:pPr>
+      <w:r>
+        <w:rPr/>
+      </w:r>
+    </w:p>
     <w:sectPr>
+      <w:type w:val="nextPage"/>
       <w:pgSz w:w="11906" w:h="16838"/>
-      <w:pgMar w:top="1440" w:right="1440" w:bottom="1440" w:left="1440" w:header="708" w:footer="708" w:gutter="0"/>
-      <w:cols w:space="708"/>
-      <w:docGrid w:linePitch="360"/>
+      <w:pgMar w:left="1440" w:right="1440" w:header="0" w:top="1440" w:footer="0" w:bottom="1440" w:gutter="0"/>
+      <w:pgNumType w:fmt="decimal"/>
+      <w:formProt w:val="false"/>
+      <w:textDirection w:val="lrTb"/>
+      <w:docGrid w:type="default" w:linePitch="360" w:charSpace="0"/>
     </w:sectPr>
   </w:body>
 </w:document>
 </file>
 
 <file path=word/numbering.xml><?xml version="1.0" encoding="utf-8"?>
-<w:numbering xmlns:wpc="http://schemas.microsoft.com/office/word/2010/wordprocessingCanvas" xmlns:cx="http://schemas.microsoft.com/office/drawing/2014/chartex" xmlns:cx1="http://schemas.microsoft.com/office/drawing/2015/9/8/chartex" xmlns:cx2="http://schemas.microsoft.com/office/drawing/2015/10/21/chartex" xmlns:cx3="http://schemas.microsoft.com/office/drawing/2016/5/9/chartex" xmlns:cx4="http://schemas.microsoft.com/office/drawing/2016/5/10/chartex" xmlns:cx5="http://schemas.microsoft.com/office/drawing/2016/5/11/chartex" xmlns:cx6="http://schemas.microsoft.com/office/drawing/2016/5/12/chartex" xmlns:cx7="http://schemas.microsoft.com/office/drawing/2016/5/13/chartex" xmlns:cx8="http://schemas.microsoft.com/office/drawing/2016/5/14/chartex" xmlns:mc="http://schemas.openxmlformats.org/markup-compatibility/2006" xmlns:aink="http://schemas.microsoft.com/office/drawing/2016/ink" xmlns:am3d="http://schemas.microsoft.com/office/drawing/2017/model3d" xmlns:o="urn:schemas-microsoft-com:office:office" xmlns:oel="http://schemas.microsoft.com/office/2019/extlst" xmlns:r="http://schemas.openxmlformats.org/officeDocument/2006/relationships" xmlns:m="http://schemas.openxmlformats.org/officeDocument/2006/math" xmlns:v="urn:schemas-microsoft-com:vml" xmlns:wp14="http://schemas.microsoft.com/office/word/2010/wordprocessingDrawing" xmlns:wp="http://schemas.openxmlformats.org/drawingml/2006/wordprocessingDrawing" xmlns:w10="urn:schemas-microsoft-com:office:word" xmlns:w="http://schemas.openxmlformats.org/wordprocessingml/2006/main" xmlns:w14="http://schemas.microsoft.com/office/word/2010/wordml" xmlns:w15="http://schemas.microsoft.com/office/word/2012/wordml" xmlns:w16cex="http://schemas.microsoft.com/office/word/2018/wordml/cex" xmlns:w16cid="http://schemas.microsoft.com/office/word/2016/wordml/cid" xmlns:w16="http://schemas.microsoft.com/office/word/2018/wordml" xmlns:w16du="http://schemas.microsoft.com/office/word/2023/wordml/word16du" xmlns:w16sdtdh="http://schemas.microsoft.com/office/word/2020/wordml/sdtdatahash" xmlns:w16sdtfl="http://schemas.microsoft.com/office/word/2024/wordml/sdtformatlock" xmlns:w16se="http://schemas.microsoft.com/office/word/2015/wordml/symex" xmlns:wpg="http://schemas.microsoft.com/office/word/2010/wordprocessingGroup" xmlns:wpi="http://schemas.microsoft.com/office/word/2010/wordprocessingInk" xmlns:wne="http://schemas.microsoft.com/office/word/2006/wordml" xmlns:wps="http://schemas.microsoft.com/office/word/2010/wordprocessingShape" mc:Ignorable="w14 w15 w16se w16cid w16 w16cex w16sdtdh w16sdtfl w16du wp14">
-  <w:abstractNum w:abstractNumId="0" w15:restartNumberingAfterBreak="0">
-    <w:nsid w:val="041D786F"/>
-    <w:multiLevelType w:val="multilevel"/>
-    <w:tmpl w:val="1D4EAE30"/>
+<w:numbering xmlns:w="http://schemas.openxmlformats.org/wordprocessingml/2006/main" xmlns:o="urn:schemas-microsoft-com:office:office" xmlns:r="http://schemas.openxmlformats.org/officeDocument/2006/relationships" xmlns:v="urn:schemas-microsoft-com:vml" xmlns:mc="http://schemas.openxmlformats.org/markup-compatibility/2006" xmlns:w14="http://schemas.microsoft.com/office/word/2010/wordml" mc:Ignorable="w14">
+  <w:abstractNum w:abstractNumId="1">
     <w:lvl w:ilvl="0">
       <w:start w:val="1"/>
       <w:numFmt w:val="bullet"/>
@@ -2002,11 +3056,11 @@
         <w:ind w:left="720" w:hanging="360"/>
       </w:pPr>
       <w:rPr>
-        <w:rFonts w:ascii="Symbol" w:hAnsi="Symbol" w:hint="default"/>
+        <w:rFonts w:ascii="Symbol" w:hAnsi="Symbol" w:cs="Symbol" w:hint="default"/>
         <w:sz w:val="20"/>
       </w:rPr>
     </w:lvl>
-    <w:lvl w:ilvl="1" w:tentative="1">
+    <w:lvl w:ilvl="1">
       <w:start w:val="1"/>
       <w:numFmt w:val="bullet"/>
       <w:lvlText w:val="o"/>
@@ -2018,11 +3072,11 @@
         <w:ind w:left="1440" w:hanging="360"/>
       </w:pPr>
       <w:rPr>
-        <w:rFonts w:ascii="Courier New" w:hAnsi="Courier New" w:hint="default"/>
+        <w:rFonts w:ascii="Courier New" w:hAnsi="Courier New" w:cs="Courier New" w:hint="default"/>
         <w:sz w:val="20"/>
       </w:rPr>
     </w:lvl>
-    <w:lvl w:ilvl="2" w:tentative="1">
+    <w:lvl w:ilvl="2">
       <w:start w:val="1"/>
       <w:numFmt w:val="bullet"/>
       <w:lvlText w:val=""/>
@@ -2034,11 +3088,11 @@
         <w:ind w:left="2160" w:hanging="360"/>
       </w:pPr>
       <w:rPr>
-        <w:rFonts w:ascii="Wingdings" w:hAnsi="Wingdings" w:hint="default"/>
+        <w:rFonts w:ascii="Wingdings" w:hAnsi="Wingdings" w:cs="Wingdings" w:hint="default"/>
         <w:sz w:val="20"/>
       </w:rPr>
     </w:lvl>
-    <w:lvl w:ilvl="3" w:tentative="1">
+    <w:lvl w:ilvl="3">
       <w:start w:val="1"/>
       <w:numFmt w:val="bullet"/>
       <w:lvlText w:val=""/>
@@ -2050,11 +3104,11 @@
         <w:ind w:left="2880" w:hanging="360"/>
       </w:pPr>
       <w:rPr>
-        <w:rFonts w:ascii="Wingdings" w:hAnsi="Wingdings" w:hint="default"/>
+        <w:rFonts w:ascii="Wingdings" w:hAnsi="Wingdings" w:cs="Wingdings" w:hint="default"/>
         <w:sz w:val="20"/>
       </w:rPr>
     </w:lvl>
-    <w:lvl w:ilvl="4" w:tentative="1">
+    <w:lvl w:ilvl="4">
       <w:start w:val="1"/>
       <w:numFmt w:val="bullet"/>
       <w:lvlText w:val=""/>
@@ -2066,11 +3120,11 @@
         <w:ind w:left="3600" w:hanging="360"/>
       </w:pPr>
       <w:rPr>
-        <w:rFonts w:ascii="Wingdings" w:hAnsi="Wingdings" w:hint="default"/>
+        <w:rFonts w:ascii="Wingdings" w:hAnsi="Wingdings" w:cs="Wingdings" w:hint="default"/>
         <w:sz w:val="20"/>
       </w:rPr>
     </w:lvl>
-    <w:lvl w:ilvl="5" w:tentative="1">
+    <w:lvl w:ilvl="5">
       <w:start w:val="1"/>
       <w:numFmt w:val="bullet"/>
       <w:lvlText w:val=""/>
@@ -2082,11 +3136,11 @@
         <w:ind w:left="4320" w:hanging="360"/>
       </w:pPr>
       <w:rPr>
-        <w:rFonts w:ascii="Wingdings" w:hAnsi="Wingdings" w:hint="default"/>
+        <w:rFonts w:ascii="Wingdings" w:hAnsi="Wingdings" w:cs="Wingdings" w:hint="default"/>
         <w:sz w:val="20"/>
       </w:rPr>
     </w:lvl>
-    <w:lvl w:ilvl="6" w:tentative="1">
+    <w:lvl w:ilvl="6">
       <w:start w:val="1"/>
       <w:numFmt w:val="bullet"/>
       <w:lvlText w:val=""/>
@@ -2098,11 +3152,11 @@
         <w:ind w:left="5040" w:hanging="360"/>
       </w:pPr>
       <w:rPr>
-        <w:rFonts w:ascii="Wingdings" w:hAnsi="Wingdings" w:hint="default"/>
+        <w:rFonts w:ascii="Wingdings" w:hAnsi="Wingdings" w:cs="Wingdings" w:hint="default"/>
         <w:sz w:val="20"/>
       </w:rPr>
     </w:lvl>
-    <w:lvl w:ilvl="7" w:tentative="1">
+    <w:lvl w:ilvl="7">
       <w:start w:val="1"/>
       <w:numFmt w:val="bullet"/>
       <w:lvlText w:val=""/>
@@ -2114,11 +3168,11 @@
         <w:ind w:left="5760" w:hanging="360"/>
       </w:pPr>
       <w:rPr>
-        <w:rFonts w:ascii="Wingdings" w:hAnsi="Wingdings" w:hint="default"/>
+        <w:rFonts w:ascii="Wingdings" w:hAnsi="Wingdings" w:cs="Wingdings" w:hint="default"/>
         <w:sz w:val="20"/>
       </w:rPr>
     </w:lvl>
-    <w:lvl w:ilvl="8" w:tentative="1">
+    <w:lvl w:ilvl="8">
       <w:start w:val="1"/>
       <w:numFmt w:val="bullet"/>
       <w:lvlText w:val=""/>
@@ -2130,128 +3184,12 @@
         <w:ind w:left="6480" w:hanging="360"/>
       </w:pPr>
       <w:rPr>
-        <w:rFonts w:ascii="Wingdings" w:hAnsi="Wingdings" w:hint="default"/>
+        <w:rFonts w:ascii="Wingdings" w:hAnsi="Wingdings" w:cs="Wingdings" w:hint="default"/>
         <w:sz w:val="20"/>
       </w:rPr>
     </w:lvl>
   </w:abstractNum>
-  <w:abstractNum w:abstractNumId="1" w15:restartNumberingAfterBreak="0">
-    <w:nsid w:val="1B107911"/>
-    <w:multiLevelType w:val="hybridMultilevel"/>
-    <w:tmpl w:val="A28AF23A"/>
-    <w:lvl w:ilvl="0" w:tplc="08090001">
-      <w:start w:val="1"/>
-      <w:numFmt w:val="bullet"/>
-      <w:lvlText w:val=""/>
-      <w:lvlJc w:val="left"/>
-      <w:pPr>
-        <w:ind w:left="765" w:hanging="360"/>
-      </w:pPr>
-      <w:rPr>
-        <w:rFonts w:ascii="Symbol" w:hAnsi="Symbol" w:hint="default"/>
-      </w:rPr>
-    </w:lvl>
-    <w:lvl w:ilvl="1" w:tplc="08090003" w:tentative="1">
-      <w:start w:val="1"/>
-      <w:numFmt w:val="bullet"/>
-      <w:lvlText w:val="o"/>
-      <w:lvlJc w:val="left"/>
-      <w:pPr>
-        <w:ind w:left="1485" w:hanging="360"/>
-      </w:pPr>
-      <w:rPr>
-        <w:rFonts w:ascii="Courier New" w:hAnsi="Courier New" w:cs="Courier New" w:hint="default"/>
-      </w:rPr>
-    </w:lvl>
-    <w:lvl w:ilvl="2" w:tplc="08090005" w:tentative="1">
-      <w:start w:val="1"/>
-      <w:numFmt w:val="bullet"/>
-      <w:lvlText w:val=""/>
-      <w:lvlJc w:val="left"/>
-      <w:pPr>
-        <w:ind w:left="2205" w:hanging="360"/>
-      </w:pPr>
-      <w:rPr>
-        <w:rFonts w:ascii="Wingdings" w:hAnsi="Wingdings" w:hint="default"/>
-      </w:rPr>
-    </w:lvl>
-    <w:lvl w:ilvl="3" w:tplc="08090001" w:tentative="1">
-      <w:start w:val="1"/>
-      <w:numFmt w:val="bullet"/>
-      <w:lvlText w:val=""/>
-      <w:lvlJc w:val="left"/>
-      <w:pPr>
-        <w:ind w:left="2925" w:hanging="360"/>
-      </w:pPr>
-      <w:rPr>
-        <w:rFonts w:ascii="Symbol" w:hAnsi="Symbol" w:hint="default"/>
-      </w:rPr>
-    </w:lvl>
-    <w:lvl w:ilvl="4" w:tplc="08090003" w:tentative="1">
-      <w:start w:val="1"/>
-      <w:numFmt w:val="bullet"/>
-      <w:lvlText w:val="o"/>
-      <w:lvlJc w:val="left"/>
-      <w:pPr>
-        <w:ind w:left="3645" w:hanging="360"/>
-      </w:pPr>
-      <w:rPr>
-        <w:rFonts w:ascii="Courier New" w:hAnsi="Courier New" w:cs="Courier New" w:hint="default"/>
-      </w:rPr>
-    </w:lvl>
-    <w:lvl w:ilvl="5" w:tplc="08090005" w:tentative="1">
-      <w:start w:val="1"/>
-      <w:numFmt w:val="bullet"/>
-      <w:lvlText w:val=""/>
-      <w:lvlJc w:val="left"/>
-      <w:pPr>
-        <w:ind w:left="4365" w:hanging="360"/>
-      </w:pPr>
-      <w:rPr>
-        <w:rFonts w:ascii="Wingdings" w:hAnsi="Wingdings" w:hint="default"/>
-      </w:rPr>
-    </w:lvl>
-    <w:lvl w:ilvl="6" w:tplc="08090001" w:tentative="1">
-      <w:start w:val="1"/>
-      <w:numFmt w:val="bullet"/>
-      <w:lvlText w:val=""/>
-      <w:lvlJc w:val="left"/>
-      <w:pPr>
-        <w:ind w:left="5085" w:hanging="360"/>
-      </w:pPr>
-      <w:rPr>
-        <w:rFonts w:ascii="Symbol" w:hAnsi="Symbol" w:hint="default"/>
-      </w:rPr>
-    </w:lvl>
-    <w:lvl w:ilvl="7" w:tplc="08090003" w:tentative="1">
-      <w:start w:val="1"/>
-      <w:numFmt w:val="bullet"/>
-      <w:lvlText w:val="o"/>
-      <w:lvlJc w:val="left"/>
-      <w:pPr>
-        <w:ind w:left="5805" w:hanging="360"/>
-      </w:pPr>
-      <w:rPr>
-        <w:rFonts w:ascii="Courier New" w:hAnsi="Courier New" w:cs="Courier New" w:hint="default"/>
-      </w:rPr>
-    </w:lvl>
-    <w:lvl w:ilvl="8" w:tplc="08090005" w:tentative="1">
-      <w:start w:val="1"/>
-      <w:numFmt w:val="bullet"/>
-      <w:lvlText w:val=""/>
-      <w:lvlJc w:val="left"/>
-      <w:pPr>
-        <w:ind w:left="6525" w:hanging="360"/>
-      </w:pPr>
-      <w:rPr>
-        <w:rFonts w:ascii="Wingdings" w:hAnsi="Wingdings" w:hint="default"/>
-      </w:rPr>
-    </w:lvl>
-  </w:abstractNum>
-  <w:abstractNum w:abstractNumId="2" w15:restartNumberingAfterBreak="0">
-    <w:nsid w:val="22345A36"/>
-    <w:multiLevelType w:val="multilevel"/>
-    <w:tmpl w:val="294CAF78"/>
+  <w:abstractNum w:abstractNumId="2">
     <w:lvl w:ilvl="0">
       <w:start w:val="1"/>
       <w:numFmt w:val="bullet"/>
@@ -2264,11 +3202,11 @@
         <w:ind w:left="720" w:hanging="360"/>
       </w:pPr>
       <w:rPr>
-        <w:rFonts w:ascii="Symbol" w:hAnsi="Symbol" w:hint="default"/>
+        <w:rFonts w:ascii="Symbol" w:hAnsi="Symbol" w:cs="Symbol" w:hint="default"/>
         <w:sz w:val="20"/>
       </w:rPr>
     </w:lvl>
-    <w:lvl w:ilvl="1" w:tentative="1">
+    <w:lvl w:ilvl="1">
       <w:start w:val="1"/>
       <w:numFmt w:val="bullet"/>
       <w:lvlText w:val="o"/>
@@ -2280,11 +3218,11 @@
         <w:ind w:left="1440" w:hanging="360"/>
       </w:pPr>
       <w:rPr>
-        <w:rFonts w:ascii="Courier New" w:hAnsi="Courier New" w:hint="default"/>
+        <w:rFonts w:ascii="Courier New" w:hAnsi="Courier New" w:cs="Courier New" w:hint="default"/>
         <w:sz w:val="20"/>
       </w:rPr>
     </w:lvl>
-    <w:lvl w:ilvl="2" w:tentative="1">
+    <w:lvl w:ilvl="2">
       <w:start w:val="1"/>
       <w:numFmt w:val="bullet"/>
       <w:lvlText w:val=""/>
@@ -2296,11 +3234,11 @@
         <w:ind w:left="2160" w:hanging="360"/>
       </w:pPr>
       <w:rPr>
-        <w:rFonts w:ascii="Wingdings" w:hAnsi="Wingdings" w:hint="default"/>
+        <w:rFonts w:ascii="Wingdings" w:hAnsi="Wingdings" w:cs="Wingdings" w:hint="default"/>
         <w:sz w:val="20"/>
       </w:rPr>
     </w:lvl>
-    <w:lvl w:ilvl="3" w:tentative="1">
+    <w:lvl w:ilvl="3">
       <w:start w:val="1"/>
       <w:numFmt w:val="bullet"/>
       <w:lvlText w:val=""/>
@@ -2312,11 +3250,11 @@
         <w:ind w:left="2880" w:hanging="360"/>
       </w:pPr>
       <w:rPr>
-        <w:rFonts w:ascii="Wingdings" w:hAnsi="Wingdings" w:hint="default"/>
+        <w:rFonts w:ascii="Wingdings" w:hAnsi="Wingdings" w:cs="Wingdings" w:hint="default"/>
         <w:sz w:val="20"/>
       </w:rPr>
     </w:lvl>
-    <w:lvl w:ilvl="4" w:tentative="1">
+    <w:lvl w:ilvl="4">
       <w:start w:val="1"/>
       <w:numFmt w:val="bullet"/>
       <w:lvlText w:val=""/>
@@ -2328,11 +3266,11 @@
         <w:ind w:left="3600" w:hanging="360"/>
       </w:pPr>
       <w:rPr>
-        <w:rFonts w:ascii="Wingdings" w:hAnsi="Wingdings" w:hint="default"/>
+        <w:rFonts w:ascii="Wingdings" w:hAnsi="Wingdings" w:cs="Wingdings" w:hint="default"/>
         <w:sz w:val="20"/>
       </w:rPr>
     </w:lvl>
-    <w:lvl w:ilvl="5" w:tentative="1">
+    <w:lvl w:ilvl="5">
       <w:start w:val="1"/>
       <w:numFmt w:val="bullet"/>
       <w:lvlText w:val=""/>
@@ -2344,11 +3282,11 @@
         <w:ind w:left="4320" w:hanging="360"/>
       </w:pPr>
       <w:rPr>
-        <w:rFonts w:ascii="Wingdings" w:hAnsi="Wingdings" w:hint="default"/>
+        <w:rFonts w:ascii="Wingdings" w:hAnsi="Wingdings" w:cs="Wingdings" w:hint="default"/>
         <w:sz w:val="20"/>
       </w:rPr>
     </w:lvl>
-    <w:lvl w:ilvl="6" w:tentative="1">
+    <w:lvl w:ilvl="6">
       <w:start w:val="1"/>
       <w:numFmt w:val="bullet"/>
       <w:lvlText w:val=""/>
@@ -2360,11 +3298,11 @@
         <w:ind w:left="5040" w:hanging="360"/>
       </w:pPr>
       <w:rPr>
-        <w:rFonts w:ascii="Wingdings" w:hAnsi="Wingdings" w:hint="default"/>
+        <w:rFonts w:ascii="Wingdings" w:hAnsi="Wingdings" w:cs="Wingdings" w:hint="default"/>
         <w:sz w:val="20"/>
       </w:rPr>
     </w:lvl>
-    <w:lvl w:ilvl="7" w:tentative="1">
+    <w:lvl w:ilvl="7">
       <w:start w:val="1"/>
       <w:numFmt w:val="bullet"/>
       <w:lvlText w:val=""/>
@@ -2376,11 +3314,11 @@
         <w:ind w:left="5760" w:hanging="360"/>
       </w:pPr>
       <w:rPr>
-        <w:rFonts w:ascii="Wingdings" w:hAnsi="Wingdings" w:hint="default"/>
+        <w:rFonts w:ascii="Wingdings" w:hAnsi="Wingdings" w:cs="Wingdings" w:hint="default"/>
         <w:sz w:val="20"/>
       </w:rPr>
     </w:lvl>
-    <w:lvl w:ilvl="8" w:tentative="1">
+    <w:lvl w:ilvl="8">
       <w:start w:val="1"/>
       <w:numFmt w:val="bullet"/>
       <w:lvlText w:val=""/>
@@ -2392,15 +3330,12 @@
         <w:ind w:left="6480" w:hanging="360"/>
       </w:pPr>
       <w:rPr>
-        <w:rFonts w:ascii="Wingdings" w:hAnsi="Wingdings" w:hint="default"/>
+        <w:rFonts w:ascii="Wingdings" w:hAnsi="Wingdings" w:cs="Wingdings" w:hint="default"/>
         <w:sz w:val="20"/>
       </w:rPr>
     </w:lvl>
   </w:abstractNum>
-  <w:abstractNum w:abstractNumId="3" w15:restartNumberingAfterBreak="0">
-    <w:nsid w:val="4FF65604"/>
-    <w:multiLevelType w:val="multilevel"/>
-    <w:tmpl w:val="21681788"/>
+  <w:abstractNum w:abstractNumId="3">
     <w:lvl w:ilvl="0">
       <w:start w:val="1"/>
       <w:numFmt w:val="bullet"/>
@@ -2413,11 +3348,11 @@
         <w:ind w:left="720" w:hanging="360"/>
       </w:pPr>
       <w:rPr>
-        <w:rFonts w:ascii="Symbol" w:hAnsi="Symbol" w:hint="default"/>
+        <w:rFonts w:ascii="Symbol" w:hAnsi="Symbol" w:cs="Symbol" w:hint="default"/>
         <w:sz w:val="20"/>
       </w:rPr>
     </w:lvl>
-    <w:lvl w:ilvl="1" w:tentative="1">
+    <w:lvl w:ilvl="1">
       <w:start w:val="1"/>
       <w:numFmt w:val="bullet"/>
       <w:lvlText w:val="o"/>
@@ -2429,11 +3364,11 @@
         <w:ind w:left="1440" w:hanging="360"/>
       </w:pPr>
       <w:rPr>
-        <w:rFonts w:ascii="Courier New" w:hAnsi="Courier New" w:hint="default"/>
+        <w:rFonts w:ascii="Courier New" w:hAnsi="Courier New" w:cs="Courier New" w:hint="default"/>
         <w:sz w:val="20"/>
       </w:rPr>
     </w:lvl>
-    <w:lvl w:ilvl="2" w:tentative="1">
+    <w:lvl w:ilvl="2">
       <w:start w:val="1"/>
       <w:numFmt w:val="bullet"/>
       <w:lvlText w:val=""/>
@@ -2445,11 +3380,11 @@
         <w:ind w:left="2160" w:hanging="360"/>
       </w:pPr>
       <w:rPr>
-        <w:rFonts w:ascii="Wingdings" w:hAnsi="Wingdings" w:hint="default"/>
+        <w:rFonts w:ascii="Wingdings" w:hAnsi="Wingdings" w:cs="Wingdings" w:hint="default"/>
         <w:sz w:val="20"/>
       </w:rPr>
     </w:lvl>
-    <w:lvl w:ilvl="3" w:tentative="1">
+    <w:lvl w:ilvl="3">
       <w:start w:val="1"/>
       <w:numFmt w:val="bullet"/>
       <w:lvlText w:val=""/>
@@ -2461,11 +3396,11 @@
         <w:ind w:left="2880" w:hanging="360"/>
       </w:pPr>
       <w:rPr>
-        <w:rFonts w:ascii="Wingdings" w:hAnsi="Wingdings" w:hint="default"/>
+        <w:rFonts w:ascii="Wingdings" w:hAnsi="Wingdings" w:cs="Wingdings" w:hint="default"/>
         <w:sz w:val="20"/>
       </w:rPr>
     </w:lvl>
-    <w:lvl w:ilvl="4" w:tentative="1">
+    <w:lvl w:ilvl="4">
       <w:start w:val="1"/>
       <w:numFmt w:val="bullet"/>
       <w:lvlText w:val=""/>
@@ -2477,11 +3412,11 @@
         <w:ind w:left="3600" w:hanging="360"/>
       </w:pPr>
       <w:rPr>
-        <w:rFonts w:ascii="Wingdings" w:hAnsi="Wingdings" w:hint="default"/>
+        <w:rFonts w:ascii="Wingdings" w:hAnsi="Wingdings" w:cs="Wingdings" w:hint="default"/>
         <w:sz w:val="20"/>
       </w:rPr>
     </w:lvl>
-    <w:lvl w:ilvl="5" w:tentative="1">
+    <w:lvl w:ilvl="5">
       <w:start w:val="1"/>
       <w:numFmt w:val="bullet"/>
       <w:lvlText w:val=""/>
@@ -2493,11 +3428,11 @@
         <w:ind w:left="4320" w:hanging="360"/>
       </w:pPr>
       <w:rPr>
-        <w:rFonts w:ascii="Wingdings" w:hAnsi="Wingdings" w:hint="default"/>
+        <w:rFonts w:ascii="Wingdings" w:hAnsi="Wingdings" w:cs="Wingdings" w:hint="default"/>
         <w:sz w:val="20"/>
       </w:rPr>
     </w:lvl>
-    <w:lvl w:ilvl="6" w:tentative="1">
+    <w:lvl w:ilvl="6">
       <w:start w:val="1"/>
       <w:numFmt w:val="bullet"/>
       <w:lvlText w:val=""/>
@@ -2509,11 +3444,11 @@
         <w:ind w:left="5040" w:hanging="360"/>
       </w:pPr>
       <w:rPr>
-        <w:rFonts w:ascii="Wingdings" w:hAnsi="Wingdings" w:hint="default"/>
+        <w:rFonts w:ascii="Wingdings" w:hAnsi="Wingdings" w:cs="Wingdings" w:hint="default"/>
         <w:sz w:val="20"/>
       </w:rPr>
     </w:lvl>
-    <w:lvl w:ilvl="7" w:tentative="1">
+    <w:lvl w:ilvl="7">
       <w:start w:val="1"/>
       <w:numFmt w:val="bullet"/>
       <w:lvlText w:val=""/>
@@ -2525,11 +3460,11 @@
         <w:ind w:left="5760" w:hanging="360"/>
       </w:pPr>
       <w:rPr>
-        <w:rFonts w:ascii="Wingdings" w:hAnsi="Wingdings" w:hint="default"/>
+        <w:rFonts w:ascii="Wingdings" w:hAnsi="Wingdings" w:cs="Wingdings" w:hint="default"/>
         <w:sz w:val="20"/>
       </w:rPr>
     </w:lvl>
-    <w:lvl w:ilvl="8" w:tentative="1">
+    <w:lvl w:ilvl="8">
       <w:start w:val="1"/>
       <w:numFmt w:val="bullet"/>
       <w:lvlText w:val=""/>
@@ -2541,15 +3476,12 @@
         <w:ind w:left="6480" w:hanging="360"/>
       </w:pPr>
       <w:rPr>
-        <w:rFonts w:ascii="Wingdings" w:hAnsi="Wingdings" w:hint="default"/>
+        <w:rFonts w:ascii="Wingdings" w:hAnsi="Wingdings" w:cs="Wingdings" w:hint="default"/>
         <w:sz w:val="20"/>
       </w:rPr>
     </w:lvl>
   </w:abstractNum>
-  <w:abstractNum w:abstractNumId="4" w15:restartNumberingAfterBreak="0">
-    <w:nsid w:val="548665CC"/>
-    <w:multiLevelType w:val="multilevel"/>
-    <w:tmpl w:val="07803004"/>
+  <w:abstractNum w:abstractNumId="4">
     <w:lvl w:ilvl="0">
       <w:start w:val="1"/>
       <w:numFmt w:val="bullet"/>
@@ -2562,11 +3494,11 @@
         <w:ind w:left="720" w:hanging="360"/>
       </w:pPr>
       <w:rPr>
-        <w:rFonts w:ascii="Symbol" w:hAnsi="Symbol" w:hint="default"/>
+        <w:rFonts w:ascii="Symbol" w:hAnsi="Symbol" w:cs="Symbol" w:hint="default"/>
         <w:sz w:val="20"/>
       </w:rPr>
     </w:lvl>
-    <w:lvl w:ilvl="1" w:tentative="1">
+    <w:lvl w:ilvl="1">
       <w:start w:val="1"/>
       <w:numFmt w:val="bullet"/>
       <w:lvlText w:val="o"/>
@@ -2578,11 +3510,11 @@
         <w:ind w:left="1440" w:hanging="360"/>
       </w:pPr>
       <w:rPr>
-        <w:rFonts w:ascii="Courier New" w:hAnsi="Courier New" w:hint="default"/>
+        <w:rFonts w:ascii="Courier New" w:hAnsi="Courier New" w:cs="Courier New" w:hint="default"/>
         <w:sz w:val="20"/>
       </w:rPr>
     </w:lvl>
-    <w:lvl w:ilvl="2" w:tentative="1">
+    <w:lvl w:ilvl="2">
       <w:start w:val="1"/>
       <w:numFmt w:val="bullet"/>
       <w:lvlText w:val=""/>
@@ -2594,11 +3526,11 @@
         <w:ind w:left="2160" w:hanging="360"/>
       </w:pPr>
       <w:rPr>
-        <w:rFonts w:ascii="Wingdings" w:hAnsi="Wingdings" w:hint="default"/>
+        <w:rFonts w:ascii="Wingdings" w:hAnsi="Wingdings" w:cs="Wingdings" w:hint="default"/>
         <w:sz w:val="20"/>
       </w:rPr>
     </w:lvl>
-    <w:lvl w:ilvl="3" w:tentative="1">
+    <w:lvl w:ilvl="3">
       <w:start w:val="1"/>
       <w:numFmt w:val="bullet"/>
       <w:lvlText w:val=""/>
@@ -2610,11 +3542,11 @@
         <w:ind w:left="2880" w:hanging="360"/>
       </w:pPr>
       <w:rPr>
-        <w:rFonts w:ascii="Wingdings" w:hAnsi="Wingdings" w:hint="default"/>
+        <w:rFonts w:ascii="Wingdings" w:hAnsi="Wingdings" w:cs="Wingdings" w:hint="default"/>
         <w:sz w:val="20"/>
       </w:rPr>
     </w:lvl>
-    <w:lvl w:ilvl="4" w:tentative="1">
+    <w:lvl w:ilvl="4">
       <w:start w:val="1"/>
       <w:numFmt w:val="bullet"/>
       <w:lvlText w:val=""/>
@@ -2626,11 +3558,11 @@
         <w:ind w:left="3600" w:hanging="360"/>
       </w:pPr>
       <w:rPr>
-        <w:rFonts w:ascii="Wingdings" w:hAnsi="Wingdings" w:hint="default"/>
+        <w:rFonts w:ascii="Wingdings" w:hAnsi="Wingdings" w:cs="Wingdings" w:hint="default"/>
         <w:sz w:val="20"/>
       </w:rPr>
     </w:lvl>
-    <w:lvl w:ilvl="5" w:tentative="1">
+    <w:lvl w:ilvl="5">
       <w:start w:val="1"/>
       <w:numFmt w:val="bullet"/>
       <w:lvlText w:val=""/>
@@ -2642,11 +3574,11 @@
         <w:ind w:left="4320" w:hanging="360"/>
       </w:pPr>
       <w:rPr>
-        <w:rFonts w:ascii="Wingdings" w:hAnsi="Wingdings" w:hint="default"/>
+        <w:rFonts w:ascii="Wingdings" w:hAnsi="Wingdings" w:cs="Wingdings" w:hint="default"/>
         <w:sz w:val="20"/>
       </w:rPr>
     </w:lvl>
-    <w:lvl w:ilvl="6" w:tentative="1">
+    <w:lvl w:ilvl="6">
       <w:start w:val="1"/>
       <w:numFmt w:val="bullet"/>
       <w:lvlText w:val=""/>
@@ -2658,11 +3590,11 @@
         <w:ind w:left="5040" w:hanging="360"/>
       </w:pPr>
       <w:rPr>
-        <w:rFonts w:ascii="Wingdings" w:hAnsi="Wingdings" w:hint="default"/>
+        <w:rFonts w:ascii="Wingdings" w:hAnsi="Wingdings" w:cs="Wingdings" w:hint="default"/>
         <w:sz w:val="20"/>
       </w:rPr>
     </w:lvl>
-    <w:lvl w:ilvl="7" w:tentative="1">
+    <w:lvl w:ilvl="7">
       <w:start w:val="1"/>
       <w:numFmt w:val="bullet"/>
       <w:lvlText w:val=""/>
@@ -2674,11 +3606,11 @@
         <w:ind w:left="5760" w:hanging="360"/>
       </w:pPr>
       <w:rPr>
-        <w:rFonts w:ascii="Wingdings" w:hAnsi="Wingdings" w:hint="default"/>
+        <w:rFonts w:ascii="Wingdings" w:hAnsi="Wingdings" w:cs="Wingdings" w:hint="default"/>
         <w:sz w:val="20"/>
       </w:rPr>
     </w:lvl>
-    <w:lvl w:ilvl="8" w:tentative="1">
+    <w:lvl w:ilvl="8">
       <w:start w:val="1"/>
       <w:numFmt w:val="bullet"/>
       <w:lvlText w:val=""/>
@@ -2690,15 +3622,12 @@
         <w:ind w:left="6480" w:hanging="360"/>
       </w:pPr>
       <w:rPr>
-        <w:rFonts w:ascii="Wingdings" w:hAnsi="Wingdings" w:hint="default"/>
+        <w:rFonts w:ascii="Wingdings" w:hAnsi="Wingdings" w:cs="Wingdings" w:hint="default"/>
         <w:sz w:val="20"/>
       </w:rPr>
     </w:lvl>
   </w:abstractNum>
-  <w:abstractNum w:abstractNumId="5" w15:restartNumberingAfterBreak="0">
-    <w:nsid w:val="567478E3"/>
-    <w:multiLevelType w:val="multilevel"/>
-    <w:tmpl w:val="F704EEF2"/>
+  <w:abstractNum w:abstractNumId="5">
     <w:lvl w:ilvl="0">
       <w:start w:val="1"/>
       <w:numFmt w:val="bullet"/>
@@ -2706,403 +3635,281 @@
       <w:lvlJc w:val="left"/>
       <w:pPr>
         <w:tabs>
-          <w:tab w:val="num" w:pos="720"/>
+          <w:tab w:val="num" w:pos="0"/>
         </w:tabs>
-        <w:ind w:left="720" w:hanging="360"/>
+        <w:ind w:left="765" w:hanging="360"/>
       </w:pPr>
       <w:rPr>
-        <w:rFonts w:ascii="Symbol" w:hAnsi="Symbol" w:hint="default"/>
-        <w:sz w:val="20"/>
+        <w:rFonts w:ascii="Symbol" w:hAnsi="Symbol" w:cs="Symbol" w:hint="default"/>
       </w:rPr>
     </w:lvl>
-    <w:lvl w:ilvl="1" w:tentative="1">
+    <w:lvl w:ilvl="1">
       <w:start w:val="1"/>
       <w:numFmt w:val="bullet"/>
       <w:lvlText w:val="o"/>
       <w:lvlJc w:val="left"/>
       <w:pPr>
         <w:tabs>
-          <w:tab w:val="num" w:pos="1440"/>
+          <w:tab w:val="num" w:pos="0"/>
         </w:tabs>
-        <w:ind w:left="1440" w:hanging="360"/>
+        <w:ind w:left="1485" w:hanging="360"/>
       </w:pPr>
       <w:rPr>
-        <w:rFonts w:ascii="Courier New" w:hAnsi="Courier New" w:hint="default"/>
-        <w:sz w:val="20"/>
+        <w:rFonts w:ascii="Courier New" w:hAnsi="Courier New" w:cs="Courier New" w:hint="default"/>
       </w:rPr>
     </w:lvl>
-    <w:lvl w:ilvl="2" w:tentative="1">
+    <w:lvl w:ilvl="2">
       <w:start w:val="1"/>
       <w:numFmt w:val="bullet"/>
       <w:lvlText w:val=""/>
       <w:lvlJc w:val="left"/>
       <w:pPr>
         <w:tabs>
-          <w:tab w:val="num" w:pos="2160"/>
+          <w:tab w:val="num" w:pos="0"/>
         </w:tabs>
-        <w:ind w:left="2160" w:hanging="360"/>
+        <w:ind w:left="2205" w:hanging="360"/>
       </w:pPr>
       <w:rPr>
-        <w:rFonts w:ascii="Wingdings" w:hAnsi="Wingdings" w:hint="default"/>
-        <w:sz w:val="20"/>
+        <w:rFonts w:ascii="Wingdings" w:hAnsi="Wingdings" w:cs="Wingdings" w:hint="default"/>
       </w:rPr>
     </w:lvl>
-    <w:lvl w:ilvl="3" w:tentative="1">
+    <w:lvl w:ilvl="3">
+      <w:start w:val="1"/>
+      <w:numFmt w:val="bullet"/>
+      <w:lvlText w:val=""/>
+      <w:lvlJc w:val="left"/>
+      <w:pPr>
+        <w:tabs>
+          <w:tab w:val="num" w:pos="0"/>
+        </w:tabs>
+        <w:ind w:left="2925" w:hanging="360"/>
+      </w:pPr>
+      <w:rPr>
+        <w:rFonts w:ascii="Symbol" w:hAnsi="Symbol" w:cs="Symbol" w:hint="default"/>
+      </w:rPr>
+    </w:lvl>
+    <w:lvl w:ilvl="4">
+      <w:start w:val="1"/>
+      <w:numFmt w:val="bullet"/>
+      <w:lvlText w:val="o"/>
+      <w:lvlJc w:val="left"/>
+      <w:pPr>
+        <w:tabs>
+          <w:tab w:val="num" w:pos="0"/>
+        </w:tabs>
+        <w:ind w:left="3645" w:hanging="360"/>
+      </w:pPr>
+      <w:rPr>
+        <w:rFonts w:ascii="Courier New" w:hAnsi="Courier New" w:cs="Courier New" w:hint="default"/>
+      </w:rPr>
+    </w:lvl>
+    <w:lvl w:ilvl="5">
       <w:start w:val="1"/>
       <w:numFmt w:val="bullet"/>
       <w:lvlText w:val=""/>
       <w:lvlJc w:val="left"/>
       <w:pPr>
         <w:tabs>
-          <w:tab w:val="num" w:pos="2880"/>
+          <w:tab w:val="num" w:pos="0"/>
         </w:tabs>
-        <w:ind w:left="2880" w:hanging="360"/>
+        <w:ind w:left="4365" w:hanging="360"/>
       </w:pPr>
       <w:rPr>
-        <w:rFonts w:ascii="Wingdings" w:hAnsi="Wingdings" w:hint="default"/>
-        <w:sz w:val="20"/>
+        <w:rFonts w:ascii="Wingdings" w:hAnsi="Wingdings" w:cs="Wingdings" w:hint="default"/>
       </w:rPr>
     </w:lvl>
-    <w:lvl w:ilvl="4" w:tentative="1">
+    <w:lvl w:ilvl="6">
+      <w:start w:val="1"/>
+      <w:numFmt w:val="bullet"/>
+      <w:lvlText w:val=""/>
+      <w:lvlJc w:val="left"/>
+      <w:pPr>
+        <w:tabs>
+          <w:tab w:val="num" w:pos="0"/>
+        </w:tabs>
+        <w:ind w:left="5085" w:hanging="360"/>
+      </w:pPr>
+      <w:rPr>
+        <w:rFonts w:ascii="Symbol" w:hAnsi="Symbol" w:cs="Symbol" w:hint="default"/>
+      </w:rPr>
+    </w:lvl>
+    <w:lvl w:ilvl="7">
+      <w:start w:val="1"/>
+      <w:numFmt w:val="bullet"/>
+      <w:lvlText w:val="o"/>
+      <w:lvlJc w:val="left"/>
+      <w:pPr>
+        <w:tabs>
+          <w:tab w:val="num" w:pos="0"/>
+        </w:tabs>
+        <w:ind w:left="5805" w:hanging="360"/>
+      </w:pPr>
+      <w:rPr>
+        <w:rFonts w:ascii="Courier New" w:hAnsi="Courier New" w:cs="Courier New" w:hint="default"/>
+      </w:rPr>
+    </w:lvl>
+    <w:lvl w:ilvl="8">
       <w:start w:val="1"/>
       <w:numFmt w:val="bullet"/>
       <w:lvlText w:val=""/>
       <w:lvlJc w:val="left"/>
       <w:pPr>
         <w:tabs>
-          <w:tab w:val="num" w:pos="3600"/>
+          <w:tab w:val="num" w:pos="0"/>
         </w:tabs>
-        <w:ind w:left="3600" w:hanging="360"/>
+        <w:ind w:left="6525" w:hanging="360"/>
       </w:pPr>
       <w:rPr>
-        <w:rFonts w:ascii="Wingdings" w:hAnsi="Wingdings" w:hint="default"/>
-        <w:sz w:val="20"/>
-      </w:rPr>
-    </w:lvl>
-    <w:lvl w:ilvl="5" w:tentative="1">
-      <w:start w:val="1"/>
-      <w:numFmt w:val="bullet"/>
-      <w:lvlText w:val=""/>
-      <w:lvlJc w:val="left"/>
-      <w:pPr>
-        <w:tabs>
-          <w:tab w:val="num" w:pos="4320"/>
-        </w:tabs>
-        <w:ind w:left="4320" w:hanging="360"/>
-      </w:pPr>
-      <w:rPr>
-        <w:rFonts w:ascii="Wingdings" w:hAnsi="Wingdings" w:hint="default"/>
-        <w:sz w:val="20"/>
-      </w:rPr>
-    </w:lvl>
-    <w:lvl w:ilvl="6" w:tentative="1">
-      <w:start w:val="1"/>
-      <w:numFmt w:val="bullet"/>
-      <w:lvlText w:val=""/>
-      <w:lvlJc w:val="left"/>
-      <w:pPr>
-        <w:tabs>
-          <w:tab w:val="num" w:pos="5040"/>
-        </w:tabs>
-        <w:ind w:left="5040" w:hanging="360"/>
-      </w:pPr>
-      <w:rPr>
-        <w:rFonts w:ascii="Wingdings" w:hAnsi="Wingdings" w:hint="default"/>
-        <w:sz w:val="20"/>
-      </w:rPr>
-    </w:lvl>
-    <w:lvl w:ilvl="7" w:tentative="1">
-      <w:start w:val="1"/>
-      <w:numFmt w:val="bullet"/>
-      <w:lvlText w:val=""/>
-      <w:lvlJc w:val="left"/>
-      <w:pPr>
-        <w:tabs>
-          <w:tab w:val="num" w:pos="5760"/>
-        </w:tabs>
-        <w:ind w:left="5760" w:hanging="360"/>
-      </w:pPr>
-      <w:rPr>
-        <w:rFonts w:ascii="Wingdings" w:hAnsi="Wingdings" w:hint="default"/>
-        <w:sz w:val="20"/>
-      </w:rPr>
-    </w:lvl>
-    <w:lvl w:ilvl="8" w:tentative="1">
-      <w:start w:val="1"/>
-      <w:numFmt w:val="bullet"/>
-      <w:lvlText w:val=""/>
-      <w:lvlJc w:val="left"/>
-      <w:pPr>
-        <w:tabs>
-          <w:tab w:val="num" w:pos="6480"/>
-        </w:tabs>
-        <w:ind w:left="6480" w:hanging="360"/>
-      </w:pPr>
-      <w:rPr>
-        <w:rFonts w:ascii="Wingdings" w:hAnsi="Wingdings" w:hint="default"/>
-        <w:sz w:val="20"/>
+        <w:rFonts w:ascii="Wingdings" w:hAnsi="Wingdings" w:cs="Wingdings" w:hint="default"/>
       </w:rPr>
     </w:lvl>
   </w:abstractNum>
-  <w:abstractNum w:abstractNumId="6" w15:restartNumberingAfterBreak="0">
-    <w:nsid w:val="5BE80CE5"/>
-    <w:multiLevelType w:val="hybridMultilevel"/>
-    <w:tmpl w:val="D85E4EFA"/>
-    <w:lvl w:ilvl="0" w:tplc="08090001">
+  <w:abstractNum w:abstractNumId="6">
+    <w:lvl w:ilvl="0">
       <w:start w:val="1"/>
-      <w:numFmt w:val="bullet"/>
-      <w:lvlText w:val=""/>
+      <w:numFmt w:val="none"/>
+      <w:suff w:val="nothing"/>
+      <w:lvlText w:val=""/>
       <w:lvlJc w:val="left"/>
       <w:pPr>
-        <w:ind w:left="765" w:hanging="360"/>
-      </w:pPr>
-      <w:rPr>
-        <w:rFonts w:ascii="Symbol" w:hAnsi="Symbol" w:hint="default"/>
-      </w:rPr>
+        <w:tabs>
+          <w:tab w:val="num" w:pos="0"/>
+        </w:tabs>
+        <w:ind w:left="0" w:hanging="0"/>
+      </w:pPr>
     </w:lvl>
-    <w:lvl w:ilvl="1" w:tplc="08090003" w:tentative="1">
+    <w:lvl w:ilvl="1">
       <w:start w:val="1"/>
-      <w:numFmt w:val="bullet"/>
-      <w:lvlText w:val="o"/>
+      <w:numFmt w:val="none"/>
+      <w:suff w:val="nothing"/>
+      <w:lvlText w:val=""/>
       <w:lvlJc w:val="left"/>
       <w:pPr>
-        <w:ind w:left="1485" w:hanging="360"/>
-      </w:pPr>
-      <w:rPr>
-        <w:rFonts w:ascii="Courier New" w:hAnsi="Courier New" w:cs="Courier New" w:hint="default"/>
-      </w:rPr>
+        <w:tabs>
+          <w:tab w:val="num" w:pos="0"/>
+        </w:tabs>
+        <w:ind w:left="0" w:hanging="0"/>
+      </w:pPr>
     </w:lvl>
-    <w:lvl w:ilvl="2" w:tplc="08090005" w:tentative="1">
+    <w:lvl w:ilvl="2">
       <w:start w:val="1"/>
-      <w:numFmt w:val="bullet"/>
-      <w:lvlText w:val=""/>
+      <w:numFmt w:val="none"/>
+      <w:suff w:val="nothing"/>
+      <w:lvlText w:val=""/>
       <w:lvlJc w:val="left"/>
       <w:pPr>
-        <w:ind w:left="2205" w:hanging="360"/>
-      </w:pPr>
-      <w:rPr>
-        <w:rFonts w:ascii="Wingdings" w:hAnsi="Wingdings" w:hint="default"/>
-      </w:rPr>
+        <w:tabs>
+          <w:tab w:val="num" w:pos="0"/>
+        </w:tabs>
+        <w:ind w:left="0" w:hanging="0"/>
+      </w:pPr>
     </w:lvl>
-    <w:lvl w:ilvl="3" w:tplc="08090001" w:tentative="1">
+    <w:lvl w:ilvl="3">
       <w:start w:val="1"/>
-      <w:numFmt w:val="bullet"/>
-      <w:lvlText w:val=""/>
+      <w:numFmt w:val="none"/>
+      <w:suff w:val="nothing"/>
+      <w:lvlText w:val=""/>
       <w:lvlJc w:val="left"/>
       <w:pPr>
-        <w:ind w:left="2925" w:hanging="360"/>
-      </w:pPr>
-      <w:rPr>
-        <w:rFonts w:ascii="Symbol" w:hAnsi="Symbol" w:hint="default"/>
-      </w:rPr>
+        <w:tabs>
+          <w:tab w:val="num" w:pos="0"/>
+        </w:tabs>
+        <w:ind w:left="0" w:hanging="0"/>
+      </w:pPr>
     </w:lvl>
-    <w:lvl w:ilvl="4" w:tplc="08090003" w:tentative="1">
+    <w:lvl w:ilvl="4">
       <w:start w:val="1"/>
-      <w:numFmt w:val="bullet"/>
-      <w:lvlText w:val="o"/>
+      <w:numFmt w:val="none"/>
+      <w:suff w:val="nothing"/>
+      <w:lvlText w:val=""/>
       <w:lvlJc w:val="left"/>
       <w:pPr>
-        <w:ind w:left="3645" w:hanging="360"/>
-      </w:pPr>
-      <w:rPr>
-        <w:rFonts w:ascii="Courier New" w:hAnsi="Courier New" w:cs="Courier New" w:hint="default"/>
-      </w:rPr>
+        <w:tabs>
+          <w:tab w:val="num" w:pos="0"/>
+        </w:tabs>
+        <w:ind w:left="0" w:hanging="0"/>
+      </w:pPr>
     </w:lvl>
-    <w:lvl w:ilvl="5" w:tplc="08090005" w:tentative="1">
+    <w:lvl w:ilvl="5">
       <w:start w:val="1"/>
-      <w:numFmt w:val="bullet"/>
-      <w:lvlText w:val=""/>
+      <w:numFmt w:val="none"/>
+      <w:suff w:val="nothing"/>
+      <w:lvlText w:val=""/>
       <w:lvlJc w:val="left"/>
       <w:pPr>
-        <w:ind w:left="4365" w:hanging="360"/>
-      </w:pPr>
-      <w:rPr>
-        <w:rFonts w:ascii="Wingdings" w:hAnsi="Wingdings" w:hint="default"/>
-      </w:rPr>
+        <w:tabs>
+          <w:tab w:val="num" w:pos="0"/>
+        </w:tabs>
+        <w:ind w:left="0" w:hanging="0"/>
+      </w:pPr>
     </w:lvl>
-    <w:lvl w:ilvl="6" w:tplc="08090001" w:tentative="1">
+    <w:lvl w:ilvl="6">
       <w:start w:val="1"/>
-      <w:numFmt w:val="bullet"/>
-      <w:lvlText w:val=""/>
+      <w:numFmt w:val="none"/>
+      <w:suff w:val="nothing"/>
+      <w:lvlText w:val=""/>
       <w:lvlJc w:val="left"/>
       <w:pPr>
-        <w:ind w:left="5085" w:hanging="360"/>
-      </w:pPr>
-      <w:rPr>
-        <w:rFonts w:ascii="Symbol" w:hAnsi="Symbol" w:hint="default"/>
-      </w:rPr>
+        <w:tabs>
+          <w:tab w:val="num" w:pos="0"/>
+        </w:tabs>
+        <w:ind w:left="0" w:hanging="0"/>
+      </w:pPr>
     </w:lvl>
-    <w:lvl w:ilvl="7" w:tplc="08090003" w:tentative="1">
+    <w:lvl w:ilvl="7">
       <w:start w:val="1"/>
-      <w:numFmt w:val="bullet"/>
-      <w:lvlText w:val="o"/>
+      <w:numFmt w:val="none"/>
+      <w:suff w:val="nothing"/>
+      <w:lvlText w:val=""/>
       <w:lvlJc w:val="left"/>
       <w:pPr>
-        <w:ind w:left="5805" w:hanging="360"/>
-      </w:pPr>
-      <w:rPr>
-        <w:rFonts w:ascii="Courier New" w:hAnsi="Courier New" w:cs="Courier New" w:hint="default"/>
-      </w:rPr>
+        <w:tabs>
+          <w:tab w:val="num" w:pos="0"/>
+        </w:tabs>
+        <w:ind w:left="0" w:hanging="0"/>
+      </w:pPr>
     </w:lvl>
-    <w:lvl w:ilvl="8" w:tplc="08090005" w:tentative="1">
+    <w:lvl w:ilvl="8">
       <w:start w:val="1"/>
-      <w:numFmt w:val="bullet"/>
-      <w:lvlText w:val=""/>
+      <w:numFmt w:val="none"/>
+      <w:suff w:val="nothing"/>
+      <w:lvlText w:val=""/>
       <w:lvlJc w:val="left"/>
       <w:pPr>
-        <w:ind w:left="6525" w:hanging="360"/>
-      </w:pPr>
-      <w:rPr>
-        <w:rFonts w:ascii="Wingdings" w:hAnsi="Wingdings" w:hint="default"/>
-      </w:rPr>
+        <w:tabs>
+          <w:tab w:val="num" w:pos="0"/>
+        </w:tabs>
+        <w:ind w:left="0" w:hanging="0"/>
+      </w:pPr>
     </w:lvl>
   </w:abstractNum>
-  <w:abstractNum w:abstractNumId="7" w15:restartNumberingAfterBreak="0">
-    <w:nsid w:val="60944EE3"/>
-    <w:multiLevelType w:val="hybridMultilevel"/>
-    <w:tmpl w:val="21087718"/>
-    <w:lvl w:ilvl="0" w:tplc="08090001">
-      <w:start w:val="1"/>
-      <w:numFmt w:val="bullet"/>
-      <w:lvlText w:val=""/>
-      <w:lvlJc w:val="left"/>
-      <w:pPr>
-        <w:ind w:left="765" w:hanging="360"/>
-      </w:pPr>
-      <w:rPr>
-        <w:rFonts w:ascii="Symbol" w:hAnsi="Symbol" w:hint="default"/>
-      </w:rPr>
-    </w:lvl>
-    <w:lvl w:ilvl="1" w:tplc="08090003" w:tentative="1">
-      <w:start w:val="1"/>
-      <w:numFmt w:val="bullet"/>
-      <w:lvlText w:val="o"/>
-      <w:lvlJc w:val="left"/>
-      <w:pPr>
-        <w:ind w:left="1485" w:hanging="360"/>
-      </w:pPr>
-      <w:rPr>
-        <w:rFonts w:ascii="Courier New" w:hAnsi="Courier New" w:cs="Courier New" w:hint="default"/>
-      </w:rPr>
-    </w:lvl>
-    <w:lvl w:ilvl="2" w:tplc="08090005" w:tentative="1">
-      <w:start w:val="1"/>
-      <w:numFmt w:val="bullet"/>
-      <w:lvlText w:val=""/>
-      <w:lvlJc w:val="left"/>
-      <w:pPr>
-        <w:ind w:left="2205" w:hanging="360"/>
-      </w:pPr>
-      <w:rPr>
-        <w:rFonts w:ascii="Wingdings" w:hAnsi="Wingdings" w:hint="default"/>
-      </w:rPr>
-    </w:lvl>
-    <w:lvl w:ilvl="3" w:tplc="08090001" w:tentative="1">
-      <w:start w:val="1"/>
-      <w:numFmt w:val="bullet"/>
-      <w:lvlText w:val=""/>
-      <w:lvlJc w:val="left"/>
-      <w:pPr>
-        <w:ind w:left="2925" w:hanging="360"/>
-      </w:pPr>
-      <w:rPr>
-        <w:rFonts w:ascii="Symbol" w:hAnsi="Symbol" w:hint="default"/>
-      </w:rPr>
-    </w:lvl>
-    <w:lvl w:ilvl="4" w:tplc="08090003" w:tentative="1">
-      <w:start w:val="1"/>
-      <w:numFmt w:val="bullet"/>
-      <w:lvlText w:val="o"/>
-      <w:lvlJc w:val="left"/>
-      <w:pPr>
-        <w:ind w:left="3645" w:hanging="360"/>
-      </w:pPr>
-      <w:rPr>
-        <w:rFonts w:ascii="Courier New" w:hAnsi="Courier New" w:cs="Courier New" w:hint="default"/>
-      </w:rPr>
-    </w:lvl>
-    <w:lvl w:ilvl="5" w:tplc="08090005" w:tentative="1">
-      <w:start w:val="1"/>
-      <w:numFmt w:val="bullet"/>
-      <w:lvlText w:val=""/>
-      <w:lvlJc w:val="left"/>
-      <w:pPr>
-        <w:ind w:left="4365" w:hanging="360"/>
-      </w:pPr>
-      <w:rPr>
-        <w:rFonts w:ascii="Wingdings" w:hAnsi="Wingdings" w:hint="default"/>
-      </w:rPr>
-    </w:lvl>
-    <w:lvl w:ilvl="6" w:tplc="08090001" w:tentative="1">
-      <w:start w:val="1"/>
-      <w:numFmt w:val="bullet"/>
-      <w:lvlText w:val=""/>
-      <w:lvlJc w:val="left"/>
-      <w:pPr>
-        <w:ind w:left="5085" w:hanging="360"/>
-      </w:pPr>
-      <w:rPr>
-        <w:rFonts w:ascii="Symbol" w:hAnsi="Symbol" w:hint="default"/>
-      </w:rPr>
-    </w:lvl>
-    <w:lvl w:ilvl="7" w:tplc="08090003" w:tentative="1">
-      <w:start w:val="1"/>
-      <w:numFmt w:val="bullet"/>
-      <w:lvlText w:val="o"/>
-      <w:lvlJc w:val="left"/>
-      <w:pPr>
-        <w:ind w:left="5805" w:hanging="360"/>
-      </w:pPr>
-      <w:rPr>
-        <w:rFonts w:ascii="Courier New" w:hAnsi="Courier New" w:cs="Courier New" w:hint="default"/>
-      </w:rPr>
-    </w:lvl>
-    <w:lvl w:ilvl="8" w:tplc="08090005" w:tentative="1">
-      <w:start w:val="1"/>
-      <w:numFmt w:val="bullet"/>
-      <w:lvlText w:val=""/>
-      <w:lvlJc w:val="left"/>
-      <w:pPr>
-        <w:ind w:left="6525" w:hanging="360"/>
-      </w:pPr>
-      <w:rPr>
-        <w:rFonts w:ascii="Wingdings" w:hAnsi="Wingdings" w:hint="default"/>
-      </w:rPr>
-    </w:lvl>
-  </w:abstractNum>
-  <w:num w:numId="1" w16cid:durableId="300814498">
+  <w:num w:numId="1">
+    <w:abstractNumId w:val="1"/>
+  </w:num>
+  <w:num w:numId="2">
     <w:abstractNumId w:val="2"/>
   </w:num>
-  <w:num w:numId="2" w16cid:durableId="240023368">
+  <w:num w:numId="3">
     <w:abstractNumId w:val="3"/>
   </w:num>
-  <w:num w:numId="3" w16cid:durableId="878007091">
+  <w:num w:numId="4">
     <w:abstractNumId w:val="4"/>
   </w:num>
-  <w:num w:numId="4" w16cid:durableId="1108084600">
+  <w:num w:numId="5">
     <w:abstractNumId w:val="5"/>
   </w:num>
-  <w:num w:numId="5" w16cid:durableId="176383868">
-    <w:abstractNumId w:val="0"/>
-  </w:num>
-  <w:num w:numId="6" w16cid:durableId="745882845">
-    <w:abstractNumId w:val="1"/>
-  </w:num>
-  <w:num w:numId="7" w16cid:durableId="1551456173">
+  <w:num w:numId="6">
     <w:abstractNumId w:val="6"/>
-  </w:num>
-  <w:num w:numId="8" w16cid:durableId="972171585">
-    <w:abstractNumId w:val="7"/>
   </w:num>
 </w:numbering>
 </file>
 
 <file path=word/styles.xml><?xml version="1.0" encoding="utf-8"?>
-<w:styles xmlns:mc="http://schemas.openxmlformats.org/markup-compatibility/2006" xmlns:r="http://schemas.openxmlformats.org/officeDocument/2006/relationships" xmlns:w="http://schemas.openxmlformats.org/wordprocessingml/2006/main" xmlns:w14="http://schemas.microsoft.com/office/word/2010/wordml" xmlns:w15="http://schemas.microsoft.com/office/word/2012/wordml" xmlns:w16cex="http://schemas.microsoft.com/office/word/2018/wordml/cex" xmlns:w16cid="http://schemas.microsoft.com/office/word/2016/wordml/cid" xmlns:w16="http://schemas.microsoft.com/office/word/2018/wordml" xmlns:w16du="http://schemas.microsoft.com/office/word/2023/wordml/word16du" xmlns:w16sdtdh="http://schemas.microsoft.com/office/word/2020/wordml/sdtdatahash" xmlns:w16sdtfl="http://schemas.microsoft.com/office/word/2024/wordml/sdtformatlock" xmlns:w16se="http://schemas.microsoft.com/office/word/2015/wordml/symex" mc:Ignorable="w14 w15 w16se w16cid w16 w16cex w16sdtdh w16sdtfl w16du">
+<w:styles xmlns:w="http://schemas.openxmlformats.org/wordprocessingml/2006/main" xmlns:w14="http://schemas.microsoft.com/office/word/2010/wordml" xmlns:mc="http://schemas.openxmlformats.org/markup-compatibility/2006" mc:Ignorable="w14">
   <w:docDefaults>
     <w:rPrDefault>
       <w:rPr>
-        <w:rFonts w:asciiTheme="minorHAnsi" w:eastAsiaTheme="minorHAnsi" w:hAnsiTheme="minorHAnsi" w:cstheme="minorBidi"/>
+        <w:rFonts w:ascii="Aptos" w:hAnsi="Aptos" w:eastAsia="Aptos" w:cs="Arial" w:asciiTheme="minorHAnsi" w:cstheme="minorBidi" w:eastAsiaTheme="minorHAnsi" w:hAnsiTheme="minorHAnsi"/>
         <w:kern w:val="2"/>
         <w:sz w:val="24"/>
         <w:szCs w:val="24"/>
@@ -3112,21 +3919,21 @@
     </w:rPrDefault>
     <w:pPrDefault>
       <w:pPr>
-        <w:spacing w:after="160" w:line="278" w:lineRule="auto"/>
+        <w:suppressAutoHyphens w:val="true"/>
       </w:pPr>
     </w:pPrDefault>
   </w:docDefaults>
   <w:latentStyles w:defLockedState="0" w:defUIPriority="99" w:defSemiHidden="0" w:defUnhideWhenUsed="0" w:defQFormat="0" w:count="376">
     <w:lsdException w:name="Normal" w:uiPriority="0" w:qFormat="1"/>
     <w:lsdException w:name="heading 1" w:uiPriority="9" w:qFormat="1"/>
-    <w:lsdException w:name="heading 2" w:semiHidden="1" w:uiPriority="9" w:unhideWhenUsed="1" w:qFormat="1"/>
-    <w:lsdException w:name="heading 3" w:semiHidden="1" w:uiPriority="9" w:unhideWhenUsed="1" w:qFormat="1"/>
-    <w:lsdException w:name="heading 4" w:semiHidden="1" w:uiPriority="9" w:unhideWhenUsed="1" w:qFormat="1"/>
-    <w:lsdException w:name="heading 5" w:semiHidden="1" w:uiPriority="9" w:unhideWhenUsed="1" w:qFormat="1"/>
-    <w:lsdException w:name="heading 6" w:semiHidden="1" w:uiPriority="9" w:unhideWhenUsed="1" w:qFormat="1"/>
-    <w:lsdException w:name="heading 7" w:semiHidden="1" w:uiPriority="9" w:unhideWhenUsed="1" w:qFormat="1"/>
-    <w:lsdException w:name="heading 8" w:semiHidden="1" w:uiPriority="9" w:unhideWhenUsed="1" w:qFormat="1"/>
-    <w:lsdException w:name="heading 9" w:semiHidden="1" w:uiPriority="9" w:unhideWhenUsed="1" w:qFormat="1"/>
+    <w:lsdException w:name="heading 2" w:uiPriority="9" w:semiHidden="1" w:unhideWhenUsed="1" w:qFormat="1"/>
+    <w:lsdException w:name="heading 3" w:uiPriority="9" w:semiHidden="1" w:unhideWhenUsed="1" w:qFormat="1"/>
+    <w:lsdException w:name="heading 4" w:uiPriority="9" w:semiHidden="1" w:unhideWhenUsed="1" w:qFormat="1"/>
+    <w:lsdException w:name="heading 5" w:uiPriority="9" w:semiHidden="1" w:unhideWhenUsed="1" w:qFormat="1"/>
+    <w:lsdException w:name="heading 6" w:uiPriority="9" w:semiHidden="1" w:unhideWhenUsed="1" w:qFormat="1"/>
+    <w:lsdException w:name="heading 7" w:uiPriority="9" w:semiHidden="1" w:unhideWhenUsed="1" w:qFormat="1"/>
+    <w:lsdException w:name="heading 8" w:uiPriority="9" w:semiHidden="1" w:unhideWhenUsed="1" w:qFormat="1"/>
+    <w:lsdException w:name="heading 9" w:uiPriority="9" w:semiHidden="1" w:unhideWhenUsed="1" w:qFormat="1"/>
     <w:lsdException w:name="index 1" w:semiHidden="1" w:unhideWhenUsed="1"/>
     <w:lsdException w:name="index 2" w:semiHidden="1" w:unhideWhenUsed="1"/>
     <w:lsdException w:name="index 3" w:semiHidden="1" w:unhideWhenUsed="1"/>
@@ -3136,22 +3943,22 @@
     <w:lsdException w:name="index 7" w:semiHidden="1" w:unhideWhenUsed="1"/>
     <w:lsdException w:name="index 8" w:semiHidden="1" w:unhideWhenUsed="1"/>
     <w:lsdException w:name="index 9" w:semiHidden="1" w:unhideWhenUsed="1"/>
-    <w:lsdException w:name="toc 1" w:semiHidden="1" w:uiPriority="39" w:unhideWhenUsed="1"/>
-    <w:lsdException w:name="toc 2" w:semiHidden="1" w:uiPriority="39" w:unhideWhenUsed="1"/>
-    <w:lsdException w:name="toc 3" w:semiHidden="1" w:uiPriority="39" w:unhideWhenUsed="1"/>
-    <w:lsdException w:name="toc 4" w:semiHidden="1" w:uiPriority="39" w:unhideWhenUsed="1"/>
-    <w:lsdException w:name="toc 5" w:semiHidden="1" w:uiPriority="39" w:unhideWhenUsed="1"/>
-    <w:lsdException w:name="toc 6" w:semiHidden="1" w:uiPriority="39" w:unhideWhenUsed="1"/>
-    <w:lsdException w:name="toc 7" w:semiHidden="1" w:uiPriority="39" w:unhideWhenUsed="1"/>
-    <w:lsdException w:name="toc 8" w:semiHidden="1" w:uiPriority="39" w:unhideWhenUsed="1"/>
-    <w:lsdException w:name="toc 9" w:semiHidden="1" w:uiPriority="39" w:unhideWhenUsed="1"/>
+    <w:lsdException w:name="toc 1" w:uiPriority="39" w:semiHidden="1" w:unhideWhenUsed="1"/>
+    <w:lsdException w:name="toc 2" w:uiPriority="39" w:semiHidden="1" w:unhideWhenUsed="1"/>
+    <w:lsdException w:name="toc 3" w:uiPriority="39" w:semiHidden="1" w:unhideWhenUsed="1"/>
+    <w:lsdException w:name="toc 4" w:uiPriority="39" w:semiHidden="1" w:unhideWhenUsed="1"/>
+    <w:lsdException w:name="toc 5" w:uiPriority="39" w:semiHidden="1" w:unhideWhenUsed="1"/>
+    <w:lsdException w:name="toc 6" w:uiPriority="39" w:semiHidden="1" w:unhideWhenUsed="1"/>
+    <w:lsdException w:name="toc 7" w:uiPriority="39" w:semiHidden="1" w:unhideWhenUsed="1"/>
+    <w:lsdException w:name="toc 8" w:uiPriority="39" w:semiHidden="1" w:unhideWhenUsed="1"/>
+    <w:lsdException w:name="toc 9" w:uiPriority="39" w:semiHidden="1" w:unhideWhenUsed="1"/>
     <w:lsdException w:name="Normal Indent" w:semiHidden="1" w:unhideWhenUsed="1"/>
     <w:lsdException w:name="footnote text" w:semiHidden="1" w:unhideWhenUsed="1"/>
     <w:lsdException w:name="annotation text" w:semiHidden="1" w:unhideWhenUsed="1"/>
     <w:lsdException w:name="header" w:semiHidden="1" w:unhideWhenUsed="1"/>
     <w:lsdException w:name="footer" w:semiHidden="1" w:unhideWhenUsed="1"/>
     <w:lsdException w:name="index heading" w:semiHidden="1" w:unhideWhenUsed="1"/>
-    <w:lsdException w:name="caption" w:semiHidden="1" w:uiPriority="35" w:unhideWhenUsed="1" w:qFormat="1"/>
+    <w:lsdException w:name="caption" w:uiPriority="35" w:semiHidden="1" w:unhideWhenUsed="1" w:qFormat="1"/>
     <w:lsdException w:name="table of figures" w:semiHidden="1" w:unhideWhenUsed="1"/>
     <w:lsdException w:name="envelope address" w:semiHidden="1" w:unhideWhenUsed="1"/>
     <w:lsdException w:name="envelope return" w:semiHidden="1" w:unhideWhenUsed="1"/>
@@ -3182,7 +3989,7 @@
     <w:lsdException w:name="Title" w:uiPriority="10" w:qFormat="1"/>
     <w:lsdException w:name="Closing" w:semiHidden="1" w:unhideWhenUsed="1"/>
     <w:lsdException w:name="Signature" w:semiHidden="1" w:unhideWhenUsed="1"/>
-    <w:lsdException w:name="Default Paragraph Font" w:semiHidden="1" w:uiPriority="1" w:unhideWhenUsed="1"/>
+    <w:lsdException w:name="Default Paragraph Font" w:uiPriority="1" w:semiHidden="1" w:unhideWhenUsed="1"/>
     <w:lsdException w:name="Body Text" w:semiHidden="1" w:unhideWhenUsed="1"/>
     <w:lsdException w:name="Body Text Indent" w:semiHidden="1" w:unhideWhenUsed="1"/>
     <w:lsdException w:name="List Continue" w:semiHidden="1" w:unhideWhenUsed="1"/>
@@ -3382,8 +4189,8 @@
     <w:lsdException w:name="Subtle Reference" w:uiPriority="31" w:qFormat="1"/>
     <w:lsdException w:name="Intense Reference" w:uiPriority="32" w:qFormat="1"/>
     <w:lsdException w:name="Book Title" w:uiPriority="33" w:qFormat="1"/>
-    <w:lsdException w:name="Bibliography" w:semiHidden="1" w:uiPriority="37" w:unhideWhenUsed="1"/>
-    <w:lsdException w:name="TOC Heading" w:semiHidden="1" w:uiPriority="39" w:unhideWhenUsed="1" w:qFormat="1"/>
+    <w:lsdException w:name="Bibliography" w:uiPriority="37" w:semiHidden="1" w:unhideWhenUsed="1"/>
+    <w:lsdException w:name="TOC Heading" w:uiPriority="39" w:semiHidden="1" w:unhideWhenUsed="1" w:qFormat="1"/>
     <w:lsdException w:name="Plain Table 1" w:uiPriority="41"/>
     <w:lsdException w:name="Plain Table 2" w:uiPriority="42"/>
     <w:lsdException w:name="Plain Table 3" w:uiPriority="43"/>
@@ -3494,33 +4301,48 @@
     <w:lsdException w:name="Unresolved Mention" w:semiHidden="1" w:unhideWhenUsed="1"/>
     <w:lsdException w:name="Smart Link" w:semiHidden="1" w:unhideWhenUsed="1"/>
   </w:latentStyles>
-  <w:style w:type="paragraph" w:default="1" w:styleId="Normal">
+  <w:style w:type="paragraph" w:styleId="Normal" w:default="1">
     <w:name w:val="Normal"/>
     <w:qFormat/>
+    <w:pPr>
+      <w:widowControl/>
+      <w:bidi w:val="0"/>
+      <w:spacing w:lineRule="auto" w:line="276" w:before="0" w:after="160"/>
+      <w:jc w:val="left"/>
+    </w:pPr>
+    <w:rPr>
+      <w:rFonts w:ascii="Aptos" w:hAnsi="Aptos" w:eastAsia="Aptos" w:cs="Arial" w:asciiTheme="minorHAnsi" w:cstheme="minorBidi" w:eastAsiaTheme="minorHAnsi" w:hAnsiTheme="minorHAnsi"/>
+      <w:color w:val="auto"/>
+      <w:kern w:val="2"/>
+      <w:sz w:val="24"/>
+      <w:szCs w:val="24"/>
+      <w:lang w:val="en-GB" w:eastAsia="en-US" w:bidi="ar-SA"/>
+      <w14:ligatures w14:val="standardContextual"/>
+    </w:rPr>
   </w:style>
   <w:style w:type="paragraph" w:styleId="Heading1">
-    <w:name w:val="heading 1"/>
+    <w:name w:val="Heading 1"/>
     <w:basedOn w:val="Normal"/>
     <w:next w:val="Normal"/>
     <w:link w:val="Heading1Char"/>
     <w:uiPriority w:val="9"/>
     <w:qFormat/>
-    <w:rsid w:val="007B1D3D"/>
+    <w:rsid w:val="007b1d3d"/>
     <w:pPr>
-      <w:keepNext/>
+      <w:keepNext w:val="true"/>
       <w:keepLines/>
       <w:spacing w:before="360" w:after="80"/>
       <w:outlineLvl w:val="0"/>
     </w:pPr>
     <w:rPr>
-      <w:rFonts w:asciiTheme="majorHAnsi" w:eastAsiaTheme="majorEastAsia" w:hAnsiTheme="majorHAnsi" w:cstheme="majorBidi"/>
-      <w:color w:val="0F4761" w:themeColor="accent1" w:themeShade="BF"/>
+      <w:rFonts w:ascii="Aptos Display" w:hAnsi="Aptos Display" w:eastAsia="游ゴシック Light" w:cs="Times New Roman" w:asciiTheme="majorHAnsi" w:cstheme="majorBidi" w:eastAsiaTheme="majorEastAsia" w:hAnsiTheme="majorHAnsi"/>
+      <w:color w:val="0F4761" w:themeColor="accent1" w:themeShade="bf"/>
       <w:sz w:val="40"/>
       <w:szCs w:val="40"/>
     </w:rPr>
   </w:style>
   <w:style w:type="paragraph" w:styleId="Heading2">
-    <w:name w:val="heading 2"/>
+    <w:name w:val="Heading 2"/>
     <w:basedOn w:val="Normal"/>
     <w:next w:val="Normal"/>
     <w:link w:val="Heading2Char"/>
@@ -3528,22 +4350,22 @@
     <w:semiHidden/>
     <w:unhideWhenUsed/>
     <w:qFormat/>
-    <w:rsid w:val="007B1D3D"/>
+    <w:rsid w:val="007b1d3d"/>
     <w:pPr>
-      <w:keepNext/>
+      <w:keepNext w:val="true"/>
       <w:keepLines/>
       <w:spacing w:before="160" w:after="80"/>
       <w:outlineLvl w:val="1"/>
     </w:pPr>
     <w:rPr>
-      <w:rFonts w:asciiTheme="majorHAnsi" w:eastAsiaTheme="majorEastAsia" w:hAnsiTheme="majorHAnsi" w:cstheme="majorBidi"/>
-      <w:color w:val="0F4761" w:themeColor="accent1" w:themeShade="BF"/>
+      <w:rFonts w:ascii="Aptos Display" w:hAnsi="Aptos Display" w:eastAsia="游ゴシック Light" w:cs="Times New Roman" w:asciiTheme="majorHAnsi" w:cstheme="majorBidi" w:eastAsiaTheme="majorEastAsia" w:hAnsiTheme="majorHAnsi"/>
+      <w:color w:val="0F4761" w:themeColor="accent1" w:themeShade="bf"/>
       <w:sz w:val="32"/>
       <w:szCs w:val="32"/>
     </w:rPr>
   </w:style>
   <w:style w:type="paragraph" w:styleId="Heading3">
-    <w:name w:val="heading 3"/>
+    <w:name w:val="Heading 3"/>
     <w:basedOn w:val="Normal"/>
     <w:next w:val="Normal"/>
     <w:link w:val="Heading3Char"/>
@@ -3551,22 +4373,22 @@
     <w:semiHidden/>
     <w:unhideWhenUsed/>
     <w:qFormat/>
-    <w:rsid w:val="007B1D3D"/>
+    <w:rsid w:val="007b1d3d"/>
     <w:pPr>
-      <w:keepNext/>
+      <w:keepNext w:val="true"/>
       <w:keepLines/>
       <w:spacing w:before="160" w:after="80"/>
       <w:outlineLvl w:val="2"/>
     </w:pPr>
     <w:rPr>
-      <w:rFonts w:eastAsiaTheme="majorEastAsia" w:cstheme="majorBidi"/>
-      <w:color w:val="0F4761" w:themeColor="accent1" w:themeShade="BF"/>
+      <w:rFonts w:eastAsia="游ゴシック Light" w:cs="Times New Roman" w:cstheme="majorBidi" w:eastAsiaTheme="majorEastAsia"/>
+      <w:color w:val="0F4761" w:themeColor="accent1" w:themeShade="bf"/>
       <w:sz w:val="28"/>
       <w:szCs w:val="28"/>
     </w:rPr>
   </w:style>
   <w:style w:type="paragraph" w:styleId="Heading4">
-    <w:name w:val="heading 4"/>
+    <w:name w:val="Heading 4"/>
     <w:basedOn w:val="Normal"/>
     <w:next w:val="Normal"/>
     <w:link w:val="Heading4Char"/>
@@ -3574,22 +4396,22 @@
     <w:semiHidden/>
     <w:unhideWhenUsed/>
     <w:qFormat/>
-    <w:rsid w:val="007B1D3D"/>
+    <w:rsid w:val="007b1d3d"/>
     <w:pPr>
-      <w:keepNext/>
+      <w:keepNext w:val="true"/>
       <w:keepLines/>
       <w:spacing w:before="80" w:after="40"/>
       <w:outlineLvl w:val="3"/>
     </w:pPr>
     <w:rPr>
-      <w:rFonts w:eastAsiaTheme="majorEastAsia" w:cstheme="majorBidi"/>
+      <w:rFonts w:eastAsia="游ゴシック Light" w:cs="Times New Roman" w:cstheme="majorBidi" w:eastAsiaTheme="majorEastAsia"/>
       <w:i/>
       <w:iCs/>
-      <w:color w:val="0F4761" w:themeColor="accent1" w:themeShade="BF"/>
+      <w:color w:val="0F4761" w:themeColor="accent1" w:themeShade="bf"/>
     </w:rPr>
   </w:style>
   <w:style w:type="paragraph" w:styleId="Heading5">
-    <w:name w:val="heading 5"/>
+    <w:name w:val="Heading 5"/>
     <w:basedOn w:val="Normal"/>
     <w:next w:val="Normal"/>
     <w:link w:val="Heading5Char"/>
@@ -3597,20 +4419,20 @@
     <w:semiHidden/>
     <w:unhideWhenUsed/>
     <w:qFormat/>
-    <w:rsid w:val="007B1D3D"/>
+    <w:rsid w:val="007b1d3d"/>
     <w:pPr>
-      <w:keepNext/>
+      <w:keepNext w:val="true"/>
       <w:keepLines/>
       <w:spacing w:before="80" w:after="40"/>
       <w:outlineLvl w:val="4"/>
     </w:pPr>
     <w:rPr>
-      <w:rFonts w:eastAsiaTheme="majorEastAsia" w:cstheme="majorBidi"/>
-      <w:color w:val="0F4761" w:themeColor="accent1" w:themeShade="BF"/>
+      <w:rFonts w:eastAsia="游ゴシック Light" w:cs="Times New Roman" w:cstheme="majorBidi" w:eastAsiaTheme="majorEastAsia"/>
+      <w:color w:val="0F4761" w:themeColor="accent1" w:themeShade="bf"/>
     </w:rPr>
   </w:style>
   <w:style w:type="paragraph" w:styleId="Heading6">
-    <w:name w:val="heading 6"/>
+    <w:name w:val="Heading 6"/>
     <w:basedOn w:val="Normal"/>
     <w:next w:val="Normal"/>
     <w:link w:val="Heading6Char"/>
@@ -3618,22 +4440,22 @@
     <w:semiHidden/>
     <w:unhideWhenUsed/>
     <w:qFormat/>
-    <w:rsid w:val="007B1D3D"/>
+    <w:rsid w:val="007b1d3d"/>
     <w:pPr>
-      <w:keepNext/>
+      <w:keepNext w:val="true"/>
       <w:keepLines/>
       <w:spacing w:before="40" w:after="0"/>
       <w:outlineLvl w:val="5"/>
     </w:pPr>
     <w:rPr>
-      <w:rFonts w:eastAsiaTheme="majorEastAsia" w:cstheme="majorBidi"/>
+      <w:rFonts w:eastAsia="游ゴシック Light" w:cs="Times New Roman" w:cstheme="majorBidi" w:eastAsiaTheme="majorEastAsia"/>
       <w:i/>
       <w:iCs/>
-      <w:color w:val="595959" w:themeColor="text1" w:themeTint="A6"/>
+      <w:color w:val="595959" w:themeColor="text1" w:themeTint="a6"/>
     </w:rPr>
   </w:style>
   <w:style w:type="paragraph" w:styleId="Heading7">
-    <w:name w:val="heading 7"/>
+    <w:name w:val="Heading 7"/>
     <w:basedOn w:val="Normal"/>
     <w:next w:val="Normal"/>
     <w:link w:val="Heading7Char"/>
@@ -3641,20 +4463,20 @@
     <w:semiHidden/>
     <w:unhideWhenUsed/>
     <w:qFormat/>
-    <w:rsid w:val="007B1D3D"/>
+    <w:rsid w:val="007b1d3d"/>
     <w:pPr>
-      <w:keepNext/>
+      <w:keepNext w:val="true"/>
       <w:keepLines/>
       <w:spacing w:before="40" w:after="0"/>
       <w:outlineLvl w:val="6"/>
     </w:pPr>
     <w:rPr>
-      <w:rFonts w:eastAsiaTheme="majorEastAsia" w:cstheme="majorBidi"/>
-      <w:color w:val="595959" w:themeColor="text1" w:themeTint="A6"/>
+      <w:rFonts w:eastAsia="游ゴシック Light" w:cs="Times New Roman" w:cstheme="majorBidi" w:eastAsiaTheme="majorEastAsia"/>
+      <w:color w:val="595959" w:themeColor="text1" w:themeTint="a6"/>
     </w:rPr>
   </w:style>
   <w:style w:type="paragraph" w:styleId="Heading8">
-    <w:name w:val="heading 8"/>
+    <w:name w:val="Heading 8"/>
     <w:basedOn w:val="Normal"/>
     <w:next w:val="Normal"/>
     <w:link w:val="Heading8Char"/>
@@ -3662,22 +4484,22 @@
     <w:semiHidden/>
     <w:unhideWhenUsed/>
     <w:qFormat/>
-    <w:rsid w:val="007B1D3D"/>
+    <w:rsid w:val="007b1d3d"/>
     <w:pPr>
-      <w:keepNext/>
+      <w:keepNext w:val="true"/>
       <w:keepLines/>
-      <w:spacing w:after="0"/>
+      <w:spacing w:before="0" w:after="0"/>
       <w:outlineLvl w:val="7"/>
     </w:pPr>
     <w:rPr>
-      <w:rFonts w:eastAsiaTheme="majorEastAsia" w:cstheme="majorBidi"/>
+      <w:rFonts w:eastAsia="游ゴシック Light" w:cs="Times New Roman" w:cstheme="majorBidi" w:eastAsiaTheme="majorEastAsia"/>
       <w:i/>
       <w:iCs/>
-      <w:color w:val="272727" w:themeColor="text1" w:themeTint="D8"/>
+      <w:color w:val="272727" w:themeColor="text1" w:themeTint="d8"/>
     </w:rPr>
   </w:style>
   <w:style w:type="paragraph" w:styleId="Heading9">
-    <w:name w:val="heading 9"/>
+    <w:name w:val="Heading 9"/>
     <w:basedOn w:val="Normal"/>
     <w:next w:val="Normal"/>
     <w:link w:val="Heading9Char"/>
@@ -3685,162 +4507,307 @@
     <w:semiHidden/>
     <w:unhideWhenUsed/>
     <w:qFormat/>
-    <w:rsid w:val="007B1D3D"/>
+    <w:rsid w:val="007b1d3d"/>
     <w:pPr>
-      <w:keepNext/>
+      <w:keepNext w:val="true"/>
       <w:keepLines/>
-      <w:spacing w:after="0"/>
+      <w:spacing w:before="0" w:after="0"/>
       <w:outlineLvl w:val="8"/>
     </w:pPr>
     <w:rPr>
-      <w:rFonts w:eastAsiaTheme="majorEastAsia" w:cstheme="majorBidi"/>
-      <w:color w:val="272727" w:themeColor="text1" w:themeTint="D8"/>
+      <w:rFonts w:eastAsia="游ゴシック Light" w:cs="Times New Roman" w:cstheme="majorBidi" w:eastAsiaTheme="majorEastAsia"/>
+      <w:color w:val="272727" w:themeColor="text1" w:themeTint="d8"/>
     </w:rPr>
   </w:style>
-  <w:style w:type="character" w:default="1" w:styleId="DefaultParagraphFont">
+  <w:style w:type="character" w:styleId="DefaultParagraphFont" w:default="1">
     <w:name w:val="Default Paragraph Font"/>
     <w:uiPriority w:val="1"/>
     <w:semiHidden/>
     <w:unhideWhenUsed/>
+    <w:qFormat/>
+    <w:rPr/>
   </w:style>
-  <w:style w:type="table" w:default="1" w:styleId="TableNormal">
-    <w:name w:val="Normal Table"/>
-    <w:uiPriority w:val="99"/>
-    <w:semiHidden/>
-    <w:unhideWhenUsed/>
-    <w:tblPr>
-      <w:tblInd w:w="0" w:type="dxa"/>
-      <w:tblCellMar>
-        <w:top w:w="0" w:type="dxa"/>
-        <w:left w:w="108" w:type="dxa"/>
-        <w:bottom w:w="0" w:type="dxa"/>
-        <w:right w:w="108" w:type="dxa"/>
-      </w:tblCellMar>
-    </w:tblPr>
-  </w:style>
-  <w:style w:type="numbering" w:default="1" w:styleId="NoList">
-    <w:name w:val="No List"/>
-    <w:uiPriority w:val="99"/>
-    <w:semiHidden/>
-    <w:unhideWhenUsed/>
-  </w:style>
-  <w:style w:type="character" w:customStyle="1" w:styleId="Heading1Char">
+  <w:style w:type="character" w:styleId="Heading1Char" w:customStyle="1">
     <w:name w:val="Heading 1 Char"/>
     <w:basedOn w:val="DefaultParagraphFont"/>
     <w:link w:val="Heading1"/>
     <w:uiPriority w:val="9"/>
-    <w:rsid w:val="007B1D3D"/>
+    <w:qFormat/>
+    <w:rsid w:val="007b1d3d"/>
     <w:rPr>
-      <w:rFonts w:asciiTheme="majorHAnsi" w:eastAsiaTheme="majorEastAsia" w:hAnsiTheme="majorHAnsi" w:cstheme="majorBidi"/>
-      <w:color w:val="0F4761" w:themeColor="accent1" w:themeShade="BF"/>
+      <w:rFonts w:ascii="Aptos Display" w:hAnsi="Aptos Display" w:eastAsia="游ゴシック Light" w:cs="Times New Roman" w:asciiTheme="majorHAnsi" w:cstheme="majorBidi" w:eastAsiaTheme="majorEastAsia" w:hAnsiTheme="majorHAnsi"/>
+      <w:color w:val="0F4761" w:themeColor="accent1" w:themeShade="bf"/>
       <w:sz w:val="40"/>
       <w:szCs w:val="40"/>
     </w:rPr>
   </w:style>
-  <w:style w:type="character" w:customStyle="1" w:styleId="Heading2Char">
+  <w:style w:type="character" w:styleId="Heading2Char" w:customStyle="1">
     <w:name w:val="Heading 2 Char"/>
     <w:basedOn w:val="DefaultParagraphFont"/>
     <w:link w:val="Heading2"/>
     <w:uiPriority w:val="9"/>
     <w:semiHidden/>
-    <w:rsid w:val="007B1D3D"/>
+    <w:qFormat/>
+    <w:rsid w:val="007b1d3d"/>
     <w:rPr>
-      <w:rFonts w:asciiTheme="majorHAnsi" w:eastAsiaTheme="majorEastAsia" w:hAnsiTheme="majorHAnsi" w:cstheme="majorBidi"/>
-      <w:color w:val="0F4761" w:themeColor="accent1" w:themeShade="BF"/>
+      <w:rFonts w:ascii="Aptos Display" w:hAnsi="Aptos Display" w:eastAsia="游ゴシック Light" w:cs="Times New Roman" w:asciiTheme="majorHAnsi" w:cstheme="majorBidi" w:eastAsiaTheme="majorEastAsia" w:hAnsiTheme="majorHAnsi"/>
+      <w:color w:val="0F4761" w:themeColor="accent1" w:themeShade="bf"/>
       <w:sz w:val="32"/>
       <w:szCs w:val="32"/>
     </w:rPr>
   </w:style>
-  <w:style w:type="character" w:customStyle="1" w:styleId="Heading3Char">
+  <w:style w:type="character" w:styleId="Heading3Char" w:customStyle="1">
     <w:name w:val="Heading 3 Char"/>
     <w:basedOn w:val="DefaultParagraphFont"/>
     <w:link w:val="Heading3"/>
     <w:uiPriority w:val="9"/>
     <w:semiHidden/>
-    <w:rsid w:val="007B1D3D"/>
+    <w:qFormat/>
+    <w:rsid w:val="007b1d3d"/>
     <w:rPr>
-      <w:rFonts w:eastAsiaTheme="majorEastAsia" w:cstheme="majorBidi"/>
-      <w:color w:val="0F4761" w:themeColor="accent1" w:themeShade="BF"/>
+      <w:rFonts w:eastAsia="游ゴシック Light" w:cs="Times New Roman" w:cstheme="majorBidi" w:eastAsiaTheme="majorEastAsia"/>
+      <w:color w:val="0F4761" w:themeColor="accent1" w:themeShade="bf"/>
       <w:sz w:val="28"/>
       <w:szCs w:val="28"/>
     </w:rPr>
   </w:style>
-  <w:style w:type="character" w:customStyle="1" w:styleId="Heading4Char">
+  <w:style w:type="character" w:styleId="Heading4Char" w:customStyle="1">
     <w:name w:val="Heading 4 Char"/>
     <w:basedOn w:val="DefaultParagraphFont"/>
     <w:link w:val="Heading4"/>
     <w:uiPriority w:val="9"/>
     <w:semiHidden/>
-    <w:rsid w:val="007B1D3D"/>
+    <w:qFormat/>
+    <w:rsid w:val="007b1d3d"/>
     <w:rPr>
-      <w:rFonts w:eastAsiaTheme="majorEastAsia" w:cstheme="majorBidi"/>
+      <w:rFonts w:eastAsia="游ゴシック Light" w:cs="Times New Roman" w:cstheme="majorBidi" w:eastAsiaTheme="majorEastAsia"/>
       <w:i/>
       <w:iCs/>
-      <w:color w:val="0F4761" w:themeColor="accent1" w:themeShade="BF"/>
+      <w:color w:val="0F4761" w:themeColor="accent1" w:themeShade="bf"/>
     </w:rPr>
   </w:style>
-  <w:style w:type="character" w:customStyle="1" w:styleId="Heading5Char">
+  <w:style w:type="character" w:styleId="Heading5Char" w:customStyle="1">
     <w:name w:val="Heading 5 Char"/>
     <w:basedOn w:val="DefaultParagraphFont"/>
     <w:link w:val="Heading5"/>
     <w:uiPriority w:val="9"/>
     <w:semiHidden/>
-    <w:rsid w:val="007B1D3D"/>
+    <w:qFormat/>
+    <w:rsid w:val="007b1d3d"/>
     <w:rPr>
-      <w:rFonts w:eastAsiaTheme="majorEastAsia" w:cstheme="majorBidi"/>
-      <w:color w:val="0F4761" w:themeColor="accent1" w:themeShade="BF"/>
+      <w:rFonts w:eastAsia="游ゴシック Light" w:cs="Times New Roman" w:cstheme="majorBidi" w:eastAsiaTheme="majorEastAsia"/>
+      <w:color w:val="0F4761" w:themeColor="accent1" w:themeShade="bf"/>
     </w:rPr>
   </w:style>
-  <w:style w:type="character" w:customStyle="1" w:styleId="Heading6Char">
+  <w:style w:type="character" w:styleId="Heading6Char" w:customStyle="1">
     <w:name w:val="Heading 6 Char"/>
     <w:basedOn w:val="DefaultParagraphFont"/>
     <w:link w:val="Heading6"/>
     <w:uiPriority w:val="9"/>
     <w:semiHidden/>
-    <w:rsid w:val="007B1D3D"/>
+    <w:qFormat/>
+    <w:rsid w:val="007b1d3d"/>
     <w:rPr>
-      <w:rFonts w:eastAsiaTheme="majorEastAsia" w:cstheme="majorBidi"/>
+      <w:rFonts w:eastAsia="游ゴシック Light" w:cs="Times New Roman" w:cstheme="majorBidi" w:eastAsiaTheme="majorEastAsia"/>
       <w:i/>
       <w:iCs/>
-      <w:color w:val="595959" w:themeColor="text1" w:themeTint="A6"/>
+      <w:color w:val="595959" w:themeColor="text1" w:themeTint="a6"/>
     </w:rPr>
   </w:style>
-  <w:style w:type="character" w:customStyle="1" w:styleId="Heading7Char">
+  <w:style w:type="character" w:styleId="Heading7Char" w:customStyle="1">
     <w:name w:val="Heading 7 Char"/>
     <w:basedOn w:val="DefaultParagraphFont"/>
     <w:link w:val="Heading7"/>
     <w:uiPriority w:val="9"/>
     <w:semiHidden/>
-    <w:rsid w:val="007B1D3D"/>
+    <w:qFormat/>
+    <w:rsid w:val="007b1d3d"/>
     <w:rPr>
-      <w:rFonts w:eastAsiaTheme="majorEastAsia" w:cstheme="majorBidi"/>
-      <w:color w:val="595959" w:themeColor="text1" w:themeTint="A6"/>
+      <w:rFonts w:eastAsia="游ゴシック Light" w:cs="Times New Roman" w:cstheme="majorBidi" w:eastAsiaTheme="majorEastAsia"/>
+      <w:color w:val="595959" w:themeColor="text1" w:themeTint="a6"/>
     </w:rPr>
   </w:style>
-  <w:style w:type="character" w:customStyle="1" w:styleId="Heading8Char">
+  <w:style w:type="character" w:styleId="Heading8Char" w:customStyle="1">
     <w:name w:val="Heading 8 Char"/>
     <w:basedOn w:val="DefaultParagraphFont"/>
     <w:link w:val="Heading8"/>
     <w:uiPriority w:val="9"/>
     <w:semiHidden/>
-    <w:rsid w:val="007B1D3D"/>
+    <w:qFormat/>
+    <w:rsid w:val="007b1d3d"/>
     <w:rPr>
-      <w:rFonts w:eastAsiaTheme="majorEastAsia" w:cstheme="majorBidi"/>
+      <w:rFonts w:eastAsia="游ゴシック Light" w:cs="Times New Roman" w:cstheme="majorBidi" w:eastAsiaTheme="majorEastAsia"/>
       <w:i/>
       <w:iCs/>
-      <w:color w:val="272727" w:themeColor="text1" w:themeTint="D8"/>
+      <w:color w:val="272727" w:themeColor="text1" w:themeTint="d8"/>
     </w:rPr>
   </w:style>
-  <w:style w:type="character" w:customStyle="1" w:styleId="Heading9Char">
+  <w:style w:type="character" w:styleId="Heading9Char" w:customStyle="1">
     <w:name w:val="Heading 9 Char"/>
     <w:basedOn w:val="DefaultParagraphFont"/>
     <w:link w:val="Heading9"/>
     <w:uiPriority w:val="9"/>
     <w:semiHidden/>
-    <w:rsid w:val="007B1D3D"/>
+    <w:qFormat/>
+    <w:rsid w:val="007b1d3d"/>
     <w:rPr>
-      <w:rFonts w:eastAsiaTheme="majorEastAsia" w:cstheme="majorBidi"/>
-      <w:color w:val="272727" w:themeColor="text1" w:themeTint="D8"/>
+      <w:rFonts w:eastAsia="游ゴシック Light" w:cs="Times New Roman" w:cstheme="majorBidi" w:eastAsiaTheme="majorEastAsia"/>
+      <w:color w:val="272727" w:themeColor="text1" w:themeTint="d8"/>
+    </w:rPr>
+  </w:style>
+  <w:style w:type="character" w:styleId="TitleChar" w:customStyle="1">
+    <w:name w:val="Title Char"/>
+    <w:basedOn w:val="DefaultParagraphFont"/>
+    <w:link w:val="Title"/>
+    <w:uiPriority w:val="10"/>
+    <w:qFormat/>
+    <w:rsid w:val="007b1d3d"/>
+    <w:rPr>
+      <w:rFonts w:ascii="Aptos Display" w:hAnsi="Aptos Display" w:eastAsia="游ゴシック Light" w:cs="Times New Roman" w:asciiTheme="majorHAnsi" w:cstheme="majorBidi" w:eastAsiaTheme="majorEastAsia" w:hAnsiTheme="majorHAnsi"/>
+      <w:spacing w:val="-10"/>
+      <w:kern w:val="2"/>
+      <w:sz w:val="56"/>
+      <w:szCs w:val="56"/>
+    </w:rPr>
+  </w:style>
+  <w:style w:type="character" w:styleId="SubtitleChar" w:customStyle="1">
+    <w:name w:val="Subtitle Char"/>
+    <w:basedOn w:val="DefaultParagraphFont"/>
+    <w:link w:val="Subtitle"/>
+    <w:uiPriority w:val="11"/>
+    <w:qFormat/>
+    <w:rsid w:val="007b1d3d"/>
+    <w:rPr>
+      <w:rFonts w:eastAsia="游ゴシック Light" w:cs="Times New Roman" w:cstheme="majorBidi" w:eastAsiaTheme="majorEastAsia"/>
+      <w:color w:val="595959" w:themeColor="text1" w:themeTint="a6"/>
+      <w:spacing w:val="15"/>
+      <w:sz w:val="28"/>
+      <w:szCs w:val="28"/>
+    </w:rPr>
+  </w:style>
+  <w:style w:type="character" w:styleId="QuoteChar" w:customStyle="1">
+    <w:name w:val="Quote Char"/>
+    <w:basedOn w:val="DefaultParagraphFont"/>
+    <w:link w:val="Quote"/>
+    <w:uiPriority w:val="29"/>
+    <w:qFormat/>
+    <w:rsid w:val="007b1d3d"/>
+    <w:rPr>
+      <w:i/>
+      <w:iCs/>
+      <w:color w:val="404040" w:themeColor="text1" w:themeTint="bf"/>
+    </w:rPr>
+  </w:style>
+  <w:style w:type="character" w:styleId="IntenseEmphasis">
+    <w:name w:val="Intense Emphasis"/>
+    <w:basedOn w:val="DefaultParagraphFont"/>
+    <w:uiPriority w:val="21"/>
+    <w:qFormat/>
+    <w:rsid w:val="007b1d3d"/>
+    <w:rPr>
+      <w:i/>
+      <w:iCs/>
+      <w:color w:val="0F4761" w:themeColor="accent1" w:themeShade="bf"/>
+    </w:rPr>
+  </w:style>
+  <w:style w:type="character" w:styleId="IntenseQuoteChar" w:customStyle="1">
+    <w:name w:val="Intense Quote Char"/>
+    <w:basedOn w:val="DefaultParagraphFont"/>
+    <w:link w:val="IntenseQuote"/>
+    <w:uiPriority w:val="30"/>
+    <w:qFormat/>
+    <w:rsid w:val="007b1d3d"/>
+    <w:rPr>
+      <w:i/>
+      <w:iCs/>
+      <w:color w:val="0F4761" w:themeColor="accent1" w:themeShade="bf"/>
+    </w:rPr>
+  </w:style>
+  <w:style w:type="character" w:styleId="IntenseReference">
+    <w:name w:val="Intense Reference"/>
+    <w:basedOn w:val="DefaultParagraphFont"/>
+    <w:uiPriority w:val="32"/>
+    <w:qFormat/>
+    <w:rsid w:val="007b1d3d"/>
+    <w:rPr>
+      <w:b/>
+      <w:bCs/>
+      <w:smallCaps/>
+      <w:color w:val="0F4761" w:themeColor="accent1" w:themeShade="bf"/>
+      <w:spacing w:val="5"/>
+    </w:rPr>
+  </w:style>
+  <w:style w:type="character" w:styleId="StrongEmphasis">
+    <w:name w:val="Strong Emphasis"/>
+    <w:qFormat/>
+    <w:rPr>
+      <w:b/>
+      <w:bCs/>
+    </w:rPr>
+  </w:style>
+  <w:style w:type="character" w:styleId="Bullets">
+    <w:name w:val="Bullets"/>
+    <w:qFormat/>
+    <w:rPr>
+      <w:rFonts w:ascii="OpenSymbol" w:hAnsi="OpenSymbol" w:eastAsia="OpenSymbol" w:cs="OpenSymbol"/>
+    </w:rPr>
+  </w:style>
+  <w:style w:type="paragraph" w:styleId="Heading">
+    <w:name w:val="Heading"/>
+    <w:basedOn w:val="Normal"/>
+    <w:next w:val="TextBody"/>
+    <w:qFormat/>
+    <w:pPr>
+      <w:keepNext w:val="true"/>
+      <w:spacing w:before="240" w:after="120"/>
+    </w:pPr>
+    <w:rPr>
+      <w:rFonts w:ascii="Liberation Sans" w:hAnsi="Liberation Sans" w:eastAsia="Microsoft YaHei" w:cs="Lucida Sans"/>
+      <w:sz w:val="28"/>
+      <w:szCs w:val="28"/>
+    </w:rPr>
+  </w:style>
+  <w:style w:type="paragraph" w:styleId="TextBody">
+    <w:name w:val="Body Text"/>
+    <w:basedOn w:val="Normal"/>
+    <w:pPr>
+      <w:spacing w:lineRule="auto" w:line="276" w:before="0" w:after="140"/>
+    </w:pPr>
+    <w:rPr/>
+  </w:style>
+  <w:style w:type="paragraph" w:styleId="List">
+    <w:name w:val="List"/>
+    <w:basedOn w:val="TextBody"/>
+    <w:pPr/>
+    <w:rPr>
+      <w:rFonts w:cs="Lucida Sans"/>
+    </w:rPr>
+  </w:style>
+  <w:style w:type="paragraph" w:styleId="Caption">
+    <w:name w:val="Caption"/>
+    <w:basedOn w:val="Normal"/>
+    <w:qFormat/>
+    <w:pPr>
+      <w:suppressLineNumbers/>
+      <w:spacing w:before="120" w:after="120"/>
+    </w:pPr>
+    <w:rPr>
+      <w:rFonts w:cs="Lucida Sans"/>
+      <w:i/>
+      <w:iCs/>
+      <w:sz w:val="24"/>
+      <w:szCs w:val="24"/>
+    </w:rPr>
+  </w:style>
+  <w:style w:type="paragraph" w:styleId="Index">
+    <w:name w:val="Index"/>
+    <w:basedOn w:val="Normal"/>
+    <w:qFormat/>
+    <w:pPr>
+      <w:suppressLineNumbers/>
+    </w:pPr>
+    <w:rPr>
+      <w:rFonts w:cs="Lucida Sans"/>
     </w:rPr>
   </w:style>
   <w:style w:type="paragraph" w:styleId="Title">
@@ -3850,29 +4817,15 @@
     <w:link w:val="TitleChar"/>
     <w:uiPriority w:val="10"/>
     <w:qFormat/>
-    <w:rsid w:val="007B1D3D"/>
+    <w:rsid w:val="007b1d3d"/>
     <w:pPr>
-      <w:spacing w:after="80" w:line="240" w:lineRule="auto"/>
+      <w:spacing w:lineRule="auto" w:line="240" w:before="0" w:after="80"/>
       <w:contextualSpacing/>
     </w:pPr>
     <w:rPr>
-      <w:rFonts w:asciiTheme="majorHAnsi" w:eastAsiaTheme="majorEastAsia" w:hAnsiTheme="majorHAnsi" w:cstheme="majorBidi"/>
+      <w:rFonts w:ascii="Aptos Display" w:hAnsi="Aptos Display" w:eastAsia="游ゴシック Light" w:cs="Times New Roman" w:asciiTheme="majorHAnsi" w:cstheme="majorBidi" w:eastAsiaTheme="majorEastAsia" w:hAnsiTheme="majorHAnsi"/>
       <w:spacing w:val="-10"/>
-      <w:kern w:val="28"/>
-      <w:sz w:val="56"/>
-      <w:szCs w:val="56"/>
-    </w:rPr>
-  </w:style>
-  <w:style w:type="character" w:customStyle="1" w:styleId="TitleChar">
-    <w:name w:val="Title Char"/>
-    <w:basedOn w:val="DefaultParagraphFont"/>
-    <w:link w:val="Title"/>
-    <w:uiPriority w:val="10"/>
-    <w:rsid w:val="007B1D3D"/>
-    <w:rPr>
-      <w:rFonts w:asciiTheme="majorHAnsi" w:eastAsiaTheme="majorEastAsia" w:hAnsiTheme="majorHAnsi" w:cstheme="majorBidi"/>
-      <w:spacing w:val="-10"/>
-      <w:kern w:val="28"/>
+      <w:kern w:val="2"/>
       <w:sz w:val="56"/>
       <w:szCs w:val="56"/>
     </w:rPr>
@@ -3884,29 +4837,11 @@
     <w:link w:val="SubtitleChar"/>
     <w:uiPriority w:val="11"/>
     <w:qFormat/>
-    <w:rsid w:val="007B1D3D"/>
-    <w:pPr>
-      <w:numPr>
-        <w:ilvl w:val="1"/>
-      </w:numPr>
-    </w:pPr>
+    <w:rsid w:val="007b1d3d"/>
+    <w:pPr/>
     <w:rPr>
-      <w:rFonts w:eastAsiaTheme="majorEastAsia" w:cstheme="majorBidi"/>
-      <w:color w:val="595959" w:themeColor="text1" w:themeTint="A6"/>
-      <w:spacing w:val="15"/>
-      <w:sz w:val="28"/>
-      <w:szCs w:val="28"/>
-    </w:rPr>
-  </w:style>
-  <w:style w:type="character" w:customStyle="1" w:styleId="SubtitleChar">
-    <w:name w:val="Subtitle Char"/>
-    <w:basedOn w:val="DefaultParagraphFont"/>
-    <w:link w:val="Subtitle"/>
-    <w:uiPriority w:val="11"/>
-    <w:rsid w:val="007B1D3D"/>
-    <w:rPr>
-      <w:rFonts w:eastAsiaTheme="majorEastAsia" w:cstheme="majorBidi"/>
-      <w:color w:val="595959" w:themeColor="text1" w:themeTint="A6"/>
+      <w:rFonts w:eastAsia="游ゴシック Light" w:cs="Times New Roman" w:cstheme="majorBidi" w:eastAsiaTheme="majorEastAsia"/>
+      <w:color w:val="595959" w:themeColor="text1" w:themeTint="a6"/>
       <w:spacing w:val="15"/>
       <w:sz w:val="28"/>
       <w:szCs w:val="28"/>
@@ -3919,27 +4854,15 @@
     <w:link w:val="QuoteChar"/>
     <w:uiPriority w:val="29"/>
     <w:qFormat/>
-    <w:rsid w:val="007B1D3D"/>
+    <w:rsid w:val="007b1d3d"/>
     <w:pPr>
-      <w:spacing w:before="160"/>
+      <w:spacing w:before="160" w:after="160"/>
       <w:jc w:val="center"/>
     </w:pPr>
     <w:rPr>
       <w:i/>
       <w:iCs/>
-      <w:color w:val="404040" w:themeColor="text1" w:themeTint="BF"/>
-    </w:rPr>
-  </w:style>
-  <w:style w:type="character" w:customStyle="1" w:styleId="QuoteChar">
-    <w:name w:val="Quote Char"/>
-    <w:basedOn w:val="DefaultParagraphFont"/>
-    <w:link w:val="Quote"/>
-    <w:uiPriority w:val="29"/>
-    <w:rsid w:val="007B1D3D"/>
-    <w:rPr>
-      <w:i/>
-      <w:iCs/>
-      <w:color w:val="404040" w:themeColor="text1" w:themeTint="BF"/>
+      <w:color w:val="404040" w:themeColor="text1" w:themeTint="bf"/>
     </w:rPr>
   </w:style>
   <w:style w:type="paragraph" w:styleId="ListParagraph">
@@ -3947,23 +4870,13 @@
     <w:basedOn w:val="Normal"/>
     <w:uiPriority w:val="34"/>
     <w:qFormat/>
-    <w:rsid w:val="007B1D3D"/>
+    <w:rsid w:val="007b1d3d"/>
     <w:pPr>
-      <w:ind w:left="720"/>
+      <w:spacing w:before="0" w:after="160"/>
+      <w:ind w:left="720" w:hanging="0"/>
       <w:contextualSpacing/>
     </w:pPr>
-  </w:style>
-  <w:style w:type="character" w:styleId="IntenseEmphasis">
-    <w:name w:val="Intense Emphasis"/>
-    <w:basedOn w:val="DefaultParagraphFont"/>
-    <w:uiPriority w:val="21"/>
-    <w:qFormat/>
-    <w:rsid w:val="007B1D3D"/>
-    <w:rPr>
-      <w:i/>
-      <w:iCs/>
-      <w:color w:val="0F4761" w:themeColor="accent1" w:themeShade="BF"/>
-    </w:rPr>
+    <w:rPr/>
   </w:style>
   <w:style w:type="paragraph" w:styleId="IntenseQuote">
     <w:name w:val="Intense Quote"/>
@@ -3972,47 +4885,42 @@
     <w:link w:val="IntenseQuoteChar"/>
     <w:uiPriority w:val="30"/>
     <w:qFormat/>
-    <w:rsid w:val="007B1D3D"/>
+    <w:rsid w:val="007b1d3d"/>
     <w:pPr>
       <w:pBdr>
-        <w:top w:val="single" w:sz="4" w:space="10" w:color="0F4761" w:themeColor="accent1" w:themeShade="BF"/>
-        <w:bottom w:val="single" w:sz="4" w:space="10" w:color="0F4761" w:themeColor="accent1" w:themeShade="BF"/>
+        <w:top w:val="single" w:sz="4" w:space="10" w:color="0F4761"/>
+        <w:bottom w:val="single" w:sz="4" w:space="10" w:color="0F4761"/>
       </w:pBdr>
       <w:spacing w:before="360" w:after="360"/>
-      <w:ind w:left="864" w:right="864"/>
+      <w:ind w:left="864" w:right="864" w:hanging="0"/>
       <w:jc w:val="center"/>
     </w:pPr>
     <w:rPr>
       <w:i/>
       <w:iCs/>
-      <w:color w:val="0F4761" w:themeColor="accent1" w:themeShade="BF"/>
+      <w:color w:val="0F4761" w:themeColor="accent1" w:themeShade="bf"/>
     </w:rPr>
   </w:style>
-  <w:style w:type="character" w:customStyle="1" w:styleId="IntenseQuoteChar">
-    <w:name w:val="Intense Quote Char"/>
-    <w:basedOn w:val="DefaultParagraphFont"/>
-    <w:link w:val="IntenseQuote"/>
-    <w:uiPriority w:val="30"/>
-    <w:rsid w:val="007B1D3D"/>
-    <w:rPr>
-      <w:i/>
-      <w:iCs/>
-      <w:color w:val="0F4761" w:themeColor="accent1" w:themeShade="BF"/>
-    </w:rPr>
+  <w:style w:type="numbering" w:styleId="NoList" w:default="1">
+    <w:name w:val="No List"/>
+    <w:uiPriority w:val="99"/>
+    <w:semiHidden/>
+    <w:unhideWhenUsed/>
+    <w:qFormat/>
   </w:style>
-  <w:style w:type="character" w:styleId="IntenseReference">
-    <w:name w:val="Intense Reference"/>
-    <w:basedOn w:val="DefaultParagraphFont"/>
-    <w:uiPriority w:val="32"/>
-    <w:qFormat/>
-    <w:rsid w:val="007B1D3D"/>
-    <w:rPr>
-      <w:b/>
-      <w:bCs/>
-      <w:smallCaps/>
-      <w:color w:val="0F4761" w:themeColor="accent1" w:themeShade="BF"/>
-      <w:spacing w:val="5"/>
-    </w:rPr>
+  <w:style w:type="table" w:default="1" w:styleId="TableNormal">
+    <w:name w:val="Normal Table"/>
+    <w:uiPriority w:val="99"/>
+    <w:semiHidden/>
+    <w:unhideWhenUsed/>
+    <w:tblPr>
+      <w:tblCellMar>
+        <w:top w:w="0" w:type="dxa"/>
+        <w:left w:w="108" w:type="dxa"/>
+        <w:bottom w:w="0" w:type="dxa"/>
+        <w:right w:w="108" w:type="dxa"/>
+      </w:tblCellMar>
+    </w:tblPr>
   </w:style>
 </w:styles>
 </file>
@@ -4313,12 +5221,9 @@
 </file>
 
 <file path=customXml/item1.xml><?xml version="1.0" encoding="utf-8"?>
-<?mso-contentType ?>
-<FormTemplates xmlns="http://schemas.microsoft.com/sharepoint/v3/contenttype/forms">
-  <Display>DocumentLibraryForm</Display>
-  <Edit>DocumentLibraryForm</Edit>
-  <New>DocumentLibraryForm</New>
-</FormTemplates>
+<p:properties xmlns:p="http://schemas.microsoft.com/office/2006/metadata/properties" xmlns:xsi="http://www.w3.org/2001/XMLSchema-instance" xmlns:pc="http://schemas.microsoft.com/office/infopath/2007/PartnerControls">
+  <documentManagement/>
+</p:properties>
 </file>
 
 <file path=customXml/item2.xml><?xml version="1.0" encoding="utf-8"?>
@@ -4466,15 +5371,19 @@
 </file>
 
 <file path=customXml/item3.xml><?xml version="1.0" encoding="utf-8"?>
-<p:properties xmlns:p="http://schemas.microsoft.com/office/2006/metadata/properties" xmlns:xsi="http://www.w3.org/2001/XMLSchema-instance" xmlns:pc="http://schemas.microsoft.com/office/infopath/2007/PartnerControls">
-  <documentManagement/>
-</p:properties>
+<?mso-contentType ?>
+<FormTemplates xmlns="http://schemas.microsoft.com/sharepoint/v3/contenttype/forms">
+  <Display>DocumentLibraryForm</Display>
+  <Edit>DocumentLibraryForm</Edit>
+  <New>DocumentLibraryForm</New>
+</FormTemplates>
 </file>
 
 <file path=customXml/itemProps1.xml><?xml version="1.0" encoding="utf-8"?>
-<ds:datastoreItem xmlns:ds="http://schemas.openxmlformats.org/officeDocument/2006/customXml" ds:itemID="{EC70E9BF-C63A-4CA0-AA50-BBBEC9B259F8}">
+<ds:datastoreItem xmlns:ds="http://schemas.openxmlformats.org/officeDocument/2006/customXml" ds:itemID="{329FBB65-0517-45D1-9754-A56DB2C60A21}">
   <ds:schemaRefs>
-    <ds:schemaRef ds:uri="http://schemas.microsoft.com/sharepoint/v3/contenttype/forms"/>
+    <ds:schemaRef ds:uri="http://schemas.microsoft.com/office/2006/metadata/properties"/>
+    <ds:schemaRef ds:uri="http://schemas.microsoft.com/office/infopath/2007/PartnerControls"/>
   </ds:schemaRefs>
 </ds:datastoreItem>
 </file>
@@ -4498,10 +5407,9 @@
 </file>
 
 <file path=customXml/itemProps3.xml><?xml version="1.0" encoding="utf-8"?>
-<ds:datastoreItem xmlns:ds="http://schemas.openxmlformats.org/officeDocument/2006/customXml" ds:itemID="{329FBB65-0517-45D1-9754-A56DB2C60A21}">
+<ds:datastoreItem xmlns:ds="http://schemas.openxmlformats.org/officeDocument/2006/customXml" ds:itemID="{EC70E9BF-C63A-4CA0-AA50-BBBEC9B259F8}">
   <ds:schemaRefs>
-    <ds:schemaRef ds:uri="http://schemas.microsoft.com/office/2006/metadata/properties"/>
-    <ds:schemaRef ds:uri="http://schemas.microsoft.com/office/infopath/2007/PartnerControls"/>
+    <ds:schemaRef ds:uri="http://schemas.microsoft.com/sharepoint/v3/contenttype/forms"/>
   </ds:schemaRefs>
 </ds:datastoreItem>
 </file>
--- a/Project Proposal_Group4.docx
+++ b/Project Proposal_Group4.docx
@@ -1,20 +1,18 @@
 
 <file path=word/document.xml><?xml version="1.0" encoding="utf-8"?>
-<w:document xmlns:o="urn:schemas-microsoft-com:office:office" xmlns:r="http://schemas.openxmlformats.org/officeDocument/2006/relationships" xmlns:v="urn:schemas-microsoft-com:vml" xmlns:w="http://schemas.openxmlformats.org/wordprocessingml/2006/main" xmlns:w10="urn:schemas-microsoft-com:office:word" xmlns:wp="http://schemas.openxmlformats.org/drawingml/2006/wordprocessingDrawing" xmlns:wps="http://schemas.microsoft.com/office/word/2010/wordprocessingShape" xmlns:wpg="http://schemas.microsoft.com/office/word/2010/wordprocessingGroup" xmlns:mc="http://schemas.openxmlformats.org/markup-compatibility/2006" xmlns:wp14="http://schemas.microsoft.com/office/word/2010/wordprocessingDrawing" xmlns:w14="http://schemas.microsoft.com/office/word/2010/wordml" mc:Ignorable="w14 wp14">
+<w:document xmlns:wpc="http://schemas.microsoft.com/office/word/2010/wordprocessingCanvas" xmlns:cx="http://schemas.microsoft.com/office/drawing/2014/chartex" xmlns:cx1="http://schemas.microsoft.com/office/drawing/2015/9/8/chartex" xmlns:cx2="http://schemas.microsoft.com/office/drawing/2015/10/21/chartex" xmlns:cx3="http://schemas.microsoft.com/office/drawing/2016/5/9/chartex" xmlns:cx4="http://schemas.microsoft.com/office/drawing/2016/5/10/chartex" xmlns:cx5="http://schemas.microsoft.com/office/drawing/2016/5/11/chartex" xmlns:cx6="http://schemas.microsoft.com/office/drawing/2016/5/12/chartex" xmlns:cx7="http://schemas.microsoft.com/office/drawing/2016/5/13/chartex" xmlns:cx8="http://schemas.microsoft.com/office/drawing/2016/5/14/chartex" xmlns:mc="http://schemas.openxmlformats.org/markup-compatibility/2006" xmlns:aink="http://schemas.microsoft.com/office/drawing/2016/ink" xmlns:am3d="http://schemas.microsoft.com/office/drawing/2017/model3d" xmlns:o="urn:schemas-microsoft-com:office:office" xmlns:oel="http://schemas.microsoft.com/office/2019/extlst" xmlns:r="http://schemas.openxmlformats.org/officeDocument/2006/relationships" xmlns:m="http://schemas.openxmlformats.org/officeDocument/2006/math" xmlns:v="urn:schemas-microsoft-com:vml" xmlns:wp14="http://schemas.microsoft.com/office/word/2010/wordprocessingDrawing" xmlns:wp="http://schemas.openxmlformats.org/drawingml/2006/wordprocessingDrawing" xmlns:w10="urn:schemas-microsoft-com:office:word" xmlns:w="http://schemas.openxmlformats.org/wordprocessingml/2006/main" xmlns:w14="http://schemas.microsoft.com/office/word/2010/wordml" xmlns:w15="http://schemas.microsoft.com/office/word/2012/wordml" xmlns:w16cex="http://schemas.microsoft.com/office/word/2018/wordml/cex" xmlns:w16cid="http://schemas.microsoft.com/office/word/2016/wordml/cid" xmlns:w16="http://schemas.microsoft.com/office/word/2018/wordml" xmlns:w16du="http://schemas.microsoft.com/office/word/2023/wordml/word16du" xmlns:w16sdtdh="http://schemas.microsoft.com/office/word/2020/wordml/sdtdatahash" xmlns:w16sdtfl="http://schemas.microsoft.com/office/word/2024/wordml/sdtformatlock" xmlns:w16se="http://schemas.microsoft.com/office/word/2015/wordml/symex" xmlns:wpg="http://schemas.microsoft.com/office/word/2010/wordprocessingGroup" xmlns:wpi="http://schemas.microsoft.com/office/word/2010/wordprocessingInk" xmlns:wne="http://schemas.microsoft.com/office/word/2006/wordml" xmlns:wps="http://schemas.microsoft.com/office/word/2010/wordprocessingShape" mc:Ignorable="w14 w15 w16se w16cid w16 w16cex w16sdtdh w16sdtfl w16du wp14">
   <w:body>
     <w:p>
       <w:pPr>
-        <w:pStyle w:val="Normal"/>
-        <w:rPr>
-          <w:rFonts w:ascii="Arial" w:hAnsi="Arial" w:cs="Arial"/>
-          <w:b/>
+        <w:rPr>
+          <w:rFonts w:ascii="Arial" w:hAnsi="Arial" w:cs="Arial"/>
           <w:b/>
           <w:bCs/>
         </w:rPr>
       </w:pPr>
       <w:r>
         <w:rPr>
-          <w:rFonts w:cs="Arial" w:ascii="Arial" w:hAnsi="Arial"/>
+          <w:rFonts w:ascii="Arial" w:hAnsi="Arial" w:cs="Arial"/>
           <w:b/>
           <w:bCs/>
         </w:rPr>
@@ -23,17 +21,15 @@
     </w:p>
     <w:p>
       <w:pPr>
-        <w:pStyle w:val="Normal"/>
-        <w:rPr>
-          <w:rFonts w:ascii="Arial" w:hAnsi="Arial" w:cs="Arial"/>
-          <w:b/>
+        <w:rPr>
+          <w:rFonts w:ascii="Arial" w:hAnsi="Arial" w:cs="Arial"/>
           <w:b/>
           <w:bCs/>
         </w:rPr>
       </w:pPr>
       <w:r>
         <w:rPr>
-          <w:rFonts w:cs="Arial" w:ascii="Arial" w:hAnsi="Arial"/>
+          <w:rFonts w:ascii="Arial" w:hAnsi="Arial" w:cs="Arial"/>
           <w:b/>
           <w:bCs/>
         </w:rPr>
@@ -42,28 +38,26 @@
     </w:p>
     <w:p>
       <w:pPr>
-        <w:pStyle w:val="Normal"/>
-        <w:rPr>
-          <w:rFonts w:ascii="Arial" w:hAnsi="Arial" w:cs="Arial"/>
-        </w:rPr>
-      </w:pPr>
-      <w:r>
-        <w:rPr/>
+        <w:rPr>
+          <w:rFonts w:ascii="Arial" w:hAnsi="Arial" w:cs="Arial"/>
+        </w:rPr>
+      </w:pPr>
+      <w:r>
+        <w:rPr>
+          <w:noProof/>
+        </w:rPr>
         <mc:AlternateContent>
           <mc:Choice Requires="wps">
             <w:drawing>
-              <wp:inline distT="0" distB="0" distL="0" distR="0">
+              <wp:inline distT="0" distB="0" distL="0" distR="0" wp14:anchorId="65ED86D3" wp14:editId="645A4908">
                 <wp:extent cx="5732145" cy="19685"/>
                 <wp:effectExtent l="0" t="0" r="0" b="0"/>
-                <wp:docPr id="1" name=""/>
+                <wp:docPr id="1" name="Rectangle 1"/>
+                <wp:cNvGraphicFramePr/>
                 <a:graphic xmlns:a="http://schemas.openxmlformats.org/drawingml/2006/main">
                   <a:graphicData uri="http://schemas.microsoft.com/office/word/2010/wordprocessingShape">
                     <wps:wsp>
                       <wps:cNvSpPr/>
-                      <wps:nvSpPr>
-                        <wps:cNvPr id="0" name=""/>
-                        <wps:cNvSpPr/>
-                      </wps:nvSpPr>
                       <wps:spPr>
                         <a:xfrm>
                           <a:off x="0" y="0"/>
@@ -73,7 +67,7 @@
                           <a:avLst/>
                         </a:prstGeom>
                         <a:solidFill>
-                          <a:srgbClr val="a0a0a0"/>
+                          <a:srgbClr val="A0A0A0"/>
                         </a:solidFill>
                         <a:ln w="0">
                           <a:noFill/>
@@ -83,9 +77,6 @@
                     </wps:wsp>
                   </a:graphicData>
                 </a:graphic>
-                <wp14:sizeRelH relativeFrom="page">
-                  <wp14:pctWidth>100000</wp14:pctWidth>
-                </wp14:sizeRelH>
               </wp:inline>
             </w:drawing>
           </mc:Choice>
@@ -103,17 +94,15 @@
     </w:p>
     <w:p>
       <w:pPr>
-        <w:pStyle w:val="Normal"/>
-        <w:rPr>
-          <w:rFonts w:ascii="Arial" w:hAnsi="Arial" w:cs="Arial"/>
-          <w:b/>
+        <w:rPr>
+          <w:rFonts w:ascii="Arial" w:hAnsi="Arial" w:cs="Arial"/>
           <w:b/>
           <w:bCs/>
         </w:rPr>
       </w:pPr>
       <w:r>
         <w:rPr>
-          <w:rFonts w:cs="Arial" w:ascii="Arial" w:hAnsi="Arial"/>
+          <w:rFonts w:ascii="Arial" w:hAnsi="Arial" w:cs="Arial"/>
           <w:b/>
           <w:bCs/>
         </w:rPr>
@@ -122,55 +111,43 @@
     </w:p>
     <w:p>
       <w:pPr>
-        <w:pStyle w:val="Normal"/>
-        <w:rPr>
-          <w:rFonts w:ascii="Arial" w:hAnsi="Arial" w:cs="Arial"/>
-          <w:i/>
+        <w:rPr>
+          <w:rFonts w:ascii="Arial" w:hAnsi="Arial" w:cs="Arial"/>
           <w:i/>
           <w:iCs/>
         </w:rPr>
       </w:pPr>
       <w:r>
         <w:rPr>
-          <w:rFonts w:cs="Arial" w:ascii="Arial" w:hAnsi="Arial"/>
+          <w:rFonts w:ascii="Arial" w:hAnsi="Arial" w:cs="Arial"/>
           <w:i/>
           <w:iCs/>
         </w:rPr>
-        <w:t>“</w:t>
-      </w:r>
-      <w:r>
-        <w:rPr>
-          <w:rFonts w:cs="Arial" w:ascii="Arial" w:hAnsi="Arial"/>
-          <w:i/>
-          <w:iCs/>
-        </w:rPr>
-        <w:t>Do low-rated chess players perform better with uncommon openings or common openings?”</w:t>
+        <w:t>“Do low-rated chess players perform better with uncommon openings or common openings?”</w:t>
       </w:r>
     </w:p>
     <w:p>
       <w:pPr>
-        <w:pStyle w:val="Normal"/>
-        <w:rPr>
-          <w:rFonts w:ascii="Arial" w:hAnsi="Arial" w:cs="Arial"/>
-        </w:rPr>
-      </w:pPr>
-      <w:r>
-        <w:rPr/>
+        <w:rPr>
+          <w:rFonts w:ascii="Arial" w:hAnsi="Arial" w:cs="Arial"/>
+        </w:rPr>
+      </w:pPr>
+      <w:r>
+        <w:rPr>
+          <w:noProof/>
+        </w:rPr>
         <mc:AlternateContent>
           <mc:Choice Requires="wps">
             <w:drawing>
-              <wp:inline distT="0" distB="0" distL="0" distR="0">
+              <wp:inline distT="0" distB="0" distL="0" distR="0" wp14:anchorId="76B0A5D3" wp14:editId="71D67B66">
                 <wp:extent cx="5732145" cy="19685"/>
                 <wp:effectExtent l="0" t="0" r="0" b="0"/>
-                <wp:docPr id="2" name=""/>
+                <wp:docPr id="2" name="Rectangle 2"/>
+                <wp:cNvGraphicFramePr/>
                 <a:graphic xmlns:a="http://schemas.openxmlformats.org/drawingml/2006/main">
                   <a:graphicData uri="http://schemas.microsoft.com/office/word/2010/wordprocessingShape">
                     <wps:wsp>
                       <wps:cNvSpPr/>
-                      <wps:nvSpPr>
-                        <wps:cNvPr id="1" name=""/>
-                        <wps:cNvSpPr/>
-                      </wps:nvSpPr>
                       <wps:spPr>
                         <a:xfrm>
                           <a:off x="0" y="0"/>
@@ -180,7 +157,7 @@
                           <a:avLst/>
                         </a:prstGeom>
                         <a:solidFill>
-                          <a:srgbClr val="a0a0a0"/>
+                          <a:srgbClr val="A0A0A0"/>
                         </a:solidFill>
                         <a:ln w="0">
                           <a:noFill/>
@@ -190,9 +167,6 @@
                     </wps:wsp>
                   </a:graphicData>
                 </a:graphic>
-                <wp14:sizeRelH relativeFrom="page">
-                  <wp14:pctWidth>100000</wp14:pctWidth>
-                </wp14:sizeRelH>
               </wp:inline>
             </w:drawing>
           </mc:Choice>
@@ -210,17 +184,15 @@
     </w:p>
     <w:p>
       <w:pPr>
-        <w:pStyle w:val="Normal"/>
-        <w:rPr>
-          <w:rFonts w:ascii="Arial" w:hAnsi="Arial" w:cs="Arial"/>
-          <w:b/>
+        <w:rPr>
+          <w:rFonts w:ascii="Arial" w:hAnsi="Arial" w:cs="Arial"/>
           <w:b/>
           <w:bCs/>
         </w:rPr>
       </w:pPr>
       <w:r>
         <w:rPr>
-          <w:rFonts w:cs="Arial" w:ascii="Arial" w:hAnsi="Arial"/>
+          <w:rFonts w:ascii="Arial" w:hAnsi="Arial" w:cs="Arial"/>
           <w:b/>
           <w:bCs/>
         </w:rPr>
@@ -229,17 +201,15 @@
     </w:p>
     <w:p>
       <w:pPr>
-        <w:pStyle w:val="Normal"/>
-        <w:rPr>
-          <w:rFonts w:ascii="Arial" w:hAnsi="Arial" w:cs="Arial"/>
-          <w:b/>
+        <w:rPr>
+          <w:rFonts w:ascii="Arial" w:hAnsi="Arial" w:cs="Arial"/>
           <w:b/>
           <w:bCs/>
         </w:rPr>
       </w:pPr>
       <w:r>
         <w:rPr>
-          <w:rFonts w:cs="Arial" w:ascii="Arial" w:hAnsi="Arial"/>
+          <w:rFonts w:ascii="Arial" w:hAnsi="Arial" w:cs="Arial"/>
           <w:b/>
           <w:bCs/>
         </w:rPr>
@@ -248,14 +218,13 @@
     </w:p>
     <w:p>
       <w:pPr>
-        <w:pStyle w:val="Normal"/>
-        <w:rPr>
-          <w:rFonts w:ascii="Arial" w:hAnsi="Arial" w:cs="Arial"/>
-        </w:rPr>
-      </w:pPr>
-      <w:r>
-        <w:rPr>
-          <w:rFonts w:cs="Arial" w:ascii="Arial" w:hAnsi="Arial"/>
+        <w:rPr>
+          <w:rFonts w:ascii="Arial" w:hAnsi="Arial" w:cs="Arial"/>
+        </w:rPr>
+      </w:pPr>
+      <w:r>
+        <w:rPr>
+          <w:rFonts w:ascii="Arial" w:hAnsi="Arial" w:cs="Arial"/>
         </w:rPr>
         <w:t>Each team member should have a defined role and responsibilities.</w:t>
       </w:r>
@@ -263,8 +232,6 @@
     <w:tbl>
       <w:tblPr>
         <w:tblW w:w="9067" w:type="dxa"/>
-        <w:jc w:val="left"/>
-        <w:tblInd w:w="0" w:type="dxa"/>
         <w:tblLayout w:type="fixed"/>
         <w:tblCellMar>
           <w:top w:w="15" w:type="dxa"/>
@@ -272,7 +239,7 @@
           <w:bottom w:w="15" w:type="dxa"/>
           <w:right w:w="15" w:type="dxa"/>
         </w:tblCellMar>
-        <w:tblLook w:firstRow="1" w:noVBand="1" w:lastRow="0" w:firstColumn="1" w:lastColumn="0" w:noHBand="0" w:val="04a0"/>
+        <w:tblLook w:val="04A0" w:firstRow="1" w:lastRow="0" w:firstColumn="1" w:lastColumn="0" w:noHBand="0" w:noVBand="1"/>
       </w:tblPr>
       <w:tblGrid>
         <w:gridCol w:w="1837"/>
@@ -281,7 +248,7 @@
       </w:tblGrid>
       <w:tr>
         <w:trPr>
-          <w:tblHeader w:val="true"/>
+          <w:tblHeader/>
         </w:trPr>
         <w:tc>
           <w:tcPr>
@@ -296,19 +263,16 @@
           </w:tcPr>
           <w:p>
             <w:pPr>
-              <w:pStyle w:val="Normal"/>
-              <w:widowControl w:val="false"/>
-              <w:spacing w:before="0" w:after="160"/>
-              <w:rPr>
-                <w:rFonts w:ascii="Arial" w:hAnsi="Arial" w:cs="Arial"/>
-                <w:b/>
+              <w:widowControl w:val="0"/>
+              <w:rPr>
+                <w:rFonts w:ascii="Arial" w:hAnsi="Arial" w:cs="Arial"/>
                 <w:b/>
                 <w:bCs/>
               </w:rPr>
             </w:pPr>
             <w:r>
               <w:rPr>
-                <w:rFonts w:cs="Arial" w:ascii="Arial" w:hAnsi="Arial"/>
+                <w:rFonts w:ascii="Arial" w:hAnsi="Arial" w:cs="Arial"/>
                 <w:b/>
                 <w:bCs/>
               </w:rPr>
@@ -329,19 +293,16 @@
           </w:tcPr>
           <w:p>
             <w:pPr>
-              <w:pStyle w:val="Normal"/>
-              <w:widowControl w:val="false"/>
-              <w:spacing w:before="0" w:after="160"/>
-              <w:rPr>
-                <w:rFonts w:ascii="Arial" w:hAnsi="Arial" w:cs="Arial"/>
-                <w:b/>
+              <w:widowControl w:val="0"/>
+              <w:rPr>
+                <w:rFonts w:ascii="Arial" w:hAnsi="Arial" w:cs="Arial"/>
                 <w:b/>
                 <w:bCs/>
               </w:rPr>
             </w:pPr>
             <w:r>
               <w:rPr>
-                <w:rFonts w:cs="Arial" w:ascii="Arial" w:hAnsi="Arial"/>
+                <w:rFonts w:ascii="Arial" w:hAnsi="Arial" w:cs="Arial"/>
                 <w:b/>
                 <w:bCs/>
               </w:rPr>
@@ -362,19 +323,16 @@
           </w:tcPr>
           <w:p>
             <w:pPr>
-              <w:pStyle w:val="Normal"/>
-              <w:widowControl w:val="false"/>
-              <w:spacing w:before="0" w:after="160"/>
-              <w:rPr>
-                <w:rFonts w:ascii="Arial" w:hAnsi="Arial" w:cs="Arial"/>
-                <w:b/>
+              <w:widowControl w:val="0"/>
+              <w:rPr>
+                <w:rFonts w:ascii="Arial" w:hAnsi="Arial" w:cs="Arial"/>
                 <w:b/>
                 <w:bCs/>
               </w:rPr>
             </w:pPr>
             <w:r>
               <w:rPr>
-                <w:rFonts w:cs="Arial" w:ascii="Arial" w:hAnsi="Arial"/>
+                <w:rFonts w:ascii="Arial" w:hAnsi="Arial" w:cs="Arial"/>
                 <w:b/>
                 <w:bCs/>
               </w:rPr>
@@ -384,7 +342,6 @@
         </w:tc>
       </w:tr>
       <w:tr>
-        <w:trPr/>
         <w:tc>
           <w:tcPr>
             <w:tcW w:w="1837" w:type="dxa"/>
@@ -398,16 +355,14 @@
           </w:tcPr>
           <w:p>
             <w:pPr>
-              <w:pStyle w:val="Normal"/>
-              <w:widowControl w:val="false"/>
-              <w:spacing w:before="0" w:after="160"/>
+              <w:widowControl w:val="0"/>
               <w:rPr>
                 <w:rFonts w:ascii="Arial" w:hAnsi="Arial" w:cs="Arial"/>
               </w:rPr>
             </w:pPr>
             <w:r>
               <w:rPr>
-                <w:rFonts w:cs="Arial" w:ascii="Arial" w:hAnsi="Arial"/>
+                <w:rFonts w:ascii="Arial" w:hAnsi="Arial" w:cs="Arial"/>
               </w:rPr>
               <w:t>Anna Bekesi</w:t>
             </w:r>
@@ -426,16 +381,14 @@
           </w:tcPr>
           <w:p>
             <w:pPr>
-              <w:pStyle w:val="Normal"/>
-              <w:widowControl w:val="false"/>
-              <w:spacing w:before="0" w:after="160"/>
+              <w:widowControl w:val="0"/>
               <w:rPr>
                 <w:rFonts w:ascii="Arial" w:hAnsi="Arial" w:cs="Arial"/>
               </w:rPr>
             </w:pPr>
             <w:r>
               <w:rPr>
-                <w:rFonts w:cs="Arial" w:ascii="Arial" w:hAnsi="Arial"/>
+                <w:rFonts w:ascii="Arial" w:hAnsi="Arial" w:cs="Arial"/>
               </w:rPr>
               <w:t>Analyst</w:t>
             </w:r>
@@ -454,16 +407,14 @@
           </w:tcPr>
           <w:p>
             <w:pPr>
-              <w:pStyle w:val="Normal"/>
-              <w:widowControl w:val="false"/>
-              <w:spacing w:before="0" w:after="160"/>
+              <w:widowControl w:val="0"/>
               <w:rPr>
                 <w:rFonts w:ascii="Arial" w:hAnsi="Arial" w:cs="Arial"/>
               </w:rPr>
             </w:pPr>
             <w:r>
               <w:rPr>
-                <w:rFonts w:cs="Arial" w:ascii="Arial" w:hAnsi="Arial"/>
+                <w:rFonts w:ascii="Arial" w:hAnsi="Arial" w:cs="Arial"/>
               </w:rPr>
               <w:t xml:space="preserve">Creating python scripts that interrogates our chess data and provides insights that help discover whether or not we can confidently reject our null hypothesis </w:t>
             </w:r>
@@ -471,7 +422,6 @@
         </w:tc>
       </w:tr>
       <w:tr>
-        <w:trPr/>
         <w:tc>
           <w:tcPr>
             <w:tcW w:w="1837" w:type="dxa"/>
@@ -485,16 +435,14 @@
           </w:tcPr>
           <w:p>
             <w:pPr>
-              <w:pStyle w:val="Normal"/>
-              <w:widowControl w:val="false"/>
-              <w:spacing w:before="0" w:after="160"/>
+              <w:widowControl w:val="0"/>
               <w:rPr>
                 <w:rFonts w:ascii="Arial" w:hAnsi="Arial" w:cs="Arial"/>
               </w:rPr>
             </w:pPr>
             <w:r>
               <w:rPr>
-                <w:rFonts w:cs="Arial" w:ascii="Arial" w:hAnsi="Arial"/>
+                <w:rFonts w:ascii="Arial" w:hAnsi="Arial" w:cs="Arial"/>
               </w:rPr>
               <w:t>James Murphy</w:t>
             </w:r>
@@ -513,16 +461,14 @@
           </w:tcPr>
           <w:p>
             <w:pPr>
-              <w:pStyle w:val="Normal"/>
-              <w:widowControl w:val="false"/>
-              <w:spacing w:before="0" w:after="160"/>
+              <w:widowControl w:val="0"/>
               <w:rPr>
                 <w:rFonts w:ascii="Arial" w:hAnsi="Arial" w:cs="Arial"/>
               </w:rPr>
             </w:pPr>
             <w:r>
               <w:rPr>
-                <w:rFonts w:cs="Arial" w:ascii="Arial" w:hAnsi="Arial"/>
+                <w:rFonts w:ascii="Arial" w:hAnsi="Arial" w:cs="Arial"/>
               </w:rPr>
               <w:t>Team leader</w:t>
             </w:r>
@@ -541,16 +487,14 @@
           </w:tcPr>
           <w:p>
             <w:pPr>
-              <w:pStyle w:val="Normal"/>
-              <w:widowControl w:val="false"/>
-              <w:spacing w:before="0" w:after="160"/>
+              <w:widowControl w:val="0"/>
               <w:rPr>
                 <w:rFonts w:ascii="Arial" w:hAnsi="Arial" w:cs="Arial"/>
               </w:rPr>
             </w:pPr>
             <w:r>
               <w:rPr>
-                <w:rFonts w:cs="Arial" w:ascii="Arial" w:hAnsi="Arial"/>
+                <w:rFonts w:ascii="Arial" w:hAnsi="Arial" w:cs="Arial"/>
               </w:rPr>
               <w:t>Overseeing the entirety of the project, contributing to all tasks as needed</w:t>
             </w:r>
@@ -558,7 +502,6 @@
         </w:tc>
       </w:tr>
       <w:tr>
-        <w:trPr/>
         <w:tc>
           <w:tcPr>
             <w:tcW w:w="1837" w:type="dxa"/>
@@ -572,16 +515,14 @@
           </w:tcPr>
           <w:p>
             <w:pPr>
-              <w:pStyle w:val="Normal"/>
-              <w:widowControl w:val="false"/>
-              <w:spacing w:before="0" w:after="160"/>
+              <w:widowControl w:val="0"/>
               <w:rPr>
                 <w:rFonts w:ascii="Arial" w:hAnsi="Arial" w:cs="Arial"/>
               </w:rPr>
             </w:pPr>
             <w:r>
               <w:rPr>
-                <w:rFonts w:cs="Arial" w:ascii="Arial" w:hAnsi="Arial"/>
+                <w:rFonts w:ascii="Arial" w:hAnsi="Arial" w:cs="Arial"/>
               </w:rPr>
               <w:t>Margaret Morgan</w:t>
             </w:r>
@@ -600,20 +541,28 @@
           </w:tcPr>
           <w:p>
             <w:pPr>
-              <w:pStyle w:val="Normal"/>
-              <w:widowControl w:val="false"/>
-              <w:spacing w:before="0" w:after="160"/>
+              <w:widowControl w:val="0"/>
               <w:rPr>
                 <w:rFonts w:ascii="Arial" w:hAnsi="Arial" w:cs="Arial"/>
               </w:rPr>
             </w:pPr>
             <w:r>
               <w:rPr>
-                <w:rFonts w:cs="Arial" w:ascii="Arial" w:hAnsi="Arial"/>
+                <w:rFonts w:ascii="Arial" w:hAnsi="Arial" w:cs="Arial"/>
               </w:rPr>
               <w:t>Quality Control</w:t>
+            </w:r>
+            <w:r>
+              <w:rPr>
+                <w:rFonts w:ascii="Arial" w:hAnsi="Arial" w:cs="Arial"/>
+              </w:rPr>
               <w:br/>
               <w:t>and documentation</w:t>
+            </w:r>
+            <w:r>
+              <w:rPr>
+                <w:rFonts w:ascii="Arial" w:hAnsi="Arial" w:cs="Arial"/>
+              </w:rPr>
               <w:br/>
               <w:t>coordinator</w:t>
             </w:r>
@@ -632,16 +581,14 @@
           </w:tcPr>
           <w:p>
             <w:pPr>
-              <w:pStyle w:val="Normal"/>
-              <w:widowControl w:val="false"/>
-              <w:spacing w:before="0" w:after="160"/>
+              <w:widowControl w:val="0"/>
               <w:rPr>
                 <w:rFonts w:ascii="Arial" w:hAnsi="Arial" w:cs="Arial"/>
               </w:rPr>
             </w:pPr>
             <w:r>
               <w:rPr>
-                <w:rFonts w:cs="Arial" w:ascii="Arial" w:hAnsi="Arial"/>
+                <w:rFonts w:ascii="Arial" w:hAnsi="Arial" w:cs="Arial"/>
               </w:rPr>
               <w:t>Checking whether the project is on course and makes sense, and that each stage of the project is being correctly documented.</w:t>
             </w:r>
@@ -649,7 +596,6 @@
         </w:tc>
       </w:tr>
       <w:tr>
-        <w:trPr/>
         <w:tc>
           <w:tcPr>
             <w:tcW w:w="1837" w:type="dxa"/>
@@ -663,16 +609,14 @@
           </w:tcPr>
           <w:p>
             <w:pPr>
-              <w:pStyle w:val="Normal"/>
-              <w:widowControl w:val="false"/>
-              <w:spacing w:before="0" w:after="160"/>
+              <w:widowControl w:val="0"/>
               <w:rPr>
                 <w:rFonts w:ascii="Arial" w:hAnsi="Arial" w:cs="Arial"/>
               </w:rPr>
             </w:pPr>
             <w:r>
               <w:rPr>
-                <w:rFonts w:cs="Arial" w:ascii="Arial" w:hAnsi="Arial"/>
+                <w:rFonts w:ascii="Arial" w:hAnsi="Arial" w:cs="Arial"/>
               </w:rPr>
               <w:t>Callum Rennie</w:t>
             </w:r>
@@ -691,16 +635,14 @@
           </w:tcPr>
           <w:p>
             <w:pPr>
-              <w:pStyle w:val="Normal"/>
-              <w:widowControl w:val="false"/>
-              <w:spacing w:before="0" w:after="160"/>
+              <w:widowControl w:val="0"/>
               <w:rPr>
                 <w:rFonts w:ascii="Arial" w:hAnsi="Arial" w:cs="Arial"/>
               </w:rPr>
             </w:pPr>
             <w:r>
               <w:rPr>
-                <w:rFonts w:cs="Arial" w:ascii="Arial" w:hAnsi="Arial"/>
+                <w:rFonts w:ascii="Arial" w:hAnsi="Arial" w:cs="Arial"/>
               </w:rPr>
               <w:t>Data Visualization</w:t>
             </w:r>
@@ -719,16 +661,14 @@
           </w:tcPr>
           <w:p>
             <w:pPr>
-              <w:pStyle w:val="Normal"/>
-              <w:widowControl w:val="false"/>
-              <w:spacing w:before="0" w:after="160"/>
+              <w:widowControl w:val="0"/>
               <w:rPr>
                 <w:rFonts w:ascii="Arial" w:hAnsi="Arial" w:cs="Arial"/>
               </w:rPr>
             </w:pPr>
             <w:r>
               <w:rPr>
-                <w:rFonts w:cs="Arial" w:ascii="Arial" w:hAnsi="Arial"/>
+                <w:rFonts w:ascii="Arial" w:hAnsi="Arial" w:cs="Arial"/>
               </w:rPr>
               <w:t>Creating visualisations and dashboards that allow us to gain insights into our data and present our findings to an audience</w:t>
             </w:r>
@@ -738,41 +678,30 @@
     </w:tbl>
     <w:p>
       <w:pPr>
-        <w:pStyle w:val="Normal"/>
-        <w:rPr>
-          <w:rFonts w:ascii="Arial" w:hAnsi="Arial" w:cs="Arial"/>
-          <w:b/>
+        <w:rPr>
+          <w:rFonts w:ascii="Arial" w:hAnsi="Arial" w:cs="Arial"/>
           <w:b/>
           <w:bCs/>
         </w:rPr>
       </w:pPr>
-      <w:r>
-        <w:rPr>
-          <w:rFonts w:cs="Arial" w:ascii="Arial" w:hAnsi="Arial"/>
+    </w:p>
+    <w:p>
+      <w:pPr>
+        <w:rPr>
+          <w:rFonts w:ascii="Arial" w:hAnsi="Arial" w:cs="Arial"/>
+        </w:rPr>
+      </w:pPr>
+      <w:r>
+        <w:rPr>
+          <w:rFonts w:ascii="Arial" w:hAnsi="Arial" w:cs="Arial"/>
           <w:b/>
           <w:bCs/>
         </w:rPr>
+        <w:t>Collaboration Tools:</w:t>
       </w:r>
     </w:p>
     <w:p>
       <w:pPr>
-        <w:pStyle w:val="Normal"/>
-        <w:rPr>
-          <w:rFonts w:ascii="Arial" w:hAnsi="Arial" w:cs="Arial"/>
-        </w:rPr>
-      </w:pPr>
-      <w:r>
-        <w:rPr>
-          <w:rFonts w:cs="Arial" w:ascii="Arial" w:hAnsi="Arial"/>
-          <w:b/>
-          <w:bCs/>
-        </w:rPr>
-        <w:t>Collaboration Tools:</w:t>
-      </w:r>
-    </w:p>
-    <w:p>
-      <w:pPr>
-        <w:pStyle w:val="Normal"/>
         <w:numPr>
           <w:ilvl w:val="0"/>
           <w:numId w:val="1"/>
@@ -783,7 +712,7 @@
       </w:pPr>
       <w:r>
         <w:rPr>
-          <w:rFonts w:cs="Arial" w:ascii="Arial" w:hAnsi="Arial"/>
+          <w:rFonts w:ascii="Arial" w:hAnsi="Arial" w:cs="Arial"/>
           <w:b/>
           <w:bCs/>
         </w:rPr>
@@ -791,14 +720,13 @@
       </w:r>
       <w:r>
         <w:rPr>
-          <w:rFonts w:cs="Arial" w:ascii="Arial" w:hAnsi="Arial"/>
+          <w:rFonts w:ascii="Arial" w:hAnsi="Arial" w:cs="Arial"/>
         </w:rPr>
         <w:t xml:space="preserve"> Microsoft Teams</w:t>
       </w:r>
     </w:p>
     <w:p>
       <w:pPr>
-        <w:pStyle w:val="Normal"/>
         <w:numPr>
           <w:ilvl w:val="0"/>
           <w:numId w:val="1"/>
@@ -809,7 +737,7 @@
       </w:pPr>
       <w:r>
         <w:rPr>
-          <w:rFonts w:cs="Arial" w:ascii="Arial" w:hAnsi="Arial"/>
+          <w:rFonts w:ascii="Arial" w:hAnsi="Arial" w:cs="Arial"/>
           <w:b/>
           <w:bCs/>
         </w:rPr>
@@ -817,26 +745,13 @@
       </w:r>
       <w:r>
         <w:rPr>
-          <w:rFonts w:cs="Arial" w:ascii="Arial" w:hAnsi="Arial"/>
-        </w:rPr>
-        <w:t xml:space="preserve"> </w:t>
-      </w:r>
-      <w:r>
-        <w:rPr>
-          <w:rFonts w:cs="Arial" w:ascii="Arial" w:hAnsi="Arial"/>
-        </w:rPr>
-        <w:t xml:space="preserve">Git, </w:t>
-      </w:r>
-      <w:r>
-        <w:rPr>
-          <w:rFonts w:cs="Arial" w:ascii="Arial" w:hAnsi="Arial"/>
-        </w:rPr>
-        <w:t>GitHub, OneDrive.</w:t>
+          <w:rFonts w:ascii="Arial" w:hAnsi="Arial" w:cs="Arial"/>
+        </w:rPr>
+        <w:t xml:space="preserve"> Git, GitHub, OneDrive.</w:t>
       </w:r>
     </w:p>
     <w:p>
       <w:pPr>
-        <w:pStyle w:val="Normal"/>
         <w:numPr>
           <w:ilvl w:val="0"/>
           <w:numId w:val="1"/>
@@ -847,7 +762,7 @@
       </w:pPr>
       <w:r>
         <w:rPr>
-          <w:rFonts w:cs="Arial" w:ascii="Arial" w:hAnsi="Arial"/>
+          <w:rFonts w:ascii="Arial" w:hAnsi="Arial" w:cs="Arial"/>
           <w:b/>
           <w:bCs/>
         </w:rPr>
@@ -855,27 +770,26 @@
       </w:r>
       <w:r>
         <w:rPr>
-          <w:rFonts w:cs="Arial" w:ascii="Arial" w:hAnsi="Arial"/>
+          <w:rFonts w:ascii="Arial" w:hAnsi="Arial" w:cs="Arial"/>
         </w:rPr>
         <w:t xml:space="preserve"> Microsoft Planner. </w:t>
       </w:r>
       <w:r>
-        <w:rPr/>
+        <w:rPr>
+          <w:noProof/>
+        </w:rPr>
         <mc:AlternateContent>
           <mc:Choice Requires="wps">
             <w:drawing>
-              <wp:inline distT="0" distB="0" distL="0" distR="0">
+              <wp:inline distT="0" distB="0" distL="0" distR="0" wp14:anchorId="4C48D9B0" wp14:editId="21D4027E">
                 <wp:extent cx="5732145" cy="19685"/>
                 <wp:effectExtent l="0" t="0" r="0" b="0"/>
-                <wp:docPr id="3" name=""/>
+                <wp:docPr id="3" name="Rectangle 3"/>
+                <wp:cNvGraphicFramePr/>
                 <a:graphic xmlns:a="http://schemas.openxmlformats.org/drawingml/2006/main">
                   <a:graphicData uri="http://schemas.microsoft.com/office/word/2010/wordprocessingShape">
                     <wps:wsp>
                       <wps:cNvSpPr/>
-                      <wps:nvSpPr>
-                        <wps:cNvPr id="2" name=""/>
-                        <wps:cNvSpPr/>
-                      </wps:nvSpPr>
                       <wps:spPr>
                         <a:xfrm>
                           <a:off x="0" y="0"/>
@@ -885,7 +799,7 @@
                           <a:avLst/>
                         </a:prstGeom>
                         <a:solidFill>
-                          <a:srgbClr val="a0a0a0"/>
+                          <a:srgbClr val="A0A0A0"/>
                         </a:solidFill>
                         <a:ln w="0">
                           <a:noFill/>
@@ -895,9 +809,6 @@
                     </wps:wsp>
                   </a:graphicData>
                 </a:graphic>
-                <wp14:sizeRelH relativeFrom="page">
-                  <wp14:pctWidth>100000</wp14:pctWidth>
-                </wp14:sizeRelH>
               </wp:inline>
             </w:drawing>
           </mc:Choice>
@@ -915,45 +826,52 @@
     </w:p>
     <w:p>
       <w:pPr>
-        <w:pStyle w:val="Normal"/>
-        <w:rPr>
-          <w:rFonts w:ascii="Arial" w:hAnsi="Arial" w:cs="Arial"/>
-          <w:b/>
+        <w:rPr>
+          <w:rFonts w:ascii="Arial" w:hAnsi="Arial" w:cs="Arial"/>
           <w:b/>
           <w:bCs/>
         </w:rPr>
       </w:pPr>
       <w:r>
-        <w:rPr/>
-      </w:r>
-      <w:r>
         <w:br w:type="page"/>
       </w:r>
     </w:p>
     <w:p>
       <w:pPr>
-        <w:pStyle w:val="Normal"/>
-        <w:rPr>
-          <w:rFonts w:ascii="Arial" w:hAnsi="Arial" w:cs="Arial"/>
-          <w:b/>
+        <w:rPr>
+          <w:rFonts w:ascii="Arial" w:hAnsi="Arial" w:cs="Arial"/>
           <w:b/>
           <w:bCs/>
         </w:rPr>
       </w:pPr>
       <w:r>
         <w:rPr>
-          <w:rFonts w:cs="Arial" w:ascii="Arial" w:hAnsi="Arial"/>
+          <w:rFonts w:ascii="Arial" w:hAnsi="Arial" w:cs="Arial"/>
           <w:b/>
           <w:bCs/>
         </w:rPr>
+        <w:lastRenderedPageBreak/>
         <w:t>3. Problem Statement &amp; Project Scope</w:t>
+      </w:r>
+      <w:r>
+        <w:rPr>
+          <w:rFonts w:ascii="Arial" w:hAnsi="Arial" w:cs="Arial"/>
+          <w:b/>
+          <w:bCs/>
+        </w:rPr>
         <w:br/>
+      </w:r>
+      <w:r>
+        <w:rPr>
+          <w:rFonts w:ascii="Arial" w:hAnsi="Arial" w:cs="Arial"/>
+          <w:b/>
+          <w:bCs/>
+        </w:rPr>
         <w:br/>
       </w:r>
     </w:p>
     <w:p>
       <w:pPr>
-        <w:pStyle w:val="Normal"/>
         <w:numPr>
           <w:ilvl w:val="0"/>
           <w:numId w:val="2"/>
@@ -964,7 +882,7 @@
       </w:pPr>
       <w:r>
         <w:rPr>
-          <w:rFonts w:cs="Arial" w:ascii="Arial" w:hAnsi="Arial"/>
+          <w:rFonts w:ascii="Arial" w:hAnsi="Arial" w:cs="Arial"/>
           <w:b/>
           <w:bCs/>
         </w:rPr>
@@ -972,78 +890,61 @@
       </w:r>
       <w:r>
         <w:rPr>
-          <w:rFonts w:cs="Arial" w:ascii="Arial" w:hAnsi="Arial"/>
+          <w:rFonts w:ascii="Arial" w:hAnsi="Arial" w:cs="Arial"/>
         </w:rPr>
         <w:t xml:space="preserve"> </w:t>
+      </w:r>
+      <w:r>
+        <w:rPr>
+          <w:rFonts w:ascii="Arial" w:hAnsi="Arial" w:cs="Arial"/>
+        </w:rPr>
         <w:br/>
+      </w:r>
+      <w:r>
+        <w:rPr>
+          <w:rFonts w:ascii="Arial" w:hAnsi="Arial" w:cs="Arial"/>
+        </w:rPr>
         <w:br/>
-      </w:r>
-      <w:r>
-        <w:rPr>
-          <w:rFonts w:cs="Arial" w:ascii="Arial" w:hAnsi="Arial"/>
-        </w:rPr>
-        <w:t xml:space="preserve">Chess </w:t>
-      </w:r>
-      <w:r>
-        <w:rPr>
-          <w:rFonts w:cs="Arial" w:ascii="Arial" w:hAnsi="Arial"/>
-        </w:rPr>
-        <w:t xml:space="preserve">Grandmaster Ben Finegold has strongly contended that studying chess openings </w:t>
-      </w:r>
-      <w:r>
-        <w:rPr>
-          <w:rFonts w:cs="Arial" w:ascii="Arial" w:hAnsi="Arial"/>
-        </w:rPr>
-        <w:t>(the first few moves of a game)</w:t>
-      </w:r>
-      <w:r>
-        <w:rPr>
-          <w:rFonts w:cs="Arial" w:ascii="Arial" w:hAnsi="Arial"/>
-        </w:rPr>
-        <w:t xml:space="preserve"> and opening choice is completely irrelevant for low-rated players (under 2000 Elo). However, this claim has not been rigorously tested with empirical data. This project aims to investigate whether playing uncommon openings (used in less than 20% of games) affects performance compared to playing common openings.</w:t>
+        <w:t>Chess Grandmaster Ben Finegold has strongly contended that studying chess openings (the first few moves of a game) and opening choice is completely irrelevant for low-rated players (under 2000 Elo). However, this claim has not been rigorously tested with empirical data. This project aims to investigate whether playing uncommon openings (used in less than 20% of games) affects performance compared to playing common openings.</w:t>
       </w:r>
     </w:p>
     <w:p>
       <w:pPr>
-        <w:pStyle w:val="Normal"/>
-        <w:numPr>
-          <w:ilvl w:val="0"/>
-          <w:numId w:val="0"/>
-        </w:numPr>
-        <w:ind w:left="720" w:hanging="0"/>
-        <w:rPr>
-          <w:rFonts w:ascii="Arial" w:hAnsi="Arial" w:cs="Arial"/>
-        </w:rPr>
-      </w:pPr>
-      <w:r>
-        <w:rPr>
-          <w:rFonts w:cs="Arial" w:ascii="Arial" w:hAnsi="Arial"/>
+        <w:ind w:left="720"/>
+        <w:rPr>
+          <w:rFonts w:ascii="Arial" w:hAnsi="Arial" w:cs="Arial"/>
+        </w:rPr>
+      </w:pPr>
+      <w:r>
+        <w:rPr>
+          <w:rFonts w:ascii="Arial" w:hAnsi="Arial" w:cs="Arial"/>
         </w:rPr>
         <w:t xml:space="preserve">If a significant difference in win rates is found between the two groups, it would indicate that opening choice does impact performance at lower levels, contradicting Finegold’s assertion. </w:t>
+      </w:r>
+      <w:r>
+        <w:rPr>
+          <w:rFonts w:ascii="Arial" w:hAnsi="Arial" w:cs="Arial"/>
+        </w:rPr>
         <w:br/>
+      </w:r>
+      <w:r>
+        <w:rPr>
+          <w:rFonts w:ascii="Arial" w:hAnsi="Arial" w:cs="Arial"/>
+        </w:rPr>
         <w:br/>
         <w:t>Conversely, if no significant difference is found, this would suggest that opening choice does not play a measurable role in performance at lower levels, aligning with Finegold’s assertion. However, failing to reject the null hypothesis does not prove that opening choice is irrelevant—it only indicates that our data does not provide strong evidence of an effect.</w:t>
       </w:r>
     </w:p>
     <w:p>
       <w:pPr>
-        <w:pStyle w:val="Normal"/>
-        <w:numPr>
-          <w:ilvl w:val="0"/>
-          <w:numId w:val="0"/>
-        </w:numPr>
-        <w:ind w:left="720" w:hanging="0"/>
-        <w:rPr>
-          <w:rFonts w:ascii="Arial" w:hAnsi="Arial" w:cs="Arial"/>
-        </w:rPr>
-      </w:pPr>
-      <w:r>
-        <w:rPr/>
-      </w:r>
+        <w:ind w:left="720"/>
+        <w:rPr>
+          <w:rFonts w:ascii="Arial" w:hAnsi="Arial" w:cs="Arial"/>
+        </w:rPr>
+      </w:pPr>
     </w:p>
     <w:p>
       <w:pPr>
-        <w:pStyle w:val="Normal"/>
         <w:numPr>
           <w:ilvl w:val="0"/>
           <w:numId w:val="2"/>
@@ -1054,53 +955,108 @@
       </w:pPr>
       <w:r>
         <w:rPr>
-          <w:rFonts w:cs="Arial" w:ascii="Arial" w:hAnsi="Arial"/>
+          <w:rFonts w:ascii="Arial" w:hAnsi="Arial" w:cs="Arial"/>
           <w:b/>
           <w:bCs/>
         </w:rPr>
         <w:t>Statistical Analysis Plan:</w:t>
+      </w:r>
+      <w:r>
+        <w:rPr>
+          <w:rFonts w:ascii="Arial" w:hAnsi="Arial" w:cs="Arial"/>
+          <w:b/>
+          <w:bCs/>
+        </w:rPr>
         <w:br/>
       </w:r>
       <w:r>
         <w:rPr>
-          <w:rFonts w:cs="Arial" w:ascii="Arial" w:hAnsi="Arial"/>
+          <w:rFonts w:ascii="Arial" w:hAnsi="Arial" w:cs="Arial"/>
         </w:rPr>
         <w:br/>
         <w:t>To determine whether opening choice impacts performance, we will conduct a two-tailed binomial test comparing win/loss rates between players who use uncommon openings (&lt;20% of games) and those who use common openings. This test will allow us to assess whether there is a statistically significant difference in win rates between the two groups.</w:t>
+      </w:r>
+      <w:r>
+        <w:rPr>
+          <w:rFonts w:ascii="Arial" w:hAnsi="Arial" w:cs="Arial"/>
+        </w:rPr>
         <w:br/>
+      </w:r>
+      <w:r>
+        <w:rPr>
+          <w:rFonts w:ascii="Arial" w:hAnsi="Arial" w:cs="Arial"/>
+        </w:rPr>
         <w:br/>
         <w:t>Null Hypothesis (H₀): No difference in win rates between common and uncommon opening players.</w:t>
+      </w:r>
+      <w:r>
+        <w:rPr>
+          <w:rFonts w:ascii="Arial" w:hAnsi="Arial" w:cs="Arial"/>
+        </w:rPr>
         <w:br/>
+      </w:r>
+      <w:r>
+        <w:rPr>
+          <w:rFonts w:ascii="Arial" w:hAnsi="Arial" w:cs="Arial"/>
+        </w:rPr>
         <w:br/>
-        <w:t>Alternative Hypothesis (H₁): A significant difference exists in win rates (either favo</w:t>
-      </w:r>
-      <w:r>
-        <w:rPr>
-          <w:rFonts w:cs="Arial" w:ascii="Arial" w:hAnsi="Arial"/>
-        </w:rPr>
-        <w:t>u</w:t>
-      </w:r>
-      <w:r>
-        <w:rPr>
-          <w:rFonts w:cs="Arial" w:ascii="Arial" w:hAnsi="Arial"/>
-        </w:rPr>
-        <w:t>ring common or uncommon openings).</w:t>
+        <w:t>Alternative Hypothesis (H₁): A significant difference exists in win rates (either favouring common or uncommon openings).</w:t>
+      </w:r>
+      <w:r>
+        <w:rPr>
+          <w:rFonts w:ascii="Arial" w:hAnsi="Arial" w:cs="Arial"/>
+        </w:rPr>
         <w:br/>
+      </w:r>
+      <w:r>
+        <w:rPr>
+          <w:rFonts w:ascii="Arial" w:hAnsi="Arial" w:cs="Arial"/>
+        </w:rPr>
         <w:br/>
         <w:t>Significance Level (α): 0.05</w:t>
+      </w:r>
+      <w:r>
+        <w:rPr>
+          <w:rFonts w:ascii="Arial" w:hAnsi="Arial" w:cs="Arial"/>
+        </w:rPr>
         <w:br/>
+      </w:r>
+      <w:r>
+        <w:rPr>
+          <w:rFonts w:ascii="Arial" w:hAnsi="Arial" w:cs="Arial"/>
+        </w:rPr>
         <w:br/>
         <w:t>Exclusion of Draws: Since binomial tests require binary outcomes, draws will be excluded from the dataset.</w:t>
+      </w:r>
+      <w:r>
+        <w:rPr>
+          <w:rFonts w:ascii="Arial" w:hAnsi="Arial" w:cs="Arial"/>
+        </w:rPr>
         <w:br/>
+      </w:r>
+      <w:r>
+        <w:rPr>
+          <w:rFonts w:ascii="Arial" w:hAnsi="Arial" w:cs="Arial"/>
+        </w:rPr>
         <w:br/>
         <w:t>Additional Considerations: We will check assumptions such as sample size adequacy and potential confounders (e.g., rating differences).</w:t>
+      </w:r>
+      <w:r>
+        <w:rPr>
+          <w:rFonts w:ascii="Arial" w:hAnsi="Arial" w:cs="Arial"/>
+        </w:rPr>
         <w:br/>
+      </w:r>
+      <w:r>
+        <w:rPr>
+          <w:rFonts w:ascii="Arial" w:hAnsi="Arial" w:cs="Arial"/>
+        </w:rPr>
+        <w:lastRenderedPageBreak/>
         <w:br/>
       </w:r>
     </w:p>
     <w:p>
       <w:pPr>
-        <w:pStyle w:val="Normal"/>
         <w:numPr>
           <w:ilvl w:val="0"/>
           <w:numId w:val="2"/>
@@ -1111,125 +1067,99 @@
       </w:pPr>
       <w:r>
         <w:rPr>
-          <w:rFonts w:cs="Arial" w:ascii="Arial" w:hAnsi="Arial"/>
+          <w:rFonts w:ascii="Arial" w:hAnsi="Arial" w:cs="Arial"/>
           <w:b/>
           <w:bCs/>
         </w:rPr>
         <w:t>Significance:</w:t>
+      </w:r>
+      <w:r>
+        <w:rPr>
+          <w:rFonts w:ascii="Arial" w:hAnsi="Arial" w:cs="Arial"/>
+          <w:b/>
+          <w:bCs/>
+        </w:rPr>
         <w:br/>
+      </w:r>
+      <w:r>
+        <w:rPr>
+          <w:rFonts w:ascii="Arial" w:hAnsi="Arial" w:cs="Arial"/>
+          <w:b/>
+          <w:bCs/>
+        </w:rPr>
         <w:br/>
       </w:r>
       <w:r>
         <w:rPr>
-          <w:rFonts w:cs="Arial" w:ascii="Arial" w:hAnsi="Arial"/>
+          <w:rFonts w:ascii="Arial" w:hAnsi="Arial" w:cs="Arial"/>
         </w:rPr>
         <w:t>This study is important for both the chess community and the broader field of data-driven decision-making:</w:t>
       </w:r>
     </w:p>
     <w:p>
       <w:pPr>
-        <w:pStyle w:val="Normal"/>
-        <w:numPr>
-          <w:ilvl w:val="0"/>
-          <w:numId w:val="0"/>
-        </w:numPr>
-        <w:ind w:left="720" w:hanging="0"/>
-        <w:rPr>
-          <w:rFonts w:ascii="Arial" w:hAnsi="Arial" w:cs="Arial"/>
-        </w:rPr>
-      </w:pPr>
-      <w:r>
-        <w:rPr>
-          <w:rFonts w:cs="Arial" w:ascii="Arial" w:hAnsi="Arial"/>
+        <w:ind w:left="720"/>
+        <w:rPr>
+          <w:rFonts w:ascii="Arial" w:hAnsi="Arial" w:cs="Arial"/>
+        </w:rPr>
+      </w:pPr>
+      <w:r>
+        <w:rPr>
+          <w:rFonts w:ascii="Arial" w:hAnsi="Arial" w:cs="Arial"/>
         </w:rPr>
         <w:t xml:space="preserve">Challenging Expert Opinions—Grandmaster Ben Finegold’s assertion that opening study is irrelevant for low-rated players is widely discussed but lacks empirical testing. By providing data-driven insights, this research adds clarity to an ongoing debate in the chess community. </w:t>
       </w:r>
     </w:p>
     <w:p>
       <w:pPr>
-        <w:pStyle w:val="Normal"/>
-        <w:numPr>
-          <w:ilvl w:val="0"/>
-          <w:numId w:val="0"/>
-        </w:numPr>
-        <w:ind w:left="720" w:hanging="0"/>
-        <w:rPr>
-          <w:rFonts w:ascii="Arial" w:hAnsi="Arial" w:cs="Arial"/>
-        </w:rPr>
-      </w:pPr>
-      <w:r>
-        <w:rPr>
-          <w:rFonts w:cs="Arial" w:ascii="Arial" w:hAnsi="Arial"/>
+        <w:ind w:left="720"/>
+        <w:rPr>
+          <w:rFonts w:ascii="Arial" w:hAnsi="Arial" w:cs="Arial"/>
+        </w:rPr>
+      </w:pPr>
+      <w:r>
+        <w:rPr>
+          <w:rFonts w:ascii="Arial" w:hAnsi="Arial" w:cs="Arial"/>
         </w:rPr>
         <w:t xml:space="preserve">Practical Guidance for Low-Rated Players—Many beginners and club players struggle with how much time to spend on opening study. If results show a performance difference between common and uncommon openings, it will help players make more informed training decisions. </w:t>
       </w:r>
     </w:p>
     <w:p>
       <w:pPr>
-        <w:pStyle w:val="Normal"/>
-        <w:numPr>
-          <w:ilvl w:val="0"/>
-          <w:numId w:val="0"/>
-        </w:numPr>
-        <w:ind w:left="720" w:hanging="0"/>
-        <w:rPr>
-          <w:rFonts w:ascii="Arial" w:hAnsi="Arial" w:cs="Arial"/>
-        </w:rPr>
-      </w:pPr>
-      <w:r>
-        <w:rPr>
-          <w:rFonts w:cs="Arial" w:ascii="Arial" w:hAnsi="Arial"/>
+        <w:ind w:left="720"/>
+        <w:rPr>
+          <w:rFonts w:ascii="Arial" w:hAnsi="Arial" w:cs="Arial"/>
+        </w:rPr>
+      </w:pPr>
+      <w:r>
+        <w:rPr>
+          <w:rFonts w:ascii="Arial" w:hAnsi="Arial" w:cs="Arial"/>
         </w:rPr>
         <w:t xml:space="preserve">Implications for Chess Coaching &amp; Training—Coaches often advise students to stick to common openings, but if uncommon openings provide an advantage, this could shift training recommendations. </w:t>
       </w:r>
     </w:p>
     <w:p>
       <w:pPr>
-        <w:pStyle w:val="Normal"/>
-        <w:numPr>
-          <w:ilvl w:val="0"/>
-          <w:numId w:val="0"/>
-        </w:numPr>
-        <w:ind w:left="720" w:hanging="0"/>
-        <w:rPr>
-          <w:rFonts w:ascii="Arial" w:hAnsi="Arial" w:cs="Arial"/>
-        </w:rPr>
-      </w:pPr>
-      <w:r>
-        <w:rPr>
-          <w:rFonts w:cs="Arial" w:ascii="Arial" w:hAnsi="Arial"/>
-        </w:rPr>
-        <w:t>A Case Study in Data Science &amp; Statistical Analysis—Beyond chess, this project applies real-world data science methods, making it a valuable case study in predictive mode</w:t>
-      </w:r>
-      <w:r>
-        <w:rPr>
-          <w:rFonts w:cs="Arial" w:ascii="Arial" w:hAnsi="Arial"/>
-        </w:rPr>
-        <w:t>l</w:t>
-      </w:r>
-      <w:r>
-        <w:rPr>
-          <w:rFonts w:cs="Arial" w:ascii="Arial" w:hAnsi="Arial"/>
-        </w:rPr>
-        <w:t>ling</w:t>
-      </w:r>
-      <w:r>
-        <w:rPr>
-          <w:rFonts w:cs="Arial" w:ascii="Arial" w:hAnsi="Arial"/>
-        </w:rPr>
-        <w:t xml:space="preserve"> </w:t>
-      </w:r>
-      <w:r>
-        <w:rPr>
-          <w:rFonts w:cs="Arial" w:ascii="Arial" w:hAnsi="Arial"/>
-        </w:rPr>
-        <w:t>and hypothesis testing. The methodology could be applied to other domains where expert opinions conflict with empirical evidence.</w:t>
+        <w:ind w:left="720"/>
+        <w:rPr>
+          <w:rFonts w:ascii="Arial" w:hAnsi="Arial" w:cs="Arial"/>
+        </w:rPr>
+      </w:pPr>
+      <w:r>
+        <w:rPr>
+          <w:rFonts w:ascii="Arial" w:hAnsi="Arial" w:cs="Arial"/>
+        </w:rPr>
+        <w:t>A Case Study in Data Science &amp; Statistical Analysis—Beyond chess, this project applies real-world data science methods, making it a valuable case study in predictive modelling and hypothesis testing. The methodology could be applied to other domains where expert opinions conflict with empirical evidence.</w:t>
+      </w:r>
+      <w:r>
+        <w:rPr>
+          <w:rFonts w:ascii="Arial" w:hAnsi="Arial" w:cs="Arial"/>
+        </w:rPr>
         <w:br/>
       </w:r>
     </w:p>
     <w:p>
       <w:pPr>
-        <w:pStyle w:val="Normal"/>
         <w:numPr>
           <w:ilvl w:val="0"/>
           <w:numId w:val="2"/>
@@ -1240,7 +1170,7 @@
       </w:pPr>
       <w:r>
         <w:rPr>
-          <w:rFonts w:cs="Arial" w:ascii="Arial" w:hAnsi="Arial"/>
+          <w:rFonts w:ascii="Arial" w:hAnsi="Arial" w:cs="Arial"/>
           <w:b/>
           <w:bCs/>
         </w:rPr>
@@ -1248,76 +1178,64 @@
       </w:r>
       <w:r>
         <w:rPr>
-          <w:rFonts w:cs="Arial" w:ascii="Arial" w:hAnsi="Arial"/>
+          <w:rFonts w:ascii="Arial" w:hAnsi="Arial" w:cs="Arial"/>
         </w:rPr>
         <w:t xml:space="preserve">     </w:t>
+      </w:r>
+      <w:r>
+        <w:rPr>
+          <w:rFonts w:ascii="Arial" w:hAnsi="Arial" w:cs="Arial"/>
+        </w:rPr>
         <w:br/>
+      </w:r>
+      <w:r>
+        <w:rPr>
+          <w:rFonts w:ascii="Arial" w:hAnsi="Arial" w:cs="Arial"/>
+        </w:rPr>
         <w:br/>
         <w:t>Chess learners and enthusiasts who want to improve their gameplay.</w:t>
       </w:r>
     </w:p>
     <w:p>
       <w:pPr>
-        <w:pStyle w:val="Normal"/>
-        <w:numPr>
-          <w:ilvl w:val="0"/>
-          <w:numId w:val="0"/>
-        </w:numPr>
-        <w:ind w:left="720" w:hanging="0"/>
-        <w:rPr>
-          <w:rFonts w:ascii="Arial" w:hAnsi="Arial" w:cs="Arial"/>
-        </w:rPr>
-      </w:pPr>
-      <w:r>
-        <w:rPr>
-          <w:rFonts w:cs="Arial" w:ascii="Arial" w:hAnsi="Arial"/>
+        <w:ind w:left="720"/>
+        <w:rPr>
+          <w:rFonts w:ascii="Arial" w:hAnsi="Arial" w:cs="Arial"/>
+        </w:rPr>
+      </w:pPr>
+      <w:r>
+        <w:rPr>
+          <w:rFonts w:ascii="Arial" w:hAnsi="Arial" w:cs="Arial"/>
         </w:rPr>
         <w:t>Coaches and trainers looking for data-driven insights on opening strategies.</w:t>
       </w:r>
     </w:p>
     <w:p>
       <w:pPr>
-        <w:pStyle w:val="Normal"/>
-        <w:numPr>
-          <w:ilvl w:val="0"/>
-          <w:numId w:val="0"/>
-        </w:numPr>
-        <w:ind w:left="720" w:hanging="0"/>
-        <w:rPr>
-          <w:rFonts w:ascii="Arial" w:hAnsi="Arial" w:cs="Arial"/>
-        </w:rPr>
-      </w:pPr>
-      <w:r>
-        <w:rPr>
-          <w:rFonts w:cs="Arial" w:ascii="Arial" w:hAnsi="Arial"/>
+        <w:ind w:left="720"/>
+        <w:rPr>
+          <w:rFonts w:ascii="Arial" w:hAnsi="Arial" w:cs="Arial"/>
+        </w:rPr>
+      </w:pPr>
+      <w:r>
+        <w:rPr>
+          <w:rFonts w:ascii="Arial" w:hAnsi="Arial" w:cs="Arial"/>
         </w:rPr>
         <w:t>The broader chess community, including online platforms such as Lichess and Chess.com.</w:t>
       </w:r>
     </w:p>
     <w:p>
       <w:pPr>
-        <w:pStyle w:val="Normal"/>
-        <w:widowControl/>
-        <w:numPr>
-          <w:ilvl w:val="0"/>
-          <w:numId w:val="0"/>
-        </w:numPr>
-        <w:spacing w:lineRule="auto" w:line="276"/>
-        <w:jc w:val="left"/>
-        <w:rPr>
-          <w:rFonts w:ascii="Arial" w:hAnsi="Arial" w:cs="Arial"/>
-        </w:rPr>
-      </w:pPr>
-      <w:r>
-        <w:rPr/>
-      </w:r>
+        <w:rPr>
+          <w:rFonts w:ascii="Arial" w:hAnsi="Arial" w:cs="Arial"/>
+        </w:rPr>
+      </w:pPr>
       <w:r>
         <w:br w:type="page"/>
       </w:r>
     </w:p>
     <w:p>
       <w:pPr>
-        <w:pStyle w:val="Normal"/>
         <w:numPr>
           <w:ilvl w:val="0"/>
           <w:numId w:val="2"/>
@@ -1328,83 +1246,128 @@
       </w:pPr>
       <w:r>
         <w:rPr>
-          <w:rFonts w:cs="Arial" w:ascii="Arial" w:hAnsi="Arial"/>
+          <w:rFonts w:ascii="Arial" w:hAnsi="Arial" w:cs="Arial"/>
           <w:b/>
           <w:bCs/>
         </w:rPr>
+        <w:lastRenderedPageBreak/>
         <w:t>Scope:</w:t>
       </w:r>
       <w:r>
         <w:rPr>
-          <w:rFonts w:cs="Arial" w:ascii="Arial" w:hAnsi="Arial"/>
+          <w:rFonts w:ascii="Arial" w:hAnsi="Arial" w:cs="Arial"/>
         </w:rPr>
         <w:t xml:space="preserve"> </w:t>
+      </w:r>
+      <w:r>
+        <w:rPr>
+          <w:rFonts w:ascii="Arial" w:hAnsi="Arial" w:cs="Arial"/>
+        </w:rPr>
         <w:br/>
+      </w:r>
+      <w:r>
+        <w:rPr>
+          <w:rFonts w:ascii="Arial" w:hAnsi="Arial" w:cs="Arial"/>
+        </w:rPr>
         <w:br/>
-      </w:r>
-      <w:r>
-        <w:rPr>
-          <w:rFonts w:cs="Arial" w:ascii="Arial" w:hAnsi="Arial"/>
-        </w:rPr>
         <w:t>Included:</w:t>
+      </w:r>
+      <w:r>
+        <w:rPr>
+          <w:rFonts w:ascii="Arial" w:hAnsi="Arial" w:cs="Arial"/>
+        </w:rPr>
         <w:br/>
+      </w:r>
+      <w:r>
+        <w:rPr>
+          <w:rFonts w:ascii="Arial" w:hAnsi="Arial" w:cs="Arial"/>
+        </w:rPr>
         <w:br/>
+      </w:r>
+      <w:r>
+        <w:rPr>
+          <w:rFonts w:ascii="Arial" w:hAnsi="Arial" w:cs="Arial"/>
+        </w:rPr>
         <w:tab/>
-      </w:r>
-      <w:r>
-        <w:rPr>
-          <w:rFonts w:cs="Arial" w:ascii="Arial" w:hAnsi="Arial"/>
-        </w:rPr>
         <w:t xml:space="preserve">Analysis of Lichess game data, categorization of openings, statistical </w:t>
+      </w:r>
+      <w:r>
+        <w:rPr>
+          <w:rFonts w:ascii="Arial" w:hAnsi="Arial" w:cs="Arial"/>
+        </w:rPr>
         <w:tab/>
         <w:t>comparison of performance metrics.</w:t>
+      </w:r>
+      <w:r>
+        <w:rPr>
+          <w:rFonts w:ascii="Arial" w:hAnsi="Arial" w:cs="Arial"/>
+        </w:rPr>
         <w:br/>
       </w:r>
     </w:p>
     <w:p>
       <w:pPr>
-        <w:pStyle w:val="Normal"/>
-        <w:widowControl/>
-        <w:numPr>
-          <w:ilvl w:val="0"/>
-          <w:numId w:val="0"/>
-        </w:numPr>
-        <w:bidi w:val="0"/>
-        <w:spacing w:lineRule="auto" w:line="276" w:before="0" w:after="160"/>
-        <w:ind w:left="1837" w:right="0" w:hanging="0"/>
-        <w:jc w:val="left"/>
-        <w:rPr>
-          <w:rFonts w:ascii="Arial" w:hAnsi="Arial" w:cs="Arial"/>
-        </w:rPr>
-      </w:pPr>
-      <w:r>
-        <w:rPr>
-          <w:rFonts w:cs="Arial" w:ascii="Arial" w:hAnsi="Arial"/>
+        <w:ind w:left="1837"/>
+        <w:rPr>
+          <w:rFonts w:ascii="Arial" w:hAnsi="Arial" w:cs="Arial"/>
+        </w:rPr>
+      </w:pPr>
+      <w:r>
+        <w:rPr>
+          <w:rFonts w:ascii="Arial" w:hAnsi="Arial" w:cs="Arial"/>
         </w:rPr>
         <w:t>Excluded:</w:t>
+      </w:r>
+      <w:r>
+        <w:rPr>
+          <w:rFonts w:ascii="Arial" w:hAnsi="Arial" w:cs="Arial"/>
+        </w:rPr>
         <w:br/>
+      </w:r>
+      <w:r>
+        <w:rPr>
+          <w:rFonts w:ascii="Arial" w:hAnsi="Arial" w:cs="Arial"/>
+        </w:rPr>
         <w:br/>
+      </w:r>
+      <w:r>
+        <w:rPr>
+          <w:rFonts w:ascii="Arial" w:hAnsi="Arial" w:cs="Arial"/>
+        </w:rPr>
         <w:tab/>
         <w:t xml:space="preserve">Psychological factors influencing chess improvement, individual playing </w:t>
+      </w:r>
+      <w:r>
+        <w:rPr>
+          <w:rFonts w:ascii="Arial" w:hAnsi="Arial" w:cs="Arial"/>
+        </w:rPr>
         <w:tab/>
         <w:t>styles, long-term improvement tracking.</w:t>
+      </w:r>
+      <w:r>
+        <w:rPr>
+          <w:rFonts w:ascii="Arial" w:hAnsi="Arial" w:cs="Arial"/>
+        </w:rPr>
         <w:br/>
+      </w:r>
+      <w:r>
+        <w:rPr>
+          <w:rFonts w:ascii="Arial" w:hAnsi="Arial" w:cs="Arial"/>
+        </w:rPr>
         <w:br/>
       </w:r>
     </w:p>
     <w:p>
       <w:pPr>
-        <w:pStyle w:val="Normal"/>
-        <w:rPr>
-          <w:rFonts w:ascii="Arial" w:hAnsi="Arial" w:cs="Arial"/>
-          <w:b/>
+        <w:rPr>
+          <w:rFonts w:ascii="Arial" w:hAnsi="Arial" w:cs="Arial"/>
           <w:b/>
           <w:bCs/>
         </w:rPr>
       </w:pPr>
       <w:r>
         <w:rPr>
-          <w:rFonts w:cs="Arial" w:ascii="Arial" w:hAnsi="Arial"/>
+          <w:rFonts w:ascii="Arial" w:hAnsi="Arial" w:cs="Arial"/>
           <w:b/>
           <w:bCs/>
         </w:rPr>
@@ -1418,19 +1381,17 @@
           <w:ilvl w:val="0"/>
           <w:numId w:val="5"/>
         </w:numPr>
-        <w:rPr>
-          <w:b w:val="false"/>
-          <w:b w:val="false"/>
-          <w:bCs w:val="false"/>
-        </w:rPr>
-      </w:pPr>
-      <w:r>
-        <w:rPr>
-          <w:rFonts w:cs="Arial" w:ascii="Arial" w:hAnsi="Arial"/>
-          <w:b w:val="false"/>
-          <w:bCs w:val="false"/>
+      </w:pPr>
+      <w:r>
+        <w:rPr>
+          <w:rFonts w:ascii="Arial" w:hAnsi="Arial" w:cs="Arial"/>
         </w:rPr>
         <w:t>Does the choice between uncommon and common openings impact the performance of low-rated players?</w:t>
+      </w:r>
+      <w:r>
+        <w:rPr>
+          <w:rFonts w:ascii="Arial" w:hAnsi="Arial" w:cs="Arial"/>
+        </w:rPr>
         <w:br/>
       </w:r>
     </w:p>
@@ -1441,19 +1402,17 @@
           <w:ilvl w:val="0"/>
           <w:numId w:val="5"/>
         </w:numPr>
-        <w:rPr>
-          <w:b w:val="false"/>
-          <w:b w:val="false"/>
-          <w:bCs w:val="false"/>
-        </w:rPr>
-      </w:pPr>
-      <w:r>
-        <w:rPr>
-          <w:rFonts w:cs="Arial" w:ascii="Arial" w:hAnsi="Arial"/>
-          <w:b w:val="false"/>
-          <w:bCs w:val="false"/>
+      </w:pPr>
+      <w:r>
+        <w:rPr>
+          <w:rFonts w:ascii="Arial" w:hAnsi="Arial" w:cs="Arial"/>
         </w:rPr>
         <w:t>How significant is the difference in performance between players who play uncommon vs. common openings?</w:t>
+      </w:r>
+      <w:r>
+        <w:rPr>
+          <w:rFonts w:ascii="Arial" w:hAnsi="Arial" w:cs="Arial"/>
+        </w:rPr>
         <w:br/>
       </w:r>
     </w:p>
@@ -1464,19 +1423,17 @@
           <w:ilvl w:val="0"/>
           <w:numId w:val="5"/>
         </w:numPr>
-        <w:rPr>
-          <w:b w:val="false"/>
-          <w:b w:val="false"/>
-          <w:bCs w:val="false"/>
-        </w:rPr>
-      </w:pPr>
-      <w:r>
-        <w:rPr>
-          <w:rFonts w:cs="Arial" w:ascii="Arial" w:hAnsi="Arial"/>
-          <w:b w:val="false"/>
-          <w:bCs w:val="false"/>
+      </w:pPr>
+      <w:r>
+        <w:rPr>
+          <w:rFonts w:ascii="Arial" w:hAnsi="Arial" w:cs="Arial"/>
         </w:rPr>
         <w:t>What factors (e.g., time control, rating differences) influence the results?</w:t>
+      </w:r>
+      <w:r>
+        <w:rPr>
+          <w:rFonts w:ascii="Arial" w:hAnsi="Arial" w:cs="Arial"/>
+        </w:rPr>
         <w:br/>
       </w:r>
     </w:p>
@@ -1493,35 +1450,33 @@
       </w:pPr>
       <w:r>
         <w:rPr>
-          <w:rFonts w:cs="Arial" w:ascii="Arial" w:hAnsi="Arial"/>
+          <w:rFonts w:ascii="Arial" w:hAnsi="Arial" w:cs="Arial"/>
         </w:rPr>
         <w:t xml:space="preserve">How do we ensure a fair comparison between groups? </w:t>
       </w:r>
     </w:p>
     <w:p>
       <w:pPr>
-        <w:pStyle w:val="Normal"/>
-        <w:rPr>
-          <w:rFonts w:ascii="Arial" w:hAnsi="Arial" w:cs="Arial"/>
-        </w:rPr>
-      </w:pPr>
-      <w:r>
-        <w:rPr/>
+        <w:rPr>
+          <w:rFonts w:ascii="Arial" w:hAnsi="Arial" w:cs="Arial"/>
+        </w:rPr>
+      </w:pPr>
+      <w:r>
+        <w:rPr>
+          <w:noProof/>
+        </w:rPr>
         <mc:AlternateContent>
           <mc:Choice Requires="wps">
             <w:drawing>
-              <wp:inline distT="0" distB="0" distL="0" distR="0">
+              <wp:inline distT="0" distB="0" distL="0" distR="0" wp14:anchorId="5D704F2C" wp14:editId="389A3C0D">
                 <wp:extent cx="5732145" cy="19685"/>
                 <wp:effectExtent l="0" t="0" r="0" b="0"/>
-                <wp:docPr id="4" name=""/>
+                <wp:docPr id="4" name="Rectangle 4"/>
+                <wp:cNvGraphicFramePr/>
                 <a:graphic xmlns:a="http://schemas.openxmlformats.org/drawingml/2006/main">
                   <a:graphicData uri="http://schemas.microsoft.com/office/word/2010/wordprocessingShape">
                     <wps:wsp>
                       <wps:cNvSpPr/>
-                      <wps:nvSpPr>
-                        <wps:cNvPr id="3" name=""/>
-                        <wps:cNvSpPr/>
-                      </wps:nvSpPr>
                       <wps:spPr>
                         <a:xfrm>
                           <a:off x="0" y="0"/>
@@ -1531,7 +1486,7 @@
                           <a:avLst/>
                         </a:prstGeom>
                         <a:solidFill>
-                          <a:srgbClr val="a0a0a0"/>
+                          <a:srgbClr val="A0A0A0"/>
                         </a:solidFill>
                         <a:ln w="0">
                           <a:noFill/>
@@ -1541,9 +1496,6 @@
                     </wps:wsp>
                   </a:graphicData>
                 </a:graphic>
-                <wp14:sizeRelH relativeFrom="page">
-                  <wp14:pctWidth>100000</wp14:pctWidth>
-                </wp14:sizeRelH>
               </wp:inline>
             </w:drawing>
           </mc:Choice>
@@ -1561,53 +1513,45 @@
     </w:p>
     <w:p>
       <w:pPr>
-        <w:pStyle w:val="Normal"/>
-        <w:rPr>
-          <w:rFonts w:ascii="Arial" w:hAnsi="Arial" w:cs="Arial"/>
-          <w:b/>
+        <w:rPr>
+          <w:rFonts w:ascii="Arial" w:hAnsi="Arial" w:cs="Arial"/>
           <w:b/>
           <w:bCs/>
         </w:rPr>
       </w:pPr>
       <w:r>
-        <w:rPr/>
-      </w:r>
-      <w:r>
         <w:br w:type="page"/>
       </w:r>
     </w:p>
     <w:p>
       <w:pPr>
-        <w:pStyle w:val="Normal"/>
-        <w:rPr>
-          <w:rFonts w:ascii="Arial" w:hAnsi="Arial" w:cs="Arial"/>
-          <w:b/>
+        <w:rPr>
+          <w:rFonts w:ascii="Arial" w:hAnsi="Arial" w:cs="Arial"/>
           <w:b/>
           <w:bCs/>
         </w:rPr>
       </w:pPr>
       <w:r>
         <w:rPr>
-          <w:rFonts w:cs="Arial" w:ascii="Arial" w:hAnsi="Arial"/>
+          <w:rFonts w:ascii="Arial" w:hAnsi="Arial" w:cs="Arial"/>
           <w:b/>
           <w:bCs/>
         </w:rPr>
+        <w:lastRenderedPageBreak/>
         <w:t>4. Objectives &amp; Key Milestones</w:t>
       </w:r>
     </w:p>
     <w:p>
       <w:pPr>
-        <w:pStyle w:val="Normal"/>
-        <w:rPr>
-          <w:rFonts w:ascii="Arial" w:hAnsi="Arial" w:cs="Arial"/>
-          <w:b/>
+        <w:rPr>
+          <w:rFonts w:ascii="Arial" w:hAnsi="Arial" w:cs="Arial"/>
           <w:b/>
           <w:bCs/>
         </w:rPr>
       </w:pPr>
       <w:r>
         <w:rPr>
-          <w:rFonts w:cs="Arial" w:ascii="Arial" w:hAnsi="Arial"/>
+          <w:rFonts w:ascii="Arial" w:hAnsi="Arial" w:cs="Arial"/>
           <w:b/>
           <w:bCs/>
         </w:rPr>
@@ -1616,7 +1560,6 @@
     </w:p>
     <w:p>
       <w:pPr>
-        <w:pStyle w:val="Normal"/>
         <w:numPr>
           <w:ilvl w:val="0"/>
           <w:numId w:val="3"/>
@@ -1627,14 +1570,13 @@
       </w:pPr>
       <w:r>
         <w:rPr>
-          <w:rFonts w:cs="Arial" w:ascii="Arial" w:hAnsi="Arial"/>
+          <w:rFonts w:ascii="Arial" w:hAnsi="Arial" w:cs="Arial"/>
         </w:rPr>
         <w:t>Collaborate effectively within a data science team.</w:t>
       </w:r>
     </w:p>
     <w:p>
       <w:pPr>
-        <w:pStyle w:val="Normal"/>
         <w:numPr>
           <w:ilvl w:val="0"/>
           <w:numId w:val="3"/>
@@ -1645,13 +1587,13 @@
       </w:pPr>
       <w:r>
         <w:rPr>
-          <w:rFonts w:cs="Arial" w:ascii="Arial" w:hAnsi="Arial"/>
+          <w:rFonts w:ascii="Arial" w:hAnsi="Arial" w:cs="Arial"/>
         </w:rPr>
         <w:t xml:space="preserve">Develop a structured project plan aligned with the </w:t>
       </w:r>
       <w:r>
         <w:rPr>
-          <w:rFonts w:cs="Arial" w:ascii="Arial" w:hAnsi="Arial"/>
+          <w:rFonts w:ascii="Arial" w:hAnsi="Arial" w:cs="Arial"/>
           <w:b/>
           <w:bCs/>
         </w:rPr>
@@ -1659,14 +1601,13 @@
       </w:r>
       <w:r>
         <w:rPr>
-          <w:rFonts w:cs="Arial" w:ascii="Arial" w:hAnsi="Arial"/>
+          <w:rFonts w:ascii="Arial" w:hAnsi="Arial" w:cs="Arial"/>
         </w:rPr>
         <w:t>.</w:t>
       </w:r>
     </w:p>
     <w:p>
       <w:pPr>
-        <w:pStyle w:val="Normal"/>
         <w:numPr>
           <w:ilvl w:val="0"/>
           <w:numId w:val="3"/>
@@ -1677,14 +1618,13 @@
       </w:pPr>
       <w:r>
         <w:rPr>
-          <w:rFonts w:cs="Arial" w:ascii="Arial" w:hAnsi="Arial"/>
+          <w:rFonts w:ascii="Arial" w:hAnsi="Arial" w:cs="Arial"/>
         </w:rPr>
         <w:t>Ensure ethical and legal compliance in data handling.</w:t>
       </w:r>
     </w:p>
     <w:p>
       <w:pPr>
-        <w:pStyle w:val="Normal"/>
         <w:numPr>
           <w:ilvl w:val="0"/>
           <w:numId w:val="3"/>
@@ -1695,24 +1635,22 @@
       </w:pPr>
       <w:r>
         <w:rPr>
-          <w:rFonts w:cs="Arial" w:ascii="Arial" w:hAnsi="Arial"/>
+          <w:rFonts w:ascii="Arial" w:hAnsi="Arial" w:cs="Arial"/>
         </w:rPr>
         <w:t>Set clear deliverables and success criteria.</w:t>
       </w:r>
     </w:p>
     <w:p>
       <w:pPr>
-        <w:pStyle w:val="Normal"/>
-        <w:rPr>
-          <w:rFonts w:ascii="Arial" w:hAnsi="Arial" w:cs="Arial"/>
-          <w:b/>
+        <w:rPr>
+          <w:rFonts w:ascii="Arial" w:hAnsi="Arial" w:cs="Arial"/>
           <w:b/>
           <w:bCs/>
         </w:rPr>
       </w:pPr>
       <w:r>
         <w:rPr>
-          <w:rFonts w:cs="Arial" w:ascii="Arial" w:hAnsi="Arial"/>
+          <w:rFonts w:ascii="Arial" w:hAnsi="Arial" w:cs="Arial"/>
           <w:b/>
           <w:bCs/>
         </w:rPr>
@@ -1721,9 +1659,8 @@
     </w:p>
     <w:tbl>
       <w:tblPr>
-        <w:tblW w:w="9016" w:type="dxa"/>
-        <w:jc w:val="left"/>
-        <w:tblInd w:w="0" w:type="dxa"/>
+        <w:tblW w:w="9872" w:type="dxa"/>
+        <w:tblInd w:w="-5" w:type="dxa"/>
         <w:tblLayout w:type="fixed"/>
         <w:tblCellMar>
           <w:top w:w="15" w:type="dxa"/>
@@ -1731,22 +1668,22 @@
           <w:bottom w:w="15" w:type="dxa"/>
           <w:right w:w="15" w:type="dxa"/>
         </w:tblCellMar>
-        <w:tblLook w:firstRow="1" w:noVBand="1" w:lastRow="0" w:firstColumn="1" w:lastColumn="0" w:noHBand="0" w:val="04a0"/>
+        <w:tblLook w:val="04A0" w:firstRow="1" w:lastRow="0" w:firstColumn="1" w:lastColumn="0" w:noHBand="0" w:noVBand="1"/>
       </w:tblPr>
       <w:tblGrid>
-        <w:gridCol w:w="1201"/>
-        <w:gridCol w:w="1938"/>
-        <w:gridCol w:w="1600"/>
-        <w:gridCol w:w="1601"/>
-        <w:gridCol w:w="2676"/>
+        <w:gridCol w:w="1985"/>
+        <w:gridCol w:w="2410"/>
+        <w:gridCol w:w="1843"/>
+        <w:gridCol w:w="1701"/>
+        <w:gridCol w:w="1933"/>
       </w:tblGrid>
       <w:tr>
         <w:trPr>
-          <w:tblHeader w:val="true"/>
+          <w:tblHeader/>
         </w:trPr>
         <w:tc>
           <w:tcPr>
-            <w:tcW w:w="1201" w:type="dxa"/>
+            <w:tcW w:w="1985" w:type="dxa"/>
             <w:tcBorders>
               <w:top w:val="single" w:sz="4" w:space="0" w:color="000000"/>
               <w:left w:val="single" w:sz="4" w:space="0" w:color="000000"/>
@@ -1757,19 +1694,16 @@
           </w:tcPr>
           <w:p>
             <w:pPr>
-              <w:pStyle w:val="Normal"/>
-              <w:widowControl w:val="false"/>
-              <w:spacing w:before="0" w:after="160"/>
-              <w:rPr>
-                <w:rFonts w:ascii="Arial" w:hAnsi="Arial" w:cs="Arial"/>
-                <w:b/>
+              <w:widowControl w:val="0"/>
+              <w:rPr>
+                <w:rFonts w:ascii="Arial" w:hAnsi="Arial" w:cs="Arial"/>
                 <w:b/>
                 <w:bCs/>
               </w:rPr>
             </w:pPr>
             <w:r>
               <w:rPr>
-                <w:rFonts w:cs="Arial" w:ascii="Arial" w:hAnsi="Arial"/>
+                <w:rFonts w:ascii="Arial" w:hAnsi="Arial" w:cs="Arial"/>
                 <w:b/>
                 <w:bCs/>
               </w:rPr>
@@ -1779,7 +1713,7 @@
         </w:tc>
         <w:tc>
           <w:tcPr>
-            <w:tcW w:w="1938" w:type="dxa"/>
+            <w:tcW w:w="2410" w:type="dxa"/>
             <w:tcBorders>
               <w:top w:val="single" w:sz="4" w:space="0" w:color="000000"/>
               <w:left w:val="single" w:sz="4" w:space="0" w:color="000000"/>
@@ -1790,19 +1724,16 @@
           </w:tcPr>
           <w:p>
             <w:pPr>
-              <w:pStyle w:val="Normal"/>
-              <w:widowControl w:val="false"/>
-              <w:spacing w:before="0" w:after="160"/>
-              <w:rPr>
-                <w:rFonts w:ascii="Arial" w:hAnsi="Arial" w:cs="Arial"/>
-                <w:b/>
+              <w:widowControl w:val="0"/>
+              <w:rPr>
+                <w:rFonts w:ascii="Arial" w:hAnsi="Arial" w:cs="Arial"/>
                 <w:b/>
                 <w:bCs/>
               </w:rPr>
             </w:pPr>
             <w:r>
               <w:rPr>
-                <w:rFonts w:cs="Arial" w:ascii="Arial" w:hAnsi="Arial"/>
+                <w:rFonts w:ascii="Arial" w:hAnsi="Arial" w:cs="Arial"/>
                 <w:b/>
                 <w:bCs/>
               </w:rPr>
@@ -1812,7 +1743,7 @@
         </w:tc>
         <w:tc>
           <w:tcPr>
-            <w:tcW w:w="1600" w:type="dxa"/>
+            <w:tcW w:w="1843" w:type="dxa"/>
             <w:tcBorders>
               <w:top w:val="single" w:sz="4" w:space="0" w:color="000000"/>
               <w:left w:val="single" w:sz="4" w:space="0" w:color="000000"/>
@@ -1823,19 +1754,16 @@
           </w:tcPr>
           <w:p>
             <w:pPr>
-              <w:pStyle w:val="Normal"/>
-              <w:widowControl w:val="false"/>
-              <w:spacing w:before="0" w:after="160"/>
-              <w:rPr>
-                <w:rFonts w:ascii="Arial" w:hAnsi="Arial" w:cs="Arial"/>
-                <w:b/>
+              <w:widowControl w:val="0"/>
+              <w:rPr>
+                <w:rFonts w:ascii="Arial" w:hAnsi="Arial" w:cs="Arial"/>
                 <w:b/>
                 <w:bCs/>
               </w:rPr>
             </w:pPr>
             <w:r>
               <w:rPr>
-                <w:rFonts w:cs="Arial" w:ascii="Arial" w:hAnsi="Arial"/>
+                <w:rFonts w:ascii="Arial" w:hAnsi="Arial" w:cs="Arial"/>
                 <w:b/>
                 <w:bCs/>
               </w:rPr>
@@ -1845,7 +1773,7 @@
         </w:tc>
         <w:tc>
           <w:tcPr>
-            <w:tcW w:w="1601" w:type="dxa"/>
+            <w:tcW w:w="1701" w:type="dxa"/>
             <w:tcBorders>
               <w:top w:val="single" w:sz="4" w:space="0" w:color="000000"/>
               <w:left w:val="single" w:sz="4" w:space="0" w:color="000000"/>
@@ -1856,19 +1784,16 @@
           </w:tcPr>
           <w:p>
             <w:pPr>
-              <w:pStyle w:val="Normal"/>
-              <w:widowControl w:val="false"/>
-              <w:spacing w:before="0" w:after="160"/>
-              <w:rPr>
-                <w:rFonts w:ascii="Arial" w:hAnsi="Arial" w:cs="Arial"/>
-                <w:b/>
+              <w:widowControl w:val="0"/>
+              <w:rPr>
+                <w:rFonts w:ascii="Arial" w:hAnsi="Arial" w:cs="Arial"/>
                 <w:b/>
                 <w:bCs/>
               </w:rPr>
             </w:pPr>
             <w:r>
               <w:rPr>
-                <w:rFonts w:cs="Arial" w:ascii="Arial" w:hAnsi="Arial"/>
+                <w:rFonts w:ascii="Arial" w:hAnsi="Arial" w:cs="Arial"/>
                 <w:b/>
                 <w:bCs/>
               </w:rPr>
@@ -1878,7 +1803,7 @@
         </w:tc>
         <w:tc>
           <w:tcPr>
-            <w:tcW w:w="2676" w:type="dxa"/>
+            <w:tcW w:w="1933" w:type="dxa"/>
             <w:tcBorders>
               <w:top w:val="single" w:sz="4" w:space="0" w:color="000000"/>
               <w:left w:val="single" w:sz="4" w:space="0" w:color="000000"/>
@@ -1889,19 +1814,16 @@
           </w:tcPr>
           <w:p>
             <w:pPr>
-              <w:pStyle w:val="Normal"/>
-              <w:widowControl w:val="false"/>
-              <w:spacing w:before="0" w:after="160"/>
-              <w:rPr>
-                <w:rFonts w:ascii="Arial" w:hAnsi="Arial" w:cs="Arial"/>
-                <w:b/>
+              <w:widowControl w:val="0"/>
+              <w:rPr>
+                <w:rFonts w:ascii="Arial" w:hAnsi="Arial" w:cs="Arial"/>
                 <w:b/>
                 <w:bCs/>
               </w:rPr>
             </w:pPr>
             <w:r>
               <w:rPr>
-                <w:rFonts w:cs="Arial" w:ascii="Arial" w:hAnsi="Arial"/>
+                <w:rFonts w:ascii="Arial" w:hAnsi="Arial" w:cs="Arial"/>
                 <w:b/>
                 <w:bCs/>
               </w:rPr>
@@ -1911,565 +1833,975 @@
         </w:tc>
       </w:tr>
       <w:tr>
-        <w:trPr/>
+        <w:tblPrEx>
+          <w:tblBorders>
+            <w:top w:val="outset" w:sz="6" w:space="0" w:color="auto"/>
+            <w:left w:val="outset" w:sz="6" w:space="0" w:color="auto"/>
+            <w:bottom w:val="outset" w:sz="6" w:space="0" w:color="auto"/>
+            <w:right w:val="outset" w:sz="6" w:space="0" w:color="auto"/>
+          </w:tblBorders>
+          <w:tblCellMar>
+            <w:top w:w="0" w:type="dxa"/>
+            <w:left w:w="0" w:type="dxa"/>
+            <w:bottom w:w="0" w:type="dxa"/>
+            <w:right w:w="0" w:type="dxa"/>
+          </w:tblCellMar>
+        </w:tblPrEx>
+        <w:trPr>
+          <w:trHeight w:val="300"/>
+        </w:trPr>
         <w:tc>
           <w:tcPr>
-            <w:tcW w:w="1201" w:type="dxa"/>
+            <w:tcW w:w="1985" w:type="dxa"/>
             <w:tcBorders>
-              <w:top w:val="single" w:sz="4" w:space="0" w:color="000000"/>
-              <w:left w:val="single" w:sz="4" w:space="0" w:color="000000"/>
-              <w:bottom w:val="single" w:sz="4" w:space="0" w:color="000000"/>
-              <w:right w:val="single" w:sz="4" w:space="0" w:color="000000"/>
+              <w:top w:val="single" w:sz="6" w:space="0" w:color="auto"/>
+              <w:left w:val="single" w:sz="6" w:space="0" w:color="auto"/>
+              <w:bottom w:val="single" w:sz="6" w:space="0" w:color="auto"/>
+              <w:right w:val="single" w:sz="6" w:space="0" w:color="auto"/>
             </w:tcBorders>
+            <w:shd w:val="clear" w:color="auto" w:fill="auto"/>
             <w:vAlign w:val="center"/>
+            <w:hideMark/>
           </w:tcPr>
           <w:p>
             <w:pPr>
-              <w:pStyle w:val="Normal"/>
-              <w:widowControl w:val="false"/>
-              <w:spacing w:before="0" w:after="160"/>
-              <w:rPr>
-                <w:rFonts w:ascii="Arial" w:hAnsi="Arial" w:cs="Arial"/>
+              <w:suppressAutoHyphens w:val="0"/>
+              <w:spacing w:after="0" w:line="240" w:lineRule="auto"/>
+              <w:textAlignment w:val="baseline"/>
+              <w:rPr>
+                <w:rFonts w:ascii="Segoe UI" w:eastAsia="Times New Roman" w:hAnsi="Segoe UI" w:cs="Segoe UI"/>
+                <w:kern w:val="0"/>
+                <w:sz w:val="18"/>
+                <w:szCs w:val="18"/>
+                <w:lang w:eastAsia="en-GB"/>
+                <w14:ligatures w14:val="none"/>
               </w:rPr>
             </w:pPr>
             <w:r>
               <w:rPr>
-                <w:rFonts w:cs="Arial" w:ascii="Arial" w:hAnsi="Arial"/>
-              </w:rPr>
+                <w:rFonts w:ascii="Arial" w:eastAsia="Times New Roman" w:hAnsi="Arial" w:cs="Arial"/>
+                <w:kern w:val="0"/>
+                <w:lang w:eastAsia="en-GB"/>
+                <w14:ligatures w14:val="none"/>
+              </w:rPr>
+              <w:t>Submit project proposal </w:t>
             </w:r>
           </w:p>
         </w:tc>
         <w:tc>
           <w:tcPr>
-            <w:tcW w:w="1938" w:type="dxa"/>
+            <w:tcW w:w="2410" w:type="dxa"/>
             <w:tcBorders>
-              <w:top w:val="single" w:sz="4" w:space="0" w:color="000000"/>
-              <w:left w:val="single" w:sz="4" w:space="0" w:color="000000"/>
-              <w:bottom w:val="single" w:sz="4" w:space="0" w:color="000000"/>
-              <w:right w:val="single" w:sz="4" w:space="0" w:color="000000"/>
+              <w:top w:val="single" w:sz="6" w:space="0" w:color="auto"/>
+              <w:left w:val="single" w:sz="6" w:space="0" w:color="auto"/>
+              <w:bottom w:val="single" w:sz="6" w:space="0" w:color="auto"/>
+              <w:right w:val="single" w:sz="6" w:space="0" w:color="auto"/>
             </w:tcBorders>
+            <w:shd w:val="clear" w:color="auto" w:fill="auto"/>
             <w:vAlign w:val="center"/>
+            <w:hideMark/>
           </w:tcPr>
           <w:p>
             <w:pPr>
-              <w:pStyle w:val="Normal"/>
-              <w:widowControl w:val="false"/>
-              <w:spacing w:before="0" w:after="160"/>
-              <w:rPr>
-                <w:rFonts w:ascii="Arial" w:hAnsi="Arial" w:cs="Arial"/>
+              <w:suppressAutoHyphens w:val="0"/>
+              <w:spacing w:after="0" w:line="240" w:lineRule="auto"/>
+              <w:textAlignment w:val="baseline"/>
+              <w:rPr>
+                <w:rFonts w:ascii="Segoe UI" w:eastAsia="Times New Roman" w:hAnsi="Segoe UI" w:cs="Segoe UI"/>
+                <w:kern w:val="0"/>
+                <w:sz w:val="18"/>
+                <w:szCs w:val="18"/>
+                <w:lang w:eastAsia="en-GB"/>
+                <w14:ligatures w14:val="none"/>
               </w:rPr>
             </w:pPr>
             <w:r>
               <w:rPr>
-                <w:rFonts w:cs="Arial" w:ascii="Arial" w:hAnsi="Arial"/>
-              </w:rPr>
+                <w:rFonts w:ascii="Arial" w:eastAsia="Times New Roman" w:hAnsi="Arial" w:cs="Arial"/>
+                <w:kern w:val="0"/>
+                <w:lang w:eastAsia="en-GB"/>
+                <w14:ligatures w14:val="none"/>
+              </w:rPr>
+              <w:t>Team to decide on roles and collaboration tools. Team to fill out project proposal. </w:t>
             </w:r>
           </w:p>
         </w:tc>
         <w:tc>
           <w:tcPr>
-            <w:tcW w:w="1600" w:type="dxa"/>
+            <w:tcW w:w="1843" w:type="dxa"/>
             <w:tcBorders>
-              <w:top w:val="single" w:sz="4" w:space="0" w:color="000000"/>
-              <w:left w:val="single" w:sz="4" w:space="0" w:color="000000"/>
-              <w:bottom w:val="single" w:sz="4" w:space="0" w:color="000000"/>
-              <w:right w:val="single" w:sz="4" w:space="0" w:color="000000"/>
+              <w:top w:val="single" w:sz="6" w:space="0" w:color="auto"/>
+              <w:left w:val="single" w:sz="6" w:space="0" w:color="auto"/>
+              <w:bottom w:val="single" w:sz="6" w:space="0" w:color="auto"/>
+              <w:right w:val="single" w:sz="6" w:space="0" w:color="auto"/>
             </w:tcBorders>
+            <w:shd w:val="clear" w:color="auto" w:fill="auto"/>
             <w:vAlign w:val="center"/>
+            <w:hideMark/>
           </w:tcPr>
           <w:p>
             <w:pPr>
-              <w:pStyle w:val="Normal"/>
-              <w:widowControl w:val="false"/>
-              <w:spacing w:before="0" w:after="160"/>
-              <w:rPr>
-                <w:rFonts w:ascii="Arial" w:hAnsi="Arial" w:cs="Arial"/>
+              <w:suppressAutoHyphens w:val="0"/>
+              <w:spacing w:after="0" w:line="240" w:lineRule="auto"/>
+              <w:jc w:val="center"/>
+              <w:textAlignment w:val="baseline"/>
+              <w:rPr>
+                <w:rFonts w:ascii="Segoe UI" w:eastAsia="Times New Roman" w:hAnsi="Segoe UI" w:cs="Segoe UI"/>
+                <w:kern w:val="0"/>
+                <w:sz w:val="18"/>
+                <w:szCs w:val="18"/>
+                <w:lang w:eastAsia="en-GB"/>
+                <w14:ligatures w14:val="none"/>
               </w:rPr>
             </w:pPr>
             <w:r>
               <w:rPr>
-                <w:rFonts w:cs="Arial" w:ascii="Arial" w:hAnsi="Arial"/>
-              </w:rPr>
-              <w:t>DD/MM/YYYY</w:t>
+                <w:rFonts w:ascii="Arial" w:eastAsia="Times New Roman" w:hAnsi="Arial" w:cs="Arial"/>
+                <w:kern w:val="0"/>
+                <w:lang w:eastAsia="en-GB"/>
+                <w14:ligatures w14:val="none"/>
+              </w:rPr>
+              <w:t>11/03/2025</w:t>
             </w:r>
           </w:p>
         </w:tc>
         <w:tc>
           <w:tcPr>
-            <w:tcW w:w="1601" w:type="dxa"/>
+            <w:tcW w:w="1701" w:type="dxa"/>
             <w:tcBorders>
-              <w:top w:val="single" w:sz="4" w:space="0" w:color="000000"/>
-              <w:left w:val="single" w:sz="4" w:space="0" w:color="000000"/>
-              <w:bottom w:val="single" w:sz="4" w:space="0" w:color="000000"/>
-              <w:right w:val="single" w:sz="4" w:space="0" w:color="000000"/>
+              <w:top w:val="single" w:sz="6" w:space="0" w:color="auto"/>
+              <w:left w:val="single" w:sz="6" w:space="0" w:color="auto"/>
+              <w:bottom w:val="single" w:sz="6" w:space="0" w:color="auto"/>
+              <w:right w:val="single" w:sz="6" w:space="0" w:color="auto"/>
             </w:tcBorders>
+            <w:shd w:val="clear" w:color="auto" w:fill="auto"/>
             <w:vAlign w:val="center"/>
+            <w:hideMark/>
           </w:tcPr>
           <w:p>
             <w:pPr>
-              <w:pStyle w:val="Normal"/>
-              <w:widowControl w:val="false"/>
-              <w:spacing w:before="0" w:after="160"/>
-              <w:rPr>
-                <w:rFonts w:ascii="Arial" w:hAnsi="Arial" w:cs="Arial"/>
+              <w:suppressAutoHyphens w:val="0"/>
+              <w:spacing w:after="0" w:line="240" w:lineRule="auto"/>
+              <w:jc w:val="center"/>
+              <w:textAlignment w:val="baseline"/>
+              <w:rPr>
+                <w:rFonts w:ascii="Segoe UI" w:eastAsia="Times New Roman" w:hAnsi="Segoe UI" w:cs="Segoe UI"/>
+                <w:kern w:val="0"/>
+                <w:sz w:val="18"/>
+                <w:szCs w:val="18"/>
+                <w:lang w:eastAsia="en-GB"/>
+                <w14:ligatures w14:val="none"/>
               </w:rPr>
             </w:pPr>
             <w:r>
               <w:rPr>
-                <w:rFonts w:cs="Arial" w:ascii="Arial" w:hAnsi="Arial"/>
-              </w:rPr>
-              <w:t>DD/MM/YYYY</w:t>
+                <w:rFonts w:ascii="Arial" w:eastAsia="Times New Roman" w:hAnsi="Arial" w:cs="Arial"/>
+                <w:kern w:val="0"/>
+                <w:lang w:eastAsia="en-GB"/>
+                <w14:ligatures w14:val="none"/>
+              </w:rPr>
+              <w:t>21/03/2025</w:t>
             </w:r>
           </w:p>
         </w:tc>
         <w:tc>
           <w:tcPr>
-            <w:tcW w:w="2676" w:type="dxa"/>
+            <w:tcW w:w="1933" w:type="dxa"/>
             <w:tcBorders>
-              <w:top w:val="single" w:sz="4" w:space="0" w:color="000000"/>
-              <w:left w:val="single" w:sz="4" w:space="0" w:color="000000"/>
-              <w:bottom w:val="single" w:sz="4" w:space="0" w:color="000000"/>
-              <w:right w:val="single" w:sz="4" w:space="0" w:color="000000"/>
+              <w:top w:val="single" w:sz="6" w:space="0" w:color="auto"/>
+              <w:left w:val="single" w:sz="6" w:space="0" w:color="auto"/>
+              <w:bottom w:val="single" w:sz="6" w:space="0" w:color="auto"/>
+              <w:right w:val="single" w:sz="6" w:space="0" w:color="auto"/>
             </w:tcBorders>
+            <w:shd w:val="clear" w:color="auto" w:fill="auto"/>
             <w:vAlign w:val="center"/>
+            <w:hideMark/>
           </w:tcPr>
           <w:p>
             <w:pPr>
-              <w:pStyle w:val="Normal"/>
-              <w:widowControl w:val="false"/>
-              <w:spacing w:before="0" w:after="160"/>
-              <w:rPr>
-                <w:rFonts w:ascii="Arial" w:hAnsi="Arial" w:cs="Arial"/>
+              <w:suppressAutoHyphens w:val="0"/>
+              <w:spacing w:after="0" w:line="240" w:lineRule="auto"/>
+              <w:jc w:val="center"/>
+              <w:textAlignment w:val="baseline"/>
+              <w:rPr>
+                <w:rFonts w:ascii="Segoe UI" w:eastAsia="Times New Roman" w:hAnsi="Segoe UI" w:cs="Segoe UI"/>
+                <w:kern w:val="0"/>
+                <w:sz w:val="18"/>
+                <w:szCs w:val="18"/>
+                <w:lang w:eastAsia="en-GB"/>
+                <w14:ligatures w14:val="none"/>
               </w:rPr>
             </w:pPr>
             <w:r>
               <w:rPr>
-                <w:rFonts w:cs="Arial" w:ascii="Arial" w:hAnsi="Arial"/>
-              </w:rPr>
-              <w:t>[Name]</w:t>
+                <w:rFonts w:ascii="Arial" w:eastAsia="Times New Roman" w:hAnsi="Arial" w:cs="Arial"/>
+                <w:kern w:val="0"/>
+                <w:lang w:eastAsia="en-GB"/>
+                <w14:ligatures w14:val="none"/>
+              </w:rPr>
+              <w:t>All </w:t>
             </w:r>
           </w:p>
         </w:tc>
       </w:tr>
       <w:tr>
-        <w:trPr/>
+        <w:tblPrEx>
+          <w:tblBorders>
+            <w:top w:val="outset" w:sz="6" w:space="0" w:color="auto"/>
+            <w:left w:val="outset" w:sz="6" w:space="0" w:color="auto"/>
+            <w:bottom w:val="outset" w:sz="6" w:space="0" w:color="auto"/>
+            <w:right w:val="outset" w:sz="6" w:space="0" w:color="auto"/>
+          </w:tblBorders>
+          <w:tblCellMar>
+            <w:top w:w="0" w:type="dxa"/>
+            <w:left w:w="0" w:type="dxa"/>
+            <w:bottom w:w="0" w:type="dxa"/>
+            <w:right w:w="0" w:type="dxa"/>
+          </w:tblCellMar>
+        </w:tblPrEx>
+        <w:trPr>
+          <w:trHeight w:val="300"/>
+        </w:trPr>
         <w:tc>
           <w:tcPr>
-            <w:tcW w:w="1201" w:type="dxa"/>
+            <w:tcW w:w="1985" w:type="dxa"/>
             <w:tcBorders>
-              <w:top w:val="single" w:sz="4" w:space="0" w:color="000000"/>
-              <w:left w:val="single" w:sz="4" w:space="0" w:color="000000"/>
-              <w:bottom w:val="single" w:sz="4" w:space="0" w:color="000000"/>
-              <w:right w:val="single" w:sz="4" w:space="0" w:color="000000"/>
+              <w:top w:val="single" w:sz="6" w:space="0" w:color="auto"/>
+              <w:left w:val="single" w:sz="6" w:space="0" w:color="auto"/>
+              <w:bottom w:val="single" w:sz="6" w:space="0" w:color="auto"/>
+              <w:right w:val="single" w:sz="6" w:space="0" w:color="auto"/>
             </w:tcBorders>
+            <w:shd w:val="clear" w:color="auto" w:fill="auto"/>
             <w:vAlign w:val="center"/>
+            <w:hideMark/>
           </w:tcPr>
           <w:p>
             <w:pPr>
-              <w:pStyle w:val="Normal"/>
-              <w:widowControl w:val="false"/>
-              <w:spacing w:before="0" w:after="160"/>
-              <w:rPr>
-                <w:rFonts w:ascii="Arial" w:hAnsi="Arial" w:cs="Arial"/>
+              <w:suppressAutoHyphens w:val="0"/>
+              <w:spacing w:after="0" w:line="240" w:lineRule="auto"/>
+              <w:textAlignment w:val="baseline"/>
+              <w:rPr>
+                <w:rFonts w:ascii="Segoe UI" w:eastAsia="Times New Roman" w:hAnsi="Segoe UI" w:cs="Segoe UI"/>
+                <w:kern w:val="0"/>
+                <w:sz w:val="18"/>
+                <w:szCs w:val="18"/>
+                <w:lang w:eastAsia="en-GB"/>
+                <w14:ligatures w14:val="none"/>
               </w:rPr>
             </w:pPr>
             <w:r>
               <w:rPr>
-                <w:rFonts w:cs="Arial" w:ascii="Arial" w:hAnsi="Arial"/>
-              </w:rPr>
+                <w:rFonts w:ascii="Arial" w:eastAsia="Times New Roman" w:hAnsi="Arial" w:cs="Arial"/>
+                <w:kern w:val="0"/>
+                <w:lang w:eastAsia="en-GB"/>
+                <w14:ligatures w14:val="none"/>
+              </w:rPr>
+              <w:t>Data preparation </w:t>
             </w:r>
           </w:p>
         </w:tc>
         <w:tc>
           <w:tcPr>
-            <w:tcW w:w="1938" w:type="dxa"/>
+            <w:tcW w:w="2410" w:type="dxa"/>
             <w:tcBorders>
-              <w:top w:val="single" w:sz="4" w:space="0" w:color="000000"/>
-              <w:left w:val="single" w:sz="4" w:space="0" w:color="000000"/>
-              <w:bottom w:val="single" w:sz="4" w:space="0" w:color="000000"/>
-              <w:right w:val="single" w:sz="4" w:space="0" w:color="000000"/>
+              <w:top w:val="single" w:sz="6" w:space="0" w:color="auto"/>
+              <w:left w:val="single" w:sz="6" w:space="0" w:color="auto"/>
+              <w:bottom w:val="single" w:sz="6" w:space="0" w:color="auto"/>
+              <w:right w:val="single" w:sz="6" w:space="0" w:color="auto"/>
             </w:tcBorders>
+            <w:shd w:val="clear" w:color="auto" w:fill="auto"/>
             <w:vAlign w:val="center"/>
+            <w:hideMark/>
           </w:tcPr>
           <w:p>
             <w:pPr>
-              <w:pStyle w:val="Normal"/>
-              <w:widowControl w:val="false"/>
-              <w:spacing w:before="0" w:after="160"/>
-              <w:rPr>
-                <w:rFonts w:ascii="Arial" w:hAnsi="Arial" w:cs="Arial"/>
+              <w:suppressAutoHyphens w:val="0"/>
+              <w:spacing w:after="0" w:line="240" w:lineRule="auto"/>
+              <w:textAlignment w:val="baseline"/>
+              <w:rPr>
+                <w:rFonts w:ascii="Segoe UI" w:eastAsia="Times New Roman" w:hAnsi="Segoe UI" w:cs="Segoe UI"/>
+                <w:kern w:val="0"/>
+                <w:sz w:val="18"/>
+                <w:szCs w:val="18"/>
+                <w:lang w:eastAsia="en-GB"/>
+                <w14:ligatures w14:val="none"/>
               </w:rPr>
             </w:pPr>
             <w:r>
               <w:rPr>
-                <w:rFonts w:cs="Arial" w:ascii="Arial" w:hAnsi="Arial"/>
-              </w:rPr>
+                <w:rFonts w:ascii="Arial" w:eastAsia="Times New Roman" w:hAnsi="Arial" w:cs="Arial"/>
+                <w:kern w:val="0"/>
+                <w:lang w:eastAsia="en-GB"/>
+                <w14:ligatures w14:val="none"/>
+              </w:rPr>
+              <w:t>Data to be collected and transformed into suitable format for analysis. </w:t>
             </w:r>
           </w:p>
         </w:tc>
         <w:tc>
           <w:tcPr>
-            <w:tcW w:w="1600" w:type="dxa"/>
+            <w:tcW w:w="1843" w:type="dxa"/>
             <w:tcBorders>
-              <w:top w:val="single" w:sz="4" w:space="0" w:color="000000"/>
-              <w:left w:val="single" w:sz="4" w:space="0" w:color="000000"/>
-              <w:bottom w:val="single" w:sz="4" w:space="0" w:color="000000"/>
-              <w:right w:val="single" w:sz="4" w:space="0" w:color="000000"/>
+              <w:top w:val="single" w:sz="6" w:space="0" w:color="auto"/>
+              <w:left w:val="single" w:sz="6" w:space="0" w:color="auto"/>
+              <w:bottom w:val="single" w:sz="6" w:space="0" w:color="auto"/>
+              <w:right w:val="single" w:sz="6" w:space="0" w:color="auto"/>
             </w:tcBorders>
+            <w:shd w:val="clear" w:color="auto" w:fill="auto"/>
             <w:vAlign w:val="center"/>
+            <w:hideMark/>
           </w:tcPr>
           <w:p>
             <w:pPr>
-              <w:pStyle w:val="Normal"/>
-              <w:widowControl w:val="false"/>
-              <w:spacing w:before="0" w:after="160"/>
-              <w:rPr>
-                <w:rFonts w:ascii="Arial" w:hAnsi="Arial" w:cs="Arial"/>
+              <w:suppressAutoHyphens w:val="0"/>
+              <w:spacing w:after="0" w:line="240" w:lineRule="auto"/>
+              <w:jc w:val="center"/>
+              <w:textAlignment w:val="baseline"/>
+              <w:rPr>
+                <w:rFonts w:ascii="Segoe UI" w:eastAsia="Times New Roman" w:hAnsi="Segoe UI" w:cs="Segoe UI"/>
+                <w:kern w:val="0"/>
+                <w:sz w:val="18"/>
+                <w:szCs w:val="18"/>
+                <w:lang w:eastAsia="en-GB"/>
+                <w14:ligatures w14:val="none"/>
               </w:rPr>
             </w:pPr>
             <w:r>
               <w:rPr>
-                <w:rFonts w:cs="Arial" w:ascii="Arial" w:hAnsi="Arial"/>
-              </w:rPr>
-              <w:t>DD/MM/YYYY</w:t>
+                <w:rFonts w:ascii="Arial" w:eastAsia="Times New Roman" w:hAnsi="Arial" w:cs="Arial"/>
+                <w:kern w:val="0"/>
+                <w:lang w:eastAsia="en-GB"/>
+                <w14:ligatures w14:val="none"/>
+              </w:rPr>
+              <w:t>21/03/2025</w:t>
             </w:r>
           </w:p>
         </w:tc>
         <w:tc>
           <w:tcPr>
-            <w:tcW w:w="1601" w:type="dxa"/>
+            <w:tcW w:w="1701" w:type="dxa"/>
             <w:tcBorders>
-              <w:top w:val="single" w:sz="4" w:space="0" w:color="000000"/>
-              <w:left w:val="single" w:sz="4" w:space="0" w:color="000000"/>
-              <w:bottom w:val="single" w:sz="4" w:space="0" w:color="000000"/>
-              <w:right w:val="single" w:sz="4" w:space="0" w:color="000000"/>
+              <w:top w:val="single" w:sz="6" w:space="0" w:color="auto"/>
+              <w:left w:val="single" w:sz="6" w:space="0" w:color="auto"/>
+              <w:bottom w:val="single" w:sz="6" w:space="0" w:color="auto"/>
+              <w:right w:val="single" w:sz="6" w:space="0" w:color="auto"/>
             </w:tcBorders>
+            <w:shd w:val="clear" w:color="auto" w:fill="auto"/>
             <w:vAlign w:val="center"/>
+            <w:hideMark/>
           </w:tcPr>
           <w:p>
             <w:pPr>
-              <w:pStyle w:val="Normal"/>
-              <w:widowControl w:val="false"/>
-              <w:spacing w:before="0" w:after="160"/>
-              <w:rPr>
-                <w:rFonts w:ascii="Arial" w:hAnsi="Arial" w:cs="Arial"/>
+              <w:suppressAutoHyphens w:val="0"/>
+              <w:spacing w:after="0" w:line="240" w:lineRule="auto"/>
+              <w:jc w:val="center"/>
+              <w:textAlignment w:val="baseline"/>
+              <w:rPr>
+                <w:rFonts w:ascii="Segoe UI" w:eastAsia="Times New Roman" w:hAnsi="Segoe UI" w:cs="Segoe UI"/>
+                <w:kern w:val="0"/>
+                <w:sz w:val="18"/>
+                <w:szCs w:val="18"/>
+                <w:lang w:eastAsia="en-GB"/>
+                <w14:ligatures w14:val="none"/>
               </w:rPr>
             </w:pPr>
             <w:r>
               <w:rPr>
-                <w:rFonts w:cs="Arial" w:ascii="Arial" w:hAnsi="Arial"/>
-              </w:rPr>
-              <w:t>DD/MM/YYYY</w:t>
+                <w:rFonts w:ascii="Arial" w:eastAsia="Times New Roman" w:hAnsi="Arial" w:cs="Arial"/>
+                <w:kern w:val="0"/>
+                <w:lang w:eastAsia="en-GB"/>
+                <w14:ligatures w14:val="none"/>
+              </w:rPr>
+              <w:t>0</w:t>
+            </w:r>
+            <w:r>
+              <w:rPr>
+                <w:rFonts w:ascii="Arial" w:eastAsia="Times New Roman" w:hAnsi="Arial" w:cs="Arial"/>
+                <w:kern w:val="0"/>
+                <w:lang w:eastAsia="en-GB"/>
+                <w14:ligatures w14:val="none"/>
+              </w:rPr>
+              <w:t>8</w:t>
+            </w:r>
+            <w:r>
+              <w:rPr>
+                <w:rFonts w:ascii="Arial" w:eastAsia="Times New Roman" w:hAnsi="Arial" w:cs="Arial"/>
+                <w:kern w:val="0"/>
+                <w:lang w:eastAsia="en-GB"/>
+                <w14:ligatures w14:val="none"/>
+              </w:rPr>
+              <w:t>/04/2025</w:t>
             </w:r>
           </w:p>
         </w:tc>
         <w:tc>
           <w:tcPr>
-            <w:tcW w:w="2676" w:type="dxa"/>
+            <w:tcW w:w="1933" w:type="dxa"/>
             <w:tcBorders>
-              <w:top w:val="single" w:sz="4" w:space="0" w:color="000000"/>
-              <w:left w:val="single" w:sz="4" w:space="0" w:color="000000"/>
-              <w:bottom w:val="single" w:sz="4" w:space="0" w:color="000000"/>
-              <w:right w:val="single" w:sz="4" w:space="0" w:color="000000"/>
+              <w:top w:val="single" w:sz="6" w:space="0" w:color="auto"/>
+              <w:left w:val="single" w:sz="6" w:space="0" w:color="auto"/>
+              <w:bottom w:val="single" w:sz="6" w:space="0" w:color="auto"/>
+              <w:right w:val="single" w:sz="6" w:space="0" w:color="auto"/>
             </w:tcBorders>
+            <w:shd w:val="clear" w:color="auto" w:fill="auto"/>
             <w:vAlign w:val="center"/>
+            <w:hideMark/>
           </w:tcPr>
           <w:p>
             <w:pPr>
-              <w:pStyle w:val="Normal"/>
-              <w:widowControl w:val="false"/>
-              <w:spacing w:before="0" w:after="160"/>
-              <w:rPr>
-                <w:rFonts w:ascii="Arial" w:hAnsi="Arial" w:cs="Arial"/>
+              <w:suppressAutoHyphens w:val="0"/>
+              <w:spacing w:after="0" w:line="240" w:lineRule="auto"/>
+              <w:jc w:val="center"/>
+              <w:textAlignment w:val="baseline"/>
+              <w:rPr>
+                <w:rFonts w:ascii="Segoe UI" w:eastAsia="Times New Roman" w:hAnsi="Segoe UI" w:cs="Segoe UI"/>
+                <w:kern w:val="0"/>
+                <w:sz w:val="18"/>
+                <w:szCs w:val="18"/>
+                <w:lang w:eastAsia="en-GB"/>
+                <w14:ligatures w14:val="none"/>
               </w:rPr>
             </w:pPr>
             <w:r>
               <w:rPr>
-                <w:rFonts w:cs="Arial" w:ascii="Arial" w:hAnsi="Arial"/>
-              </w:rPr>
-              <w:t>[Name]</w:t>
+                <w:rFonts w:ascii="Arial" w:eastAsia="Times New Roman" w:hAnsi="Arial" w:cs="Arial"/>
+                <w:kern w:val="0"/>
+                <w:lang w:eastAsia="en-GB"/>
+                <w14:ligatures w14:val="none"/>
+              </w:rPr>
+              <w:t>James </w:t>
+            </w:r>
+            <w:r>
+              <w:rPr>
+                <w:rFonts w:ascii="Arial" w:eastAsia="Times New Roman" w:hAnsi="Arial" w:cs="Arial"/>
+                <w:kern w:val="0"/>
+                <w:lang w:eastAsia="en-GB"/>
+                <w14:ligatures w14:val="none"/>
+              </w:rPr>
+              <w:t>Murphy</w:t>
             </w:r>
           </w:p>
         </w:tc>
       </w:tr>
       <w:tr>
-        <w:trPr/>
+        <w:tblPrEx>
+          <w:tblBorders>
+            <w:top w:val="outset" w:sz="6" w:space="0" w:color="auto"/>
+            <w:left w:val="outset" w:sz="6" w:space="0" w:color="auto"/>
+            <w:bottom w:val="outset" w:sz="6" w:space="0" w:color="auto"/>
+            <w:right w:val="outset" w:sz="6" w:space="0" w:color="auto"/>
+          </w:tblBorders>
+          <w:tblCellMar>
+            <w:top w:w="0" w:type="dxa"/>
+            <w:left w:w="0" w:type="dxa"/>
+            <w:bottom w:w="0" w:type="dxa"/>
+            <w:right w:w="0" w:type="dxa"/>
+          </w:tblCellMar>
+        </w:tblPrEx>
+        <w:trPr>
+          <w:trHeight w:val="300"/>
+        </w:trPr>
         <w:tc>
           <w:tcPr>
-            <w:tcW w:w="1201" w:type="dxa"/>
+            <w:tcW w:w="1985" w:type="dxa"/>
             <w:tcBorders>
-              <w:top w:val="single" w:sz="4" w:space="0" w:color="000000"/>
-              <w:left w:val="single" w:sz="4" w:space="0" w:color="000000"/>
-              <w:bottom w:val="single" w:sz="4" w:space="0" w:color="000000"/>
-              <w:right w:val="single" w:sz="4" w:space="0" w:color="000000"/>
+              <w:top w:val="single" w:sz="6" w:space="0" w:color="auto"/>
+              <w:left w:val="single" w:sz="6" w:space="0" w:color="auto"/>
+              <w:bottom w:val="single" w:sz="6" w:space="0" w:color="auto"/>
+              <w:right w:val="single" w:sz="6" w:space="0" w:color="auto"/>
             </w:tcBorders>
+            <w:shd w:val="clear" w:color="auto" w:fill="auto"/>
             <w:vAlign w:val="center"/>
+            <w:hideMark/>
           </w:tcPr>
           <w:p>
             <w:pPr>
-              <w:pStyle w:val="Normal"/>
-              <w:widowControl w:val="false"/>
-              <w:spacing w:before="0" w:after="160"/>
-              <w:rPr>
-                <w:rFonts w:ascii="Arial" w:hAnsi="Arial" w:cs="Arial"/>
+              <w:suppressAutoHyphens w:val="0"/>
+              <w:spacing w:after="0" w:line="240" w:lineRule="auto"/>
+              <w:textAlignment w:val="baseline"/>
+              <w:rPr>
+                <w:rFonts w:ascii="Segoe UI" w:eastAsia="Times New Roman" w:hAnsi="Segoe UI" w:cs="Segoe UI"/>
+                <w:kern w:val="0"/>
+                <w:sz w:val="18"/>
+                <w:szCs w:val="18"/>
+                <w:lang w:eastAsia="en-GB"/>
+                <w14:ligatures w14:val="none"/>
               </w:rPr>
             </w:pPr>
             <w:r>
               <w:rPr>
-                <w:rFonts w:cs="Arial" w:ascii="Arial" w:hAnsi="Arial"/>
-              </w:rPr>
+                <w:rFonts w:ascii="Arial" w:eastAsia="Times New Roman" w:hAnsi="Arial" w:cs="Arial"/>
+                <w:kern w:val="0"/>
+                <w:lang w:eastAsia="en-GB"/>
+                <w14:ligatures w14:val="none"/>
+              </w:rPr>
+              <w:t>Data analysis </w:t>
             </w:r>
           </w:p>
         </w:tc>
         <w:tc>
           <w:tcPr>
-            <w:tcW w:w="1938" w:type="dxa"/>
+            <w:tcW w:w="2410" w:type="dxa"/>
             <w:tcBorders>
-              <w:top w:val="single" w:sz="4" w:space="0" w:color="000000"/>
-              <w:left w:val="single" w:sz="4" w:space="0" w:color="000000"/>
-              <w:bottom w:val="single" w:sz="4" w:space="0" w:color="000000"/>
-              <w:right w:val="single" w:sz="4" w:space="0" w:color="000000"/>
+              <w:top w:val="single" w:sz="6" w:space="0" w:color="auto"/>
+              <w:left w:val="single" w:sz="6" w:space="0" w:color="auto"/>
+              <w:bottom w:val="single" w:sz="6" w:space="0" w:color="auto"/>
+              <w:right w:val="single" w:sz="6" w:space="0" w:color="auto"/>
             </w:tcBorders>
+            <w:shd w:val="clear" w:color="auto" w:fill="auto"/>
             <w:vAlign w:val="center"/>
+            <w:hideMark/>
           </w:tcPr>
           <w:p>
             <w:pPr>
-              <w:pStyle w:val="Normal"/>
-              <w:widowControl w:val="false"/>
-              <w:spacing w:before="0" w:after="160"/>
-              <w:rPr>
-                <w:rFonts w:ascii="Arial" w:hAnsi="Arial" w:cs="Arial"/>
+              <w:suppressAutoHyphens w:val="0"/>
+              <w:spacing w:after="0" w:line="240" w:lineRule="auto"/>
+              <w:textAlignment w:val="baseline"/>
+              <w:rPr>
+                <w:rFonts w:ascii="Segoe UI" w:eastAsia="Times New Roman" w:hAnsi="Segoe UI" w:cs="Segoe UI"/>
+                <w:kern w:val="0"/>
+                <w:sz w:val="18"/>
+                <w:szCs w:val="18"/>
+                <w:lang w:eastAsia="en-GB"/>
+                <w14:ligatures w14:val="none"/>
               </w:rPr>
             </w:pPr>
             <w:r>
               <w:rPr>
-                <w:rFonts w:cs="Arial" w:ascii="Arial" w:hAnsi="Arial"/>
-              </w:rPr>
+                <w:rFonts w:ascii="Arial" w:eastAsia="Times New Roman" w:hAnsi="Arial" w:cs="Arial"/>
+                <w:kern w:val="0"/>
+                <w:lang w:eastAsia="en-GB"/>
+                <w14:ligatures w14:val="none"/>
+              </w:rPr>
+              <w:t>Identify insights and trends through EDA and statistical analysis </w:t>
             </w:r>
           </w:p>
         </w:tc>
         <w:tc>
           <w:tcPr>
-            <w:tcW w:w="1600" w:type="dxa"/>
+            <w:tcW w:w="1843" w:type="dxa"/>
             <w:tcBorders>
-              <w:top w:val="single" w:sz="4" w:space="0" w:color="000000"/>
-              <w:left w:val="single" w:sz="4" w:space="0" w:color="000000"/>
-              <w:bottom w:val="single" w:sz="4" w:space="0" w:color="000000"/>
-              <w:right w:val="single" w:sz="4" w:space="0" w:color="000000"/>
+              <w:top w:val="single" w:sz="6" w:space="0" w:color="auto"/>
+              <w:left w:val="single" w:sz="6" w:space="0" w:color="auto"/>
+              <w:bottom w:val="single" w:sz="6" w:space="0" w:color="auto"/>
+              <w:right w:val="single" w:sz="6" w:space="0" w:color="auto"/>
             </w:tcBorders>
+            <w:shd w:val="clear" w:color="auto" w:fill="auto"/>
             <w:vAlign w:val="center"/>
+            <w:hideMark/>
           </w:tcPr>
           <w:p>
             <w:pPr>
-              <w:pStyle w:val="Normal"/>
-              <w:widowControl w:val="false"/>
-              <w:spacing w:before="0" w:after="160"/>
-              <w:rPr>
-                <w:rFonts w:ascii="Arial" w:hAnsi="Arial" w:cs="Arial"/>
+              <w:suppressAutoHyphens w:val="0"/>
+              <w:spacing w:after="0" w:line="240" w:lineRule="auto"/>
+              <w:jc w:val="center"/>
+              <w:textAlignment w:val="baseline"/>
+              <w:rPr>
+                <w:rFonts w:ascii="Segoe UI" w:eastAsia="Times New Roman" w:hAnsi="Segoe UI" w:cs="Segoe UI"/>
+                <w:kern w:val="0"/>
+                <w:sz w:val="18"/>
+                <w:szCs w:val="18"/>
+                <w:lang w:eastAsia="en-GB"/>
+                <w14:ligatures w14:val="none"/>
               </w:rPr>
             </w:pPr>
             <w:r>
               <w:rPr>
-                <w:rFonts w:cs="Arial" w:ascii="Arial" w:hAnsi="Arial"/>
-              </w:rPr>
-              <w:t>DD/MM/YYYY</w:t>
+                <w:rFonts w:ascii="Arial" w:eastAsia="Times New Roman" w:hAnsi="Arial" w:cs="Arial"/>
+                <w:kern w:val="0"/>
+                <w:lang w:eastAsia="en-GB"/>
+                <w14:ligatures w14:val="none"/>
+              </w:rPr>
+              <w:t>0</w:t>
+            </w:r>
+            <w:r>
+              <w:rPr>
+                <w:rFonts w:ascii="Arial" w:eastAsia="Times New Roman" w:hAnsi="Arial" w:cs="Arial"/>
+                <w:kern w:val="0"/>
+                <w:lang w:eastAsia="en-GB"/>
+                <w14:ligatures w14:val="none"/>
+              </w:rPr>
+              <w:t>8</w:t>
+            </w:r>
+            <w:r>
+              <w:rPr>
+                <w:rFonts w:ascii="Arial" w:eastAsia="Times New Roman" w:hAnsi="Arial" w:cs="Arial"/>
+                <w:kern w:val="0"/>
+                <w:lang w:eastAsia="en-GB"/>
+                <w14:ligatures w14:val="none"/>
+              </w:rPr>
+              <w:t>/04/2025</w:t>
             </w:r>
           </w:p>
         </w:tc>
         <w:tc>
           <w:tcPr>
-            <w:tcW w:w="1601" w:type="dxa"/>
+            <w:tcW w:w="1701" w:type="dxa"/>
             <w:tcBorders>
-              <w:top w:val="single" w:sz="4" w:space="0" w:color="000000"/>
-              <w:left w:val="single" w:sz="4" w:space="0" w:color="000000"/>
-              <w:bottom w:val="single" w:sz="4" w:space="0" w:color="000000"/>
-              <w:right w:val="single" w:sz="4" w:space="0" w:color="000000"/>
+              <w:top w:val="single" w:sz="6" w:space="0" w:color="auto"/>
+              <w:left w:val="single" w:sz="6" w:space="0" w:color="auto"/>
+              <w:bottom w:val="single" w:sz="6" w:space="0" w:color="auto"/>
+              <w:right w:val="single" w:sz="6" w:space="0" w:color="auto"/>
             </w:tcBorders>
+            <w:shd w:val="clear" w:color="auto" w:fill="auto"/>
             <w:vAlign w:val="center"/>
+            <w:hideMark/>
           </w:tcPr>
           <w:p>
             <w:pPr>
-              <w:pStyle w:val="Normal"/>
-              <w:widowControl w:val="false"/>
-              <w:spacing w:before="0" w:after="160"/>
-              <w:rPr>
-                <w:rFonts w:ascii="Arial" w:hAnsi="Arial" w:cs="Arial"/>
+              <w:suppressAutoHyphens w:val="0"/>
+              <w:spacing w:after="0" w:line="240" w:lineRule="auto"/>
+              <w:jc w:val="center"/>
+              <w:textAlignment w:val="baseline"/>
+              <w:rPr>
+                <w:rFonts w:ascii="Segoe UI" w:eastAsia="Times New Roman" w:hAnsi="Segoe UI" w:cs="Segoe UI"/>
+                <w:kern w:val="0"/>
+                <w:sz w:val="18"/>
+                <w:szCs w:val="18"/>
+                <w:lang w:eastAsia="en-GB"/>
+                <w14:ligatures w14:val="none"/>
               </w:rPr>
             </w:pPr>
             <w:r>
               <w:rPr>
-                <w:rFonts w:cs="Arial" w:ascii="Arial" w:hAnsi="Arial"/>
-              </w:rPr>
-              <w:t>DD/MM/YYYY</w:t>
+                <w:rFonts w:ascii="Arial" w:eastAsia="Times New Roman" w:hAnsi="Arial" w:cs="Arial"/>
+                <w:kern w:val="0"/>
+                <w:lang w:eastAsia="en-GB"/>
+                <w14:ligatures w14:val="none"/>
+              </w:rPr>
+              <w:t>2</w:t>
+            </w:r>
+            <w:r>
+              <w:rPr>
+                <w:rFonts w:ascii="Arial" w:eastAsia="Times New Roman" w:hAnsi="Arial" w:cs="Arial"/>
+                <w:kern w:val="0"/>
+                <w:lang w:eastAsia="en-GB"/>
+                <w14:ligatures w14:val="none"/>
+              </w:rPr>
+              <w:t>2</w:t>
+            </w:r>
+            <w:r>
+              <w:rPr>
+                <w:rFonts w:ascii="Arial" w:eastAsia="Times New Roman" w:hAnsi="Arial" w:cs="Arial"/>
+                <w:kern w:val="0"/>
+                <w:lang w:eastAsia="en-GB"/>
+                <w14:ligatures w14:val="none"/>
+              </w:rPr>
+              <w:t>/04/2025</w:t>
             </w:r>
           </w:p>
         </w:tc>
         <w:tc>
           <w:tcPr>
-            <w:tcW w:w="2676" w:type="dxa"/>
+            <w:tcW w:w="1933" w:type="dxa"/>
             <w:tcBorders>
-              <w:top w:val="single" w:sz="4" w:space="0" w:color="000000"/>
-              <w:left w:val="single" w:sz="4" w:space="0" w:color="000000"/>
-              <w:bottom w:val="single" w:sz="4" w:space="0" w:color="000000"/>
-              <w:right w:val="single" w:sz="4" w:space="0" w:color="000000"/>
+              <w:top w:val="single" w:sz="6" w:space="0" w:color="auto"/>
+              <w:left w:val="single" w:sz="6" w:space="0" w:color="auto"/>
+              <w:bottom w:val="single" w:sz="6" w:space="0" w:color="auto"/>
+              <w:right w:val="single" w:sz="6" w:space="0" w:color="auto"/>
             </w:tcBorders>
+            <w:shd w:val="clear" w:color="auto" w:fill="auto"/>
             <w:vAlign w:val="center"/>
+            <w:hideMark/>
           </w:tcPr>
           <w:p>
             <w:pPr>
-              <w:pStyle w:val="Normal"/>
-              <w:widowControl w:val="false"/>
-              <w:spacing w:before="0" w:after="160"/>
-              <w:rPr>
-                <w:rFonts w:ascii="Arial" w:hAnsi="Arial" w:cs="Arial"/>
+              <w:suppressAutoHyphens w:val="0"/>
+              <w:spacing w:after="0" w:line="240" w:lineRule="auto"/>
+              <w:jc w:val="center"/>
+              <w:textAlignment w:val="baseline"/>
+              <w:rPr>
+                <w:rFonts w:ascii="Segoe UI" w:eastAsia="Times New Roman" w:hAnsi="Segoe UI" w:cs="Segoe UI"/>
+                <w:kern w:val="0"/>
+                <w:sz w:val="18"/>
+                <w:szCs w:val="18"/>
+                <w:lang w:eastAsia="en-GB"/>
+                <w14:ligatures w14:val="none"/>
               </w:rPr>
             </w:pPr>
             <w:r>
               <w:rPr>
-                <w:rFonts w:cs="Arial" w:ascii="Arial" w:hAnsi="Arial"/>
-              </w:rPr>
-              <w:t>[Name]</w:t>
+                <w:rFonts w:ascii="Arial" w:eastAsia="Times New Roman" w:hAnsi="Arial" w:cs="Arial"/>
+                <w:kern w:val="0"/>
+                <w:lang w:eastAsia="en-GB"/>
+                <w14:ligatures w14:val="none"/>
+              </w:rPr>
+              <w:t>Anna </w:t>
+            </w:r>
+            <w:r>
+              <w:rPr>
+                <w:rFonts w:ascii="Arial" w:eastAsia="Times New Roman" w:hAnsi="Arial" w:cs="Arial"/>
+                <w:kern w:val="0"/>
+                <w:lang w:eastAsia="en-GB"/>
+                <w14:ligatures w14:val="none"/>
+              </w:rPr>
+              <w:t>Bekesi</w:t>
             </w:r>
           </w:p>
         </w:tc>
       </w:tr>
       <w:tr>
-        <w:trPr/>
+        <w:tblPrEx>
+          <w:tblBorders>
+            <w:top w:val="outset" w:sz="6" w:space="0" w:color="auto"/>
+            <w:left w:val="outset" w:sz="6" w:space="0" w:color="auto"/>
+            <w:bottom w:val="outset" w:sz="6" w:space="0" w:color="auto"/>
+            <w:right w:val="outset" w:sz="6" w:space="0" w:color="auto"/>
+          </w:tblBorders>
+          <w:tblCellMar>
+            <w:top w:w="0" w:type="dxa"/>
+            <w:left w:w="0" w:type="dxa"/>
+            <w:bottom w:w="0" w:type="dxa"/>
+            <w:right w:w="0" w:type="dxa"/>
+          </w:tblCellMar>
+        </w:tblPrEx>
+        <w:trPr>
+          <w:trHeight w:val="300"/>
+        </w:trPr>
         <w:tc>
           <w:tcPr>
-            <w:tcW w:w="1201" w:type="dxa"/>
+            <w:tcW w:w="1985" w:type="dxa"/>
             <w:tcBorders>
-              <w:top w:val="single" w:sz="4" w:space="0" w:color="000000"/>
-              <w:left w:val="single" w:sz="4" w:space="0" w:color="000000"/>
-              <w:bottom w:val="single" w:sz="4" w:space="0" w:color="000000"/>
-              <w:right w:val="single" w:sz="4" w:space="0" w:color="000000"/>
+              <w:top w:val="single" w:sz="6" w:space="0" w:color="auto"/>
+              <w:left w:val="single" w:sz="6" w:space="0" w:color="auto"/>
+              <w:bottom w:val="single" w:sz="6" w:space="0" w:color="auto"/>
+              <w:right w:val="single" w:sz="6" w:space="0" w:color="auto"/>
             </w:tcBorders>
+            <w:shd w:val="clear" w:color="auto" w:fill="auto"/>
             <w:vAlign w:val="center"/>
+            <w:hideMark/>
           </w:tcPr>
           <w:p>
             <w:pPr>
-              <w:pStyle w:val="Normal"/>
-              <w:widowControl w:val="false"/>
-              <w:spacing w:before="0" w:after="160"/>
-              <w:rPr>
-                <w:rFonts w:ascii="Arial" w:hAnsi="Arial" w:cs="Arial"/>
+              <w:suppressAutoHyphens w:val="0"/>
+              <w:spacing w:after="0" w:line="240" w:lineRule="auto"/>
+              <w:textAlignment w:val="baseline"/>
+              <w:rPr>
+                <w:rFonts w:ascii="Segoe UI" w:eastAsia="Times New Roman" w:hAnsi="Segoe UI" w:cs="Segoe UI"/>
+                <w:kern w:val="0"/>
+                <w:sz w:val="18"/>
+                <w:szCs w:val="18"/>
+                <w:lang w:eastAsia="en-GB"/>
+                <w14:ligatures w14:val="none"/>
               </w:rPr>
             </w:pPr>
             <w:r>
               <w:rPr>
-                <w:rFonts w:cs="Arial" w:ascii="Arial" w:hAnsi="Arial"/>
-              </w:rPr>
+                <w:rFonts w:ascii="Arial" w:eastAsia="Times New Roman" w:hAnsi="Arial" w:cs="Arial"/>
+                <w:kern w:val="0"/>
+                <w:lang w:eastAsia="en-GB"/>
+                <w14:ligatures w14:val="none"/>
+              </w:rPr>
+              <w:t>Data visualisation </w:t>
             </w:r>
           </w:p>
         </w:tc>
         <w:tc>
           <w:tcPr>
-            <w:tcW w:w="1938" w:type="dxa"/>
+            <w:tcW w:w="2410" w:type="dxa"/>
             <w:tcBorders>
-              <w:top w:val="single" w:sz="4" w:space="0" w:color="000000"/>
-              <w:left w:val="single" w:sz="4" w:space="0" w:color="000000"/>
-              <w:bottom w:val="single" w:sz="4" w:space="0" w:color="000000"/>
-              <w:right w:val="single" w:sz="4" w:space="0" w:color="000000"/>
+              <w:top w:val="single" w:sz="6" w:space="0" w:color="auto"/>
+              <w:left w:val="single" w:sz="6" w:space="0" w:color="auto"/>
+              <w:bottom w:val="single" w:sz="6" w:space="0" w:color="auto"/>
+              <w:right w:val="single" w:sz="6" w:space="0" w:color="auto"/>
             </w:tcBorders>
+            <w:shd w:val="clear" w:color="auto" w:fill="auto"/>
             <w:vAlign w:val="center"/>
+            <w:hideMark/>
           </w:tcPr>
           <w:p>
             <w:pPr>
-              <w:pStyle w:val="Normal"/>
-              <w:widowControl w:val="false"/>
-              <w:spacing w:before="0" w:after="160"/>
-              <w:rPr>
-                <w:rFonts w:ascii="Arial" w:hAnsi="Arial" w:cs="Arial"/>
+              <w:suppressAutoHyphens w:val="0"/>
+              <w:spacing w:after="0" w:line="240" w:lineRule="auto"/>
+              <w:textAlignment w:val="baseline"/>
+              <w:rPr>
+                <w:rFonts w:ascii="Segoe UI" w:eastAsia="Times New Roman" w:hAnsi="Segoe UI" w:cs="Segoe UI"/>
+                <w:kern w:val="0"/>
+                <w:sz w:val="18"/>
+                <w:szCs w:val="18"/>
+                <w:lang w:eastAsia="en-GB"/>
+                <w14:ligatures w14:val="none"/>
               </w:rPr>
             </w:pPr>
             <w:r>
               <w:rPr>
-                <w:rFonts w:cs="Arial" w:ascii="Arial" w:hAnsi="Arial"/>
-              </w:rPr>
+                <w:rFonts w:ascii="Arial" w:eastAsia="Times New Roman" w:hAnsi="Arial" w:cs="Arial"/>
+                <w:kern w:val="0"/>
+                <w:lang w:eastAsia="en-GB"/>
+                <w14:ligatures w14:val="none"/>
+              </w:rPr>
+              <w:t>Communicate trends and insights through data visualisations</w:t>
+            </w:r>
+            <w:r>
+              <w:rPr>
+                <w:rFonts w:ascii="Arial" w:eastAsia="Times New Roman" w:hAnsi="Arial" w:cs="Arial"/>
+                <w:kern w:val="0"/>
+                <w:lang w:eastAsia="en-GB"/>
+                <w14:ligatures w14:val="none"/>
+              </w:rPr>
+              <w:t>.</w:t>
             </w:r>
           </w:p>
         </w:tc>
         <w:tc>
           <w:tcPr>
-            <w:tcW w:w="1600" w:type="dxa"/>
+            <w:tcW w:w="1843" w:type="dxa"/>
             <w:tcBorders>
-              <w:top w:val="single" w:sz="4" w:space="0" w:color="000000"/>
-              <w:left w:val="single" w:sz="4" w:space="0" w:color="000000"/>
-              <w:bottom w:val="single" w:sz="4" w:space="0" w:color="000000"/>
-              <w:right w:val="single" w:sz="4" w:space="0" w:color="000000"/>
+              <w:top w:val="single" w:sz="6" w:space="0" w:color="auto"/>
+              <w:left w:val="single" w:sz="6" w:space="0" w:color="auto"/>
+              <w:bottom w:val="single" w:sz="6" w:space="0" w:color="auto"/>
+              <w:right w:val="single" w:sz="6" w:space="0" w:color="auto"/>
             </w:tcBorders>
+            <w:shd w:val="clear" w:color="auto" w:fill="auto"/>
             <w:vAlign w:val="center"/>
+            <w:hideMark/>
           </w:tcPr>
           <w:p>
             <w:pPr>
-              <w:pStyle w:val="Normal"/>
-              <w:widowControl w:val="false"/>
-              <w:spacing w:before="0" w:after="160"/>
-              <w:rPr>
-                <w:rFonts w:ascii="Arial" w:hAnsi="Arial" w:cs="Arial"/>
+              <w:suppressAutoHyphens w:val="0"/>
+              <w:spacing w:after="0" w:line="240" w:lineRule="auto"/>
+              <w:jc w:val="center"/>
+              <w:textAlignment w:val="baseline"/>
+              <w:rPr>
+                <w:rFonts w:ascii="Segoe UI" w:eastAsia="Times New Roman" w:hAnsi="Segoe UI" w:cs="Segoe UI"/>
+                <w:kern w:val="0"/>
+                <w:sz w:val="18"/>
+                <w:szCs w:val="18"/>
+                <w:lang w:eastAsia="en-GB"/>
+                <w14:ligatures w14:val="none"/>
               </w:rPr>
             </w:pPr>
             <w:r>
               <w:rPr>
-                <w:rFonts w:cs="Arial" w:ascii="Arial" w:hAnsi="Arial"/>
-              </w:rPr>
-              <w:t>DD/MM/YYYY</w:t>
+                <w:rFonts w:ascii="Arial" w:eastAsia="Times New Roman" w:hAnsi="Arial" w:cs="Arial"/>
+                <w:kern w:val="0"/>
+                <w:lang w:eastAsia="en-GB"/>
+                <w14:ligatures w14:val="none"/>
+              </w:rPr>
+              <w:t>22/04/2025</w:t>
             </w:r>
           </w:p>
         </w:tc>
         <w:tc>
           <w:tcPr>
-            <w:tcW w:w="1601" w:type="dxa"/>
+            <w:tcW w:w="1701" w:type="dxa"/>
             <w:tcBorders>
-              <w:top w:val="single" w:sz="4" w:space="0" w:color="000000"/>
-              <w:left w:val="single" w:sz="4" w:space="0" w:color="000000"/>
-              <w:bottom w:val="single" w:sz="4" w:space="0" w:color="000000"/>
-              <w:right w:val="single" w:sz="4" w:space="0" w:color="000000"/>
+              <w:top w:val="single" w:sz="6" w:space="0" w:color="auto"/>
+              <w:left w:val="single" w:sz="6" w:space="0" w:color="auto"/>
+              <w:bottom w:val="single" w:sz="6" w:space="0" w:color="auto"/>
+              <w:right w:val="single" w:sz="6" w:space="0" w:color="auto"/>
             </w:tcBorders>
+            <w:shd w:val="clear" w:color="auto" w:fill="auto"/>
             <w:vAlign w:val="center"/>
+            <w:hideMark/>
           </w:tcPr>
           <w:p>
             <w:pPr>
-              <w:pStyle w:val="Normal"/>
-              <w:widowControl w:val="false"/>
-              <w:spacing w:before="0" w:after="160"/>
-              <w:rPr>
-                <w:rFonts w:ascii="Arial" w:hAnsi="Arial" w:cs="Arial"/>
+              <w:suppressAutoHyphens w:val="0"/>
+              <w:spacing w:after="0" w:line="240" w:lineRule="auto"/>
+              <w:jc w:val="center"/>
+              <w:textAlignment w:val="baseline"/>
+              <w:rPr>
+                <w:rFonts w:ascii="Segoe UI" w:eastAsia="Times New Roman" w:hAnsi="Segoe UI" w:cs="Segoe UI"/>
+                <w:kern w:val="0"/>
+                <w:sz w:val="18"/>
+                <w:szCs w:val="18"/>
+                <w:lang w:eastAsia="en-GB"/>
+                <w14:ligatures w14:val="none"/>
               </w:rPr>
             </w:pPr>
             <w:r>
               <w:rPr>
-                <w:rFonts w:cs="Arial" w:ascii="Arial" w:hAnsi="Arial"/>
-              </w:rPr>
-              <w:t>DD/MM/YYYY</w:t>
+                <w:rFonts w:ascii="Arial" w:eastAsia="Times New Roman" w:hAnsi="Arial" w:cs="Arial"/>
+                <w:kern w:val="0"/>
+                <w:lang w:eastAsia="en-GB"/>
+                <w14:ligatures w14:val="none"/>
+              </w:rPr>
+              <w:t>06</w:t>
+            </w:r>
+            <w:r>
+              <w:rPr>
+                <w:rFonts w:ascii="Arial" w:eastAsia="Times New Roman" w:hAnsi="Arial" w:cs="Arial"/>
+                <w:kern w:val="0"/>
+                <w:lang w:eastAsia="en-GB"/>
+                <w14:ligatures w14:val="none"/>
+              </w:rPr>
+              <w:t>/</w:t>
+            </w:r>
+            <w:r>
+              <w:rPr>
+                <w:rFonts w:ascii="Arial" w:eastAsia="Times New Roman" w:hAnsi="Arial" w:cs="Arial"/>
+                <w:kern w:val="0"/>
+                <w:lang w:eastAsia="en-GB"/>
+                <w14:ligatures w14:val="none"/>
+              </w:rPr>
+              <w:t>05</w:t>
+            </w:r>
+            <w:r>
+              <w:rPr>
+                <w:rFonts w:ascii="Arial" w:eastAsia="Times New Roman" w:hAnsi="Arial" w:cs="Arial"/>
+                <w:kern w:val="0"/>
+                <w:lang w:eastAsia="en-GB"/>
+                <w14:ligatures w14:val="none"/>
+              </w:rPr>
+              <w:t>/</w:t>
+            </w:r>
+            <w:r>
+              <w:rPr>
+                <w:rFonts w:ascii="Arial" w:eastAsia="Times New Roman" w:hAnsi="Arial" w:cs="Arial"/>
+                <w:kern w:val="0"/>
+                <w:lang w:eastAsia="en-GB"/>
+                <w14:ligatures w14:val="none"/>
+              </w:rPr>
+              <w:t>2025</w:t>
             </w:r>
           </w:p>
         </w:tc>
         <w:tc>
           <w:tcPr>
-            <w:tcW w:w="2676" w:type="dxa"/>
+            <w:tcW w:w="1933" w:type="dxa"/>
             <w:tcBorders>
-              <w:top w:val="single" w:sz="4" w:space="0" w:color="000000"/>
-              <w:left w:val="single" w:sz="4" w:space="0" w:color="000000"/>
-              <w:bottom w:val="single" w:sz="4" w:space="0" w:color="000000"/>
-              <w:right w:val="single" w:sz="4" w:space="0" w:color="000000"/>
+              <w:top w:val="single" w:sz="6" w:space="0" w:color="auto"/>
+              <w:left w:val="single" w:sz="6" w:space="0" w:color="auto"/>
+              <w:bottom w:val="single" w:sz="6" w:space="0" w:color="auto"/>
+              <w:right w:val="single" w:sz="6" w:space="0" w:color="auto"/>
             </w:tcBorders>
+            <w:shd w:val="clear" w:color="auto" w:fill="auto"/>
             <w:vAlign w:val="center"/>
+            <w:hideMark/>
           </w:tcPr>
           <w:p>
             <w:pPr>
-              <w:pStyle w:val="Normal"/>
-              <w:widowControl w:val="false"/>
-              <w:spacing w:before="0" w:after="160"/>
-              <w:rPr>
-                <w:rFonts w:ascii="Arial" w:hAnsi="Arial" w:cs="Arial"/>
+              <w:suppressAutoHyphens w:val="0"/>
+              <w:spacing w:after="0" w:line="240" w:lineRule="auto"/>
+              <w:jc w:val="center"/>
+              <w:textAlignment w:val="baseline"/>
+              <w:rPr>
+                <w:rFonts w:ascii="Segoe UI" w:eastAsia="Times New Roman" w:hAnsi="Segoe UI" w:cs="Segoe UI"/>
+                <w:kern w:val="0"/>
+                <w:sz w:val="18"/>
+                <w:szCs w:val="18"/>
+                <w:lang w:eastAsia="en-GB"/>
+                <w14:ligatures w14:val="none"/>
               </w:rPr>
             </w:pPr>
             <w:r>
               <w:rPr>
-                <w:rFonts w:cs="Arial" w:ascii="Arial" w:hAnsi="Arial"/>
-              </w:rPr>
-              <w:t>[Name]</w:t>
+                <w:rFonts w:ascii="Arial" w:eastAsia="Times New Roman" w:hAnsi="Arial" w:cs="Arial"/>
+                <w:kern w:val="0"/>
+                <w:lang w:eastAsia="en-GB"/>
+                <w14:ligatures w14:val="none"/>
+              </w:rPr>
+              <w:t>Callum </w:t>
+            </w:r>
+            <w:r>
+              <w:rPr>
+                <w:rFonts w:ascii="Arial" w:eastAsia="Times New Roman" w:hAnsi="Arial" w:cs="Arial"/>
+                <w:kern w:val="0"/>
+                <w:lang w:eastAsia="en-GB"/>
+                <w14:ligatures w14:val="none"/>
+              </w:rPr>
+              <w:t>Rennie</w:t>
             </w:r>
           </w:p>
         </w:tc>
@@ -2477,28 +2809,26 @@
     </w:tbl>
     <w:p>
       <w:pPr>
-        <w:pStyle w:val="Normal"/>
-        <w:rPr>
-          <w:rFonts w:ascii="Arial" w:hAnsi="Arial" w:cs="Arial"/>
-        </w:rPr>
-      </w:pPr>
-      <w:r>
-        <w:rPr/>
+        <w:rPr>
+          <w:rFonts w:ascii="Arial" w:hAnsi="Arial" w:cs="Arial"/>
+        </w:rPr>
+      </w:pPr>
+      <w:r>
+        <w:rPr>
+          <w:noProof/>
+        </w:rPr>
         <mc:AlternateContent>
           <mc:Choice Requires="wps">
             <w:drawing>
-              <wp:inline distT="0" distB="0" distL="0" distR="0">
+              <wp:inline distT="0" distB="0" distL="0" distR="0" wp14:anchorId="0FFE9C3D" wp14:editId="35BC77A6">
                 <wp:extent cx="1270" cy="19685"/>
                 <wp:effectExtent l="0" t="0" r="0" b="0"/>
-                <wp:docPr id="5" name=""/>
+                <wp:docPr id="5" name="Rectangle 5"/>
+                <wp:cNvGraphicFramePr/>
                 <a:graphic xmlns:a="http://schemas.openxmlformats.org/drawingml/2006/main">
                   <a:graphicData uri="http://schemas.microsoft.com/office/word/2010/wordprocessingShape">
                     <wps:wsp>
                       <wps:cNvSpPr/>
-                      <wps:nvSpPr>
-                        <wps:cNvPr id="4" name=""/>
-                        <wps:cNvSpPr/>
-                      </wps:nvSpPr>
                       <wps:spPr>
                         <a:xfrm>
                           <a:off x="0" y="0"/>
@@ -2508,7 +2838,7 @@
                           <a:avLst/>
                         </a:prstGeom>
                         <a:solidFill>
-                          <a:srgbClr val="a0a0a0"/>
+                          <a:srgbClr val="A0A0A0"/>
                         </a:solidFill>
                         <a:ln w="0">
                           <a:noFill/>
@@ -2518,9 +2848,6 @@
                     </wps:wsp>
                   </a:graphicData>
                 </a:graphic>
-                <wp14:sizeRelH relativeFrom="page">
-                  <wp14:pctWidth>100000</wp14:pctWidth>
-                </wp14:sizeRelH>
               </wp:inline>
             </w:drawing>
           </mc:Choice>
@@ -2538,17 +2865,15 @@
     </w:p>
     <w:p>
       <w:pPr>
-        <w:pStyle w:val="Normal"/>
-        <w:rPr>
-          <w:rFonts w:ascii="Arial" w:hAnsi="Arial" w:cs="Arial"/>
-          <w:b/>
+        <w:rPr>
+          <w:rFonts w:ascii="Arial" w:hAnsi="Arial" w:cs="Arial"/>
           <w:b/>
           <w:bCs/>
         </w:rPr>
       </w:pPr>
       <w:r>
         <w:rPr>
-          <w:rFonts w:cs="Arial" w:ascii="Arial" w:hAnsi="Arial"/>
+          <w:rFonts w:ascii="Arial" w:hAnsi="Arial" w:cs="Arial"/>
           <w:b/>
           <w:bCs/>
         </w:rPr>
@@ -2557,7 +2882,6 @@
     </w:p>
     <w:p>
       <w:pPr>
-        <w:pStyle w:val="Normal"/>
         <w:numPr>
           <w:ilvl w:val="0"/>
           <w:numId w:val="4"/>
@@ -2568,7 +2892,7 @@
       </w:pPr>
       <w:r>
         <w:rPr>
-          <w:rFonts w:cs="Arial" w:ascii="Arial" w:hAnsi="Arial"/>
+          <w:rFonts w:ascii="Arial" w:hAnsi="Arial" w:cs="Arial"/>
           <w:b/>
           <w:bCs/>
         </w:rPr>
@@ -2576,14 +2900,13 @@
       </w:r>
       <w:r>
         <w:rPr>
-          <w:rFonts w:cs="Arial" w:ascii="Arial" w:hAnsi="Arial"/>
+          <w:rFonts w:ascii="Arial" w:hAnsi="Arial" w:cs="Arial"/>
         </w:rPr>
         <w:t xml:space="preserve"> We will ensure fairness by analyzing data across various rating ranges and avoiding misleading conclusions.</w:t>
       </w:r>
     </w:p>
     <w:p>
       <w:pPr>
-        <w:pStyle w:val="Normal"/>
         <w:numPr>
           <w:ilvl w:val="0"/>
           <w:numId w:val="4"/>
@@ -2594,7 +2917,7 @@
       </w:pPr>
       <w:r>
         <w:rPr>
-          <w:rFonts w:cs="Arial" w:ascii="Arial" w:hAnsi="Arial"/>
+          <w:rFonts w:ascii="Arial" w:hAnsi="Arial" w:cs="Arial"/>
           <w:b/>
           <w:bCs/>
         </w:rPr>
@@ -2602,14 +2925,13 @@
       </w:r>
       <w:r>
         <w:rPr>
-          <w:rFonts w:cs="Arial" w:ascii="Arial" w:hAnsi="Arial"/>
+          <w:rFonts w:ascii="Arial" w:hAnsi="Arial" w:cs="Arial"/>
         </w:rPr>
         <w:t xml:space="preserve"> Adhere to GDPR and Lichess data usage policies, ensuring no personally identifiable information is used.</w:t>
       </w:r>
     </w:p>
     <w:p>
       <w:pPr>
-        <w:pStyle w:val="Normal"/>
         <w:numPr>
           <w:ilvl w:val="0"/>
           <w:numId w:val="4"/>
@@ -2620,7 +2942,7 @@
       </w:pPr>
       <w:r>
         <w:rPr>
-          <w:rFonts w:cs="Arial" w:ascii="Arial" w:hAnsi="Arial"/>
+          <w:rFonts w:ascii="Arial" w:hAnsi="Arial" w:cs="Arial"/>
           <w:b/>
           <w:bCs/>
         </w:rPr>
@@ -2628,35 +2950,33 @@
       </w:r>
       <w:r>
         <w:rPr>
-          <w:rFonts w:cs="Arial" w:ascii="Arial" w:hAnsi="Arial"/>
+          <w:rFonts w:ascii="Arial" w:hAnsi="Arial" w:cs="Arial"/>
         </w:rPr>
         <w:t xml:space="preserve"> Document all decisions regarding data usage, methodology, and model selection for reproducibility.</w:t>
       </w:r>
     </w:p>
     <w:p>
       <w:pPr>
-        <w:pStyle w:val="Normal"/>
-        <w:rPr>
-          <w:rFonts w:ascii="Arial" w:hAnsi="Arial" w:cs="Arial"/>
-        </w:rPr>
-      </w:pPr>
-      <w:r>
-        <w:rPr/>
+        <w:rPr>
+          <w:rFonts w:ascii="Arial" w:hAnsi="Arial" w:cs="Arial"/>
+        </w:rPr>
+      </w:pPr>
+      <w:r>
+        <w:rPr>
+          <w:noProof/>
+        </w:rPr>
         <mc:AlternateContent>
           <mc:Choice Requires="wps">
             <w:drawing>
-              <wp:inline distT="0" distB="0" distL="0" distR="0">
+              <wp:inline distT="0" distB="0" distL="0" distR="0" wp14:anchorId="1A46EA95" wp14:editId="2DA2105A">
                 <wp:extent cx="5732145" cy="19685"/>
                 <wp:effectExtent l="0" t="0" r="0" b="0"/>
-                <wp:docPr id="6" name=""/>
+                <wp:docPr id="6" name="Rectangle 6"/>
+                <wp:cNvGraphicFramePr/>
                 <a:graphic xmlns:a="http://schemas.openxmlformats.org/drawingml/2006/main">
                   <a:graphicData uri="http://schemas.microsoft.com/office/word/2010/wordprocessingShape">
                     <wps:wsp>
                       <wps:cNvSpPr/>
-                      <wps:nvSpPr>
-                        <wps:cNvPr id="5" name=""/>
-                        <wps:cNvSpPr/>
-                      </wps:nvSpPr>
                       <wps:spPr>
                         <a:xfrm>
                           <a:off x="0" y="0"/>
@@ -2666,7 +2986,7 @@
                           <a:avLst/>
                         </a:prstGeom>
                         <a:solidFill>
-                          <a:srgbClr val="a0a0a0"/>
+                          <a:srgbClr val="A0A0A0"/>
                         </a:solidFill>
                         <a:ln w="0">
                           <a:noFill/>
@@ -2676,9 +2996,6 @@
                     </wps:wsp>
                   </a:graphicData>
                 </a:graphic>
-                <wp14:sizeRelH relativeFrom="page">
-                  <wp14:pctWidth>100000</wp14:pctWidth>
-                </wp14:sizeRelH>
               </wp:inline>
             </w:drawing>
           </mc:Choice>
@@ -2696,17 +3013,15 @@
     </w:p>
     <w:p>
       <w:pPr>
-        <w:pStyle w:val="Normal"/>
-        <w:rPr>
-          <w:rFonts w:ascii="Arial" w:hAnsi="Arial" w:cs="Arial"/>
-          <w:b/>
+        <w:rPr>
+          <w:rFonts w:ascii="Arial" w:hAnsi="Arial" w:cs="Arial"/>
           <w:b/>
           <w:bCs/>
         </w:rPr>
       </w:pPr>
       <w:r>
         <w:rPr>
-          <w:rFonts w:cs="Arial" w:ascii="Arial" w:hAnsi="Arial"/>
+          <w:rFonts w:ascii="Arial" w:hAnsi="Arial" w:cs="Arial"/>
           <w:b/>
           <w:bCs/>
         </w:rPr>
@@ -2716,8 +3031,6 @@
     <w:tbl>
       <w:tblPr>
         <w:tblW w:w="9016" w:type="dxa"/>
-        <w:jc w:val="left"/>
-        <w:tblInd w:w="0" w:type="dxa"/>
         <w:tblLayout w:type="fixed"/>
         <w:tblCellMar>
           <w:top w:w="15" w:type="dxa"/>
@@ -2725,7 +3038,7 @@
           <w:bottom w:w="15" w:type="dxa"/>
           <w:right w:w="15" w:type="dxa"/>
         </w:tblCellMar>
-        <w:tblLook w:firstRow="1" w:noVBand="1" w:lastRow="0" w:firstColumn="1" w:lastColumn="0" w:noHBand="0" w:val="04a0"/>
+        <w:tblLook w:val="04A0" w:firstRow="1" w:lastRow="0" w:firstColumn="1" w:lastColumn="0" w:noHBand="0" w:noVBand="1"/>
       </w:tblPr>
       <w:tblGrid>
         <w:gridCol w:w="1898"/>
@@ -2734,7 +3047,7 @@
       </w:tblGrid>
       <w:tr>
         <w:trPr>
-          <w:tblHeader w:val="true"/>
+          <w:tblHeader/>
         </w:trPr>
         <w:tc>
           <w:tcPr>
@@ -2749,22 +3062,20 @@
           </w:tcPr>
           <w:p>
             <w:pPr>
-              <w:pStyle w:val="Normal"/>
-              <w:widowControl w:val="false"/>
-              <w:spacing w:before="0" w:after="160"/>
-              <w:rPr>
-                <w:rFonts w:ascii="Arial" w:hAnsi="Arial" w:cs="Arial"/>
-                <w:b/>
+              <w:widowControl w:val="0"/>
+              <w:rPr>
+                <w:rFonts w:ascii="Arial" w:hAnsi="Arial" w:cs="Arial"/>
                 <w:b/>
                 <w:bCs/>
               </w:rPr>
             </w:pPr>
             <w:r>
               <w:rPr>
-                <w:rFonts w:cs="Arial" w:ascii="Arial" w:hAnsi="Arial"/>
+                <w:rFonts w:ascii="Arial" w:hAnsi="Arial" w:cs="Arial"/>
                 <w:b/>
                 <w:bCs/>
               </w:rPr>
+              <w:lastRenderedPageBreak/>
               <w:t>Deliverable</w:t>
             </w:r>
           </w:p>
@@ -2782,19 +3093,16 @@
           </w:tcPr>
           <w:p>
             <w:pPr>
-              <w:pStyle w:val="Normal"/>
-              <w:widowControl w:val="false"/>
-              <w:spacing w:before="0" w:after="160"/>
-              <w:rPr>
-                <w:rFonts w:ascii="Arial" w:hAnsi="Arial" w:cs="Arial"/>
-                <w:b/>
+              <w:widowControl w:val="0"/>
+              <w:rPr>
+                <w:rFonts w:ascii="Arial" w:hAnsi="Arial" w:cs="Arial"/>
                 <w:b/>
                 <w:bCs/>
               </w:rPr>
             </w:pPr>
             <w:r>
               <w:rPr>
-                <w:rFonts w:cs="Arial" w:ascii="Arial" w:hAnsi="Arial"/>
+                <w:rFonts w:ascii="Arial" w:hAnsi="Arial" w:cs="Arial"/>
                 <w:b/>
                 <w:bCs/>
               </w:rPr>
@@ -2815,19 +3123,16 @@
           </w:tcPr>
           <w:p>
             <w:pPr>
-              <w:pStyle w:val="Normal"/>
-              <w:widowControl w:val="false"/>
-              <w:spacing w:before="0" w:after="160"/>
-              <w:rPr>
-                <w:rFonts w:ascii="Arial" w:hAnsi="Arial" w:cs="Arial"/>
-                <w:b/>
+              <w:widowControl w:val="0"/>
+              <w:rPr>
+                <w:rFonts w:ascii="Arial" w:hAnsi="Arial" w:cs="Arial"/>
                 <w:b/>
                 <w:bCs/>
               </w:rPr>
             </w:pPr>
             <w:r>
               <w:rPr>
-                <w:rFonts w:cs="Arial" w:ascii="Arial" w:hAnsi="Arial"/>
+                <w:rFonts w:ascii="Arial" w:hAnsi="Arial" w:cs="Arial"/>
                 <w:b/>
                 <w:bCs/>
               </w:rPr>
@@ -2837,7 +3142,6 @@
         </w:tc>
       </w:tr>
       <w:tr>
-        <w:trPr/>
         <w:tc>
           <w:tcPr>
             <w:tcW w:w="1898" w:type="dxa"/>
@@ -2851,16 +3155,14 @@
           </w:tcPr>
           <w:p>
             <w:pPr>
-              <w:pStyle w:val="Normal"/>
-              <w:widowControl w:val="false"/>
-              <w:spacing w:before="0" w:after="160"/>
+              <w:widowControl w:val="0"/>
               <w:rPr>
                 <w:rFonts w:ascii="Arial" w:hAnsi="Arial" w:cs="Arial"/>
               </w:rPr>
             </w:pPr>
             <w:r>
               <w:rPr>
-                <w:rFonts w:cs="Arial" w:ascii="Arial" w:hAnsi="Arial"/>
+                <w:rFonts w:ascii="Arial" w:hAnsi="Arial" w:cs="Arial"/>
                 <w:b/>
                 <w:bCs/>
               </w:rPr>
@@ -2881,16 +3183,14 @@
           </w:tcPr>
           <w:p>
             <w:pPr>
-              <w:pStyle w:val="Normal"/>
-              <w:widowControl w:val="false"/>
-              <w:spacing w:before="0" w:after="160"/>
+              <w:widowControl w:val="0"/>
               <w:rPr>
                 <w:rFonts w:ascii="Arial" w:hAnsi="Arial" w:cs="Arial"/>
               </w:rPr>
             </w:pPr>
             <w:r>
               <w:rPr>
-                <w:rFonts w:cs="Arial" w:ascii="Arial" w:hAnsi="Arial"/>
+                <w:rFonts w:ascii="Arial" w:hAnsi="Arial" w:cs="Arial"/>
               </w:rPr>
               <w:t>Define business problem, dataset, and methodology</w:t>
             </w:r>
@@ -2909,24 +3209,46 @@
           </w:tcPr>
           <w:p>
             <w:pPr>
-              <w:pStyle w:val="Normal"/>
-              <w:widowControl w:val="false"/>
-              <w:spacing w:before="0" w:after="160"/>
+              <w:widowControl w:val="0"/>
+              <w:jc w:val="center"/>
               <w:rPr>
                 <w:rFonts w:ascii="Arial" w:hAnsi="Arial" w:cs="Arial"/>
               </w:rPr>
             </w:pPr>
             <w:r>
               <w:rPr>
-                <w:rFonts w:cs="Arial" w:ascii="Arial" w:hAnsi="Arial"/>
-              </w:rPr>
-              <w:t>DD/MM/YYYY</w:t>
+                <w:rFonts w:ascii="Arial" w:hAnsi="Arial" w:cs="Arial"/>
+              </w:rPr>
+              <w:t>24</w:t>
+            </w:r>
+            <w:r>
+              <w:rPr>
+                <w:rFonts w:ascii="Arial" w:hAnsi="Arial" w:cs="Arial"/>
+              </w:rPr>
+              <w:t>/</w:t>
+            </w:r>
+            <w:r>
+              <w:rPr>
+                <w:rFonts w:ascii="Arial" w:hAnsi="Arial" w:cs="Arial"/>
+              </w:rPr>
+              <w:t>03</w:t>
+            </w:r>
+            <w:r>
+              <w:rPr>
+                <w:rFonts w:ascii="Arial" w:hAnsi="Arial" w:cs="Arial"/>
+              </w:rPr>
+              <w:t>/</w:t>
+            </w:r>
+            <w:r>
+              <w:rPr>
+                <w:rFonts w:ascii="Arial" w:hAnsi="Arial" w:cs="Arial"/>
+              </w:rPr>
+              <w:t>2025</w:t>
             </w:r>
           </w:p>
         </w:tc>
       </w:tr>
       <w:tr>
-        <w:trPr/>
         <w:tc>
           <w:tcPr>
             <w:tcW w:w="1898" w:type="dxa"/>
@@ -2940,20 +3262,28 @@
           </w:tcPr>
           <w:p>
             <w:pPr>
-              <w:pStyle w:val="Normal"/>
-              <w:widowControl w:val="false"/>
-              <w:spacing w:before="0" w:after="160"/>
-              <w:rPr>
-                <w:rFonts w:ascii="Arial" w:hAnsi="Arial" w:cs="Arial"/>
-              </w:rPr>
-            </w:pPr>
-            <w:r>
-              <w:rPr>
-                <w:rFonts w:cs="Arial" w:ascii="Arial" w:hAnsi="Arial"/>
+              <w:widowControl w:val="0"/>
+              <w:rPr>
+                <w:rFonts w:ascii="Arial" w:hAnsi="Arial" w:cs="Arial"/>
                 <w:b/>
                 <w:bCs/>
               </w:rPr>
-              <w:t>Project Plan</w:t>
+            </w:pPr>
+            <w:r>
+              <w:rPr>
+                <w:rFonts w:ascii="Arial" w:hAnsi="Arial" w:cs="Arial"/>
+                <w:b/>
+                <w:bCs/>
+              </w:rPr>
+              <w:t>Project</w:t>
+            </w:r>
+            <w:r>
+              <w:rPr>
+                <w:rFonts w:ascii="Arial" w:hAnsi="Arial" w:cs="Arial"/>
+                <w:b/>
+                <w:bCs/>
+              </w:rPr>
+              <w:t xml:space="preserve"> Presentation</w:t>
             </w:r>
           </w:p>
         </w:tc>
@@ -2970,18 +3300,22 @@
           </w:tcPr>
           <w:p>
             <w:pPr>
-              <w:pStyle w:val="Normal"/>
-              <w:widowControl w:val="false"/>
-              <w:spacing w:before="0" w:after="160"/>
+              <w:widowControl w:val="0"/>
               <w:rPr>
                 <w:rFonts w:ascii="Arial" w:hAnsi="Arial" w:cs="Arial"/>
               </w:rPr>
             </w:pPr>
             <w:r>
               <w:rPr>
-                <w:rFonts w:cs="Arial" w:ascii="Arial" w:hAnsi="Arial"/>
-              </w:rPr>
-              <w:t>Detailed team roles, milestones, and collaboration strategy</w:t>
+                <w:rFonts w:ascii="Arial" w:hAnsi="Arial" w:cs="Arial"/>
+              </w:rPr>
+              <w:t>Deliver presentation covering background, method</w:t>
+            </w:r>
+            <w:r>
+              <w:rPr>
+                <w:rFonts w:ascii="Arial" w:hAnsi="Arial" w:cs="Arial"/>
+              </w:rPr>
+              <w:t>ology and findings.</w:t>
             </w:r>
           </w:p>
         </w:tc>
@@ -2998,52 +3332,259 @@
           </w:tcPr>
           <w:p>
             <w:pPr>
-              <w:pStyle w:val="Normal"/>
-              <w:widowControl w:val="false"/>
-              <w:spacing w:before="0" w:after="160"/>
+              <w:widowControl w:val="0"/>
+              <w:jc w:val="center"/>
               <w:rPr>
                 <w:rFonts w:ascii="Arial" w:hAnsi="Arial" w:cs="Arial"/>
               </w:rPr>
             </w:pPr>
             <w:r>
               <w:rPr>
-                <w:rFonts w:cs="Arial" w:ascii="Arial" w:hAnsi="Arial"/>
-              </w:rPr>
-              <w:t>DD/MM/YYYY</w:t>
+                <w:rFonts w:ascii="Arial" w:hAnsi="Arial" w:cs="Arial"/>
+              </w:rPr>
+              <w:t>10/06/2025</w:t>
+            </w:r>
+          </w:p>
+        </w:tc>
+      </w:tr>
+      <w:tr>
+        <w:tc>
+          <w:tcPr>
+            <w:tcW w:w="1898" w:type="dxa"/>
+            <w:tcBorders>
+              <w:top w:val="single" w:sz="4" w:space="0" w:color="000000"/>
+              <w:left w:val="single" w:sz="4" w:space="0" w:color="000000"/>
+              <w:bottom w:val="single" w:sz="4" w:space="0" w:color="000000"/>
+              <w:right w:val="single" w:sz="4" w:space="0" w:color="000000"/>
+            </w:tcBorders>
+            <w:vAlign w:val="center"/>
+          </w:tcPr>
+          <w:p>
+            <w:pPr>
+              <w:widowControl w:val="0"/>
+              <w:rPr>
+                <w:rFonts w:ascii="Arial" w:hAnsi="Arial" w:cs="Arial"/>
+                <w:b/>
+                <w:bCs/>
+              </w:rPr>
+            </w:pPr>
+            <w:r>
+              <w:rPr>
+                <w:rFonts w:ascii="Arial" w:hAnsi="Arial" w:cs="Arial"/>
+                <w:b/>
+                <w:bCs/>
+              </w:rPr>
+              <w:t>Project Report</w:t>
+            </w:r>
+          </w:p>
+        </w:tc>
+        <w:tc>
+          <w:tcPr>
+            <w:tcW w:w="5502" w:type="dxa"/>
+            <w:tcBorders>
+              <w:top w:val="single" w:sz="4" w:space="0" w:color="000000"/>
+              <w:left w:val="single" w:sz="4" w:space="0" w:color="000000"/>
+              <w:bottom w:val="single" w:sz="4" w:space="0" w:color="000000"/>
+              <w:right w:val="single" w:sz="4" w:space="0" w:color="000000"/>
+            </w:tcBorders>
+            <w:vAlign w:val="center"/>
+          </w:tcPr>
+          <w:p>
+            <w:pPr>
+              <w:widowControl w:val="0"/>
+              <w:rPr>
+                <w:rFonts w:ascii="Arial" w:hAnsi="Arial" w:cs="Arial"/>
+              </w:rPr>
+            </w:pPr>
+            <w:r>
+              <w:rPr>
+                <w:rFonts w:ascii="Arial" w:hAnsi="Arial" w:cs="Arial"/>
+              </w:rPr>
+              <w:t xml:space="preserve">Submit report </w:t>
+            </w:r>
+          </w:p>
+        </w:tc>
+        <w:tc>
+          <w:tcPr>
+            <w:tcW w:w="1616" w:type="dxa"/>
+            <w:tcBorders>
+              <w:top w:val="single" w:sz="4" w:space="0" w:color="000000"/>
+              <w:left w:val="single" w:sz="4" w:space="0" w:color="000000"/>
+              <w:bottom w:val="single" w:sz="4" w:space="0" w:color="000000"/>
+              <w:right w:val="single" w:sz="4" w:space="0" w:color="000000"/>
+            </w:tcBorders>
+            <w:vAlign w:val="center"/>
+          </w:tcPr>
+          <w:p>
+            <w:pPr>
+              <w:widowControl w:val="0"/>
+              <w:jc w:val="center"/>
+              <w:rPr>
+                <w:rFonts w:ascii="Arial" w:hAnsi="Arial" w:cs="Arial"/>
+              </w:rPr>
+            </w:pPr>
+            <w:r>
+              <w:rPr>
+                <w:rFonts w:ascii="Arial" w:hAnsi="Arial" w:cs="Arial"/>
+              </w:rPr>
+              <w:t>24/</w:t>
+            </w:r>
+            <w:r>
+              <w:rPr>
+                <w:rFonts w:ascii="Arial" w:hAnsi="Arial" w:cs="Arial"/>
+              </w:rPr>
+              <w:t>06</w:t>
+            </w:r>
+            <w:r>
+              <w:rPr>
+                <w:rFonts w:ascii="Arial" w:hAnsi="Arial" w:cs="Arial"/>
+              </w:rPr>
+              <w:t>/2025</w:t>
             </w:r>
           </w:p>
         </w:tc>
       </w:tr>
     </w:tbl>
-    <w:p>
-      <w:pPr>
-        <w:pStyle w:val="Normal"/>
-        <w:widowControl/>
-        <w:bidi w:val="0"/>
-        <w:spacing w:lineRule="auto" w:line="276" w:before="0" w:after="160"/>
-        <w:jc w:val="left"/>
-        <w:rPr/>
-      </w:pPr>
-      <w:r>
-        <w:rPr/>
-      </w:r>
-    </w:p>
+    <w:p/>
     <w:sectPr>
-      <w:type w:val="nextPage"/>
       <w:pgSz w:w="11906" w:h="16838"/>
-      <w:pgMar w:left="1440" w:right="1440" w:header="0" w:top="1440" w:footer="0" w:bottom="1440" w:gutter="0"/>
-      <w:pgNumType w:fmt="decimal"/>
-      <w:formProt w:val="false"/>
-      <w:textDirection w:val="lrTb"/>
-      <w:docGrid w:type="default" w:linePitch="360" w:charSpace="0"/>
+      <w:pgMar w:top="1440" w:right="1440" w:bottom="1440" w:left="1440" w:header="0" w:footer="0" w:gutter="0"/>
+      <w:cols w:space="720"/>
+      <w:formProt w:val="0"/>
+      <w:docGrid w:linePitch="360"/>
     </w:sectPr>
   </w:body>
 </w:document>
 </file>
 
 <file path=word/numbering.xml><?xml version="1.0" encoding="utf-8"?>
-<w:numbering xmlns:w="http://schemas.openxmlformats.org/wordprocessingml/2006/main" xmlns:o="urn:schemas-microsoft-com:office:office" xmlns:r="http://schemas.openxmlformats.org/officeDocument/2006/relationships" xmlns:v="urn:schemas-microsoft-com:vml" xmlns:mc="http://schemas.openxmlformats.org/markup-compatibility/2006" xmlns:w14="http://schemas.microsoft.com/office/word/2010/wordml" mc:Ignorable="w14">
-  <w:abstractNum w:abstractNumId="1">
+<w:numbering xmlns:wpc="http://schemas.microsoft.com/office/word/2010/wordprocessingCanvas" xmlns:cx="http://schemas.microsoft.com/office/drawing/2014/chartex" xmlns:cx1="http://schemas.microsoft.com/office/drawing/2015/9/8/chartex" xmlns:cx2="http://schemas.microsoft.com/office/drawing/2015/10/21/chartex" xmlns:cx3="http://schemas.microsoft.com/office/drawing/2016/5/9/chartex" xmlns:cx4="http://schemas.microsoft.com/office/drawing/2016/5/10/chartex" xmlns:cx5="http://schemas.microsoft.com/office/drawing/2016/5/11/chartex" xmlns:cx6="http://schemas.microsoft.com/office/drawing/2016/5/12/chartex" xmlns:cx7="http://schemas.microsoft.com/office/drawing/2016/5/13/chartex" xmlns:cx8="http://schemas.microsoft.com/office/drawing/2016/5/14/chartex" xmlns:mc="http://schemas.openxmlformats.org/markup-compatibility/2006" xmlns:aink="http://schemas.microsoft.com/office/drawing/2016/ink" xmlns:am3d="http://schemas.microsoft.com/office/drawing/2017/model3d" xmlns:o="urn:schemas-microsoft-com:office:office" xmlns:oel="http://schemas.microsoft.com/office/2019/extlst" xmlns:r="http://schemas.openxmlformats.org/officeDocument/2006/relationships" xmlns:m="http://schemas.openxmlformats.org/officeDocument/2006/math" xmlns:v="urn:schemas-microsoft-com:vml" xmlns:wp14="http://schemas.microsoft.com/office/word/2010/wordprocessingDrawing" xmlns:wp="http://schemas.openxmlformats.org/drawingml/2006/wordprocessingDrawing" xmlns:w10="urn:schemas-microsoft-com:office:word" xmlns:w="http://schemas.openxmlformats.org/wordprocessingml/2006/main" xmlns:w14="http://schemas.microsoft.com/office/word/2010/wordml" xmlns:w15="http://schemas.microsoft.com/office/word/2012/wordml" xmlns:w16cex="http://schemas.microsoft.com/office/word/2018/wordml/cex" xmlns:w16cid="http://schemas.microsoft.com/office/word/2016/wordml/cid" xmlns:w16="http://schemas.microsoft.com/office/word/2018/wordml" xmlns:w16du="http://schemas.microsoft.com/office/word/2023/wordml/word16du" xmlns:w16sdtdh="http://schemas.microsoft.com/office/word/2020/wordml/sdtdatahash" xmlns:w16sdtfl="http://schemas.microsoft.com/office/word/2024/wordml/sdtformatlock" xmlns:w16se="http://schemas.microsoft.com/office/word/2015/wordml/symex" xmlns:wpg="http://schemas.microsoft.com/office/word/2010/wordprocessingGroup" xmlns:wpi="http://schemas.microsoft.com/office/word/2010/wordprocessingInk" xmlns:wne="http://schemas.microsoft.com/office/word/2006/wordml" xmlns:wps="http://schemas.microsoft.com/office/word/2010/wordprocessingShape" mc:Ignorable="w14 w15 w16se w16cid w16 w16cex w16sdtdh w16sdtfl w16du wp14">
+  <w:abstractNum w:abstractNumId="0" w15:restartNumberingAfterBreak="0">
+    <w:nsid w:val="007949CB"/>
+    <w:multiLevelType w:val="multilevel"/>
+    <w:tmpl w:val="893668F8"/>
+    <w:lvl w:ilvl="0">
+      <w:start w:val="1"/>
+      <w:numFmt w:val="none"/>
+      <w:suff w:val="nothing"/>
+      <w:lvlText w:val=""/>
+      <w:lvlJc w:val="left"/>
+      <w:pPr>
+        <w:tabs>
+          <w:tab w:val="num" w:pos="0"/>
+        </w:tabs>
+        <w:ind w:left="0" w:firstLine="0"/>
+      </w:pPr>
+    </w:lvl>
+    <w:lvl w:ilvl="1">
+      <w:start w:val="1"/>
+      <w:numFmt w:val="none"/>
+      <w:suff w:val="nothing"/>
+      <w:lvlText w:val=""/>
+      <w:lvlJc w:val="left"/>
+      <w:pPr>
+        <w:tabs>
+          <w:tab w:val="num" w:pos="0"/>
+        </w:tabs>
+        <w:ind w:left="0" w:firstLine="0"/>
+      </w:pPr>
+    </w:lvl>
+    <w:lvl w:ilvl="2">
+      <w:start w:val="1"/>
+      <w:numFmt w:val="none"/>
+      <w:suff w:val="nothing"/>
+      <w:lvlText w:val=""/>
+      <w:lvlJc w:val="left"/>
+      <w:pPr>
+        <w:tabs>
+          <w:tab w:val="num" w:pos="0"/>
+        </w:tabs>
+        <w:ind w:left="0" w:firstLine="0"/>
+      </w:pPr>
+    </w:lvl>
+    <w:lvl w:ilvl="3">
+      <w:start w:val="1"/>
+      <w:numFmt w:val="none"/>
+      <w:suff w:val="nothing"/>
+      <w:lvlText w:val=""/>
+      <w:lvlJc w:val="left"/>
+      <w:pPr>
+        <w:tabs>
+          <w:tab w:val="num" w:pos="0"/>
+        </w:tabs>
+        <w:ind w:left="0" w:firstLine="0"/>
+      </w:pPr>
+    </w:lvl>
+    <w:lvl w:ilvl="4">
+      <w:start w:val="1"/>
+      <w:numFmt w:val="none"/>
+      <w:suff w:val="nothing"/>
+      <w:lvlText w:val=""/>
+      <w:lvlJc w:val="left"/>
+      <w:pPr>
+        <w:tabs>
+          <w:tab w:val="num" w:pos="0"/>
+        </w:tabs>
+        <w:ind w:left="0" w:firstLine="0"/>
+      </w:pPr>
+    </w:lvl>
+    <w:lvl w:ilvl="5">
+      <w:start w:val="1"/>
+      <w:numFmt w:val="none"/>
+      <w:suff w:val="nothing"/>
+      <w:lvlText w:val=""/>
+      <w:lvlJc w:val="left"/>
+      <w:pPr>
+        <w:tabs>
+          <w:tab w:val="num" w:pos="0"/>
+        </w:tabs>
+        <w:ind w:left="0" w:firstLine="0"/>
+      </w:pPr>
+    </w:lvl>
+    <w:lvl w:ilvl="6">
+      <w:start w:val="1"/>
+      <w:numFmt w:val="none"/>
+      <w:suff w:val="nothing"/>
+      <w:lvlText w:val=""/>
+      <w:lvlJc w:val="left"/>
+      <w:pPr>
+        <w:tabs>
+          <w:tab w:val="num" w:pos="0"/>
+        </w:tabs>
+        <w:ind w:left="0" w:firstLine="0"/>
+      </w:pPr>
+    </w:lvl>
+    <w:lvl w:ilvl="7">
+      <w:start w:val="1"/>
+      <w:numFmt w:val="none"/>
+      <w:suff w:val="nothing"/>
+      <w:lvlText w:val=""/>
+      <w:lvlJc w:val="left"/>
+      <w:pPr>
+        <w:tabs>
+          <w:tab w:val="num" w:pos="0"/>
+        </w:tabs>
+        <w:ind w:left="0" w:firstLine="0"/>
+      </w:pPr>
+    </w:lvl>
+    <w:lvl w:ilvl="8">
+      <w:start w:val="1"/>
+      <w:numFmt w:val="none"/>
+      <w:suff w:val="nothing"/>
+      <w:lvlText w:val=""/>
+      <w:lvlJc w:val="left"/>
+      <w:pPr>
+        <w:tabs>
+          <w:tab w:val="num" w:pos="0"/>
+        </w:tabs>
+        <w:ind w:left="0" w:firstLine="0"/>
+      </w:pPr>
+    </w:lvl>
+  </w:abstractNum>
+  <w:abstractNum w:abstractNumId="1" w15:restartNumberingAfterBreak="0">
+    <w:nsid w:val="1039039E"/>
+    <w:multiLevelType w:val="multilevel"/>
+    <w:tmpl w:val="C49C100C"/>
     <w:lvl w:ilvl="0">
       <w:start w:val="1"/>
       <w:numFmt w:val="bullet"/>
@@ -3189,7 +3730,10 @@
       </w:rPr>
     </w:lvl>
   </w:abstractNum>
-  <w:abstractNum w:abstractNumId="2">
+  <w:abstractNum w:abstractNumId="2" w15:restartNumberingAfterBreak="0">
+    <w:nsid w:val="1AFF59F0"/>
+    <w:multiLevelType w:val="multilevel"/>
+    <w:tmpl w:val="3FD08192"/>
     <w:lvl w:ilvl="0">
       <w:start w:val="1"/>
       <w:numFmt w:val="bullet"/>
@@ -3335,7 +3879,150 @@
       </w:rPr>
     </w:lvl>
   </w:abstractNum>
-  <w:abstractNum w:abstractNumId="3">
+  <w:abstractNum w:abstractNumId="3" w15:restartNumberingAfterBreak="0">
+    <w:nsid w:val="28207AD1"/>
+    <w:multiLevelType w:val="multilevel"/>
+    <w:tmpl w:val="FE42BCC0"/>
+    <w:lvl w:ilvl="0">
+      <w:start w:val="1"/>
+      <w:numFmt w:val="bullet"/>
+      <w:lvlText w:val=""/>
+      <w:lvlJc w:val="left"/>
+      <w:pPr>
+        <w:tabs>
+          <w:tab w:val="num" w:pos="0"/>
+        </w:tabs>
+        <w:ind w:left="765" w:hanging="360"/>
+      </w:pPr>
+      <w:rPr>
+        <w:rFonts w:ascii="Symbol" w:hAnsi="Symbol" w:cs="Symbol" w:hint="default"/>
+      </w:rPr>
+    </w:lvl>
+    <w:lvl w:ilvl="1">
+      <w:start w:val="1"/>
+      <w:numFmt w:val="bullet"/>
+      <w:lvlText w:val="o"/>
+      <w:lvlJc w:val="left"/>
+      <w:pPr>
+        <w:tabs>
+          <w:tab w:val="num" w:pos="0"/>
+        </w:tabs>
+        <w:ind w:left="1485" w:hanging="360"/>
+      </w:pPr>
+      <w:rPr>
+        <w:rFonts w:ascii="Courier New" w:hAnsi="Courier New" w:cs="Courier New" w:hint="default"/>
+      </w:rPr>
+    </w:lvl>
+    <w:lvl w:ilvl="2">
+      <w:start w:val="1"/>
+      <w:numFmt w:val="bullet"/>
+      <w:lvlText w:val=""/>
+      <w:lvlJc w:val="left"/>
+      <w:pPr>
+        <w:tabs>
+          <w:tab w:val="num" w:pos="0"/>
+        </w:tabs>
+        <w:ind w:left="2205" w:hanging="360"/>
+      </w:pPr>
+      <w:rPr>
+        <w:rFonts w:ascii="Wingdings" w:hAnsi="Wingdings" w:cs="Wingdings" w:hint="default"/>
+      </w:rPr>
+    </w:lvl>
+    <w:lvl w:ilvl="3">
+      <w:start w:val="1"/>
+      <w:numFmt w:val="bullet"/>
+      <w:lvlText w:val=""/>
+      <w:lvlJc w:val="left"/>
+      <w:pPr>
+        <w:tabs>
+          <w:tab w:val="num" w:pos="0"/>
+        </w:tabs>
+        <w:ind w:left="2925" w:hanging="360"/>
+      </w:pPr>
+      <w:rPr>
+        <w:rFonts w:ascii="Symbol" w:hAnsi="Symbol" w:cs="Symbol" w:hint="default"/>
+      </w:rPr>
+    </w:lvl>
+    <w:lvl w:ilvl="4">
+      <w:start w:val="1"/>
+      <w:numFmt w:val="bullet"/>
+      <w:lvlText w:val="o"/>
+      <w:lvlJc w:val="left"/>
+      <w:pPr>
+        <w:tabs>
+          <w:tab w:val="num" w:pos="0"/>
+        </w:tabs>
+        <w:ind w:left="3645" w:hanging="360"/>
+      </w:pPr>
+      <w:rPr>
+        <w:rFonts w:ascii="Courier New" w:hAnsi="Courier New" w:cs="Courier New" w:hint="default"/>
+      </w:rPr>
+    </w:lvl>
+    <w:lvl w:ilvl="5">
+      <w:start w:val="1"/>
+      <w:numFmt w:val="bullet"/>
+      <w:lvlText w:val=""/>
+      <w:lvlJc w:val="left"/>
+      <w:pPr>
+        <w:tabs>
+          <w:tab w:val="num" w:pos="0"/>
+        </w:tabs>
+        <w:ind w:left="4365" w:hanging="360"/>
+      </w:pPr>
+      <w:rPr>
+        <w:rFonts w:ascii="Wingdings" w:hAnsi="Wingdings" w:cs="Wingdings" w:hint="default"/>
+      </w:rPr>
+    </w:lvl>
+    <w:lvl w:ilvl="6">
+      <w:start w:val="1"/>
+      <w:numFmt w:val="bullet"/>
+      <w:lvlText w:val=""/>
+      <w:lvlJc w:val="left"/>
+      <w:pPr>
+        <w:tabs>
+          <w:tab w:val="num" w:pos="0"/>
+        </w:tabs>
+        <w:ind w:left="5085" w:hanging="360"/>
+      </w:pPr>
+      <w:rPr>
+        <w:rFonts w:ascii="Symbol" w:hAnsi="Symbol" w:cs="Symbol" w:hint="default"/>
+      </w:rPr>
+    </w:lvl>
+    <w:lvl w:ilvl="7">
+      <w:start w:val="1"/>
+      <w:numFmt w:val="bullet"/>
+      <w:lvlText w:val="o"/>
+      <w:lvlJc w:val="left"/>
+      <w:pPr>
+        <w:tabs>
+          <w:tab w:val="num" w:pos="0"/>
+        </w:tabs>
+        <w:ind w:left="5805" w:hanging="360"/>
+      </w:pPr>
+      <w:rPr>
+        <w:rFonts w:ascii="Courier New" w:hAnsi="Courier New" w:cs="Courier New" w:hint="default"/>
+      </w:rPr>
+    </w:lvl>
+    <w:lvl w:ilvl="8">
+      <w:start w:val="1"/>
+      <w:numFmt w:val="bullet"/>
+      <w:lvlText w:val=""/>
+      <w:lvlJc w:val="left"/>
+      <w:pPr>
+        <w:tabs>
+          <w:tab w:val="num" w:pos="0"/>
+        </w:tabs>
+        <w:ind w:left="6525" w:hanging="360"/>
+      </w:pPr>
+      <w:rPr>
+        <w:rFonts w:ascii="Wingdings" w:hAnsi="Wingdings" w:cs="Wingdings" w:hint="default"/>
+      </w:rPr>
+    </w:lvl>
+  </w:abstractNum>
+  <w:abstractNum w:abstractNumId="4" w15:restartNumberingAfterBreak="0">
+    <w:nsid w:val="2A860A62"/>
+    <w:multiLevelType w:val="multilevel"/>
+    <w:tmpl w:val="FC7A9F42"/>
     <w:lvl w:ilvl="0">
       <w:start w:val="1"/>
       <w:numFmt w:val="bullet"/>
@@ -3481,7 +4168,10 @@
       </w:rPr>
     </w:lvl>
   </w:abstractNum>
-  <w:abstractNum w:abstractNumId="4">
+  <w:abstractNum w:abstractNumId="5" w15:restartNumberingAfterBreak="0">
+    <w:nsid w:val="2C7367FF"/>
+    <w:multiLevelType w:val="multilevel"/>
+    <w:tmpl w:val="CEAAF14C"/>
     <w:lvl w:ilvl="0">
       <w:start w:val="1"/>
       <w:numFmt w:val="bullet"/>
@@ -3627,289 +4317,33 @@
       </w:rPr>
     </w:lvl>
   </w:abstractNum>
-  <w:abstractNum w:abstractNumId="5">
-    <w:lvl w:ilvl="0">
-      <w:start w:val="1"/>
-      <w:numFmt w:val="bullet"/>
-      <w:lvlText w:val=""/>
-      <w:lvlJc w:val="left"/>
-      <w:pPr>
-        <w:tabs>
-          <w:tab w:val="num" w:pos="0"/>
-        </w:tabs>
-        <w:ind w:left="765" w:hanging="360"/>
-      </w:pPr>
-      <w:rPr>
-        <w:rFonts w:ascii="Symbol" w:hAnsi="Symbol" w:cs="Symbol" w:hint="default"/>
-      </w:rPr>
-    </w:lvl>
-    <w:lvl w:ilvl="1">
-      <w:start w:val="1"/>
-      <w:numFmt w:val="bullet"/>
-      <w:lvlText w:val="o"/>
-      <w:lvlJc w:val="left"/>
-      <w:pPr>
-        <w:tabs>
-          <w:tab w:val="num" w:pos="0"/>
-        </w:tabs>
-        <w:ind w:left="1485" w:hanging="360"/>
-      </w:pPr>
-      <w:rPr>
-        <w:rFonts w:ascii="Courier New" w:hAnsi="Courier New" w:cs="Courier New" w:hint="default"/>
-      </w:rPr>
-    </w:lvl>
-    <w:lvl w:ilvl="2">
-      <w:start w:val="1"/>
-      <w:numFmt w:val="bullet"/>
-      <w:lvlText w:val=""/>
-      <w:lvlJc w:val="left"/>
-      <w:pPr>
-        <w:tabs>
-          <w:tab w:val="num" w:pos="0"/>
-        </w:tabs>
-        <w:ind w:left="2205" w:hanging="360"/>
-      </w:pPr>
-      <w:rPr>
-        <w:rFonts w:ascii="Wingdings" w:hAnsi="Wingdings" w:cs="Wingdings" w:hint="default"/>
-      </w:rPr>
-    </w:lvl>
-    <w:lvl w:ilvl="3">
-      <w:start w:val="1"/>
-      <w:numFmt w:val="bullet"/>
-      <w:lvlText w:val=""/>
-      <w:lvlJc w:val="left"/>
-      <w:pPr>
-        <w:tabs>
-          <w:tab w:val="num" w:pos="0"/>
-        </w:tabs>
-        <w:ind w:left="2925" w:hanging="360"/>
-      </w:pPr>
-      <w:rPr>
-        <w:rFonts w:ascii="Symbol" w:hAnsi="Symbol" w:cs="Symbol" w:hint="default"/>
-      </w:rPr>
-    </w:lvl>
-    <w:lvl w:ilvl="4">
-      <w:start w:val="1"/>
-      <w:numFmt w:val="bullet"/>
-      <w:lvlText w:val="o"/>
-      <w:lvlJc w:val="left"/>
-      <w:pPr>
-        <w:tabs>
-          <w:tab w:val="num" w:pos="0"/>
-        </w:tabs>
-        <w:ind w:left="3645" w:hanging="360"/>
-      </w:pPr>
-      <w:rPr>
-        <w:rFonts w:ascii="Courier New" w:hAnsi="Courier New" w:cs="Courier New" w:hint="default"/>
-      </w:rPr>
-    </w:lvl>
-    <w:lvl w:ilvl="5">
-      <w:start w:val="1"/>
-      <w:numFmt w:val="bullet"/>
-      <w:lvlText w:val=""/>
-      <w:lvlJc w:val="left"/>
-      <w:pPr>
-        <w:tabs>
-          <w:tab w:val="num" w:pos="0"/>
-        </w:tabs>
-        <w:ind w:left="4365" w:hanging="360"/>
-      </w:pPr>
-      <w:rPr>
-        <w:rFonts w:ascii="Wingdings" w:hAnsi="Wingdings" w:cs="Wingdings" w:hint="default"/>
-      </w:rPr>
-    </w:lvl>
-    <w:lvl w:ilvl="6">
-      <w:start w:val="1"/>
-      <w:numFmt w:val="bullet"/>
-      <w:lvlText w:val=""/>
-      <w:lvlJc w:val="left"/>
-      <w:pPr>
-        <w:tabs>
-          <w:tab w:val="num" w:pos="0"/>
-        </w:tabs>
-        <w:ind w:left="5085" w:hanging="360"/>
-      </w:pPr>
-      <w:rPr>
-        <w:rFonts w:ascii="Symbol" w:hAnsi="Symbol" w:cs="Symbol" w:hint="default"/>
-      </w:rPr>
-    </w:lvl>
-    <w:lvl w:ilvl="7">
-      <w:start w:val="1"/>
-      <w:numFmt w:val="bullet"/>
-      <w:lvlText w:val="o"/>
-      <w:lvlJc w:val="left"/>
-      <w:pPr>
-        <w:tabs>
-          <w:tab w:val="num" w:pos="0"/>
-        </w:tabs>
-        <w:ind w:left="5805" w:hanging="360"/>
-      </w:pPr>
-      <w:rPr>
-        <w:rFonts w:ascii="Courier New" w:hAnsi="Courier New" w:cs="Courier New" w:hint="default"/>
-      </w:rPr>
-    </w:lvl>
-    <w:lvl w:ilvl="8">
-      <w:start w:val="1"/>
-      <w:numFmt w:val="bullet"/>
-      <w:lvlText w:val=""/>
-      <w:lvlJc w:val="left"/>
-      <w:pPr>
-        <w:tabs>
-          <w:tab w:val="num" w:pos="0"/>
-        </w:tabs>
-        <w:ind w:left="6525" w:hanging="360"/>
-      </w:pPr>
-      <w:rPr>
-        <w:rFonts w:ascii="Wingdings" w:hAnsi="Wingdings" w:cs="Wingdings" w:hint="default"/>
-      </w:rPr>
-    </w:lvl>
-  </w:abstractNum>
-  <w:abstractNum w:abstractNumId="6">
-    <w:lvl w:ilvl="0">
-      <w:start w:val="1"/>
-      <w:numFmt w:val="none"/>
-      <w:suff w:val="nothing"/>
-      <w:lvlText w:val=""/>
-      <w:lvlJc w:val="left"/>
-      <w:pPr>
-        <w:tabs>
-          <w:tab w:val="num" w:pos="0"/>
-        </w:tabs>
-        <w:ind w:left="0" w:hanging="0"/>
-      </w:pPr>
-    </w:lvl>
-    <w:lvl w:ilvl="1">
-      <w:start w:val="1"/>
-      <w:numFmt w:val="none"/>
-      <w:suff w:val="nothing"/>
-      <w:lvlText w:val=""/>
-      <w:lvlJc w:val="left"/>
-      <w:pPr>
-        <w:tabs>
-          <w:tab w:val="num" w:pos="0"/>
-        </w:tabs>
-        <w:ind w:left="0" w:hanging="0"/>
-      </w:pPr>
-    </w:lvl>
-    <w:lvl w:ilvl="2">
-      <w:start w:val="1"/>
-      <w:numFmt w:val="none"/>
-      <w:suff w:val="nothing"/>
-      <w:lvlText w:val=""/>
-      <w:lvlJc w:val="left"/>
-      <w:pPr>
-        <w:tabs>
-          <w:tab w:val="num" w:pos="0"/>
-        </w:tabs>
-        <w:ind w:left="0" w:hanging="0"/>
-      </w:pPr>
-    </w:lvl>
-    <w:lvl w:ilvl="3">
-      <w:start w:val="1"/>
-      <w:numFmt w:val="none"/>
-      <w:suff w:val="nothing"/>
-      <w:lvlText w:val=""/>
-      <w:lvlJc w:val="left"/>
-      <w:pPr>
-        <w:tabs>
-          <w:tab w:val="num" w:pos="0"/>
-        </w:tabs>
-        <w:ind w:left="0" w:hanging="0"/>
-      </w:pPr>
-    </w:lvl>
-    <w:lvl w:ilvl="4">
-      <w:start w:val="1"/>
-      <w:numFmt w:val="none"/>
-      <w:suff w:val="nothing"/>
-      <w:lvlText w:val=""/>
-      <w:lvlJc w:val="left"/>
-      <w:pPr>
-        <w:tabs>
-          <w:tab w:val="num" w:pos="0"/>
-        </w:tabs>
-        <w:ind w:left="0" w:hanging="0"/>
-      </w:pPr>
-    </w:lvl>
-    <w:lvl w:ilvl="5">
-      <w:start w:val="1"/>
-      <w:numFmt w:val="none"/>
-      <w:suff w:val="nothing"/>
-      <w:lvlText w:val=""/>
-      <w:lvlJc w:val="left"/>
-      <w:pPr>
-        <w:tabs>
-          <w:tab w:val="num" w:pos="0"/>
-        </w:tabs>
-        <w:ind w:left="0" w:hanging="0"/>
-      </w:pPr>
-    </w:lvl>
-    <w:lvl w:ilvl="6">
-      <w:start w:val="1"/>
-      <w:numFmt w:val="none"/>
-      <w:suff w:val="nothing"/>
-      <w:lvlText w:val=""/>
-      <w:lvlJc w:val="left"/>
-      <w:pPr>
-        <w:tabs>
-          <w:tab w:val="num" w:pos="0"/>
-        </w:tabs>
-        <w:ind w:left="0" w:hanging="0"/>
-      </w:pPr>
-    </w:lvl>
-    <w:lvl w:ilvl="7">
-      <w:start w:val="1"/>
-      <w:numFmt w:val="none"/>
-      <w:suff w:val="nothing"/>
-      <w:lvlText w:val=""/>
-      <w:lvlJc w:val="left"/>
-      <w:pPr>
-        <w:tabs>
-          <w:tab w:val="num" w:pos="0"/>
-        </w:tabs>
-        <w:ind w:left="0" w:hanging="0"/>
-      </w:pPr>
-    </w:lvl>
-    <w:lvl w:ilvl="8">
-      <w:start w:val="1"/>
-      <w:numFmt w:val="none"/>
-      <w:suff w:val="nothing"/>
-      <w:lvlText w:val=""/>
-      <w:lvlJc w:val="left"/>
-      <w:pPr>
-        <w:tabs>
-          <w:tab w:val="num" w:pos="0"/>
-        </w:tabs>
-        <w:ind w:left="0" w:hanging="0"/>
-      </w:pPr>
-    </w:lvl>
-  </w:abstractNum>
-  <w:num w:numId="1">
+  <w:num w:numId="1" w16cid:durableId="1094546765">
+    <w:abstractNumId w:val="4"/>
+  </w:num>
+  <w:num w:numId="2" w16cid:durableId="927301419">
+    <w:abstractNumId w:val="5"/>
+  </w:num>
+  <w:num w:numId="3" w16cid:durableId="1161316096">
+    <w:abstractNumId w:val="2"/>
+  </w:num>
+  <w:num w:numId="4" w16cid:durableId="1841771149">
     <w:abstractNumId w:val="1"/>
   </w:num>
-  <w:num w:numId="2">
-    <w:abstractNumId w:val="2"/>
-  </w:num>
-  <w:num w:numId="3">
+  <w:num w:numId="5" w16cid:durableId="457842118">
     <w:abstractNumId w:val="3"/>
   </w:num>
-  <w:num w:numId="4">
-    <w:abstractNumId w:val="4"/>
-  </w:num>
-  <w:num w:numId="5">
-    <w:abstractNumId w:val="5"/>
-  </w:num>
-  <w:num w:numId="6">
-    <w:abstractNumId w:val="6"/>
+  <w:num w:numId="6" w16cid:durableId="325668460">
+    <w:abstractNumId w:val="0"/>
   </w:num>
 </w:numbering>
 </file>
 
 <file path=word/styles.xml><?xml version="1.0" encoding="utf-8"?>
-<w:styles xmlns:w="http://schemas.openxmlformats.org/wordprocessingml/2006/main" xmlns:w14="http://schemas.microsoft.com/office/word/2010/wordml" xmlns:mc="http://schemas.openxmlformats.org/markup-compatibility/2006" mc:Ignorable="w14">
+<w:styles xmlns:mc="http://schemas.openxmlformats.org/markup-compatibility/2006" xmlns:r="http://schemas.openxmlformats.org/officeDocument/2006/relationships" xmlns:w="http://schemas.openxmlformats.org/wordprocessingml/2006/main" xmlns:w14="http://schemas.microsoft.com/office/word/2010/wordml" xmlns:w15="http://schemas.microsoft.com/office/word/2012/wordml" xmlns:w16cex="http://schemas.microsoft.com/office/word/2018/wordml/cex" xmlns:w16cid="http://schemas.microsoft.com/office/word/2016/wordml/cid" xmlns:w16="http://schemas.microsoft.com/office/word/2018/wordml" xmlns:w16du="http://schemas.microsoft.com/office/word/2023/wordml/word16du" xmlns:w16sdtdh="http://schemas.microsoft.com/office/word/2020/wordml/sdtdatahash" xmlns:w16sdtfl="http://schemas.microsoft.com/office/word/2024/wordml/sdtformatlock" xmlns:w16se="http://schemas.microsoft.com/office/word/2015/wordml/symex" mc:Ignorable="w14 w15 w16se w16cid w16 w16cex w16sdtdh w16sdtfl w16du">
   <w:docDefaults>
     <w:rPrDefault>
       <w:rPr>
-        <w:rFonts w:ascii="Aptos" w:hAnsi="Aptos" w:eastAsia="Aptos" w:cs="Arial" w:asciiTheme="minorHAnsi" w:cstheme="minorBidi" w:eastAsiaTheme="minorHAnsi" w:hAnsiTheme="minorHAnsi"/>
+        <w:rFonts w:asciiTheme="minorHAnsi" w:eastAsiaTheme="minorHAnsi" w:hAnsiTheme="minorHAnsi" w:cstheme="minorBidi"/>
         <w:kern w:val="2"/>
         <w:sz w:val="24"/>
         <w:szCs w:val="24"/>
@@ -3919,21 +4353,21 @@
     </w:rPrDefault>
     <w:pPrDefault>
       <w:pPr>
-        <w:suppressAutoHyphens w:val="true"/>
+        <w:suppressAutoHyphens/>
       </w:pPr>
     </w:pPrDefault>
   </w:docDefaults>
   <w:latentStyles w:defLockedState="0" w:defUIPriority="99" w:defSemiHidden="0" w:defUnhideWhenUsed="0" w:defQFormat="0" w:count="376">
     <w:lsdException w:name="Normal" w:uiPriority="0" w:qFormat="1"/>
     <w:lsdException w:name="heading 1" w:uiPriority="9" w:qFormat="1"/>
-    <w:lsdException w:name="heading 2" w:uiPriority="9" w:semiHidden="1" w:unhideWhenUsed="1" w:qFormat="1"/>
-    <w:lsdException w:name="heading 3" w:uiPriority="9" w:semiHidden="1" w:unhideWhenUsed="1" w:qFormat="1"/>
-    <w:lsdException w:name="heading 4" w:uiPriority="9" w:semiHidden="1" w:unhideWhenUsed="1" w:qFormat="1"/>
-    <w:lsdException w:name="heading 5" w:uiPriority="9" w:semiHidden="1" w:unhideWhenUsed="1" w:qFormat="1"/>
-    <w:lsdException w:name="heading 6" w:uiPriority="9" w:semiHidden="1" w:unhideWhenUsed="1" w:qFormat="1"/>
-    <w:lsdException w:name="heading 7" w:uiPriority="9" w:semiHidden="1" w:unhideWhenUsed="1" w:qFormat="1"/>
-    <w:lsdException w:name="heading 8" w:uiPriority="9" w:semiHidden="1" w:unhideWhenUsed="1" w:qFormat="1"/>
-    <w:lsdException w:name="heading 9" w:uiPriority="9" w:semiHidden="1" w:unhideWhenUsed="1" w:qFormat="1"/>
+    <w:lsdException w:name="heading 2" w:semiHidden="1" w:uiPriority="9" w:unhideWhenUsed="1" w:qFormat="1"/>
+    <w:lsdException w:name="heading 3" w:semiHidden="1" w:uiPriority="9" w:unhideWhenUsed="1" w:qFormat="1"/>
+    <w:lsdException w:name="heading 4" w:semiHidden="1" w:uiPriority="9" w:unhideWhenUsed="1" w:qFormat="1"/>
+    <w:lsdException w:name="heading 5" w:semiHidden="1" w:uiPriority="9" w:unhideWhenUsed="1" w:qFormat="1"/>
+    <w:lsdException w:name="heading 6" w:semiHidden="1" w:uiPriority="9" w:unhideWhenUsed="1" w:qFormat="1"/>
+    <w:lsdException w:name="heading 7" w:semiHidden="1" w:uiPriority="9" w:unhideWhenUsed="1" w:qFormat="1"/>
+    <w:lsdException w:name="heading 8" w:semiHidden="1" w:uiPriority="9" w:unhideWhenUsed="1" w:qFormat="1"/>
+    <w:lsdException w:name="heading 9" w:semiHidden="1" w:uiPriority="9" w:unhideWhenUsed="1" w:qFormat="1"/>
     <w:lsdException w:name="index 1" w:semiHidden="1" w:unhideWhenUsed="1"/>
     <w:lsdException w:name="index 2" w:semiHidden="1" w:unhideWhenUsed="1"/>
     <w:lsdException w:name="index 3" w:semiHidden="1" w:unhideWhenUsed="1"/>
@@ -3943,22 +4377,22 @@
     <w:lsdException w:name="index 7" w:semiHidden="1" w:unhideWhenUsed="1"/>
     <w:lsdException w:name="index 8" w:semiHidden="1" w:unhideWhenUsed="1"/>
     <w:lsdException w:name="index 9" w:semiHidden="1" w:unhideWhenUsed="1"/>
-    <w:lsdException w:name="toc 1" w:uiPriority="39" w:semiHidden="1" w:unhideWhenUsed="1"/>
-    <w:lsdException w:name="toc 2" w:uiPriority="39" w:semiHidden="1" w:unhideWhenUsed="1"/>
-    <w:lsdException w:name="toc 3" w:uiPriority="39" w:semiHidden="1" w:unhideWhenUsed="1"/>
-    <w:lsdException w:name="toc 4" w:uiPriority="39" w:semiHidden="1" w:unhideWhenUsed="1"/>
-    <w:lsdException w:name="toc 5" w:uiPriority="39" w:semiHidden="1" w:unhideWhenUsed="1"/>
-    <w:lsdException w:name="toc 6" w:uiPriority="39" w:semiHidden="1" w:unhideWhenUsed="1"/>
-    <w:lsdException w:name="toc 7" w:uiPriority="39" w:semiHidden="1" w:unhideWhenUsed="1"/>
-    <w:lsdException w:name="toc 8" w:uiPriority="39" w:semiHidden="1" w:unhideWhenUsed="1"/>
-    <w:lsdException w:name="toc 9" w:uiPriority="39" w:semiHidden="1" w:unhideWhenUsed="1"/>
+    <w:lsdException w:name="toc 1" w:semiHidden="1" w:uiPriority="39" w:unhideWhenUsed="1"/>
+    <w:lsdException w:name="toc 2" w:semiHidden="1" w:uiPriority="39" w:unhideWhenUsed="1"/>
+    <w:lsdException w:name="toc 3" w:semiHidden="1" w:uiPriority="39" w:unhideWhenUsed="1"/>
+    <w:lsdException w:name="toc 4" w:semiHidden="1" w:uiPriority="39" w:unhideWhenUsed="1"/>
+    <w:lsdException w:name="toc 5" w:semiHidden="1" w:uiPriority="39" w:unhideWhenUsed="1"/>
+    <w:lsdException w:name="toc 6" w:semiHidden="1" w:uiPriority="39" w:unhideWhenUsed="1"/>
+    <w:lsdException w:name="toc 7" w:semiHidden="1" w:uiPriority="39" w:unhideWhenUsed="1"/>
+    <w:lsdException w:name="toc 8" w:semiHidden="1" w:uiPriority="39" w:unhideWhenUsed="1"/>
+    <w:lsdException w:name="toc 9" w:semiHidden="1" w:uiPriority="39" w:unhideWhenUsed="1"/>
     <w:lsdException w:name="Normal Indent" w:semiHidden="1" w:unhideWhenUsed="1"/>
     <w:lsdException w:name="footnote text" w:semiHidden="1" w:unhideWhenUsed="1"/>
     <w:lsdException w:name="annotation text" w:semiHidden="1" w:unhideWhenUsed="1"/>
     <w:lsdException w:name="header" w:semiHidden="1" w:unhideWhenUsed="1"/>
     <w:lsdException w:name="footer" w:semiHidden="1" w:unhideWhenUsed="1"/>
     <w:lsdException w:name="index heading" w:semiHidden="1" w:unhideWhenUsed="1"/>
-    <w:lsdException w:name="caption" w:uiPriority="35" w:semiHidden="1" w:unhideWhenUsed="1" w:qFormat="1"/>
+    <w:lsdException w:name="caption" w:semiHidden="1" w:uiPriority="35" w:unhideWhenUsed="1" w:qFormat="1"/>
     <w:lsdException w:name="table of figures" w:semiHidden="1" w:unhideWhenUsed="1"/>
     <w:lsdException w:name="envelope address" w:semiHidden="1" w:unhideWhenUsed="1"/>
     <w:lsdException w:name="envelope return" w:semiHidden="1" w:unhideWhenUsed="1"/>
@@ -3989,7 +4423,7 @@
     <w:lsdException w:name="Title" w:uiPriority="10" w:qFormat="1"/>
     <w:lsdException w:name="Closing" w:semiHidden="1" w:unhideWhenUsed="1"/>
     <w:lsdException w:name="Signature" w:semiHidden="1" w:unhideWhenUsed="1"/>
-    <w:lsdException w:name="Default Paragraph Font" w:uiPriority="1" w:semiHidden="1" w:unhideWhenUsed="1"/>
+    <w:lsdException w:name="Default Paragraph Font" w:semiHidden="1" w:uiPriority="1" w:unhideWhenUsed="1"/>
     <w:lsdException w:name="Body Text" w:semiHidden="1" w:unhideWhenUsed="1"/>
     <w:lsdException w:name="Body Text Indent" w:semiHidden="1" w:unhideWhenUsed="1"/>
     <w:lsdException w:name="List Continue" w:semiHidden="1" w:unhideWhenUsed="1"/>
@@ -4189,8 +4623,8 @@
     <w:lsdException w:name="Subtle Reference" w:uiPriority="31" w:qFormat="1"/>
     <w:lsdException w:name="Intense Reference" w:uiPriority="32" w:qFormat="1"/>
     <w:lsdException w:name="Book Title" w:uiPriority="33" w:qFormat="1"/>
-    <w:lsdException w:name="Bibliography" w:uiPriority="37" w:semiHidden="1" w:unhideWhenUsed="1"/>
-    <w:lsdException w:name="TOC Heading" w:uiPriority="39" w:semiHidden="1" w:unhideWhenUsed="1" w:qFormat="1"/>
+    <w:lsdException w:name="Bibliography" w:semiHidden="1" w:uiPriority="37" w:unhideWhenUsed="1"/>
+    <w:lsdException w:name="TOC Heading" w:semiHidden="1" w:uiPriority="39" w:unhideWhenUsed="1" w:qFormat="1"/>
     <w:lsdException w:name="Plain Table 1" w:uiPriority="41"/>
     <w:lsdException w:name="Plain Table 2" w:uiPriority="42"/>
     <w:lsdException w:name="Plain Table 3" w:uiPriority="43"/>
@@ -4301,48 +4735,36 @@
     <w:lsdException w:name="Unresolved Mention" w:semiHidden="1" w:unhideWhenUsed="1"/>
     <w:lsdException w:name="Smart Link" w:semiHidden="1" w:unhideWhenUsed="1"/>
   </w:latentStyles>
-  <w:style w:type="paragraph" w:styleId="Normal" w:default="1">
+  <w:style w:type="paragraph" w:default="1" w:styleId="Normal">
     <w:name w:val="Normal"/>
     <w:qFormat/>
     <w:pPr>
-      <w:widowControl/>
-      <w:bidi w:val="0"/>
-      <w:spacing w:lineRule="auto" w:line="276" w:before="0" w:after="160"/>
-      <w:jc w:val="left"/>
+      <w:spacing w:after="160" w:line="276" w:lineRule="auto"/>
     </w:pPr>
-    <w:rPr>
-      <w:rFonts w:ascii="Aptos" w:hAnsi="Aptos" w:eastAsia="Aptos" w:cs="Arial" w:asciiTheme="minorHAnsi" w:cstheme="minorBidi" w:eastAsiaTheme="minorHAnsi" w:hAnsiTheme="minorHAnsi"/>
-      <w:color w:val="auto"/>
-      <w:kern w:val="2"/>
-      <w:sz w:val="24"/>
-      <w:szCs w:val="24"/>
-      <w:lang w:val="en-GB" w:eastAsia="en-US" w:bidi="ar-SA"/>
-      <w14:ligatures w14:val="standardContextual"/>
-    </w:rPr>
   </w:style>
   <w:style w:type="paragraph" w:styleId="Heading1">
-    <w:name w:val="Heading 1"/>
+    <w:name w:val="heading 1"/>
     <w:basedOn w:val="Normal"/>
     <w:next w:val="Normal"/>
     <w:link w:val="Heading1Char"/>
     <w:uiPriority w:val="9"/>
     <w:qFormat/>
-    <w:rsid w:val="007b1d3d"/>
+    <w:rsid w:val="007B1D3D"/>
     <w:pPr>
-      <w:keepNext w:val="true"/>
+      <w:keepNext/>
       <w:keepLines/>
       <w:spacing w:before="360" w:after="80"/>
       <w:outlineLvl w:val="0"/>
     </w:pPr>
     <w:rPr>
-      <w:rFonts w:ascii="Aptos Display" w:hAnsi="Aptos Display" w:eastAsia="游ゴシック Light" w:cs="Times New Roman" w:asciiTheme="majorHAnsi" w:cstheme="majorBidi" w:eastAsiaTheme="majorEastAsia" w:hAnsiTheme="majorHAnsi"/>
-      <w:color w:val="0F4761" w:themeColor="accent1" w:themeShade="bf"/>
+      <w:rFonts w:asciiTheme="majorHAnsi" w:eastAsiaTheme="majorEastAsia" w:hAnsiTheme="majorHAnsi" w:cstheme="majorBidi"/>
+      <w:color w:val="0F4761" w:themeColor="accent1" w:themeShade="BF"/>
       <w:sz w:val="40"/>
       <w:szCs w:val="40"/>
     </w:rPr>
   </w:style>
   <w:style w:type="paragraph" w:styleId="Heading2">
-    <w:name w:val="Heading 2"/>
+    <w:name w:val="heading 2"/>
     <w:basedOn w:val="Normal"/>
     <w:next w:val="Normal"/>
     <w:link w:val="Heading2Char"/>
@@ -4350,22 +4772,22 @@
     <w:semiHidden/>
     <w:unhideWhenUsed/>
     <w:qFormat/>
-    <w:rsid w:val="007b1d3d"/>
+    <w:rsid w:val="007B1D3D"/>
     <w:pPr>
-      <w:keepNext w:val="true"/>
+      <w:keepNext/>
       <w:keepLines/>
       <w:spacing w:before="160" w:after="80"/>
       <w:outlineLvl w:val="1"/>
     </w:pPr>
     <w:rPr>
-      <w:rFonts w:ascii="Aptos Display" w:hAnsi="Aptos Display" w:eastAsia="游ゴシック Light" w:cs="Times New Roman" w:asciiTheme="majorHAnsi" w:cstheme="majorBidi" w:eastAsiaTheme="majorEastAsia" w:hAnsiTheme="majorHAnsi"/>
-      <w:color w:val="0F4761" w:themeColor="accent1" w:themeShade="bf"/>
+      <w:rFonts w:asciiTheme="majorHAnsi" w:eastAsiaTheme="majorEastAsia" w:hAnsiTheme="majorHAnsi" w:cstheme="majorBidi"/>
+      <w:color w:val="0F4761" w:themeColor="accent1" w:themeShade="BF"/>
       <w:sz w:val="32"/>
       <w:szCs w:val="32"/>
     </w:rPr>
   </w:style>
   <w:style w:type="paragraph" w:styleId="Heading3">
-    <w:name w:val="Heading 3"/>
+    <w:name w:val="heading 3"/>
     <w:basedOn w:val="Normal"/>
     <w:next w:val="Normal"/>
     <w:link w:val="Heading3Char"/>
@@ -4373,22 +4795,22 @@
     <w:semiHidden/>
     <w:unhideWhenUsed/>
     <w:qFormat/>
-    <w:rsid w:val="007b1d3d"/>
+    <w:rsid w:val="007B1D3D"/>
     <w:pPr>
-      <w:keepNext w:val="true"/>
+      <w:keepNext/>
       <w:keepLines/>
       <w:spacing w:before="160" w:after="80"/>
       <w:outlineLvl w:val="2"/>
     </w:pPr>
     <w:rPr>
-      <w:rFonts w:eastAsia="游ゴシック Light" w:cs="Times New Roman" w:cstheme="majorBidi" w:eastAsiaTheme="majorEastAsia"/>
-      <w:color w:val="0F4761" w:themeColor="accent1" w:themeShade="bf"/>
+      <w:rFonts w:eastAsiaTheme="majorEastAsia" w:cstheme="majorBidi"/>
+      <w:color w:val="0F4761" w:themeColor="accent1" w:themeShade="BF"/>
       <w:sz w:val="28"/>
       <w:szCs w:val="28"/>
     </w:rPr>
   </w:style>
   <w:style w:type="paragraph" w:styleId="Heading4">
-    <w:name w:val="Heading 4"/>
+    <w:name w:val="heading 4"/>
     <w:basedOn w:val="Normal"/>
     <w:next w:val="Normal"/>
     <w:link w:val="Heading4Char"/>
@@ -4396,22 +4818,22 @@
     <w:semiHidden/>
     <w:unhideWhenUsed/>
     <w:qFormat/>
-    <w:rsid w:val="007b1d3d"/>
+    <w:rsid w:val="007B1D3D"/>
     <w:pPr>
-      <w:keepNext w:val="true"/>
+      <w:keepNext/>
       <w:keepLines/>
       <w:spacing w:before="80" w:after="40"/>
       <w:outlineLvl w:val="3"/>
     </w:pPr>
     <w:rPr>
-      <w:rFonts w:eastAsia="游ゴシック Light" w:cs="Times New Roman" w:cstheme="majorBidi" w:eastAsiaTheme="majorEastAsia"/>
+      <w:rFonts w:eastAsiaTheme="majorEastAsia" w:cstheme="majorBidi"/>
       <w:i/>
       <w:iCs/>
-      <w:color w:val="0F4761" w:themeColor="accent1" w:themeShade="bf"/>
+      <w:color w:val="0F4761" w:themeColor="accent1" w:themeShade="BF"/>
     </w:rPr>
   </w:style>
   <w:style w:type="paragraph" w:styleId="Heading5">
-    <w:name w:val="Heading 5"/>
+    <w:name w:val="heading 5"/>
     <w:basedOn w:val="Normal"/>
     <w:next w:val="Normal"/>
     <w:link w:val="Heading5Char"/>
@@ -4419,20 +4841,20 @@
     <w:semiHidden/>
     <w:unhideWhenUsed/>
     <w:qFormat/>
-    <w:rsid w:val="007b1d3d"/>
+    <w:rsid w:val="007B1D3D"/>
     <w:pPr>
-      <w:keepNext w:val="true"/>
+      <w:keepNext/>
       <w:keepLines/>
       <w:spacing w:before="80" w:after="40"/>
       <w:outlineLvl w:val="4"/>
     </w:pPr>
     <w:rPr>
-      <w:rFonts w:eastAsia="游ゴシック Light" w:cs="Times New Roman" w:cstheme="majorBidi" w:eastAsiaTheme="majorEastAsia"/>
-      <w:color w:val="0F4761" w:themeColor="accent1" w:themeShade="bf"/>
+      <w:rFonts w:eastAsiaTheme="majorEastAsia" w:cstheme="majorBidi"/>
+      <w:color w:val="0F4761" w:themeColor="accent1" w:themeShade="BF"/>
     </w:rPr>
   </w:style>
   <w:style w:type="paragraph" w:styleId="Heading6">
-    <w:name w:val="Heading 6"/>
+    <w:name w:val="heading 6"/>
     <w:basedOn w:val="Normal"/>
     <w:next w:val="Normal"/>
     <w:link w:val="Heading6Char"/>
@@ -4440,22 +4862,22 @@
     <w:semiHidden/>
     <w:unhideWhenUsed/>
     <w:qFormat/>
-    <w:rsid w:val="007b1d3d"/>
+    <w:rsid w:val="007B1D3D"/>
     <w:pPr>
-      <w:keepNext w:val="true"/>
+      <w:keepNext/>
       <w:keepLines/>
       <w:spacing w:before="40" w:after="0"/>
       <w:outlineLvl w:val="5"/>
     </w:pPr>
     <w:rPr>
-      <w:rFonts w:eastAsia="游ゴシック Light" w:cs="Times New Roman" w:cstheme="majorBidi" w:eastAsiaTheme="majorEastAsia"/>
+      <w:rFonts w:eastAsiaTheme="majorEastAsia" w:cstheme="majorBidi"/>
       <w:i/>
       <w:iCs/>
-      <w:color w:val="595959" w:themeColor="text1" w:themeTint="a6"/>
+      <w:color w:val="595959" w:themeColor="text1" w:themeTint="A6"/>
     </w:rPr>
   </w:style>
   <w:style w:type="paragraph" w:styleId="Heading7">
-    <w:name w:val="Heading 7"/>
+    <w:name w:val="heading 7"/>
     <w:basedOn w:val="Normal"/>
     <w:next w:val="Normal"/>
     <w:link w:val="Heading7Char"/>
@@ -4463,20 +4885,20 @@
     <w:semiHidden/>
     <w:unhideWhenUsed/>
     <w:qFormat/>
-    <w:rsid w:val="007b1d3d"/>
+    <w:rsid w:val="007B1D3D"/>
     <w:pPr>
-      <w:keepNext w:val="true"/>
+      <w:keepNext/>
       <w:keepLines/>
       <w:spacing w:before="40" w:after="0"/>
       <w:outlineLvl w:val="6"/>
     </w:pPr>
     <w:rPr>
-      <w:rFonts w:eastAsia="游ゴシック Light" w:cs="Times New Roman" w:cstheme="majorBidi" w:eastAsiaTheme="majorEastAsia"/>
-      <w:color w:val="595959" w:themeColor="text1" w:themeTint="a6"/>
+      <w:rFonts w:eastAsiaTheme="majorEastAsia" w:cstheme="majorBidi"/>
+      <w:color w:val="595959" w:themeColor="text1" w:themeTint="A6"/>
     </w:rPr>
   </w:style>
   <w:style w:type="paragraph" w:styleId="Heading8">
-    <w:name w:val="Heading 8"/>
+    <w:name w:val="heading 8"/>
     <w:basedOn w:val="Normal"/>
     <w:next w:val="Normal"/>
     <w:link w:val="Heading8Char"/>
@@ -4484,22 +4906,22 @@
     <w:semiHidden/>
     <w:unhideWhenUsed/>
     <w:qFormat/>
-    <w:rsid w:val="007b1d3d"/>
+    <w:rsid w:val="007B1D3D"/>
     <w:pPr>
-      <w:keepNext w:val="true"/>
+      <w:keepNext/>
       <w:keepLines/>
-      <w:spacing w:before="0" w:after="0"/>
+      <w:spacing w:after="0"/>
       <w:outlineLvl w:val="7"/>
     </w:pPr>
     <w:rPr>
-      <w:rFonts w:eastAsia="游ゴシック Light" w:cs="Times New Roman" w:cstheme="majorBidi" w:eastAsiaTheme="majorEastAsia"/>
+      <w:rFonts w:eastAsiaTheme="majorEastAsia" w:cstheme="majorBidi"/>
       <w:i/>
       <w:iCs/>
-      <w:color w:val="272727" w:themeColor="text1" w:themeTint="d8"/>
+      <w:color w:val="272727" w:themeColor="text1" w:themeTint="D8"/>
     </w:rPr>
   </w:style>
   <w:style w:type="paragraph" w:styleId="Heading9">
-    <w:name w:val="Heading 9"/>
+    <w:name w:val="heading 9"/>
     <w:basedOn w:val="Normal"/>
     <w:next w:val="Normal"/>
     <w:link w:val="Heading9Char"/>
@@ -4507,195 +4929,214 @@
     <w:semiHidden/>
     <w:unhideWhenUsed/>
     <w:qFormat/>
-    <w:rsid w:val="007b1d3d"/>
+    <w:rsid w:val="007B1D3D"/>
     <w:pPr>
-      <w:keepNext w:val="true"/>
+      <w:keepNext/>
       <w:keepLines/>
-      <w:spacing w:before="0" w:after="0"/>
+      <w:spacing w:after="0"/>
       <w:outlineLvl w:val="8"/>
     </w:pPr>
     <w:rPr>
-      <w:rFonts w:eastAsia="游ゴシック Light" w:cs="Times New Roman" w:cstheme="majorBidi" w:eastAsiaTheme="majorEastAsia"/>
-      <w:color w:val="272727" w:themeColor="text1" w:themeTint="d8"/>
+      <w:rFonts w:eastAsiaTheme="majorEastAsia" w:cstheme="majorBidi"/>
+      <w:color w:val="272727" w:themeColor="text1" w:themeTint="D8"/>
     </w:rPr>
   </w:style>
-  <w:style w:type="character" w:styleId="DefaultParagraphFont" w:default="1">
+  <w:style w:type="character" w:default="1" w:styleId="DefaultParagraphFont">
     <w:name w:val="Default Paragraph Font"/>
     <w:uiPriority w:val="1"/>
     <w:semiHidden/>
     <w:unhideWhenUsed/>
-    <w:qFormat/>
-    <w:rPr/>
   </w:style>
-  <w:style w:type="character" w:styleId="Heading1Char" w:customStyle="1">
+  <w:style w:type="table" w:default="1" w:styleId="TableNormal">
+    <w:name w:val="Normal Table"/>
+    <w:uiPriority w:val="99"/>
+    <w:semiHidden/>
+    <w:unhideWhenUsed/>
+    <w:tblPr>
+      <w:tblInd w:w="0" w:type="dxa"/>
+      <w:tblCellMar>
+        <w:top w:w="0" w:type="dxa"/>
+        <w:left w:w="108" w:type="dxa"/>
+        <w:bottom w:w="0" w:type="dxa"/>
+        <w:right w:w="108" w:type="dxa"/>
+      </w:tblCellMar>
+    </w:tblPr>
+  </w:style>
+  <w:style w:type="numbering" w:default="1" w:styleId="NoList">
+    <w:name w:val="No List"/>
+    <w:uiPriority w:val="99"/>
+    <w:semiHidden/>
+    <w:unhideWhenUsed/>
+  </w:style>
+  <w:style w:type="character" w:customStyle="1" w:styleId="Heading1Char">
     <w:name w:val="Heading 1 Char"/>
     <w:basedOn w:val="DefaultParagraphFont"/>
     <w:link w:val="Heading1"/>
     <w:uiPriority w:val="9"/>
     <w:qFormat/>
-    <w:rsid w:val="007b1d3d"/>
+    <w:rsid w:val="007B1D3D"/>
     <w:rPr>
-      <w:rFonts w:ascii="Aptos Display" w:hAnsi="Aptos Display" w:eastAsia="游ゴシック Light" w:cs="Times New Roman" w:asciiTheme="majorHAnsi" w:cstheme="majorBidi" w:eastAsiaTheme="majorEastAsia" w:hAnsiTheme="majorHAnsi"/>
-      <w:color w:val="0F4761" w:themeColor="accent1" w:themeShade="bf"/>
+      <w:rFonts w:asciiTheme="majorHAnsi" w:eastAsiaTheme="majorEastAsia" w:hAnsiTheme="majorHAnsi" w:cstheme="majorBidi"/>
+      <w:color w:val="0F4761" w:themeColor="accent1" w:themeShade="BF"/>
       <w:sz w:val="40"/>
       <w:szCs w:val="40"/>
     </w:rPr>
   </w:style>
-  <w:style w:type="character" w:styleId="Heading2Char" w:customStyle="1">
+  <w:style w:type="character" w:customStyle="1" w:styleId="Heading2Char">
     <w:name w:val="Heading 2 Char"/>
     <w:basedOn w:val="DefaultParagraphFont"/>
     <w:link w:val="Heading2"/>
     <w:uiPriority w:val="9"/>
     <w:semiHidden/>
     <w:qFormat/>
-    <w:rsid w:val="007b1d3d"/>
+    <w:rsid w:val="007B1D3D"/>
     <w:rPr>
-      <w:rFonts w:ascii="Aptos Display" w:hAnsi="Aptos Display" w:eastAsia="游ゴシック Light" w:cs="Times New Roman" w:asciiTheme="majorHAnsi" w:cstheme="majorBidi" w:eastAsiaTheme="majorEastAsia" w:hAnsiTheme="majorHAnsi"/>
-      <w:color w:val="0F4761" w:themeColor="accent1" w:themeShade="bf"/>
+      <w:rFonts w:asciiTheme="majorHAnsi" w:eastAsiaTheme="majorEastAsia" w:hAnsiTheme="majorHAnsi" w:cstheme="majorBidi"/>
+      <w:color w:val="0F4761" w:themeColor="accent1" w:themeShade="BF"/>
       <w:sz w:val="32"/>
       <w:szCs w:val="32"/>
     </w:rPr>
   </w:style>
-  <w:style w:type="character" w:styleId="Heading3Char" w:customStyle="1">
+  <w:style w:type="character" w:customStyle="1" w:styleId="Heading3Char">
     <w:name w:val="Heading 3 Char"/>
     <w:basedOn w:val="DefaultParagraphFont"/>
     <w:link w:val="Heading3"/>
     <w:uiPriority w:val="9"/>
     <w:semiHidden/>
     <w:qFormat/>
-    <w:rsid w:val="007b1d3d"/>
+    <w:rsid w:val="007B1D3D"/>
     <w:rPr>
-      <w:rFonts w:eastAsia="游ゴシック Light" w:cs="Times New Roman" w:cstheme="majorBidi" w:eastAsiaTheme="majorEastAsia"/>
-      <w:color w:val="0F4761" w:themeColor="accent1" w:themeShade="bf"/>
+      <w:rFonts w:eastAsiaTheme="majorEastAsia" w:cstheme="majorBidi"/>
+      <w:color w:val="0F4761" w:themeColor="accent1" w:themeShade="BF"/>
       <w:sz w:val="28"/>
       <w:szCs w:val="28"/>
     </w:rPr>
   </w:style>
-  <w:style w:type="character" w:styleId="Heading4Char" w:customStyle="1">
+  <w:style w:type="character" w:customStyle="1" w:styleId="Heading4Char">
     <w:name w:val="Heading 4 Char"/>
     <w:basedOn w:val="DefaultParagraphFont"/>
     <w:link w:val="Heading4"/>
     <w:uiPriority w:val="9"/>
     <w:semiHidden/>
     <w:qFormat/>
-    <w:rsid w:val="007b1d3d"/>
+    <w:rsid w:val="007B1D3D"/>
     <w:rPr>
-      <w:rFonts w:eastAsia="游ゴシック Light" w:cs="Times New Roman" w:cstheme="majorBidi" w:eastAsiaTheme="majorEastAsia"/>
+      <w:rFonts w:eastAsiaTheme="majorEastAsia" w:cstheme="majorBidi"/>
       <w:i/>
       <w:iCs/>
-      <w:color w:val="0F4761" w:themeColor="accent1" w:themeShade="bf"/>
+      <w:color w:val="0F4761" w:themeColor="accent1" w:themeShade="BF"/>
     </w:rPr>
   </w:style>
-  <w:style w:type="character" w:styleId="Heading5Char" w:customStyle="1">
+  <w:style w:type="character" w:customStyle="1" w:styleId="Heading5Char">
     <w:name w:val="Heading 5 Char"/>
     <w:basedOn w:val="DefaultParagraphFont"/>
     <w:link w:val="Heading5"/>
     <w:uiPriority w:val="9"/>
     <w:semiHidden/>
     <w:qFormat/>
-    <w:rsid w:val="007b1d3d"/>
+    <w:rsid w:val="007B1D3D"/>
     <w:rPr>
-      <w:rFonts w:eastAsia="游ゴシック Light" w:cs="Times New Roman" w:cstheme="majorBidi" w:eastAsiaTheme="majorEastAsia"/>
-      <w:color w:val="0F4761" w:themeColor="accent1" w:themeShade="bf"/>
+      <w:rFonts w:eastAsiaTheme="majorEastAsia" w:cstheme="majorBidi"/>
+      <w:color w:val="0F4761" w:themeColor="accent1" w:themeShade="BF"/>
     </w:rPr>
   </w:style>
-  <w:style w:type="character" w:styleId="Heading6Char" w:customStyle="1">
+  <w:style w:type="character" w:customStyle="1" w:styleId="Heading6Char">
     <w:name w:val="Heading 6 Char"/>
     <w:basedOn w:val="DefaultParagraphFont"/>
     <w:link w:val="Heading6"/>
     <w:uiPriority w:val="9"/>
     <w:semiHidden/>
     <w:qFormat/>
-    <w:rsid w:val="007b1d3d"/>
+    <w:rsid w:val="007B1D3D"/>
     <w:rPr>
-      <w:rFonts w:eastAsia="游ゴシック Light" w:cs="Times New Roman" w:cstheme="majorBidi" w:eastAsiaTheme="majorEastAsia"/>
+      <w:rFonts w:eastAsiaTheme="majorEastAsia" w:cstheme="majorBidi"/>
       <w:i/>
       <w:iCs/>
-      <w:color w:val="595959" w:themeColor="text1" w:themeTint="a6"/>
+      <w:color w:val="595959" w:themeColor="text1" w:themeTint="A6"/>
     </w:rPr>
   </w:style>
-  <w:style w:type="character" w:styleId="Heading7Char" w:customStyle="1">
+  <w:style w:type="character" w:customStyle="1" w:styleId="Heading7Char">
     <w:name w:val="Heading 7 Char"/>
     <w:basedOn w:val="DefaultParagraphFont"/>
     <w:link w:val="Heading7"/>
     <w:uiPriority w:val="9"/>
     <w:semiHidden/>
     <w:qFormat/>
-    <w:rsid w:val="007b1d3d"/>
+    <w:rsid w:val="007B1D3D"/>
     <w:rPr>
-      <w:rFonts w:eastAsia="游ゴシック Light" w:cs="Times New Roman" w:cstheme="majorBidi" w:eastAsiaTheme="majorEastAsia"/>
-      <w:color w:val="595959" w:themeColor="text1" w:themeTint="a6"/>
+      <w:rFonts w:eastAsiaTheme="majorEastAsia" w:cstheme="majorBidi"/>
+      <w:color w:val="595959" w:themeColor="text1" w:themeTint="A6"/>
     </w:rPr>
   </w:style>
-  <w:style w:type="character" w:styleId="Heading8Char" w:customStyle="1">
+  <w:style w:type="character" w:customStyle="1" w:styleId="Heading8Char">
     <w:name w:val="Heading 8 Char"/>
     <w:basedOn w:val="DefaultParagraphFont"/>
     <w:link w:val="Heading8"/>
     <w:uiPriority w:val="9"/>
     <w:semiHidden/>
     <w:qFormat/>
-    <w:rsid w:val="007b1d3d"/>
+    <w:rsid w:val="007B1D3D"/>
     <w:rPr>
-      <w:rFonts w:eastAsia="游ゴシック Light" w:cs="Times New Roman" w:cstheme="majorBidi" w:eastAsiaTheme="majorEastAsia"/>
+      <w:rFonts w:eastAsiaTheme="majorEastAsia" w:cstheme="majorBidi"/>
       <w:i/>
       <w:iCs/>
-      <w:color w:val="272727" w:themeColor="text1" w:themeTint="d8"/>
+      <w:color w:val="272727" w:themeColor="text1" w:themeTint="D8"/>
     </w:rPr>
   </w:style>
-  <w:style w:type="character" w:styleId="Heading9Char" w:customStyle="1">
+  <w:style w:type="character" w:customStyle="1" w:styleId="Heading9Char">
     <w:name w:val="Heading 9 Char"/>
     <w:basedOn w:val="DefaultParagraphFont"/>
     <w:link w:val="Heading9"/>
     <w:uiPriority w:val="9"/>
     <w:semiHidden/>
     <w:qFormat/>
-    <w:rsid w:val="007b1d3d"/>
+    <w:rsid w:val="007B1D3D"/>
     <w:rPr>
-      <w:rFonts w:eastAsia="游ゴシック Light" w:cs="Times New Roman" w:cstheme="majorBidi" w:eastAsiaTheme="majorEastAsia"/>
-      <w:color w:val="272727" w:themeColor="text1" w:themeTint="d8"/>
+      <w:rFonts w:eastAsiaTheme="majorEastAsia" w:cstheme="majorBidi"/>
+      <w:color w:val="272727" w:themeColor="text1" w:themeTint="D8"/>
     </w:rPr>
   </w:style>
-  <w:style w:type="character" w:styleId="TitleChar" w:customStyle="1">
+  <w:style w:type="character" w:customStyle="1" w:styleId="TitleChar">
     <w:name w:val="Title Char"/>
     <w:basedOn w:val="DefaultParagraphFont"/>
     <w:link w:val="Title"/>
     <w:uiPriority w:val="10"/>
     <w:qFormat/>
-    <w:rsid w:val="007b1d3d"/>
+    <w:rsid w:val="007B1D3D"/>
     <w:rPr>
-      <w:rFonts w:ascii="Aptos Display" w:hAnsi="Aptos Display" w:eastAsia="游ゴシック Light" w:cs="Times New Roman" w:asciiTheme="majorHAnsi" w:cstheme="majorBidi" w:eastAsiaTheme="majorEastAsia" w:hAnsiTheme="majorHAnsi"/>
+      <w:rFonts w:asciiTheme="majorHAnsi" w:eastAsiaTheme="majorEastAsia" w:hAnsiTheme="majorHAnsi" w:cstheme="majorBidi"/>
       <w:spacing w:val="-10"/>
       <w:kern w:val="2"/>
       <w:sz w:val="56"/>
       <w:szCs w:val="56"/>
     </w:rPr>
   </w:style>
-  <w:style w:type="character" w:styleId="SubtitleChar" w:customStyle="1">
+  <w:style w:type="character" w:customStyle="1" w:styleId="SubtitleChar">
     <w:name w:val="Subtitle Char"/>
     <w:basedOn w:val="DefaultParagraphFont"/>
     <w:link w:val="Subtitle"/>
     <w:uiPriority w:val="11"/>
     <w:qFormat/>
-    <w:rsid w:val="007b1d3d"/>
+    <w:rsid w:val="007B1D3D"/>
     <w:rPr>
-      <w:rFonts w:eastAsia="游ゴシック Light" w:cs="Times New Roman" w:cstheme="majorBidi" w:eastAsiaTheme="majorEastAsia"/>
-      <w:color w:val="595959" w:themeColor="text1" w:themeTint="a6"/>
+      <w:rFonts w:eastAsiaTheme="majorEastAsia" w:cstheme="majorBidi"/>
+      <w:color w:val="595959" w:themeColor="text1" w:themeTint="A6"/>
       <w:spacing w:val="15"/>
       <w:sz w:val="28"/>
       <w:szCs w:val="28"/>
     </w:rPr>
   </w:style>
-  <w:style w:type="character" w:styleId="QuoteChar" w:customStyle="1">
+  <w:style w:type="character" w:customStyle="1" w:styleId="QuoteChar">
     <w:name w:val="Quote Char"/>
     <w:basedOn w:val="DefaultParagraphFont"/>
     <w:link w:val="Quote"/>
     <w:uiPriority w:val="29"/>
     <w:qFormat/>
-    <w:rsid w:val="007b1d3d"/>
+    <w:rsid w:val="007B1D3D"/>
     <w:rPr>
       <w:i/>
       <w:iCs/>
-      <w:color w:val="404040" w:themeColor="text1" w:themeTint="bf"/>
+      <w:color w:val="404040" w:themeColor="text1" w:themeTint="BF"/>
     </w:rPr>
   </w:style>
   <w:style w:type="character" w:styleId="IntenseEmphasis">
@@ -4703,24 +5144,24 @@
     <w:basedOn w:val="DefaultParagraphFont"/>
     <w:uiPriority w:val="21"/>
     <w:qFormat/>
-    <w:rsid w:val="007b1d3d"/>
+    <w:rsid w:val="007B1D3D"/>
     <w:rPr>
       <w:i/>
       <w:iCs/>
-      <w:color w:val="0F4761" w:themeColor="accent1" w:themeShade="bf"/>
+      <w:color w:val="0F4761" w:themeColor="accent1" w:themeShade="BF"/>
     </w:rPr>
   </w:style>
-  <w:style w:type="character" w:styleId="IntenseQuoteChar" w:customStyle="1">
+  <w:style w:type="character" w:customStyle="1" w:styleId="IntenseQuoteChar">
     <w:name w:val="Intense Quote Char"/>
     <w:basedOn w:val="DefaultParagraphFont"/>
     <w:link w:val="IntenseQuote"/>
     <w:uiPriority w:val="30"/>
     <w:qFormat/>
-    <w:rsid w:val="007b1d3d"/>
+    <w:rsid w:val="007B1D3D"/>
     <w:rPr>
       <w:i/>
       <w:iCs/>
-      <w:color w:val="0F4761" w:themeColor="accent1" w:themeShade="bf"/>
+      <w:color w:val="0F4761" w:themeColor="accent1" w:themeShade="BF"/>
     </w:rPr>
   </w:style>
   <w:style w:type="character" w:styleId="IntenseReference">
@@ -4728,16 +5169,16 @@
     <w:basedOn w:val="DefaultParagraphFont"/>
     <w:uiPriority w:val="32"/>
     <w:qFormat/>
-    <w:rsid w:val="007b1d3d"/>
+    <w:rsid w:val="007B1D3D"/>
     <w:rPr>
       <w:b/>
       <w:bCs/>
       <w:smallCaps/>
-      <w:color w:val="0F4761" w:themeColor="accent1" w:themeShade="bf"/>
+      <w:color w:val="0F4761" w:themeColor="accent1" w:themeShade="BF"/>
       <w:spacing w:val="5"/>
     </w:rPr>
   </w:style>
-  <w:style w:type="character" w:styleId="StrongEmphasis">
+  <w:style w:type="character" w:customStyle="1" w:styleId="StrongEmphasis">
     <w:name w:val="Strong Emphasis"/>
     <w:qFormat/>
     <w:rPr>
@@ -4745,46 +5186,44 @@
       <w:bCs/>
     </w:rPr>
   </w:style>
-  <w:style w:type="character" w:styleId="Bullets">
+  <w:style w:type="character" w:customStyle="1" w:styleId="Bullets">
     <w:name w:val="Bullets"/>
     <w:qFormat/>
     <w:rPr>
-      <w:rFonts w:ascii="OpenSymbol" w:hAnsi="OpenSymbol" w:eastAsia="OpenSymbol" w:cs="OpenSymbol"/>
+      <w:rFonts w:ascii="OpenSymbol" w:eastAsia="OpenSymbol" w:hAnsi="OpenSymbol" w:cs="OpenSymbol"/>
     </w:rPr>
   </w:style>
-  <w:style w:type="paragraph" w:styleId="Heading">
+  <w:style w:type="paragraph" w:customStyle="1" w:styleId="Heading">
     <w:name w:val="Heading"/>
     <w:basedOn w:val="Normal"/>
-    <w:next w:val="TextBody"/>
+    <w:next w:val="BodyText"/>
     <w:qFormat/>
     <w:pPr>
-      <w:keepNext w:val="true"/>
+      <w:keepNext/>
       <w:spacing w:before="240" w:after="120"/>
     </w:pPr>
     <w:rPr>
-      <w:rFonts w:ascii="Liberation Sans" w:hAnsi="Liberation Sans" w:eastAsia="Microsoft YaHei" w:cs="Lucida Sans"/>
+      <w:rFonts w:ascii="Liberation Sans" w:eastAsia="Microsoft YaHei" w:hAnsi="Liberation Sans" w:cs="Lucida Sans"/>
       <w:sz w:val="28"/>
       <w:szCs w:val="28"/>
     </w:rPr>
   </w:style>
-  <w:style w:type="paragraph" w:styleId="TextBody">
+  <w:style w:type="paragraph" w:styleId="BodyText">
     <w:name w:val="Body Text"/>
     <w:basedOn w:val="Normal"/>
     <w:pPr>
-      <w:spacing w:lineRule="auto" w:line="276" w:before="0" w:after="140"/>
+      <w:spacing w:after="140"/>
     </w:pPr>
-    <w:rPr/>
   </w:style>
   <w:style w:type="paragraph" w:styleId="List">
     <w:name w:val="List"/>
-    <w:basedOn w:val="TextBody"/>
-    <w:pPr/>
+    <w:basedOn w:val="BodyText"/>
     <w:rPr>
       <w:rFonts w:cs="Lucida Sans"/>
     </w:rPr>
   </w:style>
   <w:style w:type="paragraph" w:styleId="Caption">
-    <w:name w:val="Caption"/>
+    <w:name w:val="caption"/>
     <w:basedOn w:val="Normal"/>
     <w:qFormat/>
     <w:pPr>
@@ -4795,11 +5234,9 @@
       <w:rFonts w:cs="Lucida Sans"/>
       <w:i/>
       <w:iCs/>
-      <w:sz w:val="24"/>
-      <w:szCs w:val="24"/>
     </w:rPr>
   </w:style>
-  <w:style w:type="paragraph" w:styleId="Index">
+  <w:style w:type="paragraph" w:customStyle="1" w:styleId="Index">
     <w:name w:val="Index"/>
     <w:basedOn w:val="Normal"/>
     <w:qFormat/>
@@ -4817,15 +5254,14 @@
     <w:link w:val="TitleChar"/>
     <w:uiPriority w:val="10"/>
     <w:qFormat/>
-    <w:rsid w:val="007b1d3d"/>
+    <w:rsid w:val="007B1D3D"/>
     <w:pPr>
-      <w:spacing w:lineRule="auto" w:line="240" w:before="0" w:after="80"/>
+      <w:spacing w:after="80" w:line="240" w:lineRule="auto"/>
       <w:contextualSpacing/>
     </w:pPr>
     <w:rPr>
-      <w:rFonts w:ascii="Aptos Display" w:hAnsi="Aptos Display" w:eastAsia="游ゴシック Light" w:cs="Times New Roman" w:asciiTheme="majorHAnsi" w:cstheme="majorBidi" w:eastAsiaTheme="majorEastAsia" w:hAnsiTheme="majorHAnsi"/>
+      <w:rFonts w:asciiTheme="majorHAnsi" w:eastAsiaTheme="majorEastAsia" w:hAnsiTheme="majorHAnsi" w:cstheme="majorBidi"/>
       <w:spacing w:val="-10"/>
-      <w:kern w:val="2"/>
       <w:sz w:val="56"/>
       <w:szCs w:val="56"/>
     </w:rPr>
@@ -4837,11 +5273,10 @@
     <w:link w:val="SubtitleChar"/>
     <w:uiPriority w:val="11"/>
     <w:qFormat/>
-    <w:rsid w:val="007b1d3d"/>
-    <w:pPr/>
+    <w:rsid w:val="007B1D3D"/>
     <w:rPr>
-      <w:rFonts w:eastAsia="游ゴシック Light" w:cs="Times New Roman" w:cstheme="majorBidi" w:eastAsiaTheme="majorEastAsia"/>
-      <w:color w:val="595959" w:themeColor="text1" w:themeTint="a6"/>
+      <w:rFonts w:eastAsiaTheme="majorEastAsia" w:cstheme="majorBidi"/>
+      <w:color w:val="595959" w:themeColor="text1" w:themeTint="A6"/>
       <w:spacing w:val="15"/>
       <w:sz w:val="28"/>
       <w:szCs w:val="28"/>
@@ -4854,15 +5289,15 @@
     <w:link w:val="QuoteChar"/>
     <w:uiPriority w:val="29"/>
     <w:qFormat/>
-    <w:rsid w:val="007b1d3d"/>
+    <w:rsid w:val="007B1D3D"/>
     <w:pPr>
-      <w:spacing w:before="160" w:after="160"/>
+      <w:spacing w:before="160"/>
       <w:jc w:val="center"/>
     </w:pPr>
     <w:rPr>
       <w:i/>
       <w:iCs/>
-      <w:color w:val="404040" w:themeColor="text1" w:themeTint="bf"/>
+      <w:color w:val="404040" w:themeColor="text1" w:themeTint="BF"/>
     </w:rPr>
   </w:style>
   <w:style w:type="paragraph" w:styleId="ListParagraph">
@@ -4870,13 +5305,11 @@
     <w:basedOn w:val="Normal"/>
     <w:uiPriority w:val="34"/>
     <w:qFormat/>
-    <w:rsid w:val="007b1d3d"/>
+    <w:rsid w:val="007B1D3D"/>
     <w:pPr>
-      <w:spacing w:before="0" w:after="160"/>
-      <w:ind w:left="720" w:hanging="0"/>
+      <w:ind w:left="720"/>
       <w:contextualSpacing/>
     </w:pPr>
-    <w:rPr/>
   </w:style>
   <w:style w:type="paragraph" w:styleId="IntenseQuote">
     <w:name w:val="Intense Quote"/>
@@ -4885,42 +5318,46 @@
     <w:link w:val="IntenseQuoteChar"/>
     <w:uiPriority w:val="30"/>
     <w:qFormat/>
-    <w:rsid w:val="007b1d3d"/>
+    <w:rsid w:val="007B1D3D"/>
     <w:pPr>
       <w:pBdr>
         <w:top w:val="single" w:sz="4" w:space="10" w:color="0F4761"/>
         <w:bottom w:val="single" w:sz="4" w:space="10" w:color="0F4761"/>
       </w:pBdr>
       <w:spacing w:before="360" w:after="360"/>
-      <w:ind w:left="864" w:right="864" w:hanging="0"/>
+      <w:ind w:left="864" w:right="864"/>
       <w:jc w:val="center"/>
     </w:pPr>
     <w:rPr>
       <w:i/>
       <w:iCs/>
-      <w:color w:val="0F4761" w:themeColor="accent1" w:themeShade="bf"/>
+      <w:color w:val="0F4761" w:themeColor="accent1" w:themeShade="BF"/>
     </w:rPr>
   </w:style>
-  <w:style w:type="numbering" w:styleId="NoList" w:default="1">
-    <w:name w:val="No List"/>
-    <w:uiPriority w:val="99"/>
-    <w:semiHidden/>
-    <w:unhideWhenUsed/>
-    <w:qFormat/>
+  <w:style w:type="paragraph" w:customStyle="1" w:styleId="paragraph">
+    <w:name w:val="paragraph"/>
+    <w:basedOn w:val="Normal"/>
+    <w:rsid w:val="00DE2000"/>
+    <w:pPr>
+      <w:suppressAutoHyphens w:val="0"/>
+      <w:spacing w:before="100" w:beforeAutospacing="1" w:after="100" w:afterAutospacing="1" w:line="240" w:lineRule="auto"/>
+    </w:pPr>
+    <w:rPr>
+      <w:rFonts w:ascii="Times New Roman" w:eastAsia="Times New Roman" w:hAnsi="Times New Roman" w:cs="Times New Roman"/>
+      <w:kern w:val="0"/>
+      <w:lang w:eastAsia="en-GB"/>
+      <w14:ligatures w14:val="none"/>
+    </w:rPr>
   </w:style>
-  <w:style w:type="table" w:default="1" w:styleId="TableNormal">
-    <w:name w:val="Normal Table"/>
-    <w:uiPriority w:val="99"/>
-    <w:semiHidden/>
-    <w:unhideWhenUsed/>
-    <w:tblPr>
-      <w:tblCellMar>
-        <w:top w:w="0" w:type="dxa"/>
-        <w:left w:w="108" w:type="dxa"/>
-        <w:bottom w:w="0" w:type="dxa"/>
-        <w:right w:w="108" w:type="dxa"/>
-      </w:tblCellMar>
-    </w:tblPr>
+  <w:style w:type="character" w:customStyle="1" w:styleId="normaltextrun">
+    <w:name w:val="normaltextrun"/>
+    <w:basedOn w:val="DefaultParagraphFont"/>
+    <w:rsid w:val="00DE2000"/>
+  </w:style>
+  <w:style w:type="character" w:customStyle="1" w:styleId="eop">
+    <w:name w:val="eop"/>
+    <w:basedOn w:val="DefaultParagraphFont"/>
+    <w:rsid w:val="00DE2000"/>
   </w:style>
 </w:styles>
 </file>
@@ -5227,6 +5664,15 @@
 </file>
 
 <file path=customXml/item2.xml><?xml version="1.0" encoding="utf-8"?>
+<?mso-contentType ?>
+<FormTemplates xmlns="http://schemas.microsoft.com/sharepoint/v3/contenttype/forms">
+  <Display>DocumentLibraryForm</Display>
+  <Edit>DocumentLibraryForm</Edit>
+  <New>DocumentLibraryForm</New>
+</FormTemplates>
+</file>
+
+<file path=customXml/item3.xml><?xml version="1.0" encoding="utf-8"?>
 <ct:contentTypeSchema xmlns:ct="http://schemas.microsoft.com/office/2006/metadata/contentType" xmlns:ma="http://schemas.microsoft.com/office/2006/metadata/properties/metaAttributes" ct:_="" ma:_="" ma:contentTypeName="Document" ma:contentTypeID="0x01010041C5393533BA754594E4DAFE4B842B7E" ma:contentTypeVersion="4" ma:contentTypeDescription="Create a new document." ma:contentTypeScope="" ma:versionID="48e8abb2216bfd095626b10c5423a7c5">
   <xsd:schema xmlns:xsd="http://www.w3.org/2001/XMLSchema" xmlns:xs="http://www.w3.org/2001/XMLSchema" xmlns:p="http://schemas.microsoft.com/office/2006/metadata/properties" xmlns:ns2="4bc4ef79-b2df-4c2a-b56e-7c3bb9392cad" targetNamespace="http://schemas.microsoft.com/office/2006/metadata/properties" ma:root="true" ma:fieldsID="dea819e852f3a76c2b68fb53186619ed" ns2:_="">
     <xsd:import namespace="4bc4ef79-b2df-4c2a-b56e-7c3bb9392cad"/>
@@ -5370,15 +5816,6 @@
 </ct:contentTypeSchema>
 </file>
 
-<file path=customXml/item3.xml><?xml version="1.0" encoding="utf-8"?>
-<?mso-contentType ?>
-<FormTemplates xmlns="http://schemas.microsoft.com/sharepoint/v3/contenttype/forms">
-  <Display>DocumentLibraryForm</Display>
-  <Edit>DocumentLibraryForm</Edit>
-  <New>DocumentLibraryForm</New>
-</FormTemplates>
-</file>
-
 <file path=customXml/itemProps1.xml><?xml version="1.0" encoding="utf-8"?>
 <ds:datastoreItem xmlns:ds="http://schemas.openxmlformats.org/officeDocument/2006/customXml" ds:itemID="{329FBB65-0517-45D1-9754-A56DB2C60A21}">
   <ds:schemaRefs>
@@ -5389,6 +5826,14 @@
 </file>
 
 <file path=customXml/itemProps2.xml><?xml version="1.0" encoding="utf-8"?>
+<ds:datastoreItem xmlns:ds="http://schemas.openxmlformats.org/officeDocument/2006/customXml" ds:itemID="{EC70E9BF-C63A-4CA0-AA50-BBBEC9B259F8}">
+  <ds:schemaRefs>
+    <ds:schemaRef ds:uri="http://schemas.microsoft.com/sharepoint/v3/contenttype/forms"/>
+  </ds:schemaRefs>
+</ds:datastoreItem>
+</file>
+
+<file path=customXml/itemProps3.xml><?xml version="1.0" encoding="utf-8"?>
 <ds:datastoreItem xmlns:ds="http://schemas.openxmlformats.org/officeDocument/2006/customXml" ds:itemID="{C0D446AF-4AC7-4A3F-94EF-FAF0FFF7F687}">
   <ds:schemaRefs>
     <ds:schemaRef ds:uri="http://schemas.microsoft.com/office/2006/metadata/contentType"/>
@@ -5404,12 +5849,4 @@
     <ds:schemaRef ds:uri="http://schemas.microsoft.com/internal/obd"/>
   </ds:schemaRefs>
 </ds:datastoreItem>
-</file>
-
-<file path=customXml/itemProps3.xml><?xml version="1.0" encoding="utf-8"?>
-<ds:datastoreItem xmlns:ds="http://schemas.openxmlformats.org/officeDocument/2006/customXml" ds:itemID="{EC70E9BF-C63A-4CA0-AA50-BBBEC9B259F8}">
-  <ds:schemaRefs>
-    <ds:schemaRef ds:uri="http://schemas.microsoft.com/sharepoint/v3/contenttype/forms"/>
-  </ds:schemaRefs>
-</ds:datastoreItem>
 </file>